--- a/docs/Báo cáo Seminar 1.docx
+++ b/docs/Báo cáo Seminar 1.docx
@@ -1,6 +1,6 @@
 
 <file path=word/document.xml><?xml version="1.0" encoding="utf-8"?>
-<w:document xmlns:wpc="http://schemas.microsoft.com/office/word/2010/wordprocessingCanvas" xmlns:cx="http://schemas.microsoft.com/office/drawing/2014/chartex" xmlns:cx1="http://schemas.microsoft.com/office/drawing/2015/9/8/chartex" xmlns:cx2="http://schemas.microsoft.com/office/drawing/2015/10/21/chartex" xmlns:cx3="http://schemas.microsoft.com/office/drawing/2016/5/9/chartex" xmlns:cx4="http://schemas.microsoft.com/office/drawing/2016/5/10/chartex" xmlns:cx5="http://schemas.microsoft.com/office/drawing/2016/5/11/chartex" xmlns:cx6="http://schemas.microsoft.com/office/drawing/2016/5/12/chartex" xmlns:cx7="http://schemas.microsoft.com/office/drawing/2016/5/13/chartex" xmlns:cx8="http://schemas.microsoft.com/office/drawing/2016/5/14/chartex" xmlns:mc="http://schemas.openxmlformats.org/markup-compatibility/2006" xmlns:aink="http://schemas.microsoft.com/office/drawing/2016/ink" xmlns:am3d="http://schemas.microsoft.com/office/drawing/2017/model3d" xmlns:o="urn:schemas-microsoft-com:office:office" xmlns:oel="http://schemas.microsoft.com/office/2019/extlst" xmlns:r="http://schemas.openxmlformats.org/officeDocument/2006/relationships" xmlns:m="http://schemas.openxmlformats.org/officeDocument/2006/math" xmlns:v="urn:schemas-microsoft-com:vml" xmlns:wp14="http://schemas.microsoft.com/office/word/2010/wordprocessingDrawing" xmlns:wp="http://schemas.openxmlformats.org/drawingml/2006/wordprocessingDrawing" xmlns:w10="urn:schemas-microsoft-com:office:word" xmlns:w="http://schemas.openxmlformats.org/wordprocessingml/2006/main" xmlns:w14="http://schemas.microsoft.com/office/word/2010/wordml" xmlns:w15="http://schemas.microsoft.com/office/word/2012/wordml" xmlns:w16cex="http://schemas.microsoft.com/office/word/2018/wordml/cex" xmlns:w16cid="http://schemas.microsoft.com/office/word/2016/wordml/cid" xmlns:w16="http://schemas.microsoft.com/office/word/2018/wordml" xmlns:w16sdtdh="http://schemas.microsoft.com/office/word/2020/wordml/sdtdatahash" xmlns:w16se="http://schemas.microsoft.com/office/word/2015/wordml/symex" xmlns:wpg="http://schemas.microsoft.com/office/word/2010/wordprocessingGroup" xmlns:wpi="http://schemas.microsoft.com/office/word/2010/wordprocessingInk" xmlns:wne="http://schemas.microsoft.com/office/word/2006/wordml" xmlns:wps="http://schemas.microsoft.com/office/word/2010/wordprocessingShape" mc:Ignorable="w14 w15 w16se w16cid w16 w16cex w16sdtdh wp14">
+<w:document xmlns:wpc="http://schemas.microsoft.com/office/word/2010/wordprocessingCanvas" xmlns:cx="http://schemas.microsoft.com/office/drawing/2014/chartex" xmlns:cx1="http://schemas.microsoft.com/office/drawing/2015/9/8/chartex" xmlns:cx2="http://schemas.microsoft.com/office/drawing/2015/10/21/chartex" xmlns:cx3="http://schemas.microsoft.com/office/drawing/2016/5/9/chartex" xmlns:cx4="http://schemas.microsoft.com/office/drawing/2016/5/10/chartex" xmlns:cx5="http://schemas.microsoft.com/office/drawing/2016/5/11/chartex" xmlns:cx6="http://schemas.microsoft.com/office/drawing/2016/5/12/chartex" xmlns:cx7="http://schemas.microsoft.com/office/drawing/2016/5/13/chartex" xmlns:cx8="http://schemas.microsoft.com/office/drawing/2016/5/14/chartex" xmlns:mc="http://schemas.openxmlformats.org/markup-compatibility/2006" xmlns:aink="http://schemas.microsoft.com/office/drawing/2016/ink" xmlns:am3d="http://schemas.microsoft.com/office/drawing/2017/model3d" xmlns:o="urn:schemas-microsoft-com:office:office" xmlns:oel="http://schemas.microsoft.com/office/2019/extlst" xmlns:r="http://schemas.openxmlformats.org/officeDocument/2006/relationships" xmlns:m="http://schemas.openxmlformats.org/officeDocument/2006/math" xmlns:v="urn:schemas-microsoft-com:vml" xmlns:wp14="http://schemas.microsoft.com/office/word/2010/wordprocessingDrawing" xmlns:wp="http://schemas.openxmlformats.org/drawingml/2006/wordprocessingDrawing" xmlns:w10="urn:schemas-microsoft-com:office:word" xmlns:w="http://schemas.openxmlformats.org/wordprocessingml/2006/main" xmlns:w14="http://schemas.microsoft.com/office/word/2010/wordml" xmlns:w15="http://schemas.microsoft.com/office/word/2012/wordml" xmlns:w16cex="http://schemas.microsoft.com/office/word/2018/wordml/cex" xmlns:w16cid="http://schemas.microsoft.com/office/word/2016/wordml/cid" xmlns:w16="http://schemas.microsoft.com/office/word/2018/wordml" xmlns:w16du="http://schemas.microsoft.com/office/word/2023/wordml/word16du" xmlns:w16sdtdh="http://schemas.microsoft.com/office/word/2020/wordml/sdtdatahash" xmlns:w16sdtfl="http://schemas.microsoft.com/office/word/2024/wordml/sdtformatlock" xmlns:w16se="http://schemas.microsoft.com/office/word/2015/wordml/symex" xmlns:wpg="http://schemas.microsoft.com/office/word/2010/wordprocessingGroup" xmlns:wpi="http://schemas.microsoft.com/office/word/2010/wordprocessingInk" xmlns:wne="http://schemas.microsoft.com/office/word/2006/wordml" xmlns:wps="http://schemas.microsoft.com/office/word/2010/wordprocessingShape" mc:Ignorable="w14 w15 w16se w16cid w16 w16cex w16sdtdh w16sdtfl w16du wp14">
   <w:body>
     <w:p>
       <w:pPr>
@@ -444,7 +444,6 @@
         <w:tc>
           <w:tcPr>
             <w:tcW w:w="3260" w:type="dxa"/>
-            <w:shd w:val="clear" w:color="auto" w:fill="auto"/>
             <w:tcMar>
               <w:top w:w="100" w:type="dxa"/>
               <w:left w:w="100" w:type="dxa"/>
@@ -481,7 +480,6 @@
         <w:tc>
           <w:tcPr>
             <w:tcW w:w="2735" w:type="dxa"/>
-            <w:shd w:val="clear" w:color="auto" w:fill="auto"/>
             <w:tcMar>
               <w:top w:w="100" w:type="dxa"/>
               <w:left w:w="100" w:type="dxa"/>
@@ -520,7 +518,6 @@
         <w:tc>
           <w:tcPr>
             <w:tcW w:w="3260" w:type="dxa"/>
-            <w:shd w:val="clear" w:color="auto" w:fill="auto"/>
             <w:tcMar>
               <w:top w:w="100" w:type="dxa"/>
               <w:left w:w="100" w:type="dxa"/>
@@ -556,7 +553,6 @@
         <w:tc>
           <w:tcPr>
             <w:tcW w:w="2735" w:type="dxa"/>
-            <w:shd w:val="clear" w:color="auto" w:fill="auto"/>
             <w:tcMar>
               <w:top w:w="100" w:type="dxa"/>
               <w:left w:w="100" w:type="dxa"/>
@@ -594,7 +590,6 @@
         <w:tc>
           <w:tcPr>
             <w:tcW w:w="3260" w:type="dxa"/>
-            <w:shd w:val="clear" w:color="auto" w:fill="auto"/>
             <w:tcMar>
               <w:top w:w="100" w:type="dxa"/>
               <w:left w:w="100" w:type="dxa"/>
@@ -630,7 +625,6 @@
         <w:tc>
           <w:tcPr>
             <w:tcW w:w="2735" w:type="dxa"/>
-            <w:shd w:val="clear" w:color="auto" w:fill="auto"/>
             <w:tcMar>
               <w:top w:w="100" w:type="dxa"/>
               <w:left w:w="100" w:type="dxa"/>
@@ -668,7 +662,6 @@
         <w:tc>
           <w:tcPr>
             <w:tcW w:w="3260" w:type="dxa"/>
-            <w:shd w:val="clear" w:color="auto" w:fill="auto"/>
             <w:tcMar>
               <w:top w:w="100" w:type="dxa"/>
               <w:left w:w="100" w:type="dxa"/>
@@ -704,7 +697,6 @@
         <w:tc>
           <w:tcPr>
             <w:tcW w:w="2735" w:type="dxa"/>
-            <w:shd w:val="clear" w:color="auto" w:fill="auto"/>
             <w:tcMar>
               <w:top w:w="100" w:type="dxa"/>
               <w:left w:w="100" w:type="dxa"/>
@@ -742,7 +734,6 @@
         <w:tc>
           <w:tcPr>
             <w:tcW w:w="3260" w:type="dxa"/>
-            <w:shd w:val="clear" w:color="auto" w:fill="auto"/>
             <w:tcMar>
               <w:top w:w="100" w:type="dxa"/>
               <w:left w:w="100" w:type="dxa"/>
@@ -778,7 +769,6 @@
         <w:tc>
           <w:tcPr>
             <w:tcW w:w="2735" w:type="dxa"/>
-            <w:shd w:val="clear" w:color="auto" w:fill="auto"/>
             <w:tcMar>
               <w:top w:w="100" w:type="dxa"/>
               <w:left w:w="100" w:type="dxa"/>
@@ -5085,7 +5075,6 @@
         <w:tc>
           <w:tcPr>
             <w:tcW w:w="3109" w:type="dxa"/>
-            <w:shd w:val="clear" w:color="auto" w:fill="auto"/>
             <w:tcMar>
               <w:top w:w="100" w:type="dxa"/>
               <w:left w:w="100" w:type="dxa"/>
@@ -5115,7 +5104,6 @@
         <w:tc>
           <w:tcPr>
             <w:tcW w:w="1843" w:type="dxa"/>
-            <w:shd w:val="clear" w:color="auto" w:fill="auto"/>
             <w:tcMar>
               <w:top w:w="100" w:type="dxa"/>
               <w:left w:w="100" w:type="dxa"/>
@@ -5145,7 +5133,6 @@
         <w:tc>
           <w:tcPr>
             <w:tcW w:w="4273" w:type="dxa"/>
-            <w:shd w:val="clear" w:color="auto" w:fill="auto"/>
             <w:tcMar>
               <w:top w:w="100" w:type="dxa"/>
               <w:left w:w="100" w:type="dxa"/>
@@ -5177,7 +5164,6 @@
         <w:tc>
           <w:tcPr>
             <w:tcW w:w="3109" w:type="dxa"/>
-            <w:shd w:val="clear" w:color="auto" w:fill="auto"/>
             <w:tcMar>
               <w:top w:w="100" w:type="dxa"/>
               <w:left w:w="100" w:type="dxa"/>
@@ -5207,7 +5193,6 @@
         <w:tc>
           <w:tcPr>
             <w:tcW w:w="1843" w:type="dxa"/>
-            <w:shd w:val="clear" w:color="auto" w:fill="auto"/>
             <w:tcMar>
               <w:top w:w="100" w:type="dxa"/>
               <w:left w:w="100" w:type="dxa"/>
@@ -5237,7 +5222,6 @@
         <w:tc>
           <w:tcPr>
             <w:tcW w:w="4273" w:type="dxa"/>
-            <w:shd w:val="clear" w:color="auto" w:fill="auto"/>
             <w:tcMar>
               <w:top w:w="100" w:type="dxa"/>
               <w:left w:w="100" w:type="dxa"/>
@@ -5269,7 +5253,6 @@
         <w:tc>
           <w:tcPr>
             <w:tcW w:w="3109" w:type="dxa"/>
-            <w:shd w:val="clear" w:color="auto" w:fill="auto"/>
             <w:tcMar>
               <w:top w:w="100" w:type="dxa"/>
               <w:left w:w="100" w:type="dxa"/>
@@ -5299,7 +5282,6 @@
         <w:tc>
           <w:tcPr>
             <w:tcW w:w="1843" w:type="dxa"/>
-            <w:shd w:val="clear" w:color="auto" w:fill="auto"/>
             <w:tcMar>
               <w:top w:w="100" w:type="dxa"/>
               <w:left w:w="100" w:type="dxa"/>
@@ -5329,7 +5311,6 @@
         <w:tc>
           <w:tcPr>
             <w:tcW w:w="4273" w:type="dxa"/>
-            <w:shd w:val="clear" w:color="auto" w:fill="auto"/>
             <w:tcMar>
               <w:top w:w="100" w:type="dxa"/>
               <w:left w:w="100" w:type="dxa"/>
@@ -5361,7 +5342,6 @@
         <w:tc>
           <w:tcPr>
             <w:tcW w:w="3109" w:type="dxa"/>
-            <w:shd w:val="clear" w:color="auto" w:fill="auto"/>
             <w:tcMar>
               <w:top w:w="100" w:type="dxa"/>
               <w:left w:w="100" w:type="dxa"/>
@@ -5391,7 +5371,6 @@
         <w:tc>
           <w:tcPr>
             <w:tcW w:w="1843" w:type="dxa"/>
-            <w:shd w:val="clear" w:color="auto" w:fill="auto"/>
             <w:tcMar>
               <w:top w:w="100" w:type="dxa"/>
               <w:left w:w="100" w:type="dxa"/>
@@ -5421,7 +5400,6 @@
         <w:tc>
           <w:tcPr>
             <w:tcW w:w="4273" w:type="dxa"/>
-            <w:shd w:val="clear" w:color="auto" w:fill="auto"/>
             <w:tcMar>
               <w:top w:w="100" w:type="dxa"/>
               <w:left w:w="100" w:type="dxa"/>
@@ -5453,7 +5431,6 @@
         <w:tc>
           <w:tcPr>
             <w:tcW w:w="3109" w:type="dxa"/>
-            <w:shd w:val="clear" w:color="auto" w:fill="auto"/>
             <w:tcMar>
               <w:top w:w="100" w:type="dxa"/>
               <w:left w:w="100" w:type="dxa"/>
@@ -5483,7 +5460,6 @@
         <w:tc>
           <w:tcPr>
             <w:tcW w:w="1843" w:type="dxa"/>
-            <w:shd w:val="clear" w:color="auto" w:fill="auto"/>
             <w:tcMar>
               <w:top w:w="100" w:type="dxa"/>
               <w:left w:w="100" w:type="dxa"/>
@@ -5513,7 +5489,6 @@
         <w:tc>
           <w:tcPr>
             <w:tcW w:w="4273" w:type="dxa"/>
-            <w:shd w:val="clear" w:color="auto" w:fill="auto"/>
             <w:tcMar>
               <w:top w:w="100" w:type="dxa"/>
               <w:left w:w="100" w:type="dxa"/>
@@ -5651,6 +5626,191 @@
     </w:p>
     <w:p>
       <w:pPr>
+        <w:pStyle w:val="Heading2"/>
+        <w:jc w:val="both"/>
+        <w:rPr>
+          <w:bCs/>
+          <w:i w:val="0"/>
+          <w:iCs w:val="0"/>
+          <w:sz w:val="26"/>
+          <w:szCs w:val="26"/>
+        </w:rPr>
+      </w:pPr>
+      <w:bookmarkStart w:id="6" w:name="_Toc228965967"/>
+      <w:r>
+        <w:rPr>
+          <w:bCs/>
+          <w:i w:val="0"/>
+          <w:iCs w:val="0"/>
+          <w:sz w:val="26"/>
+          <w:szCs w:val="26"/>
+        </w:rPr>
+        <w:t>Trong những năm gần đây, sự phát triển mạnh mẽ của Gen AI đang tạo ra nhiều thay đổi trong quy trình phát triển phần mềm. Các công cụ AI hiện nay không chỉ hỗ trợ sinh mã nguồn mà còn có khả năng phân tích yêu cầu, đề xuất kiến trúc hệ thống, tạo giao diện và hỗ trợ kiểm thử. Tuy nhiên, việc sử dụng AI theo hướng Vibe Coding tự phát thường dẫn đến nhiều vấn đề như mã nguồn thiếu nhất quán, khó kiểm soát kiến trúc, phát sinh lỗi logic và khó bảo trì trong quá trình mở rộng hệ thống.</w:t>
+      </w:r>
+    </w:p>
+    <w:p>
+      <w:pPr>
+        <w:pStyle w:val="Heading2"/>
+        <w:jc w:val="both"/>
+        <w:rPr>
+          <w:bCs/>
+          <w:i w:val="0"/>
+          <w:iCs w:val="0"/>
+          <w:sz w:val="26"/>
+          <w:szCs w:val="26"/>
+        </w:rPr>
+      </w:pPr>
+      <w:r>
+        <w:rPr>
+          <w:bCs/>
+          <w:i w:val="0"/>
+          <w:iCs w:val="0"/>
+          <w:sz w:val="26"/>
+          <w:szCs w:val="26"/>
+        </w:rPr>
+        <w:t>Từ thực tế đó, đề tài “Xây dựng quy trình Vibe Engineering phát triển phần mềm</w:t>
+      </w:r>
+      <w:r>
+        <w:rPr>
+          <w:bCs/>
+          <w:i w:val="0"/>
+          <w:iCs w:val="0"/>
+          <w:sz w:val="26"/>
+          <w:szCs w:val="26"/>
+        </w:rPr>
+        <w:t xml:space="preserve"> App Nutrition</w:t>
+      </w:r>
+      <w:r>
+        <w:rPr>
+          <w:bCs/>
+          <w:i w:val="0"/>
+          <w:iCs w:val="0"/>
+          <w:sz w:val="26"/>
+          <w:szCs w:val="26"/>
+        </w:rPr>
+        <w:t>” được thực hiện nhằm nghiên cứu cách ứng dụng AI vào quá trình phát triển phần mềm một cách có kiểm soát. Thay vì chỉ sử dụng AI để sinh mã đơn thuần, đề tài tập trung xây dựng một quy trình phát triển bao gồm phân tích yêu cầu, thiết kế hệ thống, sinh mã, kiểm thử và đánh giá chất lượng đầu ra với sự hỗ trợ của AI.</w:t>
+      </w:r>
+    </w:p>
+    <w:p>
+      <w:pPr>
+        <w:pStyle w:val="Heading2"/>
+        <w:jc w:val="both"/>
+        <w:rPr>
+          <w:bCs/>
+          <w:i w:val="0"/>
+          <w:iCs w:val="0"/>
+          <w:sz w:val="26"/>
+          <w:szCs w:val="26"/>
+        </w:rPr>
+      </w:pPr>
+      <w:r>
+        <w:rPr>
+          <w:bCs/>
+          <w:i w:val="0"/>
+          <w:iCs w:val="0"/>
+          <w:sz w:val="26"/>
+          <w:szCs w:val="26"/>
+        </w:rPr>
+        <w:t xml:space="preserve">Để kiểm chứng tính khả thi của quy trình, nhóm lựa chọn bài toán xây dựng ứng dụng quản lý chế độ ăn uống làm hệ thống thực nghiệm. Đây là một bài toán có tính thực tiễn cao do nhu cầu theo dõi sức khỏe và kiểm soát dinh dưỡng ngày càng phổ biến. Đồng thời, bài toán này cũng có độ phức tạp phù hợp để đánh giá khả năng hỗ trợ của AI trong quá trình phát triển phần mềm, bao gồm các chức năng như tính toán BMI,  quản lý thực đơn, </w:t>
+      </w:r>
+      <w:r>
+        <w:rPr>
+          <w:bCs/>
+          <w:i w:val="0"/>
+          <w:iCs w:val="0"/>
+          <w:sz w:val="26"/>
+          <w:szCs w:val="26"/>
+        </w:rPr>
+        <w:t>quản lý calo nạp vào</w:t>
+      </w:r>
+      <w:r>
+        <w:rPr>
+          <w:bCs/>
+          <w:i w:val="0"/>
+          <w:iCs w:val="0"/>
+          <w:sz w:val="26"/>
+          <w:szCs w:val="26"/>
+        </w:rPr>
+        <w:t>, nhận diện thực phẩm qua hình ảnh và trực quan hóa dữ liệu sức khỏe bằng Dashboard.</w:t>
+      </w:r>
+    </w:p>
+    <w:p>
+      <w:pPr>
+        <w:pStyle w:val="Heading2"/>
+        <w:jc w:val="both"/>
+        <w:rPr>
+          <w:bCs/>
+          <w:i w:val="0"/>
+          <w:iCs w:val="0"/>
+          <w:sz w:val="26"/>
+          <w:szCs w:val="26"/>
+        </w:rPr>
+      </w:pPr>
+      <w:r>
+        <w:rPr>
+          <w:bCs/>
+          <w:i w:val="0"/>
+          <w:iCs w:val="0"/>
+          <w:sz w:val="26"/>
+          <w:szCs w:val="26"/>
+        </w:rPr>
+        <w:t>Bên cạnh việc xây dựng ứng dụng, đề tài còn tập trung đánh giá vai trò của AI trong việc hỗ trợ kỹ sư phần mềm nâng cao tốc độ phát triển, giảm khối lượng công việc lặp lại và tối ưu quy trình xây dựng sản phẩm. Qua đó, đề tài hướng tới việc nghiên cứu một mô hình phát triển phần mềm có sự kết hợp giữa năng lực của con người và khả năng hỗ trợ của AI trong bối cảnh công nghệ hiện đại.</w:t>
+      </w:r>
+    </w:p>
+    <w:p>
+      <w:pPr>
+        <w:pStyle w:val="Heading2"/>
+        <w:jc w:val="both"/>
+        <w:rPr>
+          <w:b/>
+          <w:bCs/>
+          <w:i w:val="0"/>
+          <w:iCs w:val="0"/>
+          <w:color w:val="000000" w:themeColor="text1"/>
+          <w:sz w:val="28"/>
+          <w:szCs w:val="28"/>
+        </w:rPr>
+      </w:pPr>
+      <w:r>
+        <w:rPr>
+          <w:b/>
+          <w:bCs/>
+          <w:i w:val="0"/>
+          <w:iCs w:val="0"/>
+          <w:color w:val="000000" w:themeColor="text1"/>
+          <w:sz w:val="28"/>
+          <w:szCs w:val="28"/>
+        </w:rPr>
+        <w:t xml:space="preserve">1. </w:t>
+      </w:r>
+      <w:r>
+        <w:rPr>
+          <w:b/>
+          <w:bCs/>
+          <w:i w:val="0"/>
+          <w:iCs w:val="0"/>
+          <w:color w:val="000000" w:themeColor="text1"/>
+          <w:sz w:val="28"/>
+          <w:szCs w:val="28"/>
+        </w:rPr>
+        <w:t xml:space="preserve">2. </w:t>
+      </w:r>
+      <w:r>
+        <w:rPr>
+          <w:b/>
+          <w:bCs/>
+          <w:i w:val="0"/>
+          <w:iCs w:val="0"/>
+          <w:color w:val="000000" w:themeColor="text1"/>
+          <w:sz w:val="28"/>
+          <w:szCs w:val="28"/>
+        </w:rPr>
+        <w:t>Mục tiêu nghiên cứu</w:t>
+      </w:r>
+      <w:bookmarkEnd w:id="6"/>
+    </w:p>
+    <w:p>
+      <w:pPr>
         <w:spacing w:after="60" w:line="360" w:lineRule="auto"/>
         <w:contextualSpacing/>
         <w:jc w:val="both"/>
@@ -5666,7 +5826,7 @@
           <w:sz w:val="26"/>
           <w:szCs w:val="26"/>
         </w:rPr>
-        <w:t>Trong bối cảnh xã hội hiện đại, khi chất lượng cuộc sống ngày càng được nâng cao, con người bắt đầu chú trọng hơn đến việc chăm sóc sức khỏe chủ động thông qua chế độ ăn uống hằng ngày. Tuy nhiên, việc duy trì một lối sống lành mạnh đang gặp phải rào cản lớn do sự thiếu hụt các công cụ đo lường và giám sát cá nhân hóa. Đa số người dùng hiện nay thường gặp khó khăn trong việc xác định chính xác nhu cầu năng lượng của cơ thể, dẫn đến việc ăn uống thiếu khoa học, gây ra tình trạng thừa cân, béo phì hoặc suy dinh dưỡng.</w:t>
+        <w:t xml:space="preserve">Mục tiêu cốt lõi của đề tài là nghiên cứu và xây dựng một hệ thống hỗ trợ quản lý dinh dưỡng thông minh, giúp cá nhân hóa lộ trình sức khỏe dựa trên các cơ sở khoa học về y học và dinh dưỡng. Nghiên cứu tập trung vào việc thiết lập một quy trình thu thập và xử lý dữ liệu nhân trắc học chính xác, từ đó chuyển hóa các thông tin về chỉ số khối cơ thể (BMI), tuổi tác và mức độ vận động thành những kế hoạch ăn uống cụ thể, phù hợp với mục tiêu sinh lý của từng cá nhân. </w:t>
       </w:r>
     </w:p>
     <w:p>
@@ -5686,7 +5846,16 @@
           <w:sz w:val="26"/>
           <w:szCs w:val="26"/>
         </w:rPr>
-        <w:t xml:space="preserve">Việc lựa chọn đề tài “App Nutrition” xuất phát từ nhu cầu cấp thiết về một giải pháp công nghệ toàn diện giúp cá nhân hóa lộ trình dinh dưỡng cho từng người dùng. Đề tài tập trung nghiên cứu cách thức kết nối các chỉ số nhân trắc học cơ bản như chiều cao, cân nặng, tuổi tác và cường độ vận động để tính toán chỉ số khối cơ thể (BMI), từ đó xây dựng các kế hoạch ăn uống khoa học theo mục tiêu tăng hoặc giảm cân cụ thể. </w:t>
+        <w:t xml:space="preserve">Song song với đó, đề tài hướng đến việc ứng dụng công nghệ trí tuệ nhân tạo để giải quyết bài toán định lượng calo – một trong những trở ngại lớn nhất trong việc duy trì chế độ ăn. Mục tiêu cụ thể là phát triển khả năng nhận diện thực phẩm qua hình ảnh và phân tích thành phần dinh dưỡng tự động, giúp tối ưu hóa độ chính xác so với phương </w:t>
+      </w:r>
+      <w:r>
+        <w:rPr>
+          <w:bCs/>
+          <w:sz w:val="26"/>
+          <w:szCs w:val="26"/>
+        </w:rPr>
+        <w:lastRenderedPageBreak/>
+        <w:t xml:space="preserve">pháp nhập liệu thủ công truyền thống. Qua đó, nghiên cứu kỳ vọng sẽ chứng minh được hiệu quả của việc kết hợp giữa công nghệ thị giác máy tính và các thuật toán tính toán năng lượng trong việc kiểm soát hàm lượng calo nạp vào hàng ngày. </w:t>
       </w:r>
     </w:p>
     <w:p>
@@ -5706,7 +5875,7 @@
           <w:sz w:val="26"/>
           <w:szCs w:val="26"/>
         </w:rPr>
-        <w:t>Điểm nổi bật của đề tài là ứng dụng trí tuệ nhân tạo vào khả năng nhận diện thực phẩm qua hình ảnh, giúp đơn giản hóa việc tính toán hàm lượng Calo nạp vào – một công việc vốn dĩ rất phức tạp nếu thực hiện thủ công. Hơn thế nữa, dự án còn hướng tới việc xây dựng một hệ sinh thái dữ liệu giúp người dùng linh hoạt thay thế thực đơn nhưng vẫn đảm bảo cân bằng năng lượng. Thông qua hệ thống Dashboard trực quan, người dùng có thể theo dõi sự biến động của cơ thể theo thời gian, từ đó có cái nhìn tổng quát và động lực để duy trì kỷ luật dinh dưỡng. Việc thực hiện đề tài này không chỉ mang lại một công cụ quản lý sức khỏe hữu ích mà còn góp phần hình thành thói quen ăn uống có kiểm soát, nâng cao chất lượng cuộc sống cho cộng đồng trong kỷ nguyên số.</w:t>
+        <w:t>Cuối cùng, đề tài hướng tới việc đánh giá khả năng tương tác và hỗ trợ người dùng trong suốt quá trình thay đổi lối sống. Nghiên cứu tập trung vào việc xây dựng hệ thống theo dõi biến động cân nặng liên tục thông qua Dashboard trực quan, giúp người dùng nhận diện được mối liên hệ chặt chẽ giữa hành vi ăn uống và kết quả sức khỏe thực tế. Kết quả của nghiên cứu không chỉ dừng lại ở một sản phẩm phần mềm, mà còn là minh chứng thực tiễn về một giải pháp công nghệ hỗ trợ con người làm chủ chế độ dinh dưỡng, góp phần nâng cao sức khỏe cộng đồng một cách khoa học và bền vững.</w:t>
       </w:r>
     </w:p>
     <w:p>
@@ -5723,7 +5892,7 @@
           <w:szCs w:val="28"/>
         </w:rPr>
       </w:pPr>
-      <w:bookmarkStart w:id="6" w:name="_Toc228965967"/>
+      <w:bookmarkStart w:id="7" w:name="_Toc228965968"/>
       <w:r>
         <w:rPr>
           <w:b/>
@@ -5734,7 +5903,7 @@
           <w:sz w:val="28"/>
           <w:szCs w:val="28"/>
         </w:rPr>
-        <w:t xml:space="preserve">1. </w:t>
+        <w:t>1.</w:t>
       </w:r>
       <w:r>
         <w:rPr>
@@ -5746,7 +5915,7 @@
           <w:sz w:val="28"/>
           <w:szCs w:val="28"/>
         </w:rPr>
-        <w:t xml:space="preserve">2. </w:t>
+        <w:t xml:space="preserve">3. </w:t>
       </w:r>
       <w:r>
         <w:rPr>
@@ -5758,9 +5927,9 @@
           <w:sz w:val="28"/>
           <w:szCs w:val="28"/>
         </w:rPr>
-        <w:t>Mục tiêu nghiên cứu</w:t>
-      </w:r>
-      <w:bookmarkEnd w:id="6"/>
+        <w:t>Đối tượng và phạm vi của đề tài</w:t>
+      </w:r>
+      <w:bookmarkEnd w:id="7"/>
     </w:p>
     <w:p>
       <w:pPr>
@@ -5768,18 +5937,16 @@
         <w:contextualSpacing/>
         <w:jc w:val="both"/>
         <w:rPr>
-          <w:bCs/>
-          <w:sz w:val="26"/>
-          <w:szCs w:val="26"/>
-        </w:rPr>
-      </w:pPr>
-      <w:r>
-        <w:rPr>
-          <w:bCs/>
-          <w:sz w:val="26"/>
-          <w:szCs w:val="26"/>
-        </w:rPr>
-        <w:t xml:space="preserve">Mục tiêu cốt lõi của đề tài là nghiên cứu và xây dựng một hệ thống hỗ trợ quản lý dinh dưỡng thông minh, giúp cá nhân hóa lộ trình sức khỏe dựa trên các cơ sở khoa học về y học và dinh dưỡng. Nghiên cứu tập trung vào việc thiết lập một quy trình thu thập và xử lý dữ liệu nhân trắc học chính xác, từ đó chuyển hóa các thông tin về chỉ số khối cơ thể (BMI), tuổi tác và mức độ vận động thành những kế hoạch ăn uống cụ thể, phù hợp với mục tiêu sinh lý của từng cá nhân. </w:t>
+          <w:sz w:val="26"/>
+          <w:szCs w:val="26"/>
+        </w:rPr>
+      </w:pPr>
+      <w:r>
+        <w:rPr>
+          <w:sz w:val="26"/>
+          <w:szCs w:val="26"/>
+        </w:rPr>
+        <w:t xml:space="preserve">Về phạm vi triển khai, nghiên cứu tập trung vào nhóm người dùng đang sinh sống và làm việc tại khu vực Việt Nam, đặc biệt là những cá nhân trong độ tuổi trưởng thành có nhu cầu quản lý sức khỏe chủ động tại các đô thị lớn. Việc lựa chọn phạm vi này cho phép nghiên cứu tiếp cận với nhóm đối tượng có thói quen sử dụng thiết bị di động cao, đồng thời có sự quan tâm lớn đến việc kiểm soát cân nặng và tối ưu hóa dinh dưỡng trong bối cảnh nhịp sống hiện đại bận rộn. </w:t>
       </w:r>
     </w:p>
     <w:p>
@@ -5788,20 +5955,71 @@
         <w:contextualSpacing/>
         <w:jc w:val="both"/>
         <w:rPr>
-          <w:bCs/>
-          <w:sz w:val="26"/>
-          <w:szCs w:val="26"/>
-        </w:rPr>
-      </w:pPr>
-      <w:r>
-        <w:rPr>
-          <w:bCs/>
-          <w:sz w:val="26"/>
-          <w:szCs w:val="26"/>
-        </w:rPr>
-        <w:lastRenderedPageBreak/>
-        <w:t xml:space="preserve">Song song với đó, đề tài hướng đến việc ứng dụng công nghệ trí tuệ nhân tạo để giải quyết bài toán định lượng calo – một trong những trở ngại lớn nhất trong việc duy trì chế độ ăn. Mục tiêu cụ thể là phát triển khả năng nhận diện thực phẩm qua hình ảnh và phân tích thành phần dinh dưỡng tự động, giúp tối ưu hóa độ chính xác so với phương pháp nhập liệu thủ công truyền thống. Qua đó, nghiên cứu kỳ vọng sẽ chứng minh được hiệu quả của việc kết hợp giữa công nghệ thị giác máy tính và các thuật toán tính toán năng lượng trong việc kiểm soát hàm lượng calo nạp vào hàng ngày. </w:t>
-      </w:r>
+          <w:b/>
+          <w:sz w:val="26"/>
+          <w:szCs w:val="26"/>
+        </w:rPr>
+      </w:pPr>
+      <w:r>
+        <w:rPr>
+          <w:sz w:val="26"/>
+          <w:szCs w:val="26"/>
+        </w:rPr>
+        <w:t>Về đối tượng và nội dung nghiên cứu, nghiên cứu tập trung vào các giải pháp cá nhân hóa dinh dưỡng dựa trên chỉ số khối cơ thể (BMI) và nhu cầu năng lượng (Calo). Nội dung trọng tâm bao gồm việc thiết lập hồ sơ sức khỏe (chiều cao, cân nặng, cường độ vận động), xây dựng thực đơn gợi ý có khả năng tùy biến linh hoạt, và ứng dụng công nghệ nhận diện hình ảnh để phân tích hàm lượng dinh dưỡng. Thông qua hệ thống Dashboard trực quan, nghiên cứu đi sâu vào phân tích mối liên hệ giữa lượng calo tiêu thụ thực tế và sự thay đổi trọng lượng, giúp người dùng giám sát và điều chỉnh lối sống một cách khoa học nhất.</w:t>
+      </w:r>
+    </w:p>
+    <w:p>
+      <w:pPr>
+        <w:pStyle w:val="Heading2"/>
+        <w:jc w:val="both"/>
+        <w:rPr>
+          <w:b/>
+          <w:bCs/>
+          <w:i w:val="0"/>
+          <w:iCs w:val="0"/>
+          <w:color w:val="000000" w:themeColor="text1"/>
+          <w:sz w:val="28"/>
+          <w:szCs w:val="28"/>
+        </w:rPr>
+      </w:pPr>
+      <w:bookmarkStart w:id="8" w:name="_Toc228965969"/>
+      <w:r>
+        <w:rPr>
+          <w:b/>
+          <w:bCs/>
+          <w:i w:val="0"/>
+          <w:iCs w:val="0"/>
+          <w:color w:val="000000" w:themeColor="text1"/>
+          <w:sz w:val="28"/>
+          <w:szCs w:val="28"/>
+        </w:rPr>
+        <w:t>1.</w:t>
+      </w:r>
+      <w:r>
+        <w:rPr>
+          <w:b/>
+          <w:bCs/>
+          <w:i w:val="0"/>
+          <w:iCs w:val="0"/>
+          <w:color w:val="000000" w:themeColor="text1"/>
+          <w:sz w:val="28"/>
+          <w:szCs w:val="28"/>
+        </w:rPr>
+        <w:t xml:space="preserve">4. </w:t>
+      </w:r>
+      <w:r>
+        <w:rPr>
+          <w:b/>
+          <w:bCs/>
+          <w:i w:val="0"/>
+          <w:iCs w:val="0"/>
+          <w:color w:val="000000" w:themeColor="text1"/>
+          <w:sz w:val="28"/>
+          <w:szCs w:val="28"/>
+        </w:rPr>
+        <w:t>Phương pháp nghiên cứu</w:t>
+      </w:r>
+      <w:bookmarkEnd w:id="8"/>
     </w:p>
     <w:p>
       <w:pPr>
@@ -5809,18 +6027,79 @@
         <w:contextualSpacing/>
         <w:jc w:val="both"/>
         <w:rPr>
-          <w:bCs/>
-          <w:sz w:val="26"/>
-          <w:szCs w:val="26"/>
-        </w:rPr>
-      </w:pPr>
-      <w:r>
-        <w:rPr>
-          <w:bCs/>
-          <w:sz w:val="26"/>
-          <w:szCs w:val="26"/>
-        </w:rPr>
-        <w:t>Cuối cùng, đề tài hướng tới việc đánh giá khả năng tương tác và hỗ trợ người dùng trong suốt quá trình thay đổi lối sống. Nghiên cứu tập trung vào việc xây dựng hệ thống theo dõi biến động cân nặng liên tục thông qua Dashboard trực quan, giúp người dùng nhận diện được mối liên hệ chặt chẽ giữa hành vi ăn uống và kết quả sức khỏe thực tế. Kết quả của nghiên cứu không chỉ dừng lại ở một sản phẩm phần mềm, mà còn là minh chứng thực tiễn về một giải pháp công nghệ hỗ trợ con người làm chủ chế độ dinh dưỡng, góp phần nâng cao sức khỏe cộng đồng một cách khoa học và bền vững.</w:t>
+          <w:sz w:val="26"/>
+          <w:szCs w:val="26"/>
+        </w:rPr>
+      </w:pPr>
+      <w:r>
+        <w:rPr>
+          <w:sz w:val="26"/>
+          <w:szCs w:val="26"/>
+        </w:rPr>
+        <w:t xml:space="preserve">Để đạt được các mục tiêu đã đề ra, nghiên cứu sử dụng kết hợp các nhóm phương pháp sau: </w:t>
+      </w:r>
+    </w:p>
+    <w:p>
+      <w:pPr>
+        <w:spacing w:after="60" w:line="360" w:lineRule="auto"/>
+        <w:contextualSpacing/>
+        <w:jc w:val="both"/>
+        <w:rPr>
+          <w:sz w:val="26"/>
+          <w:szCs w:val="26"/>
+        </w:rPr>
+      </w:pPr>
+      <w:r>
+        <w:rPr>
+          <w:sz w:val="26"/>
+          <w:szCs w:val="26"/>
+        </w:rPr>
+        <w:t xml:space="preserve">Về phương pháp thu thập và xử lý dữ liệu, nghiên cứu tiến hành xây dựng cơ sở dữ liệu dinh dưỡng từ các nguồn uy tín, bao gồm thông tin về hàm lượng Calo và thành phần dinh dưỡng của đa dạng các loại thực phẩm. Dữ liệu đầu vào từ người dùng như các chỉ số nhân trắc học (chiều cao, cân nặng, tuổi, giới tính) và cường độ vận động được chuẩn </w:t>
+      </w:r>
+      <w:r>
+        <w:rPr>
+          <w:sz w:val="26"/>
+          <w:szCs w:val="26"/>
+        </w:rPr>
+        <w:lastRenderedPageBreak/>
+        <w:t xml:space="preserve">hóa để làm cơ sở cho các thuật toán tính toán chỉ số BMI và nhu cầu năng lượng hàng ngày (TDEE). Phương pháp này đảm bảo tính chính xác và khoa học cho các gợi ý lộ trình dinh dưỡng phía sau. </w:t>
+      </w:r>
+    </w:p>
+    <w:p>
+      <w:pPr>
+        <w:spacing w:after="60" w:line="360" w:lineRule="auto"/>
+        <w:contextualSpacing/>
+        <w:jc w:val="both"/>
+        <w:rPr>
+          <w:sz w:val="26"/>
+          <w:szCs w:val="26"/>
+        </w:rPr>
+      </w:pPr>
+      <w:r>
+        <w:rPr>
+          <w:sz w:val="26"/>
+          <w:szCs w:val="26"/>
+        </w:rPr>
+        <w:t xml:space="preserve">Về phương pháp nghiên cứu kỹ thuật, đề tài tập trung xây dựng hệ thống theo kiến trúc hiện đại, kết hợp giữa sức mạnh xử lý phía server và trải nghiệm người dùng đa nền tảng. Nghiên cứu  phát triển hệ thống Backend, đóng vai trò quản lý logic nghiệp vụ dinh dưỡng phức tạp, xử lý dữ liệu sinh trắc học và cung cấp các API tính toán Calo hiệu năng cao. Phía giao diện người dùng, nghiên cứu xây dựng ứng dụng di động, giúp tối ưu hóa trải nghiệm tương tác, đảm bảo tính mượt mà khi người dùng chụp ảnh thực phẩm hoặc theo dõi biểu đồ Dashboard. Đồng thời, các mô hình thị giác máy tính (Computer Vision) được tích hợp để giải quyết bài toán nhận diện thực phẩm qua hình ảnh, từ đó tự động hóa quy trình ước tính hàm lượng dinh dưỡng nạp vào. </w:t>
+      </w:r>
+    </w:p>
+    <w:p>
+      <w:pPr>
+        <w:spacing w:after="60" w:line="360" w:lineRule="auto"/>
+        <w:contextualSpacing/>
+        <w:jc w:val="both"/>
+        <w:rPr>
+          <w:b/>
+          <w:sz w:val="26"/>
+          <w:szCs w:val="26"/>
+        </w:rPr>
+      </w:pPr>
+      <w:r>
+        <w:rPr>
+          <w:sz w:val="26"/>
+          <w:szCs w:val="26"/>
+        </w:rPr>
+        <w:t>Về phương pháp thực nghiệm và đánh giá, nghiên cứu thực hiện quá trình kiểm thử định lượng dựa trên dữ liệu thực tế của người dùng để đánh giá độ chính xác của các dự báo biến động cân nặng. Thông qua việc trực quan hóa dữ liệu trên Dashboard được phát triển bằng Flutter, nghiên cứu tiến hành phân tích mối tương quan giữa lượng Calo tiêu thụ thực tế và sự thay đổi thể trọng theo thời gian. Phương pháp này giúp kiểm chứng tính hiệu quả của ứng dụng trong việc hỗ trợ người dùng đạt được mục tiêu sức khỏe, đồng thời là cơ sở để tối ưu hóa các thuật toán gợi ý thực đơn trên nền tảng Spring Boot trong tương lai.</w:t>
       </w:r>
     </w:p>
     <w:p>
@@ -5837,7 +6116,7 @@
           <w:szCs w:val="28"/>
         </w:rPr>
       </w:pPr>
-      <w:bookmarkStart w:id="7" w:name="_Toc228965968"/>
+      <w:bookmarkStart w:id="9" w:name="_Toc228965970"/>
       <w:r>
         <w:rPr>
           <w:b/>
@@ -5860,7 +6139,7 @@
           <w:sz w:val="28"/>
           <w:szCs w:val="28"/>
         </w:rPr>
-        <w:t xml:space="preserve">3. </w:t>
+        <w:t xml:space="preserve">5. </w:t>
       </w:r>
       <w:r>
         <w:rPr>
@@ -5872,223 +6151,6 @@
           <w:sz w:val="28"/>
           <w:szCs w:val="28"/>
         </w:rPr>
-        <w:t>Đối tượng và phạm vi của đề tài</w:t>
-      </w:r>
-      <w:bookmarkEnd w:id="7"/>
-    </w:p>
-    <w:p>
-      <w:pPr>
-        <w:spacing w:after="60" w:line="360" w:lineRule="auto"/>
-        <w:contextualSpacing/>
-        <w:jc w:val="both"/>
-        <w:rPr>
-          <w:sz w:val="26"/>
-          <w:szCs w:val="26"/>
-        </w:rPr>
-      </w:pPr>
-      <w:r>
-        <w:rPr>
-          <w:sz w:val="26"/>
-          <w:szCs w:val="26"/>
-        </w:rPr>
-        <w:t xml:space="preserve">Về phạm vi triển khai, nghiên cứu tập trung vào nhóm người dùng đang sinh sống và làm việc tại khu vực Việt Nam, đặc biệt là những cá nhân trong độ tuổi trưởng thành có nhu cầu quản lý sức khỏe chủ động tại các đô thị lớn. Việc lựa chọn phạm vi này cho phép nghiên cứu tiếp cận với nhóm đối tượng có thói quen sử dụng thiết bị di động cao, đồng thời có sự quan tâm lớn đến việc kiểm soát cân nặng và tối ưu hóa dinh dưỡng trong bối cảnh nhịp sống hiện đại bận rộn. </w:t>
-      </w:r>
-    </w:p>
-    <w:p>
-      <w:pPr>
-        <w:spacing w:after="60" w:line="360" w:lineRule="auto"/>
-        <w:contextualSpacing/>
-        <w:jc w:val="both"/>
-        <w:rPr>
-          <w:b/>
-          <w:sz w:val="26"/>
-          <w:szCs w:val="26"/>
-        </w:rPr>
-      </w:pPr>
-      <w:r>
-        <w:rPr>
-          <w:sz w:val="26"/>
-          <w:szCs w:val="26"/>
-        </w:rPr>
-        <w:t>Về đối tượng và nội dung nghiên cứu, nghiên cứu tập trung vào các giải pháp cá nhân hóa dinh dưỡng dựa trên chỉ số khối cơ thể (BMI) và nhu cầu năng lượng (Calo). Nội dung trọng tâm bao gồm việc thiết lập hồ sơ sức khỏe (chiều cao, cân nặng, cường độ vận động), xây dựng thực đơn gợi ý có khả năng tùy biến linh hoạt, và ứng dụng công nghệ nhận diện hình ảnh để phân tích hàm lượng dinh dưỡng. Thông qua hệ thống Dashboard trực quan, nghiên cứu đi sâu vào phân tích mối liên hệ giữa lượng calo tiêu thụ thực tế và sự thay đổi trọng lượng, giúp người dùng giám sát và điều chỉnh lối sống một cách khoa học nhất.</w:t>
-      </w:r>
-    </w:p>
-    <w:p>
-      <w:pPr>
-        <w:pStyle w:val="Heading2"/>
-        <w:jc w:val="both"/>
-        <w:rPr>
-          <w:b/>
-          <w:bCs/>
-          <w:i w:val="0"/>
-          <w:iCs w:val="0"/>
-          <w:color w:val="000000" w:themeColor="text1"/>
-          <w:sz w:val="28"/>
-          <w:szCs w:val="28"/>
-        </w:rPr>
-      </w:pPr>
-      <w:bookmarkStart w:id="8" w:name="_Toc228965969"/>
-      <w:r>
-        <w:rPr>
-          <w:b/>
-          <w:bCs/>
-          <w:i w:val="0"/>
-          <w:iCs w:val="0"/>
-          <w:color w:val="000000" w:themeColor="text1"/>
-          <w:sz w:val="28"/>
-          <w:szCs w:val="28"/>
-        </w:rPr>
-        <w:t>1.</w:t>
-      </w:r>
-      <w:r>
-        <w:rPr>
-          <w:b/>
-          <w:bCs/>
-          <w:i w:val="0"/>
-          <w:iCs w:val="0"/>
-          <w:color w:val="000000" w:themeColor="text1"/>
-          <w:sz w:val="28"/>
-          <w:szCs w:val="28"/>
-        </w:rPr>
-        <w:t xml:space="preserve">4. </w:t>
-      </w:r>
-      <w:r>
-        <w:rPr>
-          <w:b/>
-          <w:bCs/>
-          <w:i w:val="0"/>
-          <w:iCs w:val="0"/>
-          <w:color w:val="000000" w:themeColor="text1"/>
-          <w:sz w:val="28"/>
-          <w:szCs w:val="28"/>
-        </w:rPr>
-        <w:t>Phương pháp nghiên cứu</w:t>
-      </w:r>
-      <w:bookmarkEnd w:id="8"/>
-    </w:p>
-    <w:p>
-      <w:pPr>
-        <w:spacing w:after="60" w:line="360" w:lineRule="auto"/>
-        <w:contextualSpacing/>
-        <w:jc w:val="both"/>
-        <w:rPr>
-          <w:sz w:val="26"/>
-          <w:szCs w:val="26"/>
-        </w:rPr>
-      </w:pPr>
-      <w:r>
-        <w:rPr>
-          <w:sz w:val="26"/>
-          <w:szCs w:val="26"/>
-        </w:rPr>
-        <w:t xml:space="preserve">Để đạt được các mục tiêu đã đề ra, nghiên cứu sử dụng kết hợp các nhóm phương pháp sau: </w:t>
-      </w:r>
-    </w:p>
-    <w:p>
-      <w:pPr>
-        <w:spacing w:after="60" w:line="360" w:lineRule="auto"/>
-        <w:contextualSpacing/>
-        <w:jc w:val="both"/>
-        <w:rPr>
-          <w:sz w:val="26"/>
-          <w:szCs w:val="26"/>
-        </w:rPr>
-      </w:pPr>
-      <w:r>
-        <w:rPr>
-          <w:sz w:val="26"/>
-          <w:szCs w:val="26"/>
-        </w:rPr>
-        <w:lastRenderedPageBreak/>
-        <w:t xml:space="preserve">Về phương pháp thu thập và xử lý dữ liệu, nghiên cứu tiến hành xây dựng cơ sở dữ liệu dinh dưỡng từ các nguồn uy tín, bao gồm thông tin về hàm lượng Calo và thành phần dinh dưỡng của đa dạng các loại thực phẩm. Dữ liệu đầu vào từ người dùng như các chỉ số nhân trắc học (chiều cao, cân nặng, tuổi, giới tính) và cường độ vận động được chuẩn hóa để làm cơ sở cho các thuật toán tính toán chỉ số BMI và nhu cầu năng lượng hàng ngày (TDEE). Phương pháp này đảm bảo tính chính xác và khoa học cho các gợi ý lộ trình dinh dưỡng phía sau. </w:t>
-      </w:r>
-    </w:p>
-    <w:p>
-      <w:pPr>
-        <w:spacing w:after="60" w:line="360" w:lineRule="auto"/>
-        <w:contextualSpacing/>
-        <w:jc w:val="both"/>
-        <w:rPr>
-          <w:sz w:val="26"/>
-          <w:szCs w:val="26"/>
-        </w:rPr>
-      </w:pPr>
-      <w:r>
-        <w:rPr>
-          <w:sz w:val="26"/>
-          <w:szCs w:val="26"/>
-        </w:rPr>
-        <w:t xml:space="preserve">Về phương pháp nghiên cứu kỹ thuật, đề tài tập trung xây dựng hệ thống theo kiến trúc hiện đại, kết hợp giữa sức mạnh xử lý phía server và trải nghiệm người dùng đa nền tảng. Nghiên cứu  phát triển hệ thống Backend, đóng vai trò quản lý logic nghiệp vụ dinh dưỡng phức tạp, xử lý dữ liệu sinh trắc học và cung cấp các API tính toán Calo hiệu năng cao. Phía giao diện người dùng, nghiên cứu xây dựng ứng dụng di động, giúp tối ưu hóa trải nghiệm tương tác, đảm bảo tính mượt mà khi người dùng chụp ảnh thực phẩm hoặc theo dõi biểu đồ Dashboard. Đồng thời, các mô hình thị giác máy tính (Computer Vision) được tích hợp để giải quyết bài toán nhận diện thực phẩm qua hình ảnh, từ đó tự động hóa quy trình ước tính hàm lượng dinh dưỡng nạp vào. </w:t>
-      </w:r>
-    </w:p>
-    <w:p>
-      <w:pPr>
-        <w:spacing w:after="60" w:line="360" w:lineRule="auto"/>
-        <w:contextualSpacing/>
-        <w:jc w:val="both"/>
-        <w:rPr>
-          <w:b/>
-          <w:sz w:val="26"/>
-          <w:szCs w:val="26"/>
-        </w:rPr>
-      </w:pPr>
-      <w:r>
-        <w:rPr>
-          <w:sz w:val="26"/>
-          <w:szCs w:val="26"/>
-        </w:rPr>
-        <w:t>Về phương pháp thực nghiệm và đánh giá, nghiên cứu thực hiện quá trình kiểm thử định lượng dựa trên dữ liệu thực tế của người dùng để đánh giá độ chính xác của các dự báo biến động cân nặng. Thông qua việc trực quan hóa dữ liệu trên Dashboard được phát triển bằng Flutter, nghiên cứu tiến hành phân tích mối tương quan giữa lượng Calo tiêu thụ thực tế và sự thay đổi thể trọng theo thời gian. Phương pháp này giúp kiểm chứng tính hiệu quả của ứng dụng trong việc hỗ trợ người dùng đạt được mục tiêu sức khỏe, đồng thời là cơ sở để tối ưu hóa các thuật toán gợi ý thực đơn trên nền tảng Spring Boot trong tương lai.</w:t>
-      </w:r>
-    </w:p>
-    <w:p>
-      <w:pPr>
-        <w:pStyle w:val="Heading2"/>
-        <w:jc w:val="both"/>
-        <w:rPr>
-          <w:b/>
-          <w:bCs/>
-          <w:i w:val="0"/>
-          <w:iCs w:val="0"/>
-          <w:color w:val="000000" w:themeColor="text1"/>
-          <w:sz w:val="28"/>
-          <w:szCs w:val="28"/>
-        </w:rPr>
-      </w:pPr>
-      <w:bookmarkStart w:id="9" w:name="_Toc228965970"/>
-      <w:r>
-        <w:rPr>
-          <w:b/>
-          <w:bCs/>
-          <w:i w:val="0"/>
-          <w:iCs w:val="0"/>
-          <w:color w:val="000000" w:themeColor="text1"/>
-          <w:sz w:val="28"/>
-          <w:szCs w:val="28"/>
-        </w:rPr>
-        <w:t>1.</w:t>
-      </w:r>
-      <w:r>
-        <w:rPr>
-          <w:b/>
-          <w:bCs/>
-          <w:i w:val="0"/>
-          <w:iCs w:val="0"/>
-          <w:color w:val="000000" w:themeColor="text1"/>
-          <w:sz w:val="28"/>
-          <w:szCs w:val="28"/>
-        </w:rPr>
-        <w:t xml:space="preserve">5. </w:t>
-      </w:r>
-      <w:r>
-        <w:rPr>
-          <w:b/>
-          <w:bCs/>
-          <w:i w:val="0"/>
-          <w:iCs w:val="0"/>
-          <w:color w:val="000000" w:themeColor="text1"/>
-          <w:sz w:val="28"/>
-          <w:szCs w:val="28"/>
-        </w:rPr>
         <w:t>Công nghệ sử dụng</w:t>
       </w:r>
       <w:bookmarkEnd w:id="9"/>
@@ -6129,24 +6191,33 @@
           <w:sz w:val="26"/>
           <w:szCs w:val="26"/>
         </w:rPr>
-        <w:t>Công nghệ điều phối Vibe Engineering &amp; Hệ sinh thái Tác tử (Multi-Agent):</w:t>
-      </w:r>
-      <w:r>
-        <w:rPr>
-          <w:bCs/>
-          <w:sz w:val="26"/>
-          <w:szCs w:val="26"/>
-        </w:rPr>
-        <w:t xml:space="preserve"> Đóng vai trò là phương thức vận hành chính, Vibe Engineering sử dụng Kiến trúc Prompt đa lớp (Multi-layer Prompt Architecture) để quản trị bối cảnh từ tầng chiến lược đến tầng </w:t>
-      </w:r>
-      <w:r>
-        <w:rPr>
-          <w:bCs/>
-          <w:sz w:val="26"/>
-          <w:szCs w:val="26"/>
-        </w:rPr>
-        <w:lastRenderedPageBreak/>
-        <w:t xml:space="preserve">thực thi mã nguồn. Quy trình này được vận hành bởi kiến trúc Vibe Multi-Agent, nơi các tác tử AI chuyên biệt phối hợp song song: </w:t>
+        <w:t>Công nghệ điều phối Vibe Engineering &amp; Hệ sinh thái Tác tử (</w:t>
+      </w:r>
+      <w:proofErr w:type="gramStart"/>
+      <w:r>
+        <w:rPr>
+          <w:b/>
+          <w:sz w:val="26"/>
+          <w:szCs w:val="26"/>
+        </w:rPr>
+        <w:t>Multi-Agent</w:t>
+      </w:r>
+      <w:proofErr w:type="gramEnd"/>
+      <w:r>
+        <w:rPr>
+          <w:b/>
+          <w:sz w:val="26"/>
+          <w:szCs w:val="26"/>
+        </w:rPr>
+        <w:t>):</w:t>
+      </w:r>
+      <w:r>
+        <w:rPr>
+          <w:bCs/>
+          <w:sz w:val="26"/>
+          <w:szCs w:val="26"/>
+        </w:rPr>
+        <w:t xml:space="preserve"> Đóng vai trò là phương thức vận hành chính, Vibe Engineering sử dụng Kiến trúc Prompt đa lớp (Multi-layer Prompt Architecture) để quản trị bối cảnh từ tầng chiến lược đến tầng thực thi mã nguồn. Quy trình này được vận hành bởi kiến trúc Vibe Multi-Agent, nơi các tác tử AI chuyên biệt phối hợp song song: </w:t>
       </w:r>
     </w:p>
     <w:p>
@@ -6154,7 +6225,7 @@
         <w:pStyle w:val="ListParagraph"/>
         <w:numPr>
           <w:ilvl w:val="0"/>
-          <w:numId w:val="42"/>
+          <w:numId w:val="1"/>
         </w:numPr>
         <w:spacing w:after="60" w:line="360" w:lineRule="auto"/>
         <w:jc w:val="both"/>
@@ -6178,7 +6249,7 @@
         <w:pStyle w:val="ListParagraph"/>
         <w:numPr>
           <w:ilvl w:val="0"/>
-          <w:numId w:val="42"/>
+          <w:numId w:val="1"/>
         </w:numPr>
         <w:spacing w:after="60" w:line="360" w:lineRule="auto"/>
         <w:jc w:val="both"/>
@@ -6194,6 +6265,7 @@
           <w:sz w:val="26"/>
           <w:szCs w:val="26"/>
         </w:rPr>
+        <w:lastRenderedPageBreak/>
         <w:t xml:space="preserve">Feature Agents: Thực thi các module riêng lẻ như nhận diện thực phẩm, gợi ý thực đơn và quản lý nhật ký ăn uống. </w:t>
       </w:r>
     </w:p>
@@ -6202,7 +6274,7 @@
         <w:pStyle w:val="ListParagraph"/>
         <w:numPr>
           <w:ilvl w:val="0"/>
-          <w:numId w:val="42"/>
+          <w:numId w:val="1"/>
         </w:numPr>
         <w:spacing w:after="60" w:line="360" w:lineRule="auto"/>
         <w:jc w:val="both"/>
@@ -6218,7 +6290,25 @@
           <w:sz w:val="26"/>
           <w:szCs w:val="26"/>
         </w:rPr>
-        <w:t xml:space="preserve">Quality &amp; Guardrails Agent: Đóng vai trò giám sát, sử dụng các Rào chắn kỹ thuật (Guardrails) và bộ kiểm thử TDD để đảm bảo mọi mã nguồn và nội dung dinh dưỡng luôn đạt độ chính xác cao, an toàn y khoa và không vi phạm các tiêu chuẩn kỹ thuật. </w:t>
+        <w:t xml:space="preserve">Quality &amp; Guardrails Agent: Đóng vai trò giám sát, sử dụng các Rào chắn kỹ thuật (Guardrails) và bộ kiểm thử TDD để đảm bảo mọi mã nguồn và nội dung dinh dưỡng luôn đạt độ chính xác cao, </w:t>
+      </w:r>
+      <w:proofErr w:type="gramStart"/>
+      <w:r>
+        <w:rPr>
+          <w:bCs/>
+          <w:sz w:val="26"/>
+          <w:szCs w:val="26"/>
+        </w:rPr>
+        <w:t>an</w:t>
+      </w:r>
+      <w:proofErr w:type="gramEnd"/>
+      <w:r>
+        <w:rPr>
+          <w:bCs/>
+          <w:sz w:val="26"/>
+          <w:szCs w:val="26"/>
+        </w:rPr>
+        <w:t xml:space="preserve"> toàn y khoa và không vi phạm các tiêu chuẩn kỹ thuật. </w:t>
       </w:r>
     </w:p>
     <w:p>
@@ -6254,7 +6344,7 @@
         <w:pStyle w:val="ListParagraph"/>
         <w:numPr>
           <w:ilvl w:val="0"/>
-          <w:numId w:val="43"/>
+          <w:numId w:val="2"/>
         </w:numPr>
         <w:spacing w:after="60" w:line="360" w:lineRule="auto"/>
         <w:jc w:val="both"/>
@@ -6278,7 +6368,7 @@
         <w:pStyle w:val="ListParagraph"/>
         <w:numPr>
           <w:ilvl w:val="0"/>
-          <w:numId w:val="43"/>
+          <w:numId w:val="2"/>
         </w:numPr>
         <w:spacing w:after="60" w:line="360" w:lineRule="auto"/>
         <w:jc w:val="both"/>
@@ -6322,7 +6412,7 @@
         <w:pStyle w:val="ListParagraph"/>
         <w:numPr>
           <w:ilvl w:val="0"/>
-          <w:numId w:val="44"/>
+          <w:numId w:val="3"/>
         </w:numPr>
         <w:spacing w:after="60" w:line="360" w:lineRule="auto"/>
         <w:jc w:val="both"/>
@@ -6366,7 +6456,7 @@
         <w:pStyle w:val="ListParagraph"/>
         <w:numPr>
           <w:ilvl w:val="0"/>
-          <w:numId w:val="44"/>
+          <w:numId w:val="3"/>
         </w:numPr>
         <w:spacing w:after="60" w:line="360" w:lineRule="auto"/>
         <w:jc w:val="both"/>
@@ -6410,7 +6500,25 @@
           <w:sz w:val="26"/>
           <w:szCs w:val="26"/>
         </w:rPr>
-        <w:t xml:space="preserve"> Trong hệ sinh thái này, con người đóng vai trò là kiến trúc sư trưởng. Thông qua các báo cáo từ Dashboard, người điều phối sẽ đánh giá sự tương quan giữa dữ liệu thực tế và mục tiêu sức khỏe, từ đó tinh chỉnh bối cảnh và các lớp Prompt để hệ thống Multi-Agent tiếp tục tối ưu hóa hệ thống một cách liên tục.</w:t>
+        <w:t xml:space="preserve"> Trong hệ sinh thái này, con người đóng vai trò là kiến trúc sư trưởng. Thông qua các báo cáo từ Dashboard, người điều phối sẽ đánh giá sự tương quan giữa dữ liệu thực tế và mục tiêu sức khỏe, từ đó tinh chỉnh bối cảnh và các lớp Prompt để hệ thống </w:t>
+      </w:r>
+      <w:proofErr w:type="gramStart"/>
+      <w:r>
+        <w:rPr>
+          <w:bCs/>
+          <w:sz w:val="26"/>
+          <w:szCs w:val="26"/>
+        </w:rPr>
+        <w:t>Multi-Agent</w:t>
+      </w:r>
+      <w:proofErr w:type="gramEnd"/>
+      <w:r>
+        <w:rPr>
+          <w:bCs/>
+          <w:sz w:val="26"/>
+          <w:szCs w:val="26"/>
+        </w:rPr>
+        <w:t xml:space="preserve"> tiếp tục tối ưu hóa hệ thống một cách liên tục.</w:t>
       </w:r>
     </w:p>
     <w:p>
@@ -6438,7 +6546,6 @@
           <w:sz w:val="28"/>
           <w:szCs w:val="28"/>
         </w:rPr>
-        <w:lastRenderedPageBreak/>
         <w:t>1.</w:t>
       </w:r>
       <w:r>
@@ -6544,6 +6651,7 @@
           <w:sz w:val="26"/>
           <w:szCs w:val="26"/>
         </w:rPr>
+        <w:lastRenderedPageBreak/>
         <w:t xml:space="preserve">Chương 3. Phương pháp thực hiện đê tài </w:t>
       </w:r>
     </w:p>
@@ -6866,7 +6974,6 @@
           <w:sz w:val="32"/>
           <w:szCs w:val="32"/>
         </w:rPr>
-        <w:lastRenderedPageBreak/>
         <w:t>Chương 2: Cơ sở lý thuyết</w:t>
       </w:r>
       <w:bookmarkEnd w:id="11"/>
@@ -6927,7 +7034,15 @@
           <w:sz w:val="26"/>
           <w:szCs w:val="26"/>
         </w:rPr>
-        <w:t>Chỉ số khối cơ thể (Body Mass Index - BMI) là một chỉ số nhân trắc học được sử dụng phổ biến trên toàn thế giới để đánh giá tình trạng thể trọng của một người trưởng thành dựa trên mối tương quan giữa chiều cao và cân nặng. Chỉ số này được nhà khoa học người Bỉ Adolphe Quetelet đưa ra vào năm 1832 và hiện nay được Tổ chức Y tế Thế giới (WHO) công nhận là công cụ sàng lọc tiêu chuẩn để xác định các trạng thái thiếu cân, thừa cân hoặc béo phì.</w:t>
+        <w:t xml:space="preserve">Chỉ số khối cơ thể (Body Mass Index - BMI) là một chỉ số nhân trắc học được sử dụng phổ biến trên toàn thế giới để đánh giá tình trạng thể trọng của một người trưởng thành dựa trên mối tương quan giữa chiều cao và cân nặng. Chỉ số này được nhà khoa học người Bỉ Adolphe Quetelet đưa ra vào năm 1832 và hiện nay được Tổ chức Y tế Thế </w:t>
+      </w:r>
+      <w:r>
+        <w:rPr>
+          <w:sz w:val="26"/>
+          <w:szCs w:val="26"/>
+        </w:rPr>
+        <w:lastRenderedPageBreak/>
+        <w:t>giới (WHO) công nhận là công cụ sàng lọc tiêu chuẩn để xác định các trạng thái thiếu cân, thừa cân hoặc béo phì.</w:t>
       </w:r>
     </w:p>
     <w:p>
@@ -7079,7 +7194,7 @@
         <w:pStyle w:val="ListParagraph"/>
         <w:numPr>
           <w:ilvl w:val="0"/>
-          <w:numId w:val="44"/>
+          <w:numId w:val="3"/>
         </w:numPr>
         <w:spacing w:line="360" w:lineRule="auto"/>
         <w:jc w:val="both"/>
@@ -7101,7 +7216,7 @@
         <w:pStyle w:val="ListParagraph"/>
         <w:numPr>
           <w:ilvl w:val="0"/>
-          <w:numId w:val="44"/>
+          <w:numId w:val="3"/>
         </w:numPr>
         <w:spacing w:line="360" w:lineRule="auto"/>
         <w:jc w:val="both"/>
@@ -7860,7 +7975,6 @@
           <w:sz w:val="28"/>
           <w:szCs w:val="28"/>
         </w:rPr>
-        <w:lastRenderedPageBreak/>
         <w:t>2.1.</w:t>
       </w:r>
       <w:r>
@@ -7931,7 +8045,7 @@
         <w:pStyle w:val="ListParagraph"/>
         <w:numPr>
           <w:ilvl w:val="0"/>
-          <w:numId w:val="45"/>
+          <w:numId w:val="4"/>
         </w:numPr>
         <w:spacing w:line="360" w:lineRule="auto"/>
         <w:jc w:val="both"/>
@@ -7953,7 +8067,7 @@
         <w:pStyle w:val="ListParagraph"/>
         <w:numPr>
           <w:ilvl w:val="0"/>
-          <w:numId w:val="45"/>
+          <w:numId w:val="4"/>
         </w:numPr>
         <w:spacing w:line="360" w:lineRule="auto"/>
         <w:jc w:val="both"/>
@@ -7967,6 +8081,7 @@
           <w:sz w:val="26"/>
           <w:szCs w:val="26"/>
         </w:rPr>
+        <w:lastRenderedPageBreak/>
         <w:t xml:space="preserve">Đánh giá rủi ro bệnh lý: Chỉ số BMI cao thường có mối liên hệ mật thiết với các bệnh lý mãn tính không lây như cao huyết áp, tiểu đường tuýp 2, và các bệnh về tim mạch. Ngược lại, BMI quá thấp có thể là dấu hiệu của tình trạng thiếu hụt dưỡng chất hoặc suy giảm hệ miễn dịch. </w:t>
       </w:r>
     </w:p>
@@ -7975,7 +8090,7 @@
         <w:pStyle w:val="ListParagraph"/>
         <w:numPr>
           <w:ilvl w:val="0"/>
-          <w:numId w:val="45"/>
+          <w:numId w:val="4"/>
         </w:numPr>
         <w:spacing w:line="360" w:lineRule="auto"/>
         <w:jc w:val="both"/>
@@ -8160,7 +8275,7 @@
         <w:pStyle w:val="ListParagraph"/>
         <w:numPr>
           <w:ilvl w:val="0"/>
-          <w:numId w:val="46"/>
+          <w:numId w:val="5"/>
         </w:numPr>
         <w:spacing w:line="360" w:lineRule="auto"/>
         <w:jc w:val="both"/>
@@ -8182,7 +8297,7 @@
         <w:pStyle w:val="ListParagraph"/>
         <w:numPr>
           <w:ilvl w:val="0"/>
-          <w:numId w:val="46"/>
+          <w:numId w:val="5"/>
         </w:numPr>
         <w:spacing w:line="360" w:lineRule="auto"/>
         <w:jc w:val="both"/>
@@ -8239,109 +8354,109 @@
           <w:sz w:val="28"/>
           <w:szCs w:val="28"/>
         </w:rPr>
+        <w:t>2.</w:t>
+      </w:r>
+      <w:r>
+        <w:rPr>
+          <w:rFonts w:ascii="Times New Roman" w:hAnsi="Times New Roman" w:cs="Times New Roman"/>
+          <w:b/>
+          <w:bCs/>
+          <w:color w:val="000000" w:themeColor="text1"/>
+          <w:sz w:val="28"/>
+          <w:szCs w:val="28"/>
+        </w:rPr>
+        <w:t>2.2</w:t>
+      </w:r>
+      <w:r>
+        <w:rPr>
+          <w:rFonts w:ascii="Times New Roman" w:hAnsi="Times New Roman" w:cs="Times New Roman"/>
+          <w:b/>
+          <w:bCs/>
+          <w:color w:val="000000" w:themeColor="text1"/>
+          <w:sz w:val="28"/>
+          <w:szCs w:val="28"/>
+        </w:rPr>
+        <w:t>.</w:t>
+      </w:r>
+      <w:r>
+        <w:rPr>
+          <w:rFonts w:ascii="Times New Roman" w:hAnsi="Times New Roman" w:cs="Times New Roman"/>
+          <w:b/>
+          <w:bCs/>
+          <w:color w:val="000000" w:themeColor="text1"/>
+          <w:sz w:val="28"/>
+          <w:szCs w:val="28"/>
+        </w:rPr>
+        <w:t>Tổng mức tiêu thụ năng lượng hàng ngày (Total Daily Energy Expenditure - TDEE)</w:t>
+      </w:r>
+      <w:bookmarkEnd w:id="22"/>
+    </w:p>
+    <w:p>
+      <w:pPr>
+        <w:spacing w:line="360" w:lineRule="auto"/>
+        <w:jc w:val="both"/>
+        <w:rPr>
+          <w:sz w:val="26"/>
+          <w:szCs w:val="26"/>
+        </w:rPr>
+      </w:pPr>
+      <w:r>
+        <w:rPr>
+          <w:sz w:val="26"/>
+          <w:szCs w:val="26"/>
+        </w:rPr>
+        <w:t xml:space="preserve">Chỉ số TDEE đại diện cho tổng lượng năng lượng thực tế mà một cá nhân tiêu thụ trong chu kỳ 24 giờ, bao gồm năng lượng nghỉ ngơi và năng lượng tiêu hao thông qua các hoạt động thể chất. Đây là thông số quyết định để hệ thống xác định trạng thái thặng dư hoặc thâm hụt năng lượng. </w:t>
+      </w:r>
+    </w:p>
+    <w:p>
+      <w:pPr>
+        <w:spacing w:line="360" w:lineRule="auto"/>
+        <w:jc w:val="both"/>
+        <w:rPr>
+          <w:sz w:val="26"/>
+          <w:szCs w:val="26"/>
+        </w:rPr>
+      </w:pPr>
+      <w:r>
+        <w:rPr>
+          <w:sz w:val="26"/>
+          <w:szCs w:val="26"/>
+        </w:rPr>
+        <w:t xml:space="preserve">Giá trị TDEE được xác lập dựa trên tích số của BMR và hệ số hoạt động thể chất (Physical Activity Level - PAL): </w:t>
+      </w:r>
+    </w:p>
+    <w:p>
+      <w:pPr>
+        <w:spacing w:line="360" w:lineRule="auto"/>
+        <w:jc w:val="both"/>
+        <w:rPr>
+          <w:sz w:val="26"/>
+          <w:szCs w:val="26"/>
+        </w:rPr>
+      </w:pPr>
+      <w:r>
+        <w:rPr>
+          <w:sz w:val="26"/>
+          <w:szCs w:val="26"/>
+        </w:rPr>
+        <w:t>TDEE=BMR×PAL</w:t>
+      </w:r>
+    </w:p>
+    <w:p>
+      <w:pPr>
+        <w:spacing w:line="360" w:lineRule="auto"/>
+        <w:jc w:val="both"/>
+        <w:rPr>
+          <w:sz w:val="26"/>
+          <w:szCs w:val="26"/>
+        </w:rPr>
+      </w:pPr>
+      <w:r>
+        <w:rPr>
+          <w:sz w:val="26"/>
+          <w:szCs w:val="26"/>
+        </w:rPr>
         <w:lastRenderedPageBreak/>
-        <w:t>2.</w:t>
-      </w:r>
-      <w:r>
-        <w:rPr>
-          <w:rFonts w:ascii="Times New Roman" w:hAnsi="Times New Roman" w:cs="Times New Roman"/>
-          <w:b/>
-          <w:bCs/>
-          <w:color w:val="000000" w:themeColor="text1"/>
-          <w:sz w:val="28"/>
-          <w:szCs w:val="28"/>
-        </w:rPr>
-        <w:t>2.2</w:t>
-      </w:r>
-      <w:r>
-        <w:rPr>
-          <w:rFonts w:ascii="Times New Roman" w:hAnsi="Times New Roman" w:cs="Times New Roman"/>
-          <w:b/>
-          <w:bCs/>
-          <w:color w:val="000000" w:themeColor="text1"/>
-          <w:sz w:val="28"/>
-          <w:szCs w:val="28"/>
-        </w:rPr>
-        <w:t>.</w:t>
-      </w:r>
-      <w:r>
-        <w:rPr>
-          <w:rFonts w:ascii="Times New Roman" w:hAnsi="Times New Roman" w:cs="Times New Roman"/>
-          <w:b/>
-          <w:bCs/>
-          <w:color w:val="000000" w:themeColor="text1"/>
-          <w:sz w:val="28"/>
-          <w:szCs w:val="28"/>
-        </w:rPr>
-        <w:t>Tổng mức tiêu thụ năng lượng hàng ngày (Total Daily Energy Expenditure - TDEE)</w:t>
-      </w:r>
-      <w:bookmarkEnd w:id="22"/>
-    </w:p>
-    <w:p>
-      <w:pPr>
-        <w:spacing w:line="360" w:lineRule="auto"/>
-        <w:jc w:val="both"/>
-        <w:rPr>
-          <w:sz w:val="26"/>
-          <w:szCs w:val="26"/>
-        </w:rPr>
-      </w:pPr>
-      <w:r>
-        <w:rPr>
-          <w:sz w:val="26"/>
-          <w:szCs w:val="26"/>
-        </w:rPr>
-        <w:t xml:space="preserve">Chỉ số TDEE đại diện cho tổng lượng năng lượng thực tế mà một cá nhân tiêu thụ trong chu kỳ 24 giờ, bao gồm năng lượng nghỉ ngơi và năng lượng tiêu hao thông qua các hoạt động thể chất. Đây là thông số quyết định để hệ thống xác định trạng thái thặng dư hoặc thâm hụt năng lượng. </w:t>
-      </w:r>
-    </w:p>
-    <w:p>
-      <w:pPr>
-        <w:spacing w:line="360" w:lineRule="auto"/>
-        <w:jc w:val="both"/>
-        <w:rPr>
-          <w:sz w:val="26"/>
-          <w:szCs w:val="26"/>
-        </w:rPr>
-      </w:pPr>
-      <w:r>
-        <w:rPr>
-          <w:sz w:val="26"/>
-          <w:szCs w:val="26"/>
-        </w:rPr>
-        <w:t xml:space="preserve">Giá trị TDEE được xác lập dựa trên tích số của BMR và hệ số hoạt động thể chất (Physical Activity Level - PAL): </w:t>
-      </w:r>
-    </w:p>
-    <w:p>
-      <w:pPr>
-        <w:spacing w:line="360" w:lineRule="auto"/>
-        <w:jc w:val="both"/>
-        <w:rPr>
-          <w:sz w:val="26"/>
-          <w:szCs w:val="26"/>
-        </w:rPr>
-      </w:pPr>
-      <w:r>
-        <w:rPr>
-          <w:sz w:val="26"/>
-          <w:szCs w:val="26"/>
-        </w:rPr>
-        <w:t>TDEE=BMR×PAL</w:t>
-      </w:r>
-    </w:p>
-    <w:p>
-      <w:pPr>
-        <w:spacing w:line="360" w:lineRule="auto"/>
-        <w:jc w:val="both"/>
-        <w:rPr>
-          <w:sz w:val="26"/>
-          <w:szCs w:val="26"/>
-        </w:rPr>
-      </w:pPr>
-      <w:r>
-        <w:rPr>
-          <w:sz w:val="26"/>
-          <w:szCs w:val="26"/>
-        </w:rPr>
         <w:t xml:space="preserve">Hệ số PAL được phân loại định lượng dựa trên cường độ vận động đặc trưng của người dùng: </w:t>
       </w:r>
     </w:p>
@@ -8350,7 +8465,7 @@
         <w:pStyle w:val="ListParagraph"/>
         <w:numPr>
           <w:ilvl w:val="0"/>
-          <w:numId w:val="47"/>
+          <w:numId w:val="6"/>
         </w:numPr>
         <w:spacing w:line="360" w:lineRule="auto"/>
         <w:jc w:val="both"/>
@@ -8372,7 +8487,7 @@
         <w:pStyle w:val="ListParagraph"/>
         <w:numPr>
           <w:ilvl w:val="0"/>
-          <w:numId w:val="47"/>
+          <w:numId w:val="6"/>
         </w:numPr>
         <w:spacing w:line="360" w:lineRule="auto"/>
         <w:jc w:val="both"/>
@@ -8394,7 +8509,7 @@
         <w:pStyle w:val="ListParagraph"/>
         <w:numPr>
           <w:ilvl w:val="0"/>
-          <w:numId w:val="47"/>
+          <w:numId w:val="6"/>
         </w:numPr>
         <w:spacing w:line="360" w:lineRule="auto"/>
         <w:jc w:val="both"/>
@@ -8416,7 +8531,7 @@
         <w:pStyle w:val="ListParagraph"/>
         <w:numPr>
           <w:ilvl w:val="0"/>
-          <w:numId w:val="47"/>
+          <w:numId w:val="6"/>
         </w:numPr>
         <w:spacing w:line="360" w:lineRule="auto"/>
         <w:jc w:val="both"/>
@@ -8438,7 +8553,7 @@
         <w:pStyle w:val="ListParagraph"/>
         <w:numPr>
           <w:ilvl w:val="0"/>
-          <w:numId w:val="47"/>
+          <w:numId w:val="6"/>
         </w:numPr>
         <w:spacing w:line="360" w:lineRule="auto"/>
         <w:jc w:val="both"/>
@@ -8742,7 +8857,6 @@
           <w:sz w:val="28"/>
           <w:szCs w:val="28"/>
         </w:rPr>
-        <w:lastRenderedPageBreak/>
         <w:t>2.</w:t>
       </w:r>
       <w:r>
@@ -8877,7 +8991,7 @@
         <w:pStyle w:val="ListParagraph"/>
         <w:numPr>
           <w:ilvl w:val="0"/>
-          <w:numId w:val="48"/>
+          <w:numId w:val="7"/>
         </w:numPr>
         <w:spacing w:line="360" w:lineRule="auto"/>
         <w:jc w:val="both"/>
@@ -8891,6 +9005,7 @@
           <w:sz w:val="26"/>
           <w:szCs w:val="26"/>
         </w:rPr>
+        <w:lastRenderedPageBreak/>
         <w:t xml:space="preserve">Trạng thái Cân bằng (Maintenance): Khi mức năng lượng nạp vào tương đương với giá trị TDEE. Ở trạng thái này, trọng lượng cơ thể được duy trì ở mức ổn định. </w:t>
       </w:r>
     </w:p>
@@ -8899,7 +9014,7 @@
         <w:pStyle w:val="ListParagraph"/>
         <w:numPr>
           <w:ilvl w:val="0"/>
-          <w:numId w:val="48"/>
+          <w:numId w:val="7"/>
         </w:numPr>
         <w:spacing w:line="360" w:lineRule="auto"/>
         <w:jc w:val="both"/>
@@ -8921,7 +9036,7 @@
         <w:pStyle w:val="ListParagraph"/>
         <w:numPr>
           <w:ilvl w:val="0"/>
-          <w:numId w:val="48"/>
+          <w:numId w:val="7"/>
         </w:numPr>
         <w:spacing w:line="360" w:lineRule="auto"/>
         <w:jc w:val="both"/>
@@ -9015,15 +9130,7 @@
           <w:sz w:val="26"/>
           <w:szCs w:val="26"/>
         </w:rPr>
-        <w:t xml:space="preserve">Bản chất của Vibe Coding nằm ở mức độ trừu tượng hóa cao: thay vì tập trung vào chi tiết triển khai, cú pháp hay dấu câu, người dùng chỉ cần mô tả mục tiêu (intent) bằng </w:t>
-      </w:r>
-      <w:r>
-        <w:rPr>
-          <w:sz w:val="26"/>
-          <w:szCs w:val="26"/>
-        </w:rPr>
-        <w:lastRenderedPageBreak/>
-        <w:t>ngôn ngữ tự nhiên (như tiếng Anh hoặc tiếng Việt), AI sau đó diễn giải yêu cầu này để sản xuất mã nguồn tương ứng. Trong quy trình này, con người đóng vai trò là người gợi ý (prompter), người hướng dẫn và người kiểm thử, thực hiện một vòng lặp chặt chẽ.</w:t>
+        <w:t>Bản chất của Vibe Coding nằm ở mức độ trừu tượng hóa cao: thay vì tập trung vào chi tiết triển khai, cú pháp hay dấu câu, người dùng chỉ cần mô tả mục tiêu (intent) bằng ngôn ngữ tự nhiên (như tiếng Anh hoặc tiếng Việt), AI sau đó diễn giải yêu cầu này để sản xuất mã nguồn tương ứng. Trong quy trình này, con người đóng vai trò là người gợi ý (prompter), người hướng dẫn và người kiểm thử, thực hiện một vòng lặp chặt chẽ.</w:t>
       </w:r>
     </w:p>
     <w:p>
@@ -9037,6 +9144,7 @@
           <w:sz w:val="28"/>
           <w:szCs w:val="28"/>
         </w:rPr>
+        <w:lastRenderedPageBreak/>
         <w:drawing>
           <wp:inline distT="114300" distB="114300" distL="114300" distR="114300" wp14:anchorId="5FFC6EBC" wp14:editId="72310A85">
             <wp:extent cx="5731200" cy="3124200"/>
@@ -9261,7 +9369,7 @@
         <w:pStyle w:val="ListParagraph"/>
         <w:numPr>
           <w:ilvl w:val="0"/>
-          <w:numId w:val="49"/>
+          <w:numId w:val="8"/>
         </w:numPr>
         <w:spacing w:line="360" w:lineRule="auto"/>
         <w:jc w:val="both"/>
@@ -9283,7 +9391,7 @@
         <w:pStyle w:val="ListParagraph"/>
         <w:numPr>
           <w:ilvl w:val="0"/>
-          <w:numId w:val="49"/>
+          <w:numId w:val="8"/>
         </w:numPr>
         <w:spacing w:line="360" w:lineRule="auto"/>
         <w:jc w:val="both"/>
@@ -9297,7 +9405,6 @@
           <w:sz w:val="26"/>
           <w:szCs w:val="26"/>
         </w:rPr>
-        <w:lastRenderedPageBreak/>
         <w:t xml:space="preserve">Kiểm thử cộng tác (Collaborative Testing): Sử dụng AI để viết các đặc tả kiểm thử và áp dụng Phát triển dựa trên Kiểm thử (TDD) như một công cụ bắt buộc để AI tạo mã đáp ứng đúng các ràng buộc kỹ thuật. </w:t>
       </w:r>
     </w:p>
@@ -9306,7 +9413,7 @@
         <w:pStyle w:val="ListParagraph"/>
         <w:numPr>
           <w:ilvl w:val="0"/>
-          <w:numId w:val="49"/>
+          <w:numId w:val="8"/>
         </w:numPr>
         <w:spacing w:line="360" w:lineRule="auto"/>
         <w:jc w:val="both"/>
@@ -9320,6 +9427,7 @@
           <w:sz w:val="26"/>
           <w:szCs w:val="26"/>
         </w:rPr>
+        <w:lastRenderedPageBreak/>
         <w:t xml:space="preserve">Đánh giá rủi ro nghiêm ngặt (Rigorous Risk Assessment): Trước khi triển khai, mọi thành phần AI tạo ra phải trải qua quy trình kiểm tra bảo mật và hiệu năng nhằm tránh các lỗ hổng hoặc lỗi logic tiềm ẩn. </w:t>
       </w:r>
     </w:p>
@@ -9400,7 +9508,23 @@
           <w:sz w:val="26"/>
           <w:szCs w:val="26"/>
         </w:rPr>
-        <w:t xml:space="preserve">Các kỹ thuật phổ biến trong Prompt Engineering bao gồm: Phân bổ vai trò (Role prompting), Lập luận từng bước (Chain-of-Thought), và Cung cấp ví dụ mẫu (Few-shot learning). Mặc dù quan trọng, Prompt Engineering thường chỉ tập trung vào các tương tác đơn lẻ hoặc ngắn hạn (single-turn) và phụ thuộc nhiều vào khả năng ngôn ngữ của người vận hành. </w:t>
+        <w:t>Các kỹ thuật phổ biến trong Prompt Engineering bao gồm: Phân bổ vai trò (Role prompting), Lập luận từng bước (Chain-of-Thought), và Cung cấp ví dụ mẫu (Few-shot learning). Mặc dù quan trọng, Prompt Engineering thường chỉ tập trung vào các tương tác đơn lẻ hoặc ngắn hạn (</w:t>
+      </w:r>
+      <w:proofErr w:type="gramStart"/>
+      <w:r>
+        <w:rPr>
+          <w:sz w:val="26"/>
+          <w:szCs w:val="26"/>
+        </w:rPr>
+        <w:t>single-turn</w:t>
+      </w:r>
+      <w:proofErr w:type="gramEnd"/>
+      <w:r>
+        <w:rPr>
+          <w:sz w:val="26"/>
+          <w:szCs w:val="26"/>
+        </w:rPr>
+        <w:t xml:space="preserve">) và phụ thuộc nhiều vào khả năng ngôn ngữ của người vận hành. </w:t>
       </w:r>
     </w:p>
     <w:p>
@@ -9463,8 +9587,15 @@
           <w:sz w:val="26"/>
           <w:szCs w:val="26"/>
         </w:rPr>
+        <w:t xml:space="preserve">Context Engineering coi ngữ cảnh là một tài nguyên hữu hạn và quý giá, bao gồm 5 lớp cốt lõi: Lệnh hệ thống (Persona &amp; Constraints), Công cụ (Function calling/MCP), Bộ nhớ (Memory), Truy xuất (RAG) và Trạng thái (Task progress). Việc làm chủ Context Engineering giúp hệ thống tránh khỏi hiện tượng "Context Poisoning" (nhiễm độc thông </w:t>
+      </w:r>
+      <w:r>
+        <w:rPr>
+          <w:sz w:val="26"/>
+          <w:szCs w:val="26"/>
+        </w:rPr>
         <w:lastRenderedPageBreak/>
-        <w:t>Context Engineering coi ngữ cảnh là một tài nguyên hữu hạn và quý giá, bao gồm 5 lớp cốt lõi: Lệnh hệ thống (Persona &amp; Constraints), Công cụ (Function calling/MCP), Bộ nhớ (Memory), Truy xuất (RAG) và Trạng thái (Task progress). Việc làm chủ Context Engineering giúp hệ thống tránh khỏi hiện tượng "Context Poisoning" (nhiễm độc thông tin) hoặc "Context Confusion" (nhầm lẫn công cụ), từ đó biến trí tuệ nhân tạo từ một chatbot đơn thuần thành một cộng sự đắc lực có khả năng thấu hiểu sâu sắc bối cảnh doanh nghiệp và dự án.</w:t>
+        <w:t>tin) hoặc "Context Confusion" (nhầm lẫn công cụ), từ đó biến trí tuệ nhân tạo từ một chatbot đơn thuần thành một cộng sự đắc lực có khả năng thấu hiểu sâu sắc bối cảnh doanh nghiệp và dự án.</w:t>
       </w:r>
     </w:p>
     <w:p>
@@ -9885,7 +10016,7 @@
         <w:pStyle w:val="ListParagraph"/>
         <w:numPr>
           <w:ilvl w:val="0"/>
-          <w:numId w:val="50"/>
+          <w:numId w:val="9"/>
         </w:numPr>
         <w:spacing w:line="360" w:lineRule="auto"/>
         <w:jc w:val="both"/>
@@ -9907,7 +10038,7 @@
         <w:pStyle w:val="ListParagraph"/>
         <w:numPr>
           <w:ilvl w:val="0"/>
-          <w:numId w:val="50"/>
+          <w:numId w:val="9"/>
         </w:numPr>
         <w:spacing w:line="360" w:lineRule="auto"/>
         <w:jc w:val="both"/>
@@ -10017,7 +10148,7 @@
         <w:pStyle w:val="ListParagraph"/>
         <w:numPr>
           <w:ilvl w:val="0"/>
-          <w:numId w:val="51"/>
+          <w:numId w:val="10"/>
         </w:numPr>
         <w:spacing w:line="360" w:lineRule="auto"/>
         <w:jc w:val="both"/>
@@ -10039,7 +10170,7 @@
         <w:pStyle w:val="ListParagraph"/>
         <w:numPr>
           <w:ilvl w:val="0"/>
-          <w:numId w:val="51"/>
+          <w:numId w:val="10"/>
         </w:numPr>
         <w:spacing w:line="360" w:lineRule="auto"/>
         <w:jc w:val="both"/>
@@ -10157,7 +10288,7 @@
         <w:pStyle w:val="ListParagraph"/>
         <w:numPr>
           <w:ilvl w:val="0"/>
-          <w:numId w:val="52"/>
+          <w:numId w:val="11"/>
         </w:numPr>
         <w:spacing w:line="360" w:lineRule="auto"/>
         <w:jc w:val="both"/>
@@ -10179,7 +10310,7 @@
         <w:pStyle w:val="ListParagraph"/>
         <w:numPr>
           <w:ilvl w:val="0"/>
-          <w:numId w:val="52"/>
+          <w:numId w:val="11"/>
         </w:numPr>
         <w:spacing w:line="360" w:lineRule="auto"/>
         <w:jc w:val="both"/>
@@ -11568,7 +11699,7 @@
 </file>
 
 <file path=word/endnotes.xml><?xml version="1.0" encoding="utf-8"?>
-<w:endnotes xmlns:wpc="http://schemas.microsoft.com/office/word/2010/wordprocessingCanvas" xmlns:cx="http://schemas.microsoft.com/office/drawing/2014/chartex" xmlns:cx1="http://schemas.microsoft.com/office/drawing/2015/9/8/chartex" xmlns:cx2="http://schemas.microsoft.com/office/drawing/2015/10/21/chartex" xmlns:cx3="http://schemas.microsoft.com/office/drawing/2016/5/9/chartex" xmlns:cx4="http://schemas.microsoft.com/office/drawing/2016/5/10/chartex" xmlns:cx5="http://schemas.microsoft.com/office/drawing/2016/5/11/chartex" xmlns:cx6="http://schemas.microsoft.com/office/drawing/2016/5/12/chartex" xmlns:cx7="http://schemas.microsoft.com/office/drawing/2016/5/13/chartex" xmlns:cx8="http://schemas.microsoft.com/office/drawing/2016/5/14/chartex" xmlns:mc="http://schemas.openxmlformats.org/markup-compatibility/2006" xmlns:aink="http://schemas.microsoft.com/office/drawing/2016/ink" xmlns:am3d="http://schemas.microsoft.com/office/drawing/2017/model3d" xmlns:o="urn:schemas-microsoft-com:office:office" xmlns:oel="http://schemas.microsoft.com/office/2019/extlst" xmlns:r="http://schemas.openxmlformats.org/officeDocument/2006/relationships" xmlns:m="http://schemas.openxmlformats.org/officeDocument/2006/math" xmlns:v="urn:schemas-microsoft-com:vml" xmlns:wp14="http://schemas.microsoft.com/office/word/2010/wordprocessingDrawing" xmlns:wp="http://schemas.openxmlformats.org/drawingml/2006/wordprocessingDrawing" xmlns:w10="urn:schemas-microsoft-com:office:word" xmlns:w="http://schemas.openxmlformats.org/wordprocessingml/2006/main" xmlns:w14="http://schemas.microsoft.com/office/word/2010/wordml" xmlns:w15="http://schemas.microsoft.com/office/word/2012/wordml" xmlns:w16cex="http://schemas.microsoft.com/office/word/2018/wordml/cex" xmlns:w16cid="http://schemas.microsoft.com/office/word/2016/wordml/cid" xmlns:w16="http://schemas.microsoft.com/office/word/2018/wordml" xmlns:w16sdtdh="http://schemas.microsoft.com/office/word/2020/wordml/sdtdatahash" xmlns:w16se="http://schemas.microsoft.com/office/word/2015/wordml/symex" xmlns:wpg="http://schemas.microsoft.com/office/word/2010/wordprocessingGroup" xmlns:wpi="http://schemas.microsoft.com/office/word/2010/wordprocessingInk" xmlns:wne="http://schemas.microsoft.com/office/word/2006/wordml" xmlns:wps="http://schemas.microsoft.com/office/word/2010/wordprocessingShape" mc:Ignorable="w14 w15 w16se w16cid w16 w16cex w16sdtdh wp14">
+<w:endnotes xmlns:wpc="http://schemas.microsoft.com/office/word/2010/wordprocessingCanvas" xmlns:cx="http://schemas.microsoft.com/office/drawing/2014/chartex" xmlns:cx1="http://schemas.microsoft.com/office/drawing/2015/9/8/chartex" xmlns:cx2="http://schemas.microsoft.com/office/drawing/2015/10/21/chartex" xmlns:cx3="http://schemas.microsoft.com/office/drawing/2016/5/9/chartex" xmlns:cx4="http://schemas.microsoft.com/office/drawing/2016/5/10/chartex" xmlns:cx5="http://schemas.microsoft.com/office/drawing/2016/5/11/chartex" xmlns:cx6="http://schemas.microsoft.com/office/drawing/2016/5/12/chartex" xmlns:cx7="http://schemas.microsoft.com/office/drawing/2016/5/13/chartex" xmlns:cx8="http://schemas.microsoft.com/office/drawing/2016/5/14/chartex" xmlns:mc="http://schemas.openxmlformats.org/markup-compatibility/2006" xmlns:aink="http://schemas.microsoft.com/office/drawing/2016/ink" xmlns:am3d="http://schemas.microsoft.com/office/drawing/2017/model3d" xmlns:o="urn:schemas-microsoft-com:office:office" xmlns:oel="http://schemas.microsoft.com/office/2019/extlst" xmlns:r="http://schemas.openxmlformats.org/officeDocument/2006/relationships" xmlns:m="http://schemas.openxmlformats.org/officeDocument/2006/math" xmlns:v="urn:schemas-microsoft-com:vml" xmlns:wp14="http://schemas.microsoft.com/office/word/2010/wordprocessingDrawing" xmlns:wp="http://schemas.openxmlformats.org/drawingml/2006/wordprocessingDrawing" xmlns:w10="urn:schemas-microsoft-com:office:word" xmlns:w="http://schemas.openxmlformats.org/wordprocessingml/2006/main" xmlns:w14="http://schemas.microsoft.com/office/word/2010/wordml" xmlns:w15="http://schemas.microsoft.com/office/word/2012/wordml" xmlns:w16cex="http://schemas.microsoft.com/office/word/2018/wordml/cex" xmlns:w16cid="http://schemas.microsoft.com/office/word/2016/wordml/cid" xmlns:w16="http://schemas.microsoft.com/office/word/2018/wordml" xmlns:w16du="http://schemas.microsoft.com/office/word/2023/wordml/word16du" xmlns:w16sdtdh="http://schemas.microsoft.com/office/word/2020/wordml/sdtdatahash" xmlns:w16sdtfl="http://schemas.microsoft.com/office/word/2024/wordml/sdtformatlock" xmlns:w16se="http://schemas.microsoft.com/office/word/2015/wordml/symex" xmlns:wpg="http://schemas.microsoft.com/office/word/2010/wordprocessingGroup" xmlns:wpi="http://schemas.microsoft.com/office/word/2010/wordprocessingInk" xmlns:wne="http://schemas.microsoft.com/office/word/2006/wordml" xmlns:wps="http://schemas.microsoft.com/office/word/2010/wordprocessingShape" mc:Ignorable="w14 w15 w16se w16cid w16 w16cex w16sdtdh w16sdtfl w16du wp14">
   <w:endnote w:type="separator" w:id="-1">
     <w:p>
       <w:r>
@@ -11587,7 +11718,7 @@
 </file>
 
 <file path=word/footer1.xml><?xml version="1.0" encoding="utf-8"?>
-<w:ftr xmlns:wpc="http://schemas.microsoft.com/office/word/2010/wordprocessingCanvas" xmlns:cx="http://schemas.microsoft.com/office/drawing/2014/chartex" xmlns:cx1="http://schemas.microsoft.com/office/drawing/2015/9/8/chartex" xmlns:cx2="http://schemas.microsoft.com/office/drawing/2015/10/21/chartex" xmlns:cx3="http://schemas.microsoft.com/office/drawing/2016/5/9/chartex" xmlns:cx4="http://schemas.microsoft.com/office/drawing/2016/5/10/chartex" xmlns:cx5="http://schemas.microsoft.com/office/drawing/2016/5/11/chartex" xmlns:cx6="http://schemas.microsoft.com/office/drawing/2016/5/12/chartex" xmlns:cx7="http://schemas.microsoft.com/office/drawing/2016/5/13/chartex" xmlns:cx8="http://schemas.microsoft.com/office/drawing/2016/5/14/chartex" xmlns:mc="http://schemas.openxmlformats.org/markup-compatibility/2006" xmlns:aink="http://schemas.microsoft.com/office/drawing/2016/ink" xmlns:am3d="http://schemas.microsoft.com/office/drawing/2017/model3d" xmlns:o="urn:schemas-microsoft-com:office:office" xmlns:oel="http://schemas.microsoft.com/office/2019/extlst" xmlns:r="http://schemas.openxmlformats.org/officeDocument/2006/relationships" xmlns:m="http://schemas.openxmlformats.org/officeDocument/2006/math" xmlns:v="urn:schemas-microsoft-com:vml" xmlns:wp14="http://schemas.microsoft.com/office/word/2010/wordprocessingDrawing" xmlns:wp="http://schemas.openxmlformats.org/drawingml/2006/wordprocessingDrawing" xmlns:w10="urn:schemas-microsoft-com:office:word" xmlns:w="http://schemas.openxmlformats.org/wordprocessingml/2006/main" xmlns:w14="http://schemas.microsoft.com/office/word/2010/wordml" xmlns:w15="http://schemas.microsoft.com/office/word/2012/wordml" xmlns:w16cex="http://schemas.microsoft.com/office/word/2018/wordml/cex" xmlns:w16cid="http://schemas.microsoft.com/office/word/2016/wordml/cid" xmlns:w16="http://schemas.microsoft.com/office/word/2018/wordml" xmlns:w16sdtdh="http://schemas.microsoft.com/office/word/2020/wordml/sdtdatahash" xmlns:w16se="http://schemas.microsoft.com/office/word/2015/wordml/symex" xmlns:wpg="http://schemas.microsoft.com/office/word/2010/wordprocessingGroup" xmlns:wpi="http://schemas.microsoft.com/office/word/2010/wordprocessingInk" xmlns:wne="http://schemas.microsoft.com/office/word/2006/wordml" xmlns:wps="http://schemas.microsoft.com/office/word/2010/wordprocessingShape" mc:Ignorable="w14 w15 w16se w16cid w16 w16cex w16sdtdh wp14">
+<w:ftr xmlns:wpc="http://schemas.microsoft.com/office/word/2010/wordprocessingCanvas" xmlns:cx="http://schemas.microsoft.com/office/drawing/2014/chartex" xmlns:cx1="http://schemas.microsoft.com/office/drawing/2015/9/8/chartex" xmlns:cx2="http://schemas.microsoft.com/office/drawing/2015/10/21/chartex" xmlns:cx3="http://schemas.microsoft.com/office/drawing/2016/5/9/chartex" xmlns:cx4="http://schemas.microsoft.com/office/drawing/2016/5/10/chartex" xmlns:cx5="http://schemas.microsoft.com/office/drawing/2016/5/11/chartex" xmlns:cx6="http://schemas.microsoft.com/office/drawing/2016/5/12/chartex" xmlns:cx7="http://schemas.microsoft.com/office/drawing/2016/5/13/chartex" xmlns:cx8="http://schemas.microsoft.com/office/drawing/2016/5/14/chartex" xmlns:mc="http://schemas.openxmlformats.org/markup-compatibility/2006" xmlns:aink="http://schemas.microsoft.com/office/drawing/2016/ink" xmlns:am3d="http://schemas.microsoft.com/office/drawing/2017/model3d" xmlns:o="urn:schemas-microsoft-com:office:office" xmlns:oel="http://schemas.microsoft.com/office/2019/extlst" xmlns:r="http://schemas.openxmlformats.org/officeDocument/2006/relationships" xmlns:m="http://schemas.openxmlformats.org/officeDocument/2006/math" xmlns:v="urn:schemas-microsoft-com:vml" xmlns:wp14="http://schemas.microsoft.com/office/word/2010/wordprocessingDrawing" xmlns:wp="http://schemas.openxmlformats.org/drawingml/2006/wordprocessingDrawing" xmlns:w10="urn:schemas-microsoft-com:office:word" xmlns:w="http://schemas.openxmlformats.org/wordprocessingml/2006/main" xmlns:w14="http://schemas.microsoft.com/office/word/2010/wordml" xmlns:w15="http://schemas.microsoft.com/office/word/2012/wordml" xmlns:w16cex="http://schemas.microsoft.com/office/word/2018/wordml/cex" xmlns:w16cid="http://schemas.microsoft.com/office/word/2016/wordml/cid" xmlns:w16="http://schemas.microsoft.com/office/word/2018/wordml" xmlns:w16du="http://schemas.microsoft.com/office/word/2023/wordml/word16du" xmlns:w16sdtdh="http://schemas.microsoft.com/office/word/2020/wordml/sdtdatahash" xmlns:w16sdtfl="http://schemas.microsoft.com/office/word/2024/wordml/sdtformatlock" xmlns:w16se="http://schemas.microsoft.com/office/word/2015/wordml/symex" xmlns:wpg="http://schemas.microsoft.com/office/word/2010/wordprocessingGroup" xmlns:wpi="http://schemas.microsoft.com/office/word/2010/wordprocessingInk" xmlns:wne="http://schemas.microsoft.com/office/word/2006/wordml" xmlns:wps="http://schemas.microsoft.com/office/word/2010/wordprocessingShape" mc:Ignorable="w14 w15 w16se w16cid w16 w16cex w16sdtdh w16sdtfl w16du wp14">
   <w:sdt>
     <w:sdtPr>
       <w:id w:val="500161060"/>
@@ -11640,7 +11771,7 @@
 </file>
 
 <file path=word/footnotes.xml><?xml version="1.0" encoding="utf-8"?>
-<w:footnotes xmlns:wpc="http://schemas.microsoft.com/office/word/2010/wordprocessingCanvas" xmlns:cx="http://schemas.microsoft.com/office/drawing/2014/chartex" xmlns:cx1="http://schemas.microsoft.com/office/drawing/2015/9/8/chartex" xmlns:cx2="http://schemas.microsoft.com/office/drawing/2015/10/21/chartex" xmlns:cx3="http://schemas.microsoft.com/office/drawing/2016/5/9/chartex" xmlns:cx4="http://schemas.microsoft.com/office/drawing/2016/5/10/chartex" xmlns:cx5="http://schemas.microsoft.com/office/drawing/2016/5/11/chartex" xmlns:cx6="http://schemas.microsoft.com/office/drawing/2016/5/12/chartex" xmlns:cx7="http://schemas.microsoft.com/office/drawing/2016/5/13/chartex" xmlns:cx8="http://schemas.microsoft.com/office/drawing/2016/5/14/chartex" xmlns:mc="http://schemas.openxmlformats.org/markup-compatibility/2006" xmlns:aink="http://schemas.microsoft.com/office/drawing/2016/ink" xmlns:am3d="http://schemas.microsoft.com/office/drawing/2017/model3d" xmlns:o="urn:schemas-microsoft-com:office:office" xmlns:oel="http://schemas.microsoft.com/office/2019/extlst" xmlns:r="http://schemas.openxmlformats.org/officeDocument/2006/relationships" xmlns:m="http://schemas.openxmlformats.org/officeDocument/2006/math" xmlns:v="urn:schemas-microsoft-com:vml" xmlns:wp14="http://schemas.microsoft.com/office/word/2010/wordprocessingDrawing" xmlns:wp="http://schemas.openxmlformats.org/drawingml/2006/wordprocessingDrawing" xmlns:w10="urn:schemas-microsoft-com:office:word" xmlns:w="http://schemas.openxmlformats.org/wordprocessingml/2006/main" xmlns:w14="http://schemas.microsoft.com/office/word/2010/wordml" xmlns:w15="http://schemas.microsoft.com/office/word/2012/wordml" xmlns:w16cex="http://schemas.microsoft.com/office/word/2018/wordml/cex" xmlns:w16cid="http://schemas.microsoft.com/office/word/2016/wordml/cid" xmlns:w16="http://schemas.microsoft.com/office/word/2018/wordml" xmlns:w16sdtdh="http://schemas.microsoft.com/office/word/2020/wordml/sdtdatahash" xmlns:w16se="http://schemas.microsoft.com/office/word/2015/wordml/symex" xmlns:wpg="http://schemas.microsoft.com/office/word/2010/wordprocessingGroup" xmlns:wpi="http://schemas.microsoft.com/office/word/2010/wordprocessingInk" xmlns:wne="http://schemas.microsoft.com/office/word/2006/wordml" xmlns:wps="http://schemas.microsoft.com/office/word/2010/wordprocessingShape" mc:Ignorable="w14 w15 w16se w16cid w16 w16cex w16sdtdh wp14">
+<w:footnotes xmlns:wpc="http://schemas.microsoft.com/office/word/2010/wordprocessingCanvas" xmlns:cx="http://schemas.microsoft.com/office/drawing/2014/chartex" xmlns:cx1="http://schemas.microsoft.com/office/drawing/2015/9/8/chartex" xmlns:cx2="http://schemas.microsoft.com/office/drawing/2015/10/21/chartex" xmlns:cx3="http://schemas.microsoft.com/office/drawing/2016/5/9/chartex" xmlns:cx4="http://schemas.microsoft.com/office/drawing/2016/5/10/chartex" xmlns:cx5="http://schemas.microsoft.com/office/drawing/2016/5/11/chartex" xmlns:cx6="http://schemas.microsoft.com/office/drawing/2016/5/12/chartex" xmlns:cx7="http://schemas.microsoft.com/office/drawing/2016/5/13/chartex" xmlns:cx8="http://schemas.microsoft.com/office/drawing/2016/5/14/chartex" xmlns:mc="http://schemas.openxmlformats.org/markup-compatibility/2006" xmlns:aink="http://schemas.microsoft.com/office/drawing/2016/ink" xmlns:am3d="http://schemas.microsoft.com/office/drawing/2017/model3d" xmlns:o="urn:schemas-microsoft-com:office:office" xmlns:oel="http://schemas.microsoft.com/office/2019/extlst" xmlns:r="http://schemas.openxmlformats.org/officeDocument/2006/relationships" xmlns:m="http://schemas.openxmlformats.org/officeDocument/2006/math" xmlns:v="urn:schemas-microsoft-com:vml" xmlns:wp14="http://schemas.microsoft.com/office/word/2010/wordprocessingDrawing" xmlns:wp="http://schemas.openxmlformats.org/drawingml/2006/wordprocessingDrawing" xmlns:w10="urn:schemas-microsoft-com:office:word" xmlns:w="http://schemas.openxmlformats.org/wordprocessingml/2006/main" xmlns:w14="http://schemas.microsoft.com/office/word/2010/wordml" xmlns:w15="http://schemas.microsoft.com/office/word/2012/wordml" xmlns:w16cex="http://schemas.microsoft.com/office/word/2018/wordml/cex" xmlns:w16cid="http://schemas.microsoft.com/office/word/2016/wordml/cid" xmlns:w16="http://schemas.microsoft.com/office/word/2018/wordml" xmlns:w16du="http://schemas.microsoft.com/office/word/2023/wordml/word16du" xmlns:w16sdtdh="http://schemas.microsoft.com/office/word/2020/wordml/sdtdatahash" xmlns:w16sdtfl="http://schemas.microsoft.com/office/word/2024/wordml/sdtformatlock" xmlns:w16se="http://schemas.microsoft.com/office/word/2015/wordml/symex" xmlns:wpg="http://schemas.microsoft.com/office/word/2010/wordprocessingGroup" xmlns:wpi="http://schemas.microsoft.com/office/word/2010/wordprocessingInk" xmlns:wne="http://schemas.microsoft.com/office/word/2006/wordml" xmlns:wps="http://schemas.microsoft.com/office/word/2010/wordprocessingShape" mc:Ignorable="w14 w15 w16se w16cid w16 w16cex w16sdtdh w16sdtfl w16du wp14">
   <w:footnote w:type="separator" w:id="-1">
     <w:p>
       <w:r>
@@ -11659,11 +11790,11 @@
 </file>
 
 <file path=word/numbering.xml><?xml version="1.0" encoding="utf-8"?>
-<w:numbering xmlns:wpc="http://schemas.microsoft.com/office/word/2010/wordprocessingCanvas" xmlns:cx="http://schemas.microsoft.com/office/drawing/2014/chartex" xmlns:cx1="http://schemas.microsoft.com/office/drawing/2015/9/8/chartex" xmlns:cx2="http://schemas.microsoft.com/office/drawing/2015/10/21/chartex" xmlns:cx3="http://schemas.microsoft.com/office/drawing/2016/5/9/chartex" xmlns:cx4="http://schemas.microsoft.com/office/drawing/2016/5/10/chartex" xmlns:cx5="http://schemas.microsoft.com/office/drawing/2016/5/11/chartex" xmlns:cx6="http://schemas.microsoft.com/office/drawing/2016/5/12/chartex" xmlns:cx7="http://schemas.microsoft.com/office/drawing/2016/5/13/chartex" xmlns:cx8="http://schemas.microsoft.com/office/drawing/2016/5/14/chartex" xmlns:mc="http://schemas.openxmlformats.org/markup-compatibility/2006" xmlns:aink="http://schemas.microsoft.com/office/drawing/2016/ink" xmlns:am3d="http://schemas.microsoft.com/office/drawing/2017/model3d" xmlns:o="urn:schemas-microsoft-com:office:office" xmlns:oel="http://schemas.microsoft.com/office/2019/extlst" xmlns:r="http://schemas.openxmlformats.org/officeDocument/2006/relationships" xmlns:m="http://schemas.openxmlformats.org/officeDocument/2006/math" xmlns:v="urn:schemas-microsoft-com:vml" xmlns:wp14="http://schemas.microsoft.com/office/word/2010/wordprocessingDrawing" xmlns:wp="http://schemas.openxmlformats.org/drawingml/2006/wordprocessingDrawing" xmlns:w10="urn:schemas-microsoft-com:office:word" xmlns:w="http://schemas.openxmlformats.org/wordprocessingml/2006/main" xmlns:w14="http://schemas.microsoft.com/office/word/2010/wordml" xmlns:w15="http://schemas.microsoft.com/office/word/2012/wordml" xmlns:w16cex="http://schemas.microsoft.com/office/word/2018/wordml/cex" xmlns:w16cid="http://schemas.microsoft.com/office/word/2016/wordml/cid" xmlns:w16="http://schemas.microsoft.com/office/word/2018/wordml" xmlns:w16sdtdh="http://schemas.microsoft.com/office/word/2020/wordml/sdtdatahash" xmlns:w16se="http://schemas.microsoft.com/office/word/2015/wordml/symex" xmlns:wpg="http://schemas.microsoft.com/office/word/2010/wordprocessingGroup" xmlns:wpi="http://schemas.microsoft.com/office/word/2010/wordprocessingInk" xmlns:wne="http://schemas.microsoft.com/office/word/2006/wordml" xmlns:wps="http://schemas.microsoft.com/office/word/2010/wordprocessingShape" mc:Ignorable="w14 w15 w16se w16cid w16 w16cex w16sdtdh wp14">
+<w:numbering xmlns:wpc="http://schemas.microsoft.com/office/word/2010/wordprocessingCanvas" xmlns:cx="http://schemas.microsoft.com/office/drawing/2014/chartex" xmlns:cx1="http://schemas.microsoft.com/office/drawing/2015/9/8/chartex" xmlns:cx2="http://schemas.microsoft.com/office/drawing/2015/10/21/chartex" xmlns:cx3="http://schemas.microsoft.com/office/drawing/2016/5/9/chartex" xmlns:cx4="http://schemas.microsoft.com/office/drawing/2016/5/10/chartex" xmlns:cx5="http://schemas.microsoft.com/office/drawing/2016/5/11/chartex" xmlns:cx6="http://schemas.microsoft.com/office/drawing/2016/5/12/chartex" xmlns:cx7="http://schemas.microsoft.com/office/drawing/2016/5/13/chartex" xmlns:cx8="http://schemas.microsoft.com/office/drawing/2016/5/14/chartex" xmlns:mc="http://schemas.openxmlformats.org/markup-compatibility/2006" xmlns:aink="http://schemas.microsoft.com/office/drawing/2016/ink" xmlns:am3d="http://schemas.microsoft.com/office/drawing/2017/model3d" xmlns:o="urn:schemas-microsoft-com:office:office" xmlns:oel="http://schemas.microsoft.com/office/2019/extlst" xmlns:r="http://schemas.openxmlformats.org/officeDocument/2006/relationships" xmlns:m="http://schemas.openxmlformats.org/officeDocument/2006/math" xmlns:v="urn:schemas-microsoft-com:vml" xmlns:wp14="http://schemas.microsoft.com/office/word/2010/wordprocessingDrawing" xmlns:wp="http://schemas.openxmlformats.org/drawingml/2006/wordprocessingDrawing" xmlns:w10="urn:schemas-microsoft-com:office:word" xmlns:w="http://schemas.openxmlformats.org/wordprocessingml/2006/main" xmlns:w14="http://schemas.microsoft.com/office/word/2010/wordml" xmlns:w15="http://schemas.microsoft.com/office/word/2012/wordml" xmlns:w16cex="http://schemas.microsoft.com/office/word/2018/wordml/cex" xmlns:w16cid="http://schemas.microsoft.com/office/word/2016/wordml/cid" xmlns:w16="http://schemas.microsoft.com/office/word/2018/wordml" xmlns:w16du="http://schemas.microsoft.com/office/word/2023/wordml/word16du" xmlns:w16sdtdh="http://schemas.microsoft.com/office/word/2020/wordml/sdtdatahash" xmlns:w16sdtfl="http://schemas.microsoft.com/office/word/2024/wordml/sdtformatlock" xmlns:w16se="http://schemas.microsoft.com/office/word/2015/wordml/symex" xmlns:wpg="http://schemas.microsoft.com/office/word/2010/wordprocessingGroup" xmlns:wpi="http://schemas.microsoft.com/office/word/2010/wordprocessingInk" xmlns:wne="http://schemas.microsoft.com/office/word/2006/wordml" xmlns:wps="http://schemas.microsoft.com/office/word/2010/wordprocessingShape" mc:Ignorable="w14 w15 w16se w16cid w16 w16cex w16sdtdh w16sdtfl w16du wp14">
   <w:abstractNum w:abstractNumId="0" w15:restartNumberingAfterBreak="0">
-    <w:nsid w:val="01C34F17"/>
+    <w:nsid w:val="0DD71777"/>
     <w:multiLevelType w:val="hybridMultilevel"/>
-    <w:tmpl w:val="EA6239A6"/>
+    <w:tmpl w:val="62F8511C"/>
     <w:lvl w:ilvl="0" w:tplc="04090001">
       <w:start w:val="1"/>
       <w:numFmt w:val="bullet"/>
@@ -11774,19 +11905,19 @@
     </w:lvl>
   </w:abstractNum>
   <w:abstractNum w:abstractNumId="1" w15:restartNumberingAfterBreak="0">
-    <w:nsid w:val="04C94210"/>
+    <w:nsid w:val="12A33944"/>
     <w:multiLevelType w:val="hybridMultilevel"/>
-    <w:tmpl w:val="9D5C4B3C"/>
-    <w:lvl w:ilvl="0" w:tplc="4A4A61A6">
-      <w:start w:val="3"/>
+    <w:tmpl w:val="6804BB94"/>
+    <w:lvl w:ilvl="0" w:tplc="04090001">
+      <w:start w:val="1"/>
       <w:numFmt w:val="bullet"/>
-      <w:lvlText w:val="-"/>
+      <w:lvlText w:val=""/>
       <w:lvlJc w:val="left"/>
       <w:pPr>
         <w:ind w:left="720" w:hanging="360"/>
       </w:pPr>
       <w:rPr>
-        <w:rFonts w:ascii="Times New Roman" w:eastAsia="Times New Roman" w:hAnsi="Times New Roman" w:cs="Times New Roman" w:hint="default"/>
+        <w:rFonts w:ascii="Symbol" w:hAnsi="Symbol" w:hint="default"/>
       </w:rPr>
     </w:lvl>
     <w:lvl w:ilvl="1" w:tplc="04090003" w:tentative="1">
@@ -11887,19 +12018,19 @@
     </w:lvl>
   </w:abstractNum>
   <w:abstractNum w:abstractNumId="2" w15:restartNumberingAfterBreak="0">
-    <w:nsid w:val="09DD1B34"/>
+    <w:nsid w:val="2042332A"/>
     <w:multiLevelType w:val="hybridMultilevel"/>
-    <w:tmpl w:val="3ED03B78"/>
-    <w:lvl w:ilvl="0" w:tplc="4A4A61A6">
-      <w:start w:val="3"/>
+    <w:tmpl w:val="327062D0"/>
+    <w:lvl w:ilvl="0" w:tplc="04090001">
+      <w:start w:val="1"/>
       <w:numFmt w:val="bullet"/>
-      <w:lvlText w:val="-"/>
+      <w:lvlText w:val=""/>
       <w:lvlJc w:val="left"/>
       <w:pPr>
         <w:ind w:left="720" w:hanging="360"/>
       </w:pPr>
       <w:rPr>
-        <w:rFonts w:ascii="Times New Roman" w:eastAsia="Times New Roman" w:hAnsi="Times New Roman" w:cs="Times New Roman" w:hint="default"/>
+        <w:rFonts w:ascii="Symbol" w:hAnsi="Symbol" w:hint="default"/>
       </w:rPr>
     </w:lvl>
     <w:lvl w:ilvl="1" w:tplc="04090003" w:tentative="1">
@@ -12000,9 +12131,9 @@
     </w:lvl>
   </w:abstractNum>
   <w:abstractNum w:abstractNumId="3" w15:restartNumberingAfterBreak="0">
-    <w:nsid w:val="0B5743FD"/>
+    <w:nsid w:val="252946AF"/>
     <w:multiLevelType w:val="hybridMultilevel"/>
-    <w:tmpl w:val="FD9CDE46"/>
+    <w:tmpl w:val="FAA8C966"/>
     <w:lvl w:ilvl="0" w:tplc="04090001">
       <w:start w:val="1"/>
       <w:numFmt w:val="bullet"/>
@@ -12113,9 +12244,9 @@
     </w:lvl>
   </w:abstractNum>
   <w:abstractNum w:abstractNumId="4" w15:restartNumberingAfterBreak="0">
-    <w:nsid w:val="0DD71777"/>
+    <w:nsid w:val="28B27704"/>
     <w:multiLevelType w:val="hybridMultilevel"/>
-    <w:tmpl w:val="62F8511C"/>
+    <w:tmpl w:val="48902BE8"/>
     <w:lvl w:ilvl="0" w:tplc="04090001">
       <w:start w:val="1"/>
       <w:numFmt w:val="bullet"/>
@@ -12226,239 +12357,9 @@
     </w:lvl>
   </w:abstractNum>
   <w:abstractNum w:abstractNumId="5" w15:restartNumberingAfterBreak="0">
-    <w:nsid w:val="0E5A4689"/>
-    <w:multiLevelType w:val="multilevel"/>
-    <w:tmpl w:val="692899E6"/>
-    <w:lvl w:ilvl="0">
-      <w:start w:val="1"/>
-      <w:numFmt w:val="decimal"/>
-      <w:lvlText w:val="%1."/>
-      <w:lvlJc w:val="left"/>
-      <w:pPr>
-        <w:tabs>
-          <w:tab w:val="num" w:pos="720"/>
-        </w:tabs>
-        <w:ind w:left="720" w:hanging="360"/>
-      </w:pPr>
-    </w:lvl>
-    <w:lvl w:ilvl="1">
-      <w:start w:val="1"/>
-      <w:numFmt w:val="bullet"/>
-      <w:lvlText w:val="o"/>
-      <w:lvlJc w:val="left"/>
-      <w:pPr>
-        <w:tabs>
-          <w:tab w:val="num" w:pos="1440"/>
-        </w:tabs>
-        <w:ind w:left="1440" w:hanging="360"/>
-      </w:pPr>
-      <w:rPr>
-        <w:rFonts w:ascii="Courier New" w:hAnsi="Courier New" w:hint="default"/>
-        <w:sz w:val="20"/>
-      </w:rPr>
-    </w:lvl>
-    <w:lvl w:ilvl="2" w:tentative="1">
-      <w:start w:val="1"/>
-      <w:numFmt w:val="decimal"/>
-      <w:lvlText w:val="%3."/>
-      <w:lvlJc w:val="left"/>
-      <w:pPr>
-        <w:tabs>
-          <w:tab w:val="num" w:pos="2160"/>
-        </w:tabs>
-        <w:ind w:left="2160" w:hanging="360"/>
-      </w:pPr>
-    </w:lvl>
-    <w:lvl w:ilvl="3" w:tentative="1">
-      <w:start w:val="1"/>
-      <w:numFmt w:val="decimal"/>
-      <w:lvlText w:val="%4."/>
-      <w:lvlJc w:val="left"/>
-      <w:pPr>
-        <w:tabs>
-          <w:tab w:val="num" w:pos="2880"/>
-        </w:tabs>
-        <w:ind w:left="2880" w:hanging="360"/>
-      </w:pPr>
-    </w:lvl>
-    <w:lvl w:ilvl="4" w:tentative="1">
-      <w:start w:val="1"/>
-      <w:numFmt w:val="decimal"/>
-      <w:lvlText w:val="%5."/>
-      <w:lvlJc w:val="left"/>
-      <w:pPr>
-        <w:tabs>
-          <w:tab w:val="num" w:pos="3600"/>
-        </w:tabs>
-        <w:ind w:left="3600" w:hanging="360"/>
-      </w:pPr>
-    </w:lvl>
-    <w:lvl w:ilvl="5" w:tentative="1">
-      <w:start w:val="1"/>
-      <w:numFmt w:val="decimal"/>
-      <w:lvlText w:val="%6."/>
-      <w:lvlJc w:val="left"/>
-      <w:pPr>
-        <w:tabs>
-          <w:tab w:val="num" w:pos="4320"/>
-        </w:tabs>
-        <w:ind w:left="4320" w:hanging="360"/>
-      </w:pPr>
-    </w:lvl>
-    <w:lvl w:ilvl="6" w:tentative="1">
-      <w:start w:val="1"/>
-      <w:numFmt w:val="decimal"/>
-      <w:lvlText w:val="%7."/>
-      <w:lvlJc w:val="left"/>
-      <w:pPr>
-        <w:tabs>
-          <w:tab w:val="num" w:pos="5040"/>
-        </w:tabs>
-        <w:ind w:left="5040" w:hanging="360"/>
-      </w:pPr>
-    </w:lvl>
-    <w:lvl w:ilvl="7" w:tentative="1">
-      <w:start w:val="1"/>
-      <w:numFmt w:val="decimal"/>
-      <w:lvlText w:val="%8."/>
-      <w:lvlJc w:val="left"/>
-      <w:pPr>
-        <w:tabs>
-          <w:tab w:val="num" w:pos="5760"/>
-        </w:tabs>
-        <w:ind w:left="5760" w:hanging="360"/>
-      </w:pPr>
-    </w:lvl>
-    <w:lvl w:ilvl="8" w:tentative="1">
-      <w:start w:val="1"/>
-      <w:numFmt w:val="decimal"/>
-      <w:lvlText w:val="%9."/>
-      <w:lvlJc w:val="left"/>
-      <w:pPr>
-        <w:tabs>
-          <w:tab w:val="num" w:pos="6480"/>
-        </w:tabs>
-        <w:ind w:left="6480" w:hanging="360"/>
-      </w:pPr>
-    </w:lvl>
-  </w:abstractNum>
-  <w:abstractNum w:abstractNumId="6" w15:restartNumberingAfterBreak="0">
-    <w:nsid w:val="0FDF0B35"/>
+    <w:nsid w:val="35385ED5"/>
     <w:multiLevelType w:val="hybridMultilevel"/>
-    <w:tmpl w:val="456EE488"/>
-    <w:lvl w:ilvl="0" w:tplc="08090001">
-      <w:start w:val="1"/>
-      <w:numFmt w:val="bullet"/>
-      <w:lvlText w:val=""/>
-      <w:lvlJc w:val="left"/>
-      <w:pPr>
-        <w:ind w:left="720" w:hanging="360"/>
-      </w:pPr>
-      <w:rPr>
-        <w:rFonts w:ascii="Symbol" w:hAnsi="Symbol" w:hint="default"/>
-      </w:rPr>
-    </w:lvl>
-    <w:lvl w:ilvl="1" w:tplc="08090003" w:tentative="1">
-      <w:start w:val="1"/>
-      <w:numFmt w:val="bullet"/>
-      <w:lvlText w:val="o"/>
-      <w:lvlJc w:val="left"/>
-      <w:pPr>
-        <w:ind w:left="1440" w:hanging="360"/>
-      </w:pPr>
-      <w:rPr>
-        <w:rFonts w:ascii="Courier New" w:hAnsi="Courier New" w:cs="Courier New" w:hint="default"/>
-      </w:rPr>
-    </w:lvl>
-    <w:lvl w:ilvl="2" w:tplc="08090005" w:tentative="1">
-      <w:start w:val="1"/>
-      <w:numFmt w:val="bullet"/>
-      <w:lvlText w:val=""/>
-      <w:lvlJc w:val="left"/>
-      <w:pPr>
-        <w:ind w:left="2160" w:hanging="360"/>
-      </w:pPr>
-      <w:rPr>
-        <w:rFonts w:ascii="Wingdings" w:hAnsi="Wingdings" w:hint="default"/>
-      </w:rPr>
-    </w:lvl>
-    <w:lvl w:ilvl="3" w:tplc="08090001" w:tentative="1">
-      <w:start w:val="1"/>
-      <w:numFmt w:val="bullet"/>
-      <w:lvlText w:val=""/>
-      <w:lvlJc w:val="left"/>
-      <w:pPr>
-        <w:ind w:left="2880" w:hanging="360"/>
-      </w:pPr>
-      <w:rPr>
-        <w:rFonts w:ascii="Symbol" w:hAnsi="Symbol" w:hint="default"/>
-      </w:rPr>
-    </w:lvl>
-    <w:lvl w:ilvl="4" w:tplc="08090003" w:tentative="1">
-      <w:start w:val="1"/>
-      <w:numFmt w:val="bullet"/>
-      <w:lvlText w:val="o"/>
-      <w:lvlJc w:val="left"/>
-      <w:pPr>
-        <w:ind w:left="3600" w:hanging="360"/>
-      </w:pPr>
-      <w:rPr>
-        <w:rFonts w:ascii="Courier New" w:hAnsi="Courier New" w:cs="Courier New" w:hint="default"/>
-      </w:rPr>
-    </w:lvl>
-    <w:lvl w:ilvl="5" w:tplc="08090005" w:tentative="1">
-      <w:start w:val="1"/>
-      <w:numFmt w:val="bullet"/>
-      <w:lvlText w:val=""/>
-      <w:lvlJc w:val="left"/>
-      <w:pPr>
-        <w:ind w:left="4320" w:hanging="360"/>
-      </w:pPr>
-      <w:rPr>
-        <w:rFonts w:ascii="Wingdings" w:hAnsi="Wingdings" w:hint="default"/>
-      </w:rPr>
-    </w:lvl>
-    <w:lvl w:ilvl="6" w:tplc="08090001" w:tentative="1">
-      <w:start w:val="1"/>
-      <w:numFmt w:val="bullet"/>
-      <w:lvlText w:val=""/>
-      <w:lvlJc w:val="left"/>
-      <w:pPr>
-        <w:ind w:left="5040" w:hanging="360"/>
-      </w:pPr>
-      <w:rPr>
-        <w:rFonts w:ascii="Symbol" w:hAnsi="Symbol" w:hint="default"/>
-      </w:rPr>
-    </w:lvl>
-    <w:lvl w:ilvl="7" w:tplc="08090003" w:tentative="1">
-      <w:start w:val="1"/>
-      <w:numFmt w:val="bullet"/>
-      <w:lvlText w:val="o"/>
-      <w:lvlJc w:val="left"/>
-      <w:pPr>
-        <w:ind w:left="5760" w:hanging="360"/>
-      </w:pPr>
-      <w:rPr>
-        <w:rFonts w:ascii="Courier New" w:hAnsi="Courier New" w:cs="Courier New" w:hint="default"/>
-      </w:rPr>
-    </w:lvl>
-    <w:lvl w:ilvl="8" w:tplc="08090005" w:tentative="1">
-      <w:start w:val="1"/>
-      <w:numFmt w:val="bullet"/>
-      <w:lvlText w:val=""/>
-      <w:lvlJc w:val="left"/>
-      <w:pPr>
-        <w:ind w:left="6480" w:hanging="360"/>
-      </w:pPr>
-      <w:rPr>
-        <w:rFonts w:ascii="Wingdings" w:hAnsi="Wingdings" w:hint="default"/>
-      </w:rPr>
-    </w:lvl>
-  </w:abstractNum>
-  <w:abstractNum w:abstractNumId="7" w15:restartNumberingAfterBreak="0">
-    <w:nsid w:val="12A33944"/>
-    <w:multiLevelType w:val="hybridMultilevel"/>
-    <w:tmpl w:val="6804BB94"/>
+    <w:tmpl w:val="BC8E1972"/>
     <w:lvl w:ilvl="0" w:tplc="04090001">
       <w:start w:val="1"/>
       <w:numFmt w:val="bullet"/>
@@ -12568,35 +12469,29 @@
       </w:rPr>
     </w:lvl>
   </w:abstractNum>
-  <w:abstractNum w:abstractNumId="8" w15:restartNumberingAfterBreak="0">
-    <w:nsid w:val="13667481"/>
+  <w:abstractNum w:abstractNumId="6" w15:restartNumberingAfterBreak="0">
+    <w:nsid w:val="572E5A13"/>
     <w:multiLevelType w:val="hybridMultilevel"/>
-    <w:tmpl w:val="85B27906"/>
+    <w:tmpl w:val="CE4492F8"/>
     <w:lvl w:ilvl="0" w:tplc="04090001">
       <w:start w:val="1"/>
       <w:numFmt w:val="bullet"/>
       <w:lvlText w:val=""/>
       <w:lvlJc w:val="left"/>
       <w:pPr>
-        <w:tabs>
-          <w:tab w:val="num" w:pos="360"/>
-        </w:tabs>
-        <w:ind w:left="360" w:hanging="360"/>
+        <w:ind w:left="720" w:hanging="360"/>
       </w:pPr>
       <w:rPr>
         <w:rFonts w:ascii="Symbol" w:hAnsi="Symbol" w:hint="default"/>
       </w:rPr>
     </w:lvl>
-    <w:lvl w:ilvl="1" w:tplc="04090003">
+    <w:lvl w:ilvl="1" w:tplc="04090003" w:tentative="1">
       <w:start w:val="1"/>
       <w:numFmt w:val="bullet"/>
       <w:lvlText w:val="o"/>
       <w:lvlJc w:val="left"/>
       <w:pPr>
-        <w:tabs>
-          <w:tab w:val="num" w:pos="1080"/>
-        </w:tabs>
-        <w:ind w:left="1080" w:hanging="360"/>
+        <w:ind w:left="1440" w:hanging="360"/>
       </w:pPr>
       <w:rPr>
         <w:rFonts w:ascii="Courier New" w:hAnsi="Courier New" w:cs="Courier New" w:hint="default"/>
@@ -12608,10 +12503,7 @@
       <w:lvlText w:val=""/>
       <w:lvlJc w:val="left"/>
       <w:pPr>
-        <w:tabs>
-          <w:tab w:val="num" w:pos="1800"/>
-        </w:tabs>
-        <w:ind w:left="1800" w:hanging="360"/>
+        <w:ind w:left="2160" w:hanging="360"/>
       </w:pPr>
       <w:rPr>
         <w:rFonts w:ascii="Wingdings" w:hAnsi="Wingdings" w:hint="default"/>
@@ -12623,10 +12515,7 @@
       <w:lvlText w:val=""/>
       <w:lvlJc w:val="left"/>
       <w:pPr>
-        <w:tabs>
-          <w:tab w:val="num" w:pos="2520"/>
-        </w:tabs>
-        <w:ind w:left="2520" w:hanging="360"/>
+        <w:ind w:left="2880" w:hanging="360"/>
       </w:pPr>
       <w:rPr>
         <w:rFonts w:ascii="Symbol" w:hAnsi="Symbol" w:hint="default"/>
@@ -12638,10 +12527,7 @@
       <w:lvlText w:val="o"/>
       <w:lvlJc w:val="left"/>
       <w:pPr>
-        <w:tabs>
-          <w:tab w:val="num" w:pos="3240"/>
-        </w:tabs>
-        <w:ind w:left="3240" w:hanging="360"/>
+        <w:ind w:left="3600" w:hanging="360"/>
       </w:pPr>
       <w:rPr>
         <w:rFonts w:ascii="Courier New" w:hAnsi="Courier New" w:cs="Courier New" w:hint="default"/>
@@ -12653,10 +12539,7 @@
       <w:lvlText w:val=""/>
       <w:lvlJc w:val="left"/>
       <w:pPr>
-        <w:tabs>
-          <w:tab w:val="num" w:pos="3960"/>
-        </w:tabs>
-        <w:ind w:left="3960" w:hanging="360"/>
+        <w:ind w:left="4320" w:hanging="360"/>
       </w:pPr>
       <w:rPr>
         <w:rFonts w:ascii="Wingdings" w:hAnsi="Wingdings" w:hint="default"/>
@@ -12668,10 +12551,7 @@
       <w:lvlText w:val=""/>
       <w:lvlJc w:val="left"/>
       <w:pPr>
-        <w:tabs>
-          <w:tab w:val="num" w:pos="4680"/>
-        </w:tabs>
-        <w:ind w:left="4680" w:hanging="360"/>
+        <w:ind w:left="5040" w:hanging="360"/>
       </w:pPr>
       <w:rPr>
         <w:rFonts w:ascii="Symbol" w:hAnsi="Symbol" w:hint="default"/>
@@ -12683,10 +12563,7 @@
       <w:lvlText w:val="o"/>
       <w:lvlJc w:val="left"/>
       <w:pPr>
-        <w:tabs>
-          <w:tab w:val="num" w:pos="5400"/>
-        </w:tabs>
-        <w:ind w:left="5400" w:hanging="360"/>
+        <w:ind w:left="5760" w:hanging="360"/>
       </w:pPr>
       <w:rPr>
         <w:rFonts w:ascii="Courier New" w:hAnsi="Courier New" w:cs="Courier New" w:hint="default"/>
@@ -12698,20 +12575,130 @@
       <w:lvlText w:val=""/>
       <w:lvlJc w:val="left"/>
       <w:pPr>
-        <w:tabs>
-          <w:tab w:val="num" w:pos="6120"/>
-        </w:tabs>
-        <w:ind w:left="6120" w:hanging="360"/>
+        <w:ind w:left="6480" w:hanging="360"/>
       </w:pPr>
       <w:rPr>
         <w:rFonts w:ascii="Wingdings" w:hAnsi="Wingdings" w:hint="default"/>
       </w:rPr>
     </w:lvl>
   </w:abstractNum>
-  <w:abstractNum w:abstractNumId="9" w15:restartNumberingAfterBreak="0">
-    <w:nsid w:val="174607D1"/>
+  <w:abstractNum w:abstractNumId="7" w15:restartNumberingAfterBreak="0">
+    <w:nsid w:val="57841D0A"/>
     <w:multiLevelType w:val="hybridMultilevel"/>
-    <w:tmpl w:val="11148F52"/>
+    <w:tmpl w:val="F30A5DEA"/>
+    <w:lvl w:ilvl="0" w:tplc="04090001">
+      <w:start w:val="1"/>
+      <w:numFmt w:val="bullet"/>
+      <w:lvlText w:val=""/>
+      <w:lvlJc w:val="left"/>
+      <w:pPr>
+        <w:ind w:left="720" w:hanging="360"/>
+      </w:pPr>
+      <w:rPr>
+        <w:rFonts w:ascii="Symbol" w:hAnsi="Symbol" w:hint="default"/>
+      </w:rPr>
+    </w:lvl>
+    <w:lvl w:ilvl="1" w:tplc="FFFFFFFF" w:tentative="1">
+      <w:start w:val="1"/>
+      <w:numFmt w:val="bullet"/>
+      <w:lvlText w:val="o"/>
+      <w:lvlJc w:val="left"/>
+      <w:pPr>
+        <w:ind w:left="1440" w:hanging="360"/>
+      </w:pPr>
+      <w:rPr>
+        <w:rFonts w:ascii="Courier New" w:hAnsi="Courier New" w:cs="Courier New" w:hint="default"/>
+      </w:rPr>
+    </w:lvl>
+    <w:lvl w:ilvl="2" w:tplc="FFFFFFFF" w:tentative="1">
+      <w:start w:val="1"/>
+      <w:numFmt w:val="bullet"/>
+      <w:lvlText w:val=""/>
+      <w:lvlJc w:val="left"/>
+      <w:pPr>
+        <w:ind w:left="2160" w:hanging="360"/>
+      </w:pPr>
+      <w:rPr>
+        <w:rFonts w:ascii="Wingdings" w:hAnsi="Wingdings" w:hint="default"/>
+      </w:rPr>
+    </w:lvl>
+    <w:lvl w:ilvl="3" w:tplc="FFFFFFFF" w:tentative="1">
+      <w:start w:val="1"/>
+      <w:numFmt w:val="bullet"/>
+      <w:lvlText w:val=""/>
+      <w:lvlJc w:val="left"/>
+      <w:pPr>
+        <w:ind w:left="2880" w:hanging="360"/>
+      </w:pPr>
+      <w:rPr>
+        <w:rFonts w:ascii="Symbol" w:hAnsi="Symbol" w:hint="default"/>
+      </w:rPr>
+    </w:lvl>
+    <w:lvl w:ilvl="4" w:tplc="FFFFFFFF" w:tentative="1">
+      <w:start w:val="1"/>
+      <w:numFmt w:val="bullet"/>
+      <w:lvlText w:val="o"/>
+      <w:lvlJc w:val="left"/>
+      <w:pPr>
+        <w:ind w:left="3600" w:hanging="360"/>
+      </w:pPr>
+      <w:rPr>
+        <w:rFonts w:ascii="Courier New" w:hAnsi="Courier New" w:cs="Courier New" w:hint="default"/>
+      </w:rPr>
+    </w:lvl>
+    <w:lvl w:ilvl="5" w:tplc="FFFFFFFF" w:tentative="1">
+      <w:start w:val="1"/>
+      <w:numFmt w:val="bullet"/>
+      <w:lvlText w:val=""/>
+      <w:lvlJc w:val="left"/>
+      <w:pPr>
+        <w:ind w:left="4320" w:hanging="360"/>
+      </w:pPr>
+      <w:rPr>
+        <w:rFonts w:ascii="Wingdings" w:hAnsi="Wingdings" w:hint="default"/>
+      </w:rPr>
+    </w:lvl>
+    <w:lvl w:ilvl="6" w:tplc="FFFFFFFF" w:tentative="1">
+      <w:start w:val="1"/>
+      <w:numFmt w:val="bullet"/>
+      <w:lvlText w:val=""/>
+      <w:lvlJc w:val="left"/>
+      <w:pPr>
+        <w:ind w:left="5040" w:hanging="360"/>
+      </w:pPr>
+      <w:rPr>
+        <w:rFonts w:ascii="Symbol" w:hAnsi="Symbol" w:hint="default"/>
+      </w:rPr>
+    </w:lvl>
+    <w:lvl w:ilvl="7" w:tplc="FFFFFFFF" w:tentative="1">
+      <w:start w:val="1"/>
+      <w:numFmt w:val="bullet"/>
+      <w:lvlText w:val="o"/>
+      <w:lvlJc w:val="left"/>
+      <w:pPr>
+        <w:ind w:left="5760" w:hanging="360"/>
+      </w:pPr>
+      <w:rPr>
+        <w:rFonts w:ascii="Courier New" w:hAnsi="Courier New" w:cs="Courier New" w:hint="default"/>
+      </w:rPr>
+    </w:lvl>
+    <w:lvl w:ilvl="8" w:tplc="FFFFFFFF" w:tentative="1">
+      <w:start w:val="1"/>
+      <w:numFmt w:val="bullet"/>
+      <w:lvlText w:val=""/>
+      <w:lvlJc w:val="left"/>
+      <w:pPr>
+        <w:ind w:left="6480" w:hanging="360"/>
+      </w:pPr>
+      <w:rPr>
+        <w:rFonts w:ascii="Wingdings" w:hAnsi="Wingdings" w:hint="default"/>
+      </w:rPr>
+    </w:lvl>
+  </w:abstractNum>
+  <w:abstractNum w:abstractNumId="8" w15:restartNumberingAfterBreak="0">
+    <w:nsid w:val="5BB14BED"/>
+    <w:multiLevelType w:val="hybridMultilevel"/>
+    <w:tmpl w:val="FB6878DC"/>
     <w:lvl w:ilvl="0" w:tplc="04090001">
       <w:start w:val="1"/>
       <w:numFmt w:val="bullet"/>
@@ -12821,30 +12808,29 @@
       </w:rPr>
     </w:lvl>
   </w:abstractNum>
-  <w:abstractNum w:abstractNumId="10" w15:restartNumberingAfterBreak="0">
-    <w:nsid w:val="1CAE653A"/>
+  <w:abstractNum w:abstractNumId="9" w15:restartNumberingAfterBreak="0">
+    <w:nsid w:val="61292533"/>
     <w:multiLevelType w:val="hybridMultilevel"/>
-    <w:tmpl w:val="60BEBA54"/>
-    <w:lvl w:ilvl="0" w:tplc="B204C57E">
+    <w:tmpl w:val="B518E3A8"/>
+    <w:lvl w:ilvl="0" w:tplc="04090001">
       <w:start w:val="1"/>
       <w:numFmt w:val="bullet"/>
-      <w:lvlText w:val=""/>
+      <w:lvlText w:val=""/>
       <w:lvlJc w:val="left"/>
       <w:pPr>
-        <w:ind w:left="1239" w:hanging="360"/>
+        <w:ind w:left="720" w:hanging="360"/>
       </w:pPr>
       <w:rPr>
         <w:rFonts w:ascii="Symbol" w:hAnsi="Symbol" w:hint="default"/>
-        <w:color w:val="auto"/>
       </w:rPr>
     </w:lvl>
-    <w:lvl w:ilvl="1" w:tplc="04090003">
+    <w:lvl w:ilvl="1" w:tplc="04090003" w:tentative="1">
       <w:start w:val="1"/>
       <w:numFmt w:val="bullet"/>
       <w:lvlText w:val="o"/>
       <w:lvlJc w:val="left"/>
       <w:pPr>
-        <w:ind w:left="1959" w:hanging="360"/>
+        <w:ind w:left="1440" w:hanging="360"/>
       </w:pPr>
       <w:rPr>
         <w:rFonts w:ascii="Courier New" w:hAnsi="Courier New" w:cs="Courier New" w:hint="default"/>
@@ -12856,7 +12842,7 @@
       <w:lvlText w:val=""/>
       <w:lvlJc w:val="left"/>
       <w:pPr>
-        <w:ind w:left="2679" w:hanging="360"/>
+        <w:ind w:left="2160" w:hanging="360"/>
       </w:pPr>
       <w:rPr>
         <w:rFonts w:ascii="Wingdings" w:hAnsi="Wingdings" w:hint="default"/>
@@ -12868,7 +12854,7 @@
       <w:lvlText w:val=""/>
       <w:lvlJc w:val="left"/>
       <w:pPr>
-        <w:ind w:left="3399" w:hanging="360"/>
+        <w:ind w:left="2880" w:hanging="360"/>
       </w:pPr>
       <w:rPr>
         <w:rFonts w:ascii="Symbol" w:hAnsi="Symbol" w:hint="default"/>
@@ -12880,7 +12866,7 @@
       <w:lvlText w:val="o"/>
       <w:lvlJc w:val="left"/>
       <w:pPr>
-        <w:ind w:left="4119" w:hanging="360"/>
+        <w:ind w:left="3600" w:hanging="360"/>
       </w:pPr>
       <w:rPr>
         <w:rFonts w:ascii="Courier New" w:hAnsi="Courier New" w:cs="Courier New" w:hint="default"/>
@@ -12892,7 +12878,7 @@
       <w:lvlText w:val=""/>
       <w:lvlJc w:val="left"/>
       <w:pPr>
-        <w:ind w:left="4839" w:hanging="360"/>
+        <w:ind w:left="4320" w:hanging="360"/>
       </w:pPr>
       <w:rPr>
         <w:rFonts w:ascii="Wingdings" w:hAnsi="Wingdings" w:hint="default"/>
@@ -12904,7 +12890,7 @@
       <w:lvlText w:val=""/>
       <w:lvlJc w:val="left"/>
       <w:pPr>
-        <w:ind w:left="5559" w:hanging="360"/>
+        <w:ind w:left="5040" w:hanging="360"/>
       </w:pPr>
       <w:rPr>
         <w:rFonts w:ascii="Symbol" w:hAnsi="Symbol" w:hint="default"/>
@@ -12916,7 +12902,7 @@
       <w:lvlText w:val="o"/>
       <w:lvlJc w:val="left"/>
       <w:pPr>
-        <w:ind w:left="6279" w:hanging="360"/>
+        <w:ind w:left="5760" w:hanging="360"/>
       </w:pPr>
       <w:rPr>
         <w:rFonts w:ascii="Courier New" w:hAnsi="Courier New" w:cs="Courier New" w:hint="default"/>
@@ -12928,17 +12914,17 @@
       <w:lvlText w:val=""/>
       <w:lvlJc w:val="left"/>
       <w:pPr>
-        <w:ind w:left="6999" w:hanging="360"/>
+        <w:ind w:left="6480" w:hanging="360"/>
       </w:pPr>
       <w:rPr>
         <w:rFonts w:ascii="Wingdings" w:hAnsi="Wingdings" w:hint="default"/>
       </w:rPr>
     </w:lvl>
   </w:abstractNum>
-  <w:abstractNum w:abstractNumId="11" w15:restartNumberingAfterBreak="0">
-    <w:nsid w:val="1D3F2EAC"/>
+  <w:abstractNum w:abstractNumId="10" w15:restartNumberingAfterBreak="0">
+    <w:nsid w:val="719F204C"/>
     <w:multiLevelType w:val="hybridMultilevel"/>
-    <w:tmpl w:val="5124673E"/>
+    <w:tmpl w:val="7EAC0D28"/>
     <w:lvl w:ilvl="0" w:tplc="04090001">
       <w:start w:val="1"/>
       <w:numFmt w:val="bullet"/>
@@ -13048,5073 +13034,45 @@
       </w:rPr>
     </w:lvl>
   </w:abstractNum>
-  <w:abstractNum w:abstractNumId="12" w15:restartNumberingAfterBreak="0">
-    <w:nsid w:val="2042332A"/>
-    <w:multiLevelType w:val="hybridMultilevel"/>
-    <w:tmpl w:val="327062D0"/>
-    <w:lvl w:ilvl="0" w:tplc="04090001">
-      <w:start w:val="1"/>
-      <w:numFmt w:val="bullet"/>
-      <w:lvlText w:val=""/>
-      <w:lvlJc w:val="left"/>
-      <w:pPr>
-        <w:ind w:left="720" w:hanging="360"/>
-      </w:pPr>
-      <w:rPr>
-        <w:rFonts w:ascii="Symbol" w:hAnsi="Symbol" w:hint="default"/>
-      </w:rPr>
-    </w:lvl>
-    <w:lvl w:ilvl="1" w:tplc="04090003" w:tentative="1">
-      <w:start w:val="1"/>
-      <w:numFmt w:val="bullet"/>
-      <w:lvlText w:val="o"/>
-      <w:lvlJc w:val="left"/>
-      <w:pPr>
-        <w:ind w:left="1440" w:hanging="360"/>
-      </w:pPr>
-      <w:rPr>
-        <w:rFonts w:ascii="Courier New" w:hAnsi="Courier New" w:cs="Courier New" w:hint="default"/>
-      </w:rPr>
-    </w:lvl>
-    <w:lvl w:ilvl="2" w:tplc="04090005" w:tentative="1">
-      <w:start w:val="1"/>
-      <w:numFmt w:val="bullet"/>
-      <w:lvlText w:val=""/>
-      <w:lvlJc w:val="left"/>
-      <w:pPr>
-        <w:ind w:left="2160" w:hanging="360"/>
-      </w:pPr>
-      <w:rPr>
-        <w:rFonts w:ascii="Wingdings" w:hAnsi="Wingdings" w:hint="default"/>
-      </w:rPr>
-    </w:lvl>
-    <w:lvl w:ilvl="3" w:tplc="04090001" w:tentative="1">
-      <w:start w:val="1"/>
-      <w:numFmt w:val="bullet"/>
-      <w:lvlText w:val=""/>
-      <w:lvlJc w:val="left"/>
-      <w:pPr>
-        <w:ind w:left="2880" w:hanging="360"/>
-      </w:pPr>
-      <w:rPr>
-        <w:rFonts w:ascii="Symbol" w:hAnsi="Symbol" w:hint="default"/>
-      </w:rPr>
-    </w:lvl>
-    <w:lvl w:ilvl="4" w:tplc="04090003" w:tentative="1">
-      <w:start w:val="1"/>
-      <w:numFmt w:val="bullet"/>
-      <w:lvlText w:val="o"/>
-      <w:lvlJc w:val="left"/>
-      <w:pPr>
-        <w:ind w:left="3600" w:hanging="360"/>
-      </w:pPr>
-      <w:rPr>
-        <w:rFonts w:ascii="Courier New" w:hAnsi="Courier New" w:cs="Courier New" w:hint="default"/>
-      </w:rPr>
-    </w:lvl>
-    <w:lvl w:ilvl="5" w:tplc="04090005" w:tentative="1">
-      <w:start w:val="1"/>
-      <w:numFmt w:val="bullet"/>
-      <w:lvlText w:val=""/>
-      <w:lvlJc w:val="left"/>
-      <w:pPr>
-        <w:ind w:left="4320" w:hanging="360"/>
-      </w:pPr>
-      <w:rPr>
-        <w:rFonts w:ascii="Wingdings" w:hAnsi="Wingdings" w:hint="default"/>
-      </w:rPr>
-    </w:lvl>
-    <w:lvl w:ilvl="6" w:tplc="04090001" w:tentative="1">
-      <w:start w:val="1"/>
-      <w:numFmt w:val="bullet"/>
-      <w:lvlText w:val=""/>
-      <w:lvlJc w:val="left"/>
-      <w:pPr>
-        <w:ind w:left="5040" w:hanging="360"/>
-      </w:pPr>
-      <w:rPr>
-        <w:rFonts w:ascii="Symbol" w:hAnsi="Symbol" w:hint="default"/>
-      </w:rPr>
-    </w:lvl>
-    <w:lvl w:ilvl="7" w:tplc="04090003" w:tentative="1">
-      <w:start w:val="1"/>
-      <w:numFmt w:val="bullet"/>
-      <w:lvlText w:val="o"/>
-      <w:lvlJc w:val="left"/>
-      <w:pPr>
-        <w:ind w:left="5760" w:hanging="360"/>
-      </w:pPr>
-      <w:rPr>
-        <w:rFonts w:ascii="Courier New" w:hAnsi="Courier New" w:cs="Courier New" w:hint="default"/>
-      </w:rPr>
-    </w:lvl>
-    <w:lvl w:ilvl="8" w:tplc="04090005" w:tentative="1">
-      <w:start w:val="1"/>
-      <w:numFmt w:val="bullet"/>
-      <w:lvlText w:val=""/>
-      <w:lvlJc w:val="left"/>
-      <w:pPr>
-        <w:ind w:left="6480" w:hanging="360"/>
-      </w:pPr>
-      <w:rPr>
-        <w:rFonts w:ascii="Wingdings" w:hAnsi="Wingdings" w:hint="default"/>
-      </w:rPr>
-    </w:lvl>
-  </w:abstractNum>
-  <w:abstractNum w:abstractNumId="13" w15:restartNumberingAfterBreak="0">
-    <w:nsid w:val="23342B07"/>
-    <w:multiLevelType w:val="hybridMultilevel"/>
-    <w:tmpl w:val="A7061182"/>
-    <w:lvl w:ilvl="0" w:tplc="4A4A61A6">
-      <w:start w:val="3"/>
-      <w:numFmt w:val="bullet"/>
-      <w:lvlText w:val="-"/>
-      <w:lvlJc w:val="left"/>
-      <w:pPr>
-        <w:ind w:left="1080" w:hanging="360"/>
-      </w:pPr>
-      <w:rPr>
-        <w:rFonts w:ascii="Times New Roman" w:eastAsia="Times New Roman" w:hAnsi="Times New Roman" w:cs="Times New Roman" w:hint="default"/>
-      </w:rPr>
-    </w:lvl>
-    <w:lvl w:ilvl="1" w:tplc="04090003" w:tentative="1">
-      <w:start w:val="1"/>
-      <w:numFmt w:val="bullet"/>
-      <w:lvlText w:val="o"/>
-      <w:lvlJc w:val="left"/>
-      <w:pPr>
-        <w:ind w:left="1800" w:hanging="360"/>
-      </w:pPr>
-      <w:rPr>
-        <w:rFonts w:ascii="Courier New" w:hAnsi="Courier New" w:cs="Courier New" w:hint="default"/>
-      </w:rPr>
-    </w:lvl>
-    <w:lvl w:ilvl="2" w:tplc="04090005" w:tentative="1">
-      <w:start w:val="1"/>
-      <w:numFmt w:val="bullet"/>
-      <w:lvlText w:val=""/>
-      <w:lvlJc w:val="left"/>
-      <w:pPr>
-        <w:ind w:left="2520" w:hanging="360"/>
-      </w:pPr>
-      <w:rPr>
-        <w:rFonts w:ascii="Wingdings" w:hAnsi="Wingdings" w:hint="default"/>
-      </w:rPr>
-    </w:lvl>
-    <w:lvl w:ilvl="3" w:tplc="04090001" w:tentative="1">
-      <w:start w:val="1"/>
-      <w:numFmt w:val="bullet"/>
-      <w:lvlText w:val=""/>
-      <w:lvlJc w:val="left"/>
-      <w:pPr>
-        <w:ind w:left="3240" w:hanging="360"/>
-      </w:pPr>
-      <w:rPr>
-        <w:rFonts w:ascii="Symbol" w:hAnsi="Symbol" w:hint="default"/>
-      </w:rPr>
-    </w:lvl>
-    <w:lvl w:ilvl="4" w:tplc="04090003" w:tentative="1">
-      <w:start w:val="1"/>
-      <w:numFmt w:val="bullet"/>
-      <w:lvlText w:val="o"/>
-      <w:lvlJc w:val="left"/>
-      <w:pPr>
-        <w:ind w:left="3960" w:hanging="360"/>
-      </w:pPr>
-      <w:rPr>
-        <w:rFonts w:ascii="Courier New" w:hAnsi="Courier New" w:cs="Courier New" w:hint="default"/>
-      </w:rPr>
-    </w:lvl>
-    <w:lvl w:ilvl="5" w:tplc="04090005" w:tentative="1">
-      <w:start w:val="1"/>
-      <w:numFmt w:val="bullet"/>
-      <w:lvlText w:val=""/>
-      <w:lvlJc w:val="left"/>
-      <w:pPr>
-        <w:ind w:left="4680" w:hanging="360"/>
-      </w:pPr>
-      <w:rPr>
-        <w:rFonts w:ascii="Wingdings" w:hAnsi="Wingdings" w:hint="default"/>
-      </w:rPr>
-    </w:lvl>
-    <w:lvl w:ilvl="6" w:tplc="04090001" w:tentative="1">
-      <w:start w:val="1"/>
-      <w:numFmt w:val="bullet"/>
-      <w:lvlText w:val=""/>
-      <w:lvlJc w:val="left"/>
-      <w:pPr>
-        <w:ind w:left="5400" w:hanging="360"/>
-      </w:pPr>
-      <w:rPr>
-        <w:rFonts w:ascii="Symbol" w:hAnsi="Symbol" w:hint="default"/>
-      </w:rPr>
-    </w:lvl>
-    <w:lvl w:ilvl="7" w:tplc="04090003" w:tentative="1">
-      <w:start w:val="1"/>
-      <w:numFmt w:val="bullet"/>
-      <w:lvlText w:val="o"/>
-      <w:lvlJc w:val="left"/>
-      <w:pPr>
-        <w:ind w:left="6120" w:hanging="360"/>
-      </w:pPr>
-      <w:rPr>
-        <w:rFonts w:ascii="Courier New" w:hAnsi="Courier New" w:cs="Courier New" w:hint="default"/>
-      </w:rPr>
-    </w:lvl>
-    <w:lvl w:ilvl="8" w:tplc="04090005" w:tentative="1">
-      <w:start w:val="1"/>
-      <w:numFmt w:val="bullet"/>
-      <w:lvlText w:val=""/>
-      <w:lvlJc w:val="left"/>
-      <w:pPr>
-        <w:ind w:left="6840" w:hanging="360"/>
-      </w:pPr>
-      <w:rPr>
-        <w:rFonts w:ascii="Wingdings" w:hAnsi="Wingdings" w:hint="default"/>
-      </w:rPr>
-    </w:lvl>
-  </w:abstractNum>
-  <w:abstractNum w:abstractNumId="14" w15:restartNumberingAfterBreak="0">
-    <w:nsid w:val="252946AF"/>
-    <w:multiLevelType w:val="hybridMultilevel"/>
-    <w:tmpl w:val="FAA8C966"/>
-    <w:lvl w:ilvl="0" w:tplc="04090001">
-      <w:start w:val="1"/>
-      <w:numFmt w:val="bullet"/>
-      <w:lvlText w:val=""/>
-      <w:lvlJc w:val="left"/>
-      <w:pPr>
-        <w:ind w:left="720" w:hanging="360"/>
-      </w:pPr>
-      <w:rPr>
-        <w:rFonts w:ascii="Symbol" w:hAnsi="Symbol" w:hint="default"/>
-      </w:rPr>
-    </w:lvl>
-    <w:lvl w:ilvl="1" w:tplc="04090003" w:tentative="1">
-      <w:start w:val="1"/>
-      <w:numFmt w:val="bullet"/>
-      <w:lvlText w:val="o"/>
-      <w:lvlJc w:val="left"/>
-      <w:pPr>
-        <w:ind w:left="1440" w:hanging="360"/>
-      </w:pPr>
-      <w:rPr>
-        <w:rFonts w:ascii="Courier New" w:hAnsi="Courier New" w:cs="Courier New" w:hint="default"/>
-      </w:rPr>
-    </w:lvl>
-    <w:lvl w:ilvl="2" w:tplc="04090005" w:tentative="1">
-      <w:start w:val="1"/>
-      <w:numFmt w:val="bullet"/>
-      <w:lvlText w:val=""/>
-      <w:lvlJc w:val="left"/>
-      <w:pPr>
-        <w:ind w:left="2160" w:hanging="360"/>
-      </w:pPr>
-      <w:rPr>
-        <w:rFonts w:ascii="Wingdings" w:hAnsi="Wingdings" w:hint="default"/>
-      </w:rPr>
-    </w:lvl>
-    <w:lvl w:ilvl="3" w:tplc="04090001" w:tentative="1">
-      <w:start w:val="1"/>
-      <w:numFmt w:val="bullet"/>
-      <w:lvlText w:val=""/>
-      <w:lvlJc w:val="left"/>
-      <w:pPr>
-        <w:ind w:left="2880" w:hanging="360"/>
-      </w:pPr>
-      <w:rPr>
-        <w:rFonts w:ascii="Symbol" w:hAnsi="Symbol" w:hint="default"/>
-      </w:rPr>
-    </w:lvl>
-    <w:lvl w:ilvl="4" w:tplc="04090003" w:tentative="1">
-      <w:start w:val="1"/>
-      <w:numFmt w:val="bullet"/>
-      <w:lvlText w:val="o"/>
-      <w:lvlJc w:val="left"/>
-      <w:pPr>
-        <w:ind w:left="3600" w:hanging="360"/>
-      </w:pPr>
-      <w:rPr>
-        <w:rFonts w:ascii="Courier New" w:hAnsi="Courier New" w:cs="Courier New" w:hint="default"/>
-      </w:rPr>
-    </w:lvl>
-    <w:lvl w:ilvl="5" w:tplc="04090005" w:tentative="1">
-      <w:start w:val="1"/>
-      <w:numFmt w:val="bullet"/>
-      <w:lvlText w:val=""/>
-      <w:lvlJc w:val="left"/>
-      <w:pPr>
-        <w:ind w:left="4320" w:hanging="360"/>
-      </w:pPr>
-      <w:rPr>
-        <w:rFonts w:ascii="Wingdings" w:hAnsi="Wingdings" w:hint="default"/>
-      </w:rPr>
-    </w:lvl>
-    <w:lvl w:ilvl="6" w:tplc="04090001" w:tentative="1">
-      <w:start w:val="1"/>
-      <w:numFmt w:val="bullet"/>
-      <w:lvlText w:val=""/>
-      <w:lvlJc w:val="left"/>
-      <w:pPr>
-        <w:ind w:left="5040" w:hanging="360"/>
-      </w:pPr>
-      <w:rPr>
-        <w:rFonts w:ascii="Symbol" w:hAnsi="Symbol" w:hint="default"/>
-      </w:rPr>
-    </w:lvl>
-    <w:lvl w:ilvl="7" w:tplc="04090003" w:tentative="1">
-      <w:start w:val="1"/>
-      <w:numFmt w:val="bullet"/>
-      <w:lvlText w:val="o"/>
-      <w:lvlJc w:val="left"/>
-      <w:pPr>
-        <w:ind w:left="5760" w:hanging="360"/>
-      </w:pPr>
-      <w:rPr>
-        <w:rFonts w:ascii="Courier New" w:hAnsi="Courier New" w:cs="Courier New" w:hint="default"/>
-      </w:rPr>
-    </w:lvl>
-    <w:lvl w:ilvl="8" w:tplc="04090005" w:tentative="1">
-      <w:start w:val="1"/>
-      <w:numFmt w:val="bullet"/>
-      <w:lvlText w:val=""/>
-      <w:lvlJc w:val="left"/>
-      <w:pPr>
-        <w:ind w:left="6480" w:hanging="360"/>
-      </w:pPr>
-      <w:rPr>
-        <w:rFonts w:ascii="Wingdings" w:hAnsi="Wingdings" w:hint="default"/>
-      </w:rPr>
-    </w:lvl>
-  </w:abstractNum>
-  <w:abstractNum w:abstractNumId="15" w15:restartNumberingAfterBreak="0">
-    <w:nsid w:val="261768EA"/>
-    <w:multiLevelType w:val="hybridMultilevel"/>
-    <w:tmpl w:val="54A6D408"/>
-    <w:lvl w:ilvl="0" w:tplc="04090003">
-      <w:start w:val="1"/>
-      <w:numFmt w:val="bullet"/>
-      <w:lvlText w:val="o"/>
-      <w:lvlJc w:val="left"/>
-      <w:pPr>
-        <w:ind w:left="720" w:hanging="360"/>
-      </w:pPr>
-      <w:rPr>
-        <w:rFonts w:ascii="Courier New" w:hAnsi="Courier New" w:cs="Courier New" w:hint="default"/>
-      </w:rPr>
-    </w:lvl>
-    <w:lvl w:ilvl="1" w:tplc="FFFFFFFF" w:tentative="1">
-      <w:start w:val="1"/>
-      <w:numFmt w:val="bullet"/>
-      <w:lvlText w:val="o"/>
-      <w:lvlJc w:val="left"/>
-      <w:pPr>
-        <w:ind w:left="1440" w:hanging="360"/>
-      </w:pPr>
-      <w:rPr>
-        <w:rFonts w:ascii="Courier New" w:hAnsi="Courier New" w:cs="Courier New" w:hint="default"/>
-      </w:rPr>
-    </w:lvl>
-    <w:lvl w:ilvl="2" w:tplc="FFFFFFFF" w:tentative="1">
-      <w:start w:val="1"/>
-      <w:numFmt w:val="bullet"/>
-      <w:lvlText w:val=""/>
-      <w:lvlJc w:val="left"/>
-      <w:pPr>
-        <w:ind w:left="2160" w:hanging="360"/>
-      </w:pPr>
-      <w:rPr>
-        <w:rFonts w:ascii="Wingdings" w:hAnsi="Wingdings" w:hint="default"/>
-      </w:rPr>
-    </w:lvl>
-    <w:lvl w:ilvl="3" w:tplc="FFFFFFFF" w:tentative="1">
-      <w:start w:val="1"/>
-      <w:numFmt w:val="bullet"/>
-      <w:lvlText w:val=""/>
-      <w:lvlJc w:val="left"/>
-      <w:pPr>
-        <w:ind w:left="2880" w:hanging="360"/>
-      </w:pPr>
-      <w:rPr>
-        <w:rFonts w:ascii="Symbol" w:hAnsi="Symbol" w:hint="default"/>
-      </w:rPr>
-    </w:lvl>
-    <w:lvl w:ilvl="4" w:tplc="FFFFFFFF" w:tentative="1">
-      <w:start w:val="1"/>
-      <w:numFmt w:val="bullet"/>
-      <w:lvlText w:val="o"/>
-      <w:lvlJc w:val="left"/>
-      <w:pPr>
-        <w:ind w:left="3600" w:hanging="360"/>
-      </w:pPr>
-      <w:rPr>
-        <w:rFonts w:ascii="Courier New" w:hAnsi="Courier New" w:cs="Courier New" w:hint="default"/>
-      </w:rPr>
-    </w:lvl>
-    <w:lvl w:ilvl="5" w:tplc="FFFFFFFF" w:tentative="1">
-      <w:start w:val="1"/>
-      <w:numFmt w:val="bullet"/>
-      <w:lvlText w:val=""/>
-      <w:lvlJc w:val="left"/>
-      <w:pPr>
-        <w:ind w:left="4320" w:hanging="360"/>
-      </w:pPr>
-      <w:rPr>
-        <w:rFonts w:ascii="Wingdings" w:hAnsi="Wingdings" w:hint="default"/>
-      </w:rPr>
-    </w:lvl>
-    <w:lvl w:ilvl="6" w:tplc="FFFFFFFF" w:tentative="1">
-      <w:start w:val="1"/>
-      <w:numFmt w:val="bullet"/>
-      <w:lvlText w:val=""/>
-      <w:lvlJc w:val="left"/>
-      <w:pPr>
-        <w:ind w:left="5040" w:hanging="360"/>
-      </w:pPr>
-      <w:rPr>
-        <w:rFonts w:ascii="Symbol" w:hAnsi="Symbol" w:hint="default"/>
-      </w:rPr>
-    </w:lvl>
-    <w:lvl w:ilvl="7" w:tplc="FFFFFFFF" w:tentative="1">
-      <w:start w:val="1"/>
-      <w:numFmt w:val="bullet"/>
-      <w:lvlText w:val="o"/>
-      <w:lvlJc w:val="left"/>
-      <w:pPr>
-        <w:ind w:left="5760" w:hanging="360"/>
-      </w:pPr>
-      <w:rPr>
-        <w:rFonts w:ascii="Courier New" w:hAnsi="Courier New" w:cs="Courier New" w:hint="default"/>
-      </w:rPr>
-    </w:lvl>
-    <w:lvl w:ilvl="8" w:tplc="FFFFFFFF" w:tentative="1">
-      <w:start w:val="1"/>
-      <w:numFmt w:val="bullet"/>
-      <w:lvlText w:val=""/>
-      <w:lvlJc w:val="left"/>
-      <w:pPr>
-        <w:ind w:left="6480" w:hanging="360"/>
-      </w:pPr>
-      <w:rPr>
-        <w:rFonts w:ascii="Wingdings" w:hAnsi="Wingdings" w:hint="default"/>
-      </w:rPr>
-    </w:lvl>
-  </w:abstractNum>
-  <w:abstractNum w:abstractNumId="16" w15:restartNumberingAfterBreak="0">
-    <w:nsid w:val="27115E8C"/>
-    <w:multiLevelType w:val="hybridMultilevel"/>
-    <w:tmpl w:val="F28A4622"/>
-    <w:lvl w:ilvl="0" w:tplc="04090003">
-      <w:start w:val="1"/>
-      <w:numFmt w:val="bullet"/>
-      <w:lvlText w:val="o"/>
-      <w:lvlJc w:val="left"/>
-      <w:pPr>
-        <w:ind w:left="720" w:hanging="360"/>
-      </w:pPr>
-      <w:rPr>
-        <w:rFonts w:ascii="Courier New" w:hAnsi="Courier New" w:cs="Courier New" w:hint="default"/>
-      </w:rPr>
-    </w:lvl>
-    <w:lvl w:ilvl="1" w:tplc="04090003" w:tentative="1">
-      <w:start w:val="1"/>
-      <w:numFmt w:val="bullet"/>
-      <w:lvlText w:val="o"/>
-      <w:lvlJc w:val="left"/>
-      <w:pPr>
-        <w:ind w:left="1440" w:hanging="360"/>
-      </w:pPr>
-      <w:rPr>
-        <w:rFonts w:ascii="Courier New" w:hAnsi="Courier New" w:cs="Courier New" w:hint="default"/>
-      </w:rPr>
-    </w:lvl>
-    <w:lvl w:ilvl="2" w:tplc="04090005" w:tentative="1">
-      <w:start w:val="1"/>
-      <w:numFmt w:val="bullet"/>
-      <w:lvlText w:val=""/>
-      <w:lvlJc w:val="left"/>
-      <w:pPr>
-        <w:ind w:left="2160" w:hanging="360"/>
-      </w:pPr>
-      <w:rPr>
-        <w:rFonts w:ascii="Wingdings" w:hAnsi="Wingdings" w:hint="default"/>
-      </w:rPr>
-    </w:lvl>
-    <w:lvl w:ilvl="3" w:tplc="04090001" w:tentative="1">
-      <w:start w:val="1"/>
-      <w:numFmt w:val="bullet"/>
-      <w:lvlText w:val=""/>
-      <w:lvlJc w:val="left"/>
-      <w:pPr>
-        <w:ind w:left="2880" w:hanging="360"/>
-      </w:pPr>
-      <w:rPr>
-        <w:rFonts w:ascii="Symbol" w:hAnsi="Symbol" w:hint="default"/>
-      </w:rPr>
-    </w:lvl>
-    <w:lvl w:ilvl="4" w:tplc="04090003" w:tentative="1">
-      <w:start w:val="1"/>
-      <w:numFmt w:val="bullet"/>
-      <w:lvlText w:val="o"/>
-      <w:lvlJc w:val="left"/>
-      <w:pPr>
-        <w:ind w:left="3600" w:hanging="360"/>
-      </w:pPr>
-      <w:rPr>
-        <w:rFonts w:ascii="Courier New" w:hAnsi="Courier New" w:cs="Courier New" w:hint="default"/>
-      </w:rPr>
-    </w:lvl>
-    <w:lvl w:ilvl="5" w:tplc="04090005" w:tentative="1">
-      <w:start w:val="1"/>
-      <w:numFmt w:val="bullet"/>
-      <w:lvlText w:val=""/>
-      <w:lvlJc w:val="left"/>
-      <w:pPr>
-        <w:ind w:left="4320" w:hanging="360"/>
-      </w:pPr>
-      <w:rPr>
-        <w:rFonts w:ascii="Wingdings" w:hAnsi="Wingdings" w:hint="default"/>
-      </w:rPr>
-    </w:lvl>
-    <w:lvl w:ilvl="6" w:tplc="04090001" w:tentative="1">
-      <w:start w:val="1"/>
-      <w:numFmt w:val="bullet"/>
-      <w:lvlText w:val=""/>
-      <w:lvlJc w:val="left"/>
-      <w:pPr>
-        <w:ind w:left="5040" w:hanging="360"/>
-      </w:pPr>
-      <w:rPr>
-        <w:rFonts w:ascii="Symbol" w:hAnsi="Symbol" w:hint="default"/>
-      </w:rPr>
-    </w:lvl>
-    <w:lvl w:ilvl="7" w:tplc="04090003" w:tentative="1">
-      <w:start w:val="1"/>
-      <w:numFmt w:val="bullet"/>
-      <w:lvlText w:val="o"/>
-      <w:lvlJc w:val="left"/>
-      <w:pPr>
-        <w:ind w:left="5760" w:hanging="360"/>
-      </w:pPr>
-      <w:rPr>
-        <w:rFonts w:ascii="Courier New" w:hAnsi="Courier New" w:cs="Courier New" w:hint="default"/>
-      </w:rPr>
-    </w:lvl>
-    <w:lvl w:ilvl="8" w:tplc="04090005" w:tentative="1">
-      <w:start w:val="1"/>
-      <w:numFmt w:val="bullet"/>
-      <w:lvlText w:val=""/>
-      <w:lvlJc w:val="left"/>
-      <w:pPr>
-        <w:ind w:left="6480" w:hanging="360"/>
-      </w:pPr>
-      <w:rPr>
-        <w:rFonts w:ascii="Wingdings" w:hAnsi="Wingdings" w:hint="default"/>
-      </w:rPr>
-    </w:lvl>
-  </w:abstractNum>
-  <w:abstractNum w:abstractNumId="17" w15:restartNumberingAfterBreak="0">
-    <w:nsid w:val="28904A23"/>
-    <w:multiLevelType w:val="hybridMultilevel"/>
-    <w:tmpl w:val="A4C81FB0"/>
-    <w:lvl w:ilvl="0" w:tplc="B204C57E">
-      <w:start w:val="1"/>
-      <w:numFmt w:val="bullet"/>
-      <w:lvlText w:val=""/>
-      <w:lvlJc w:val="left"/>
-      <w:pPr>
-        <w:ind w:left="1239" w:hanging="360"/>
-      </w:pPr>
-      <w:rPr>
-        <w:rFonts w:ascii="Symbol" w:hAnsi="Symbol" w:hint="default"/>
-        <w:color w:val="auto"/>
-      </w:rPr>
-    </w:lvl>
-    <w:lvl w:ilvl="1" w:tplc="04090003" w:tentative="1">
-      <w:start w:val="1"/>
-      <w:numFmt w:val="bullet"/>
-      <w:lvlText w:val="o"/>
-      <w:lvlJc w:val="left"/>
-      <w:pPr>
-        <w:ind w:left="1959" w:hanging="360"/>
-      </w:pPr>
-      <w:rPr>
-        <w:rFonts w:ascii="Courier New" w:hAnsi="Courier New" w:cs="Courier New" w:hint="default"/>
-      </w:rPr>
-    </w:lvl>
-    <w:lvl w:ilvl="2" w:tplc="04090005" w:tentative="1">
-      <w:start w:val="1"/>
-      <w:numFmt w:val="bullet"/>
-      <w:lvlText w:val=""/>
-      <w:lvlJc w:val="left"/>
-      <w:pPr>
-        <w:ind w:left="2679" w:hanging="360"/>
-      </w:pPr>
-      <w:rPr>
-        <w:rFonts w:ascii="Wingdings" w:hAnsi="Wingdings" w:hint="default"/>
-      </w:rPr>
-    </w:lvl>
-    <w:lvl w:ilvl="3" w:tplc="04090001" w:tentative="1">
-      <w:start w:val="1"/>
-      <w:numFmt w:val="bullet"/>
-      <w:lvlText w:val=""/>
-      <w:lvlJc w:val="left"/>
-      <w:pPr>
-        <w:ind w:left="3399" w:hanging="360"/>
-      </w:pPr>
-      <w:rPr>
-        <w:rFonts w:ascii="Symbol" w:hAnsi="Symbol" w:hint="default"/>
-      </w:rPr>
-    </w:lvl>
-    <w:lvl w:ilvl="4" w:tplc="04090003" w:tentative="1">
-      <w:start w:val="1"/>
-      <w:numFmt w:val="bullet"/>
-      <w:lvlText w:val="o"/>
-      <w:lvlJc w:val="left"/>
-      <w:pPr>
-        <w:ind w:left="4119" w:hanging="360"/>
-      </w:pPr>
-      <w:rPr>
-        <w:rFonts w:ascii="Courier New" w:hAnsi="Courier New" w:cs="Courier New" w:hint="default"/>
-      </w:rPr>
-    </w:lvl>
-    <w:lvl w:ilvl="5" w:tplc="04090005" w:tentative="1">
-      <w:start w:val="1"/>
-      <w:numFmt w:val="bullet"/>
-      <w:lvlText w:val=""/>
-      <w:lvlJc w:val="left"/>
-      <w:pPr>
-        <w:ind w:left="4839" w:hanging="360"/>
-      </w:pPr>
-      <w:rPr>
-        <w:rFonts w:ascii="Wingdings" w:hAnsi="Wingdings" w:hint="default"/>
-      </w:rPr>
-    </w:lvl>
-    <w:lvl w:ilvl="6" w:tplc="04090001" w:tentative="1">
-      <w:start w:val="1"/>
-      <w:numFmt w:val="bullet"/>
-      <w:lvlText w:val=""/>
-      <w:lvlJc w:val="left"/>
-      <w:pPr>
-        <w:ind w:left="5559" w:hanging="360"/>
-      </w:pPr>
-      <w:rPr>
-        <w:rFonts w:ascii="Symbol" w:hAnsi="Symbol" w:hint="default"/>
-      </w:rPr>
-    </w:lvl>
-    <w:lvl w:ilvl="7" w:tplc="04090003" w:tentative="1">
-      <w:start w:val="1"/>
-      <w:numFmt w:val="bullet"/>
-      <w:lvlText w:val="o"/>
-      <w:lvlJc w:val="left"/>
-      <w:pPr>
-        <w:ind w:left="6279" w:hanging="360"/>
-      </w:pPr>
-      <w:rPr>
-        <w:rFonts w:ascii="Courier New" w:hAnsi="Courier New" w:cs="Courier New" w:hint="default"/>
-      </w:rPr>
-    </w:lvl>
-    <w:lvl w:ilvl="8" w:tplc="04090005" w:tentative="1">
-      <w:start w:val="1"/>
-      <w:numFmt w:val="bullet"/>
-      <w:lvlText w:val=""/>
-      <w:lvlJc w:val="left"/>
-      <w:pPr>
-        <w:ind w:left="6999" w:hanging="360"/>
-      </w:pPr>
-      <w:rPr>
-        <w:rFonts w:ascii="Wingdings" w:hAnsi="Wingdings" w:hint="default"/>
-      </w:rPr>
-    </w:lvl>
-  </w:abstractNum>
-  <w:abstractNum w:abstractNumId="18" w15:restartNumberingAfterBreak="0">
-    <w:nsid w:val="28B27704"/>
-    <w:multiLevelType w:val="hybridMultilevel"/>
-    <w:tmpl w:val="48902BE8"/>
-    <w:lvl w:ilvl="0" w:tplc="04090001">
-      <w:start w:val="1"/>
-      <w:numFmt w:val="bullet"/>
-      <w:lvlText w:val=""/>
-      <w:lvlJc w:val="left"/>
-      <w:pPr>
-        <w:ind w:left="720" w:hanging="360"/>
-      </w:pPr>
-      <w:rPr>
-        <w:rFonts w:ascii="Symbol" w:hAnsi="Symbol" w:hint="default"/>
-      </w:rPr>
-    </w:lvl>
-    <w:lvl w:ilvl="1" w:tplc="04090003" w:tentative="1">
-      <w:start w:val="1"/>
-      <w:numFmt w:val="bullet"/>
-      <w:lvlText w:val="o"/>
-      <w:lvlJc w:val="left"/>
-      <w:pPr>
-        <w:ind w:left="1440" w:hanging="360"/>
-      </w:pPr>
-      <w:rPr>
-        <w:rFonts w:ascii="Courier New" w:hAnsi="Courier New" w:cs="Courier New" w:hint="default"/>
-      </w:rPr>
-    </w:lvl>
-    <w:lvl w:ilvl="2" w:tplc="04090005" w:tentative="1">
-      <w:start w:val="1"/>
-      <w:numFmt w:val="bullet"/>
-      <w:lvlText w:val=""/>
-      <w:lvlJc w:val="left"/>
-      <w:pPr>
-        <w:ind w:left="2160" w:hanging="360"/>
-      </w:pPr>
-      <w:rPr>
-        <w:rFonts w:ascii="Wingdings" w:hAnsi="Wingdings" w:hint="default"/>
-      </w:rPr>
-    </w:lvl>
-    <w:lvl w:ilvl="3" w:tplc="04090001" w:tentative="1">
-      <w:start w:val="1"/>
-      <w:numFmt w:val="bullet"/>
-      <w:lvlText w:val=""/>
-      <w:lvlJc w:val="left"/>
-      <w:pPr>
-        <w:ind w:left="2880" w:hanging="360"/>
-      </w:pPr>
-      <w:rPr>
-        <w:rFonts w:ascii="Symbol" w:hAnsi="Symbol" w:hint="default"/>
-      </w:rPr>
-    </w:lvl>
-    <w:lvl w:ilvl="4" w:tplc="04090003" w:tentative="1">
-      <w:start w:val="1"/>
-      <w:numFmt w:val="bullet"/>
-      <w:lvlText w:val="o"/>
-      <w:lvlJc w:val="left"/>
-      <w:pPr>
-        <w:ind w:left="3600" w:hanging="360"/>
-      </w:pPr>
-      <w:rPr>
-        <w:rFonts w:ascii="Courier New" w:hAnsi="Courier New" w:cs="Courier New" w:hint="default"/>
-      </w:rPr>
-    </w:lvl>
-    <w:lvl w:ilvl="5" w:tplc="04090005" w:tentative="1">
-      <w:start w:val="1"/>
-      <w:numFmt w:val="bullet"/>
-      <w:lvlText w:val=""/>
-      <w:lvlJc w:val="left"/>
-      <w:pPr>
-        <w:ind w:left="4320" w:hanging="360"/>
-      </w:pPr>
-      <w:rPr>
-        <w:rFonts w:ascii="Wingdings" w:hAnsi="Wingdings" w:hint="default"/>
-      </w:rPr>
-    </w:lvl>
-    <w:lvl w:ilvl="6" w:tplc="04090001" w:tentative="1">
-      <w:start w:val="1"/>
-      <w:numFmt w:val="bullet"/>
-      <w:lvlText w:val=""/>
-      <w:lvlJc w:val="left"/>
-      <w:pPr>
-        <w:ind w:left="5040" w:hanging="360"/>
-      </w:pPr>
-      <w:rPr>
-        <w:rFonts w:ascii="Symbol" w:hAnsi="Symbol" w:hint="default"/>
-      </w:rPr>
-    </w:lvl>
-    <w:lvl w:ilvl="7" w:tplc="04090003" w:tentative="1">
-      <w:start w:val="1"/>
-      <w:numFmt w:val="bullet"/>
-      <w:lvlText w:val="o"/>
-      <w:lvlJc w:val="left"/>
-      <w:pPr>
-        <w:ind w:left="5760" w:hanging="360"/>
-      </w:pPr>
-      <w:rPr>
-        <w:rFonts w:ascii="Courier New" w:hAnsi="Courier New" w:cs="Courier New" w:hint="default"/>
-      </w:rPr>
-    </w:lvl>
-    <w:lvl w:ilvl="8" w:tplc="04090005" w:tentative="1">
-      <w:start w:val="1"/>
-      <w:numFmt w:val="bullet"/>
-      <w:lvlText w:val=""/>
-      <w:lvlJc w:val="left"/>
-      <w:pPr>
-        <w:ind w:left="6480" w:hanging="360"/>
-      </w:pPr>
-      <w:rPr>
-        <w:rFonts w:ascii="Wingdings" w:hAnsi="Wingdings" w:hint="default"/>
-      </w:rPr>
-    </w:lvl>
-  </w:abstractNum>
-  <w:abstractNum w:abstractNumId="19" w15:restartNumberingAfterBreak="0">
-    <w:nsid w:val="29F722CC"/>
-    <w:multiLevelType w:val="hybridMultilevel"/>
-    <w:tmpl w:val="3D0677DE"/>
-    <w:lvl w:ilvl="0" w:tplc="04090001">
-      <w:start w:val="1"/>
-      <w:numFmt w:val="bullet"/>
-      <w:lvlText w:val=""/>
-      <w:lvlJc w:val="left"/>
-      <w:pPr>
-        <w:tabs>
-          <w:tab w:val="num" w:pos="1080"/>
-        </w:tabs>
-        <w:ind w:left="1080" w:hanging="360"/>
-      </w:pPr>
-      <w:rPr>
-        <w:rFonts w:ascii="Symbol" w:hAnsi="Symbol" w:hint="default"/>
-      </w:rPr>
-    </w:lvl>
-    <w:lvl w:ilvl="1" w:tplc="04090003" w:tentative="1">
-      <w:start w:val="1"/>
-      <w:numFmt w:val="bullet"/>
-      <w:lvlText w:val="o"/>
-      <w:lvlJc w:val="left"/>
-      <w:pPr>
-        <w:tabs>
-          <w:tab w:val="num" w:pos="1800"/>
-        </w:tabs>
-        <w:ind w:left="1800" w:hanging="360"/>
-      </w:pPr>
-      <w:rPr>
-        <w:rFonts w:ascii="Courier New" w:hAnsi="Courier New" w:cs="Courier New" w:hint="default"/>
-      </w:rPr>
-    </w:lvl>
-    <w:lvl w:ilvl="2" w:tplc="04090005" w:tentative="1">
-      <w:start w:val="1"/>
-      <w:numFmt w:val="bullet"/>
-      <w:lvlText w:val=""/>
-      <w:lvlJc w:val="left"/>
-      <w:pPr>
-        <w:tabs>
-          <w:tab w:val="num" w:pos="2520"/>
-        </w:tabs>
-        <w:ind w:left="2520" w:hanging="360"/>
-      </w:pPr>
-      <w:rPr>
-        <w:rFonts w:ascii="Wingdings" w:hAnsi="Wingdings" w:hint="default"/>
-      </w:rPr>
-    </w:lvl>
-    <w:lvl w:ilvl="3" w:tplc="04090001" w:tentative="1">
-      <w:start w:val="1"/>
-      <w:numFmt w:val="bullet"/>
-      <w:lvlText w:val=""/>
-      <w:lvlJc w:val="left"/>
-      <w:pPr>
-        <w:tabs>
-          <w:tab w:val="num" w:pos="3240"/>
-        </w:tabs>
-        <w:ind w:left="3240" w:hanging="360"/>
-      </w:pPr>
-      <w:rPr>
-        <w:rFonts w:ascii="Symbol" w:hAnsi="Symbol" w:hint="default"/>
-      </w:rPr>
-    </w:lvl>
-    <w:lvl w:ilvl="4" w:tplc="04090003" w:tentative="1">
-      <w:start w:val="1"/>
-      <w:numFmt w:val="bullet"/>
-      <w:lvlText w:val="o"/>
-      <w:lvlJc w:val="left"/>
-      <w:pPr>
-        <w:tabs>
-          <w:tab w:val="num" w:pos="3960"/>
-        </w:tabs>
-        <w:ind w:left="3960" w:hanging="360"/>
-      </w:pPr>
-      <w:rPr>
-        <w:rFonts w:ascii="Courier New" w:hAnsi="Courier New" w:cs="Courier New" w:hint="default"/>
-      </w:rPr>
-    </w:lvl>
-    <w:lvl w:ilvl="5" w:tplc="04090005" w:tentative="1">
-      <w:start w:val="1"/>
-      <w:numFmt w:val="bullet"/>
-      <w:lvlText w:val=""/>
-      <w:lvlJc w:val="left"/>
-      <w:pPr>
-        <w:tabs>
-          <w:tab w:val="num" w:pos="4680"/>
-        </w:tabs>
-        <w:ind w:left="4680" w:hanging="360"/>
-      </w:pPr>
-      <w:rPr>
-        <w:rFonts w:ascii="Wingdings" w:hAnsi="Wingdings" w:hint="default"/>
-      </w:rPr>
-    </w:lvl>
-    <w:lvl w:ilvl="6" w:tplc="04090001" w:tentative="1">
-      <w:start w:val="1"/>
-      <w:numFmt w:val="bullet"/>
-      <w:lvlText w:val=""/>
-      <w:lvlJc w:val="left"/>
-      <w:pPr>
-        <w:tabs>
-          <w:tab w:val="num" w:pos="5400"/>
-        </w:tabs>
-        <w:ind w:left="5400" w:hanging="360"/>
-      </w:pPr>
-      <w:rPr>
-        <w:rFonts w:ascii="Symbol" w:hAnsi="Symbol" w:hint="default"/>
-      </w:rPr>
-    </w:lvl>
-    <w:lvl w:ilvl="7" w:tplc="04090003" w:tentative="1">
-      <w:start w:val="1"/>
-      <w:numFmt w:val="bullet"/>
-      <w:lvlText w:val="o"/>
-      <w:lvlJc w:val="left"/>
-      <w:pPr>
-        <w:tabs>
-          <w:tab w:val="num" w:pos="6120"/>
-        </w:tabs>
-        <w:ind w:left="6120" w:hanging="360"/>
-      </w:pPr>
-      <w:rPr>
-        <w:rFonts w:ascii="Courier New" w:hAnsi="Courier New" w:cs="Courier New" w:hint="default"/>
-      </w:rPr>
-    </w:lvl>
-    <w:lvl w:ilvl="8" w:tplc="04090005" w:tentative="1">
-      <w:start w:val="1"/>
-      <w:numFmt w:val="bullet"/>
-      <w:lvlText w:val=""/>
-      <w:lvlJc w:val="left"/>
-      <w:pPr>
-        <w:tabs>
-          <w:tab w:val="num" w:pos="6840"/>
-        </w:tabs>
-        <w:ind w:left="6840" w:hanging="360"/>
-      </w:pPr>
-      <w:rPr>
-        <w:rFonts w:ascii="Wingdings" w:hAnsi="Wingdings" w:hint="default"/>
-      </w:rPr>
-    </w:lvl>
-  </w:abstractNum>
-  <w:abstractNum w:abstractNumId="20" w15:restartNumberingAfterBreak="0">
-    <w:nsid w:val="2BB32C9F"/>
-    <w:multiLevelType w:val="hybridMultilevel"/>
-    <w:tmpl w:val="0D945B8A"/>
-    <w:lvl w:ilvl="0" w:tplc="B204C57E">
-      <w:start w:val="1"/>
-      <w:numFmt w:val="bullet"/>
-      <w:lvlText w:val=""/>
-      <w:lvlJc w:val="left"/>
-      <w:pPr>
-        <w:tabs>
-          <w:tab w:val="num" w:pos="360"/>
-        </w:tabs>
-        <w:ind w:left="360" w:hanging="360"/>
-      </w:pPr>
-      <w:rPr>
-        <w:rFonts w:ascii="Symbol" w:hAnsi="Symbol" w:hint="default"/>
-        <w:color w:val="auto"/>
-      </w:rPr>
-    </w:lvl>
-    <w:lvl w:ilvl="1" w:tplc="04090003" w:tentative="1">
-      <w:start w:val="1"/>
-      <w:numFmt w:val="bullet"/>
-      <w:lvlText w:val="o"/>
-      <w:lvlJc w:val="left"/>
-      <w:pPr>
-        <w:tabs>
-          <w:tab w:val="num" w:pos="1080"/>
-        </w:tabs>
-        <w:ind w:left="1080" w:hanging="360"/>
-      </w:pPr>
-      <w:rPr>
-        <w:rFonts w:ascii="Courier New" w:hAnsi="Courier New" w:cs="Courier New" w:hint="default"/>
-      </w:rPr>
-    </w:lvl>
-    <w:lvl w:ilvl="2" w:tplc="04090005" w:tentative="1">
-      <w:start w:val="1"/>
-      <w:numFmt w:val="bullet"/>
-      <w:lvlText w:val=""/>
-      <w:lvlJc w:val="left"/>
-      <w:pPr>
-        <w:tabs>
-          <w:tab w:val="num" w:pos="1800"/>
-        </w:tabs>
-        <w:ind w:left="1800" w:hanging="360"/>
-      </w:pPr>
-      <w:rPr>
-        <w:rFonts w:ascii="Wingdings" w:hAnsi="Wingdings" w:hint="default"/>
-      </w:rPr>
-    </w:lvl>
-    <w:lvl w:ilvl="3" w:tplc="04090001" w:tentative="1">
-      <w:start w:val="1"/>
-      <w:numFmt w:val="bullet"/>
-      <w:lvlText w:val=""/>
-      <w:lvlJc w:val="left"/>
-      <w:pPr>
-        <w:tabs>
-          <w:tab w:val="num" w:pos="2520"/>
-        </w:tabs>
-        <w:ind w:left="2520" w:hanging="360"/>
-      </w:pPr>
-      <w:rPr>
-        <w:rFonts w:ascii="Symbol" w:hAnsi="Symbol" w:hint="default"/>
-      </w:rPr>
-    </w:lvl>
-    <w:lvl w:ilvl="4" w:tplc="04090003" w:tentative="1">
-      <w:start w:val="1"/>
-      <w:numFmt w:val="bullet"/>
-      <w:lvlText w:val="o"/>
-      <w:lvlJc w:val="left"/>
-      <w:pPr>
-        <w:tabs>
-          <w:tab w:val="num" w:pos="3240"/>
-        </w:tabs>
-        <w:ind w:left="3240" w:hanging="360"/>
-      </w:pPr>
-      <w:rPr>
-        <w:rFonts w:ascii="Courier New" w:hAnsi="Courier New" w:cs="Courier New" w:hint="default"/>
-      </w:rPr>
-    </w:lvl>
-    <w:lvl w:ilvl="5" w:tplc="04090005" w:tentative="1">
-      <w:start w:val="1"/>
-      <w:numFmt w:val="bullet"/>
-      <w:lvlText w:val=""/>
-      <w:lvlJc w:val="left"/>
-      <w:pPr>
-        <w:tabs>
-          <w:tab w:val="num" w:pos="3960"/>
-        </w:tabs>
-        <w:ind w:left="3960" w:hanging="360"/>
-      </w:pPr>
-      <w:rPr>
-        <w:rFonts w:ascii="Wingdings" w:hAnsi="Wingdings" w:hint="default"/>
-      </w:rPr>
-    </w:lvl>
-    <w:lvl w:ilvl="6" w:tplc="04090001" w:tentative="1">
-      <w:start w:val="1"/>
-      <w:numFmt w:val="bullet"/>
-      <w:lvlText w:val=""/>
-      <w:lvlJc w:val="left"/>
-      <w:pPr>
-        <w:tabs>
-          <w:tab w:val="num" w:pos="4680"/>
-        </w:tabs>
-        <w:ind w:left="4680" w:hanging="360"/>
-      </w:pPr>
-      <w:rPr>
-        <w:rFonts w:ascii="Symbol" w:hAnsi="Symbol" w:hint="default"/>
-      </w:rPr>
-    </w:lvl>
-    <w:lvl w:ilvl="7" w:tplc="04090003" w:tentative="1">
-      <w:start w:val="1"/>
-      <w:numFmt w:val="bullet"/>
-      <w:lvlText w:val="o"/>
-      <w:lvlJc w:val="left"/>
-      <w:pPr>
-        <w:tabs>
-          <w:tab w:val="num" w:pos="5400"/>
-        </w:tabs>
-        <w:ind w:left="5400" w:hanging="360"/>
-      </w:pPr>
-      <w:rPr>
-        <w:rFonts w:ascii="Courier New" w:hAnsi="Courier New" w:cs="Courier New" w:hint="default"/>
-      </w:rPr>
-    </w:lvl>
-    <w:lvl w:ilvl="8" w:tplc="04090005" w:tentative="1">
-      <w:start w:val="1"/>
-      <w:numFmt w:val="bullet"/>
-      <w:lvlText w:val=""/>
-      <w:lvlJc w:val="left"/>
-      <w:pPr>
-        <w:tabs>
-          <w:tab w:val="num" w:pos="6120"/>
-        </w:tabs>
-        <w:ind w:left="6120" w:hanging="360"/>
-      </w:pPr>
-      <w:rPr>
-        <w:rFonts w:ascii="Wingdings" w:hAnsi="Wingdings" w:hint="default"/>
-      </w:rPr>
-    </w:lvl>
-  </w:abstractNum>
-  <w:abstractNum w:abstractNumId="21" w15:restartNumberingAfterBreak="0">
-    <w:nsid w:val="2BC271F5"/>
-    <w:multiLevelType w:val="hybridMultilevel"/>
-    <w:tmpl w:val="3B4E89F0"/>
-    <w:lvl w:ilvl="0" w:tplc="FFFFFFFF">
-      <w:start w:val="1"/>
-      <w:numFmt w:val="bullet"/>
-      <w:lvlText w:val=""/>
-      <w:lvlJc w:val="left"/>
-      <w:pPr>
-        <w:ind w:left="1239" w:hanging="360"/>
-      </w:pPr>
-      <w:rPr>
-        <w:rFonts w:ascii="Symbol" w:hAnsi="Symbol" w:hint="default"/>
-        <w:color w:val="auto"/>
-      </w:rPr>
-    </w:lvl>
-    <w:lvl w:ilvl="1" w:tplc="B204C57E">
-      <w:start w:val="1"/>
-      <w:numFmt w:val="bullet"/>
-      <w:lvlText w:val=""/>
-      <w:lvlJc w:val="left"/>
-      <w:pPr>
-        <w:ind w:left="1959" w:hanging="360"/>
-      </w:pPr>
-      <w:rPr>
-        <w:rFonts w:ascii="Symbol" w:hAnsi="Symbol" w:hint="default"/>
-        <w:color w:val="auto"/>
-      </w:rPr>
-    </w:lvl>
-    <w:lvl w:ilvl="2" w:tplc="FFFFFFFF" w:tentative="1">
-      <w:start w:val="1"/>
-      <w:numFmt w:val="bullet"/>
-      <w:lvlText w:val=""/>
-      <w:lvlJc w:val="left"/>
-      <w:pPr>
-        <w:ind w:left="2679" w:hanging="360"/>
-      </w:pPr>
-      <w:rPr>
-        <w:rFonts w:ascii="Wingdings" w:hAnsi="Wingdings" w:hint="default"/>
-      </w:rPr>
-    </w:lvl>
-    <w:lvl w:ilvl="3" w:tplc="FFFFFFFF" w:tentative="1">
-      <w:start w:val="1"/>
-      <w:numFmt w:val="bullet"/>
-      <w:lvlText w:val=""/>
-      <w:lvlJc w:val="left"/>
-      <w:pPr>
-        <w:ind w:left="3399" w:hanging="360"/>
-      </w:pPr>
-      <w:rPr>
-        <w:rFonts w:ascii="Symbol" w:hAnsi="Symbol" w:hint="default"/>
-      </w:rPr>
-    </w:lvl>
-    <w:lvl w:ilvl="4" w:tplc="FFFFFFFF" w:tentative="1">
-      <w:start w:val="1"/>
-      <w:numFmt w:val="bullet"/>
-      <w:lvlText w:val="o"/>
-      <w:lvlJc w:val="left"/>
-      <w:pPr>
-        <w:ind w:left="4119" w:hanging="360"/>
-      </w:pPr>
-      <w:rPr>
-        <w:rFonts w:ascii="Courier New" w:hAnsi="Courier New" w:cs="Courier New" w:hint="default"/>
-      </w:rPr>
-    </w:lvl>
-    <w:lvl w:ilvl="5" w:tplc="FFFFFFFF" w:tentative="1">
-      <w:start w:val="1"/>
-      <w:numFmt w:val="bullet"/>
-      <w:lvlText w:val=""/>
-      <w:lvlJc w:val="left"/>
-      <w:pPr>
-        <w:ind w:left="4839" w:hanging="360"/>
-      </w:pPr>
-      <w:rPr>
-        <w:rFonts w:ascii="Wingdings" w:hAnsi="Wingdings" w:hint="default"/>
-      </w:rPr>
-    </w:lvl>
-    <w:lvl w:ilvl="6" w:tplc="FFFFFFFF" w:tentative="1">
-      <w:start w:val="1"/>
-      <w:numFmt w:val="bullet"/>
-      <w:lvlText w:val=""/>
-      <w:lvlJc w:val="left"/>
-      <w:pPr>
-        <w:ind w:left="5559" w:hanging="360"/>
-      </w:pPr>
-      <w:rPr>
-        <w:rFonts w:ascii="Symbol" w:hAnsi="Symbol" w:hint="default"/>
-      </w:rPr>
-    </w:lvl>
-    <w:lvl w:ilvl="7" w:tplc="FFFFFFFF" w:tentative="1">
-      <w:start w:val="1"/>
-      <w:numFmt w:val="bullet"/>
-      <w:lvlText w:val="o"/>
-      <w:lvlJc w:val="left"/>
-      <w:pPr>
-        <w:ind w:left="6279" w:hanging="360"/>
-      </w:pPr>
-      <w:rPr>
-        <w:rFonts w:ascii="Courier New" w:hAnsi="Courier New" w:cs="Courier New" w:hint="default"/>
-      </w:rPr>
-    </w:lvl>
-    <w:lvl w:ilvl="8" w:tplc="FFFFFFFF" w:tentative="1">
-      <w:start w:val="1"/>
-      <w:numFmt w:val="bullet"/>
-      <w:lvlText w:val=""/>
-      <w:lvlJc w:val="left"/>
-      <w:pPr>
-        <w:ind w:left="6999" w:hanging="360"/>
-      </w:pPr>
-      <w:rPr>
-        <w:rFonts w:ascii="Wingdings" w:hAnsi="Wingdings" w:hint="default"/>
-      </w:rPr>
-    </w:lvl>
-  </w:abstractNum>
-  <w:abstractNum w:abstractNumId="22" w15:restartNumberingAfterBreak="0">
-    <w:nsid w:val="2ED54EFF"/>
-    <w:multiLevelType w:val="multilevel"/>
-    <w:tmpl w:val="58844C16"/>
-    <w:lvl w:ilvl="0">
-      <w:start w:val="1"/>
-      <w:numFmt w:val="bullet"/>
-      <w:lvlText w:val=""/>
-      <w:lvlJc w:val="left"/>
-      <w:pPr>
-        <w:tabs>
-          <w:tab w:val="num" w:pos="720"/>
-        </w:tabs>
-        <w:ind w:left="720" w:hanging="360"/>
-      </w:pPr>
-      <w:rPr>
-        <w:rFonts w:ascii="Symbol" w:hAnsi="Symbol" w:hint="default"/>
-      </w:rPr>
-    </w:lvl>
-    <w:lvl w:ilvl="1">
-      <w:start w:val="1"/>
-      <w:numFmt w:val="bullet"/>
-      <w:lvlText w:val="o"/>
-      <w:lvlJc w:val="left"/>
-      <w:pPr>
-        <w:tabs>
-          <w:tab w:val="num" w:pos="1440"/>
-        </w:tabs>
-        <w:ind w:left="1440" w:hanging="360"/>
-      </w:pPr>
-      <w:rPr>
-        <w:rFonts w:ascii="Courier New" w:hAnsi="Courier New" w:cs="Courier New" w:hint="default"/>
-      </w:rPr>
-    </w:lvl>
-    <w:lvl w:ilvl="2">
-      <w:start w:val="1"/>
-      <w:numFmt w:val="bullet"/>
-      <w:lvlText w:val=""/>
-      <w:lvlJc w:val="left"/>
-      <w:pPr>
-        <w:tabs>
-          <w:tab w:val="num" w:pos="2160"/>
-        </w:tabs>
-        <w:ind w:left="2160" w:hanging="360"/>
-      </w:pPr>
-      <w:rPr>
-        <w:rFonts w:ascii="Wingdings" w:hAnsi="Wingdings" w:hint="default"/>
-      </w:rPr>
-    </w:lvl>
-    <w:lvl w:ilvl="3">
-      <w:start w:val="1"/>
-      <w:numFmt w:val="bullet"/>
-      <w:lvlText w:val=""/>
-      <w:lvlJc w:val="left"/>
-      <w:pPr>
-        <w:tabs>
-          <w:tab w:val="num" w:pos="2880"/>
-        </w:tabs>
-        <w:ind w:left="2880" w:hanging="360"/>
-      </w:pPr>
-      <w:rPr>
-        <w:rFonts w:ascii="Symbol" w:hAnsi="Symbol" w:hint="default"/>
-      </w:rPr>
-    </w:lvl>
-    <w:lvl w:ilvl="4">
-      <w:start w:val="1"/>
-      <w:numFmt w:val="bullet"/>
-      <w:lvlText w:val="o"/>
-      <w:lvlJc w:val="left"/>
-      <w:pPr>
-        <w:tabs>
-          <w:tab w:val="num" w:pos="3600"/>
-        </w:tabs>
-        <w:ind w:left="3600" w:hanging="360"/>
-      </w:pPr>
-      <w:rPr>
-        <w:rFonts w:ascii="Courier New" w:hAnsi="Courier New" w:cs="Courier New" w:hint="default"/>
-      </w:rPr>
-    </w:lvl>
-    <w:lvl w:ilvl="5">
-      <w:start w:val="1"/>
-      <w:numFmt w:val="bullet"/>
-      <w:lvlText w:val=""/>
-      <w:lvlJc w:val="left"/>
-      <w:pPr>
-        <w:tabs>
-          <w:tab w:val="num" w:pos="4320"/>
-        </w:tabs>
-        <w:ind w:left="4320" w:hanging="360"/>
-      </w:pPr>
-      <w:rPr>
-        <w:rFonts w:ascii="Wingdings" w:hAnsi="Wingdings" w:hint="default"/>
-      </w:rPr>
-    </w:lvl>
-    <w:lvl w:ilvl="6">
-      <w:start w:val="1"/>
-      <w:numFmt w:val="bullet"/>
-      <w:lvlText w:val=""/>
-      <w:lvlJc w:val="left"/>
-      <w:pPr>
-        <w:tabs>
-          <w:tab w:val="num" w:pos="5040"/>
-        </w:tabs>
-        <w:ind w:left="5040" w:hanging="360"/>
-      </w:pPr>
-      <w:rPr>
-        <w:rFonts w:ascii="Symbol" w:hAnsi="Symbol" w:hint="default"/>
-      </w:rPr>
-    </w:lvl>
-    <w:lvl w:ilvl="7">
-      <w:start w:val="1"/>
-      <w:numFmt w:val="bullet"/>
-      <w:lvlText w:val="o"/>
-      <w:lvlJc w:val="left"/>
-      <w:pPr>
-        <w:tabs>
-          <w:tab w:val="num" w:pos="5760"/>
-        </w:tabs>
-        <w:ind w:left="5760" w:hanging="360"/>
-      </w:pPr>
-      <w:rPr>
-        <w:rFonts w:ascii="Courier New" w:hAnsi="Courier New" w:cs="Courier New" w:hint="default"/>
-      </w:rPr>
-    </w:lvl>
-    <w:lvl w:ilvl="8">
-      <w:start w:val="1"/>
-      <w:numFmt w:val="bullet"/>
-      <w:lvlText w:val=""/>
-      <w:lvlJc w:val="left"/>
-      <w:pPr>
-        <w:tabs>
-          <w:tab w:val="num" w:pos="6480"/>
-        </w:tabs>
-        <w:ind w:left="6480" w:hanging="360"/>
-      </w:pPr>
-      <w:rPr>
-        <w:rFonts w:ascii="Wingdings" w:hAnsi="Wingdings" w:hint="default"/>
-      </w:rPr>
-    </w:lvl>
-  </w:abstractNum>
-  <w:abstractNum w:abstractNumId="23" w15:restartNumberingAfterBreak="0">
-    <w:nsid w:val="30881E37"/>
-    <w:multiLevelType w:val="multilevel"/>
-    <w:tmpl w:val="CBE6CD32"/>
-    <w:lvl w:ilvl="0">
-      <w:start w:val="1"/>
-      <w:numFmt w:val="bullet"/>
-      <w:lvlText w:val=""/>
-      <w:lvlJc w:val="left"/>
-      <w:pPr>
-        <w:tabs>
-          <w:tab w:val="num" w:pos="720"/>
-        </w:tabs>
-        <w:ind w:left="720" w:hanging="360"/>
-      </w:pPr>
-      <w:rPr>
-        <w:rFonts w:ascii="Symbol" w:hAnsi="Symbol" w:hint="default"/>
-        <w:sz w:val="20"/>
-      </w:rPr>
-    </w:lvl>
-    <w:lvl w:ilvl="1" w:tentative="1">
-      <w:start w:val="1"/>
-      <w:numFmt w:val="bullet"/>
-      <w:lvlText w:val="o"/>
-      <w:lvlJc w:val="left"/>
-      <w:pPr>
-        <w:tabs>
-          <w:tab w:val="num" w:pos="1440"/>
-        </w:tabs>
-        <w:ind w:left="1440" w:hanging="360"/>
-      </w:pPr>
-      <w:rPr>
-        <w:rFonts w:ascii="Courier New" w:hAnsi="Courier New" w:hint="default"/>
-        <w:sz w:val="20"/>
-      </w:rPr>
-    </w:lvl>
-    <w:lvl w:ilvl="2" w:tentative="1">
-      <w:start w:val="1"/>
-      <w:numFmt w:val="bullet"/>
-      <w:lvlText w:val=""/>
-      <w:lvlJc w:val="left"/>
-      <w:pPr>
-        <w:tabs>
-          <w:tab w:val="num" w:pos="2160"/>
-        </w:tabs>
-        <w:ind w:left="2160" w:hanging="360"/>
-      </w:pPr>
-      <w:rPr>
-        <w:rFonts w:ascii="Wingdings" w:hAnsi="Wingdings" w:hint="default"/>
-        <w:sz w:val="20"/>
-      </w:rPr>
-    </w:lvl>
-    <w:lvl w:ilvl="3" w:tentative="1">
-      <w:start w:val="1"/>
-      <w:numFmt w:val="bullet"/>
-      <w:lvlText w:val=""/>
-      <w:lvlJc w:val="left"/>
-      <w:pPr>
-        <w:tabs>
-          <w:tab w:val="num" w:pos="2880"/>
-        </w:tabs>
-        <w:ind w:left="2880" w:hanging="360"/>
-      </w:pPr>
-      <w:rPr>
-        <w:rFonts w:ascii="Wingdings" w:hAnsi="Wingdings" w:hint="default"/>
-        <w:sz w:val="20"/>
-      </w:rPr>
-    </w:lvl>
-    <w:lvl w:ilvl="4" w:tentative="1">
-      <w:start w:val="1"/>
-      <w:numFmt w:val="bullet"/>
-      <w:lvlText w:val=""/>
-      <w:lvlJc w:val="left"/>
-      <w:pPr>
-        <w:tabs>
-          <w:tab w:val="num" w:pos="3600"/>
-        </w:tabs>
-        <w:ind w:left="3600" w:hanging="360"/>
-      </w:pPr>
-      <w:rPr>
-        <w:rFonts w:ascii="Wingdings" w:hAnsi="Wingdings" w:hint="default"/>
-        <w:sz w:val="20"/>
-      </w:rPr>
-    </w:lvl>
-    <w:lvl w:ilvl="5" w:tentative="1">
-      <w:start w:val="1"/>
-      <w:numFmt w:val="bullet"/>
-      <w:lvlText w:val=""/>
-      <w:lvlJc w:val="left"/>
-      <w:pPr>
-        <w:tabs>
-          <w:tab w:val="num" w:pos="4320"/>
-        </w:tabs>
-        <w:ind w:left="4320" w:hanging="360"/>
-      </w:pPr>
-      <w:rPr>
-        <w:rFonts w:ascii="Wingdings" w:hAnsi="Wingdings" w:hint="default"/>
-        <w:sz w:val="20"/>
-      </w:rPr>
-    </w:lvl>
-    <w:lvl w:ilvl="6" w:tentative="1">
-      <w:start w:val="1"/>
-      <w:numFmt w:val="bullet"/>
-      <w:lvlText w:val=""/>
-      <w:lvlJc w:val="left"/>
-      <w:pPr>
-        <w:tabs>
-          <w:tab w:val="num" w:pos="5040"/>
-        </w:tabs>
-        <w:ind w:left="5040" w:hanging="360"/>
-      </w:pPr>
-      <w:rPr>
-        <w:rFonts w:ascii="Wingdings" w:hAnsi="Wingdings" w:hint="default"/>
-        <w:sz w:val="20"/>
-      </w:rPr>
-    </w:lvl>
-    <w:lvl w:ilvl="7" w:tentative="1">
-      <w:start w:val="1"/>
-      <w:numFmt w:val="bullet"/>
-      <w:lvlText w:val=""/>
-      <w:lvlJc w:val="left"/>
-      <w:pPr>
-        <w:tabs>
-          <w:tab w:val="num" w:pos="5760"/>
-        </w:tabs>
-        <w:ind w:left="5760" w:hanging="360"/>
-      </w:pPr>
-      <w:rPr>
-        <w:rFonts w:ascii="Wingdings" w:hAnsi="Wingdings" w:hint="default"/>
-        <w:sz w:val="20"/>
-      </w:rPr>
-    </w:lvl>
-    <w:lvl w:ilvl="8" w:tentative="1">
-      <w:start w:val="1"/>
-      <w:numFmt w:val="bullet"/>
-      <w:lvlText w:val=""/>
-      <w:lvlJc w:val="left"/>
-      <w:pPr>
-        <w:tabs>
-          <w:tab w:val="num" w:pos="6480"/>
-        </w:tabs>
-        <w:ind w:left="6480" w:hanging="360"/>
-      </w:pPr>
-      <w:rPr>
-        <w:rFonts w:ascii="Wingdings" w:hAnsi="Wingdings" w:hint="default"/>
-        <w:sz w:val="20"/>
-      </w:rPr>
-    </w:lvl>
-  </w:abstractNum>
-  <w:abstractNum w:abstractNumId="24" w15:restartNumberingAfterBreak="0">
-    <w:nsid w:val="35385ED5"/>
-    <w:multiLevelType w:val="hybridMultilevel"/>
-    <w:tmpl w:val="BC8E1972"/>
-    <w:lvl w:ilvl="0" w:tplc="04090001">
-      <w:start w:val="1"/>
-      <w:numFmt w:val="bullet"/>
-      <w:lvlText w:val=""/>
-      <w:lvlJc w:val="left"/>
-      <w:pPr>
-        <w:ind w:left="720" w:hanging="360"/>
-      </w:pPr>
-      <w:rPr>
-        <w:rFonts w:ascii="Symbol" w:hAnsi="Symbol" w:hint="default"/>
-      </w:rPr>
-    </w:lvl>
-    <w:lvl w:ilvl="1" w:tplc="04090003" w:tentative="1">
-      <w:start w:val="1"/>
-      <w:numFmt w:val="bullet"/>
-      <w:lvlText w:val="o"/>
-      <w:lvlJc w:val="left"/>
-      <w:pPr>
-        <w:ind w:left="1440" w:hanging="360"/>
-      </w:pPr>
-      <w:rPr>
-        <w:rFonts w:ascii="Courier New" w:hAnsi="Courier New" w:cs="Courier New" w:hint="default"/>
-      </w:rPr>
-    </w:lvl>
-    <w:lvl w:ilvl="2" w:tplc="04090005" w:tentative="1">
-      <w:start w:val="1"/>
-      <w:numFmt w:val="bullet"/>
-      <w:lvlText w:val=""/>
-      <w:lvlJc w:val="left"/>
-      <w:pPr>
-        <w:ind w:left="2160" w:hanging="360"/>
-      </w:pPr>
-      <w:rPr>
-        <w:rFonts w:ascii="Wingdings" w:hAnsi="Wingdings" w:hint="default"/>
-      </w:rPr>
-    </w:lvl>
-    <w:lvl w:ilvl="3" w:tplc="04090001" w:tentative="1">
-      <w:start w:val="1"/>
-      <w:numFmt w:val="bullet"/>
-      <w:lvlText w:val=""/>
-      <w:lvlJc w:val="left"/>
-      <w:pPr>
-        <w:ind w:left="2880" w:hanging="360"/>
-      </w:pPr>
-      <w:rPr>
-        <w:rFonts w:ascii="Symbol" w:hAnsi="Symbol" w:hint="default"/>
-      </w:rPr>
-    </w:lvl>
-    <w:lvl w:ilvl="4" w:tplc="04090003" w:tentative="1">
-      <w:start w:val="1"/>
-      <w:numFmt w:val="bullet"/>
-      <w:lvlText w:val="o"/>
-      <w:lvlJc w:val="left"/>
-      <w:pPr>
-        <w:ind w:left="3600" w:hanging="360"/>
-      </w:pPr>
-      <w:rPr>
-        <w:rFonts w:ascii="Courier New" w:hAnsi="Courier New" w:cs="Courier New" w:hint="default"/>
-      </w:rPr>
-    </w:lvl>
-    <w:lvl w:ilvl="5" w:tplc="04090005" w:tentative="1">
-      <w:start w:val="1"/>
-      <w:numFmt w:val="bullet"/>
-      <w:lvlText w:val=""/>
-      <w:lvlJc w:val="left"/>
-      <w:pPr>
-        <w:ind w:left="4320" w:hanging="360"/>
-      </w:pPr>
-      <w:rPr>
-        <w:rFonts w:ascii="Wingdings" w:hAnsi="Wingdings" w:hint="default"/>
-      </w:rPr>
-    </w:lvl>
-    <w:lvl w:ilvl="6" w:tplc="04090001" w:tentative="1">
-      <w:start w:val="1"/>
-      <w:numFmt w:val="bullet"/>
-      <w:lvlText w:val=""/>
-      <w:lvlJc w:val="left"/>
-      <w:pPr>
-        <w:ind w:left="5040" w:hanging="360"/>
-      </w:pPr>
-      <w:rPr>
-        <w:rFonts w:ascii="Symbol" w:hAnsi="Symbol" w:hint="default"/>
-      </w:rPr>
-    </w:lvl>
-    <w:lvl w:ilvl="7" w:tplc="04090003" w:tentative="1">
-      <w:start w:val="1"/>
-      <w:numFmt w:val="bullet"/>
-      <w:lvlText w:val="o"/>
-      <w:lvlJc w:val="left"/>
-      <w:pPr>
-        <w:ind w:left="5760" w:hanging="360"/>
-      </w:pPr>
-      <w:rPr>
-        <w:rFonts w:ascii="Courier New" w:hAnsi="Courier New" w:cs="Courier New" w:hint="default"/>
-      </w:rPr>
-    </w:lvl>
-    <w:lvl w:ilvl="8" w:tplc="04090005" w:tentative="1">
-      <w:start w:val="1"/>
-      <w:numFmt w:val="bullet"/>
-      <w:lvlText w:val=""/>
-      <w:lvlJc w:val="left"/>
-      <w:pPr>
-        <w:ind w:left="6480" w:hanging="360"/>
-      </w:pPr>
-      <w:rPr>
-        <w:rFonts w:ascii="Wingdings" w:hAnsi="Wingdings" w:hint="default"/>
-      </w:rPr>
-    </w:lvl>
-  </w:abstractNum>
-  <w:abstractNum w:abstractNumId="25" w15:restartNumberingAfterBreak="0">
-    <w:nsid w:val="37AE420C"/>
-    <w:multiLevelType w:val="hybridMultilevel"/>
-    <w:tmpl w:val="0C4E73E0"/>
-    <w:lvl w:ilvl="0" w:tplc="B204C57E">
-      <w:start w:val="1"/>
-      <w:numFmt w:val="bullet"/>
-      <w:lvlText w:val=""/>
-      <w:lvlJc w:val="left"/>
-      <w:pPr>
-        <w:ind w:left="720" w:hanging="360"/>
-      </w:pPr>
-      <w:rPr>
-        <w:rFonts w:ascii="Symbol" w:hAnsi="Symbol" w:hint="default"/>
-        <w:color w:val="auto"/>
-      </w:rPr>
-    </w:lvl>
-    <w:lvl w:ilvl="1" w:tplc="04090003" w:tentative="1">
-      <w:start w:val="1"/>
-      <w:numFmt w:val="bullet"/>
-      <w:lvlText w:val="o"/>
-      <w:lvlJc w:val="left"/>
-      <w:pPr>
-        <w:ind w:left="1440" w:hanging="360"/>
-      </w:pPr>
-      <w:rPr>
-        <w:rFonts w:ascii="Courier New" w:hAnsi="Courier New" w:cs="Courier New" w:hint="default"/>
-      </w:rPr>
-    </w:lvl>
-    <w:lvl w:ilvl="2" w:tplc="04090005" w:tentative="1">
-      <w:start w:val="1"/>
-      <w:numFmt w:val="bullet"/>
-      <w:lvlText w:val=""/>
-      <w:lvlJc w:val="left"/>
-      <w:pPr>
-        <w:ind w:left="2160" w:hanging="360"/>
-      </w:pPr>
-      <w:rPr>
-        <w:rFonts w:ascii="Wingdings" w:hAnsi="Wingdings" w:hint="default"/>
-      </w:rPr>
-    </w:lvl>
-    <w:lvl w:ilvl="3" w:tplc="04090001" w:tentative="1">
-      <w:start w:val="1"/>
-      <w:numFmt w:val="bullet"/>
-      <w:lvlText w:val=""/>
-      <w:lvlJc w:val="left"/>
-      <w:pPr>
-        <w:ind w:left="2880" w:hanging="360"/>
-      </w:pPr>
-      <w:rPr>
-        <w:rFonts w:ascii="Symbol" w:hAnsi="Symbol" w:hint="default"/>
-      </w:rPr>
-    </w:lvl>
-    <w:lvl w:ilvl="4" w:tplc="04090003" w:tentative="1">
-      <w:start w:val="1"/>
-      <w:numFmt w:val="bullet"/>
-      <w:lvlText w:val="o"/>
-      <w:lvlJc w:val="left"/>
-      <w:pPr>
-        <w:ind w:left="3600" w:hanging="360"/>
-      </w:pPr>
-      <w:rPr>
-        <w:rFonts w:ascii="Courier New" w:hAnsi="Courier New" w:cs="Courier New" w:hint="default"/>
-      </w:rPr>
-    </w:lvl>
-    <w:lvl w:ilvl="5" w:tplc="04090005" w:tentative="1">
-      <w:start w:val="1"/>
-      <w:numFmt w:val="bullet"/>
-      <w:lvlText w:val=""/>
-      <w:lvlJc w:val="left"/>
-      <w:pPr>
-        <w:ind w:left="4320" w:hanging="360"/>
-      </w:pPr>
-      <w:rPr>
-        <w:rFonts w:ascii="Wingdings" w:hAnsi="Wingdings" w:hint="default"/>
-      </w:rPr>
-    </w:lvl>
-    <w:lvl w:ilvl="6" w:tplc="04090001" w:tentative="1">
-      <w:start w:val="1"/>
-      <w:numFmt w:val="bullet"/>
-      <w:lvlText w:val=""/>
-      <w:lvlJc w:val="left"/>
-      <w:pPr>
-        <w:ind w:left="5040" w:hanging="360"/>
-      </w:pPr>
-      <w:rPr>
-        <w:rFonts w:ascii="Symbol" w:hAnsi="Symbol" w:hint="default"/>
-      </w:rPr>
-    </w:lvl>
-    <w:lvl w:ilvl="7" w:tplc="04090003" w:tentative="1">
-      <w:start w:val="1"/>
-      <w:numFmt w:val="bullet"/>
-      <w:lvlText w:val="o"/>
-      <w:lvlJc w:val="left"/>
-      <w:pPr>
-        <w:ind w:left="5760" w:hanging="360"/>
-      </w:pPr>
-      <w:rPr>
-        <w:rFonts w:ascii="Courier New" w:hAnsi="Courier New" w:cs="Courier New" w:hint="default"/>
-      </w:rPr>
-    </w:lvl>
-    <w:lvl w:ilvl="8" w:tplc="04090005" w:tentative="1">
-      <w:start w:val="1"/>
-      <w:numFmt w:val="bullet"/>
-      <w:lvlText w:val=""/>
-      <w:lvlJc w:val="left"/>
-      <w:pPr>
-        <w:ind w:left="6480" w:hanging="360"/>
-      </w:pPr>
-      <w:rPr>
-        <w:rFonts w:ascii="Wingdings" w:hAnsi="Wingdings" w:hint="default"/>
-      </w:rPr>
-    </w:lvl>
-  </w:abstractNum>
-  <w:abstractNum w:abstractNumId="26" w15:restartNumberingAfterBreak="0">
-    <w:nsid w:val="37E75D6E"/>
-    <w:multiLevelType w:val="hybridMultilevel"/>
-    <w:tmpl w:val="05F0473A"/>
-    <w:lvl w:ilvl="0" w:tplc="04090001">
-      <w:start w:val="1"/>
-      <w:numFmt w:val="bullet"/>
-      <w:lvlText w:val=""/>
-      <w:lvlJc w:val="left"/>
-      <w:pPr>
-        <w:ind w:left="720" w:hanging="360"/>
-      </w:pPr>
-      <w:rPr>
-        <w:rFonts w:ascii="Symbol" w:hAnsi="Symbol" w:hint="default"/>
-      </w:rPr>
-    </w:lvl>
-    <w:lvl w:ilvl="1" w:tplc="04090003" w:tentative="1">
-      <w:start w:val="1"/>
-      <w:numFmt w:val="bullet"/>
-      <w:lvlText w:val="o"/>
-      <w:lvlJc w:val="left"/>
-      <w:pPr>
-        <w:ind w:left="1440" w:hanging="360"/>
-      </w:pPr>
-      <w:rPr>
-        <w:rFonts w:ascii="Courier New" w:hAnsi="Courier New" w:cs="Courier New" w:hint="default"/>
-      </w:rPr>
-    </w:lvl>
-    <w:lvl w:ilvl="2" w:tplc="04090005" w:tentative="1">
-      <w:start w:val="1"/>
-      <w:numFmt w:val="bullet"/>
-      <w:lvlText w:val=""/>
-      <w:lvlJc w:val="left"/>
-      <w:pPr>
-        <w:ind w:left="2160" w:hanging="360"/>
-      </w:pPr>
-      <w:rPr>
-        <w:rFonts w:ascii="Wingdings" w:hAnsi="Wingdings" w:hint="default"/>
-      </w:rPr>
-    </w:lvl>
-    <w:lvl w:ilvl="3" w:tplc="04090001" w:tentative="1">
-      <w:start w:val="1"/>
-      <w:numFmt w:val="bullet"/>
-      <w:lvlText w:val=""/>
-      <w:lvlJc w:val="left"/>
-      <w:pPr>
-        <w:ind w:left="2880" w:hanging="360"/>
-      </w:pPr>
-      <w:rPr>
-        <w:rFonts w:ascii="Symbol" w:hAnsi="Symbol" w:hint="default"/>
-      </w:rPr>
-    </w:lvl>
-    <w:lvl w:ilvl="4" w:tplc="04090003" w:tentative="1">
-      <w:start w:val="1"/>
-      <w:numFmt w:val="bullet"/>
-      <w:lvlText w:val="o"/>
-      <w:lvlJc w:val="left"/>
-      <w:pPr>
-        <w:ind w:left="3600" w:hanging="360"/>
-      </w:pPr>
-      <w:rPr>
-        <w:rFonts w:ascii="Courier New" w:hAnsi="Courier New" w:cs="Courier New" w:hint="default"/>
-      </w:rPr>
-    </w:lvl>
-    <w:lvl w:ilvl="5" w:tplc="04090005" w:tentative="1">
-      <w:start w:val="1"/>
-      <w:numFmt w:val="bullet"/>
-      <w:lvlText w:val=""/>
-      <w:lvlJc w:val="left"/>
-      <w:pPr>
-        <w:ind w:left="4320" w:hanging="360"/>
-      </w:pPr>
-      <w:rPr>
-        <w:rFonts w:ascii="Wingdings" w:hAnsi="Wingdings" w:hint="default"/>
-      </w:rPr>
-    </w:lvl>
-    <w:lvl w:ilvl="6" w:tplc="04090001" w:tentative="1">
-      <w:start w:val="1"/>
-      <w:numFmt w:val="bullet"/>
-      <w:lvlText w:val=""/>
-      <w:lvlJc w:val="left"/>
-      <w:pPr>
-        <w:ind w:left="5040" w:hanging="360"/>
-      </w:pPr>
-      <w:rPr>
-        <w:rFonts w:ascii="Symbol" w:hAnsi="Symbol" w:hint="default"/>
-      </w:rPr>
-    </w:lvl>
-    <w:lvl w:ilvl="7" w:tplc="04090003" w:tentative="1">
-      <w:start w:val="1"/>
-      <w:numFmt w:val="bullet"/>
-      <w:lvlText w:val="o"/>
-      <w:lvlJc w:val="left"/>
-      <w:pPr>
-        <w:ind w:left="5760" w:hanging="360"/>
-      </w:pPr>
-      <w:rPr>
-        <w:rFonts w:ascii="Courier New" w:hAnsi="Courier New" w:cs="Courier New" w:hint="default"/>
-      </w:rPr>
-    </w:lvl>
-    <w:lvl w:ilvl="8" w:tplc="04090005" w:tentative="1">
-      <w:start w:val="1"/>
-      <w:numFmt w:val="bullet"/>
-      <w:lvlText w:val=""/>
-      <w:lvlJc w:val="left"/>
-      <w:pPr>
-        <w:ind w:left="6480" w:hanging="360"/>
-      </w:pPr>
-      <w:rPr>
-        <w:rFonts w:ascii="Wingdings" w:hAnsi="Wingdings" w:hint="default"/>
-      </w:rPr>
-    </w:lvl>
-  </w:abstractNum>
-  <w:abstractNum w:abstractNumId="27" w15:restartNumberingAfterBreak="0">
-    <w:nsid w:val="38501AAB"/>
-    <w:multiLevelType w:val="hybridMultilevel"/>
-    <w:tmpl w:val="7A081D5C"/>
-    <w:lvl w:ilvl="0" w:tplc="04090001">
-      <w:start w:val="1"/>
-      <w:numFmt w:val="bullet"/>
-      <w:lvlText w:val=""/>
-      <w:lvlJc w:val="left"/>
-      <w:pPr>
-        <w:ind w:left="720" w:hanging="360"/>
-      </w:pPr>
-      <w:rPr>
-        <w:rFonts w:ascii="Symbol" w:hAnsi="Symbol" w:hint="default"/>
-      </w:rPr>
-    </w:lvl>
-    <w:lvl w:ilvl="1" w:tplc="04090003" w:tentative="1">
-      <w:start w:val="1"/>
-      <w:numFmt w:val="bullet"/>
-      <w:lvlText w:val="o"/>
-      <w:lvlJc w:val="left"/>
-      <w:pPr>
-        <w:ind w:left="1440" w:hanging="360"/>
-      </w:pPr>
-      <w:rPr>
-        <w:rFonts w:ascii="Courier New" w:hAnsi="Courier New" w:cs="Courier New" w:hint="default"/>
-      </w:rPr>
-    </w:lvl>
-    <w:lvl w:ilvl="2" w:tplc="04090005" w:tentative="1">
-      <w:start w:val="1"/>
-      <w:numFmt w:val="bullet"/>
-      <w:lvlText w:val=""/>
-      <w:lvlJc w:val="left"/>
-      <w:pPr>
-        <w:ind w:left="2160" w:hanging="360"/>
-      </w:pPr>
-      <w:rPr>
-        <w:rFonts w:ascii="Wingdings" w:hAnsi="Wingdings" w:hint="default"/>
-      </w:rPr>
-    </w:lvl>
-    <w:lvl w:ilvl="3" w:tplc="04090001" w:tentative="1">
-      <w:start w:val="1"/>
-      <w:numFmt w:val="bullet"/>
-      <w:lvlText w:val=""/>
-      <w:lvlJc w:val="left"/>
-      <w:pPr>
-        <w:ind w:left="2880" w:hanging="360"/>
-      </w:pPr>
-      <w:rPr>
-        <w:rFonts w:ascii="Symbol" w:hAnsi="Symbol" w:hint="default"/>
-      </w:rPr>
-    </w:lvl>
-    <w:lvl w:ilvl="4" w:tplc="04090003" w:tentative="1">
-      <w:start w:val="1"/>
-      <w:numFmt w:val="bullet"/>
-      <w:lvlText w:val="o"/>
-      <w:lvlJc w:val="left"/>
-      <w:pPr>
-        <w:ind w:left="3600" w:hanging="360"/>
-      </w:pPr>
-      <w:rPr>
-        <w:rFonts w:ascii="Courier New" w:hAnsi="Courier New" w:cs="Courier New" w:hint="default"/>
-      </w:rPr>
-    </w:lvl>
-    <w:lvl w:ilvl="5" w:tplc="04090005" w:tentative="1">
-      <w:start w:val="1"/>
-      <w:numFmt w:val="bullet"/>
-      <w:lvlText w:val=""/>
-      <w:lvlJc w:val="left"/>
-      <w:pPr>
-        <w:ind w:left="4320" w:hanging="360"/>
-      </w:pPr>
-      <w:rPr>
-        <w:rFonts w:ascii="Wingdings" w:hAnsi="Wingdings" w:hint="default"/>
-      </w:rPr>
-    </w:lvl>
-    <w:lvl w:ilvl="6" w:tplc="04090001" w:tentative="1">
-      <w:start w:val="1"/>
-      <w:numFmt w:val="bullet"/>
-      <w:lvlText w:val=""/>
-      <w:lvlJc w:val="left"/>
-      <w:pPr>
-        <w:ind w:left="5040" w:hanging="360"/>
-      </w:pPr>
-      <w:rPr>
-        <w:rFonts w:ascii="Symbol" w:hAnsi="Symbol" w:hint="default"/>
-      </w:rPr>
-    </w:lvl>
-    <w:lvl w:ilvl="7" w:tplc="04090003" w:tentative="1">
-      <w:start w:val="1"/>
-      <w:numFmt w:val="bullet"/>
-      <w:lvlText w:val="o"/>
-      <w:lvlJc w:val="left"/>
-      <w:pPr>
-        <w:ind w:left="5760" w:hanging="360"/>
-      </w:pPr>
-      <w:rPr>
-        <w:rFonts w:ascii="Courier New" w:hAnsi="Courier New" w:cs="Courier New" w:hint="default"/>
-      </w:rPr>
-    </w:lvl>
-    <w:lvl w:ilvl="8" w:tplc="04090005" w:tentative="1">
-      <w:start w:val="1"/>
-      <w:numFmt w:val="bullet"/>
-      <w:lvlText w:val=""/>
-      <w:lvlJc w:val="left"/>
-      <w:pPr>
-        <w:ind w:left="6480" w:hanging="360"/>
-      </w:pPr>
-      <w:rPr>
-        <w:rFonts w:ascii="Wingdings" w:hAnsi="Wingdings" w:hint="default"/>
-      </w:rPr>
-    </w:lvl>
-  </w:abstractNum>
-  <w:abstractNum w:abstractNumId="28" w15:restartNumberingAfterBreak="0">
-    <w:nsid w:val="39314DDF"/>
-    <w:multiLevelType w:val="hybridMultilevel"/>
-    <w:tmpl w:val="74740FC0"/>
-    <w:lvl w:ilvl="0" w:tplc="B204C57E">
-      <w:start w:val="1"/>
-      <w:numFmt w:val="bullet"/>
-      <w:lvlText w:val=""/>
-      <w:lvlJc w:val="left"/>
-      <w:pPr>
-        <w:ind w:left="1080" w:hanging="360"/>
-      </w:pPr>
-      <w:rPr>
-        <w:rFonts w:ascii="Symbol" w:hAnsi="Symbol" w:hint="default"/>
-        <w:color w:val="auto"/>
-      </w:rPr>
-    </w:lvl>
-    <w:lvl w:ilvl="1" w:tplc="FFFFFFFF" w:tentative="1">
-      <w:start w:val="1"/>
-      <w:numFmt w:val="bullet"/>
-      <w:lvlText w:val="o"/>
-      <w:lvlJc w:val="left"/>
-      <w:pPr>
-        <w:ind w:left="1800" w:hanging="360"/>
-      </w:pPr>
-      <w:rPr>
-        <w:rFonts w:ascii="Courier New" w:hAnsi="Courier New" w:cs="Courier New" w:hint="default"/>
-      </w:rPr>
-    </w:lvl>
-    <w:lvl w:ilvl="2" w:tplc="FFFFFFFF" w:tentative="1">
-      <w:start w:val="1"/>
-      <w:numFmt w:val="bullet"/>
-      <w:lvlText w:val=""/>
-      <w:lvlJc w:val="left"/>
-      <w:pPr>
-        <w:ind w:left="2520" w:hanging="360"/>
-      </w:pPr>
-      <w:rPr>
-        <w:rFonts w:ascii="Wingdings" w:hAnsi="Wingdings" w:hint="default"/>
-      </w:rPr>
-    </w:lvl>
-    <w:lvl w:ilvl="3" w:tplc="FFFFFFFF" w:tentative="1">
-      <w:start w:val="1"/>
-      <w:numFmt w:val="bullet"/>
-      <w:lvlText w:val=""/>
-      <w:lvlJc w:val="left"/>
-      <w:pPr>
-        <w:ind w:left="3240" w:hanging="360"/>
-      </w:pPr>
-      <w:rPr>
-        <w:rFonts w:ascii="Symbol" w:hAnsi="Symbol" w:hint="default"/>
-      </w:rPr>
-    </w:lvl>
-    <w:lvl w:ilvl="4" w:tplc="FFFFFFFF" w:tentative="1">
-      <w:start w:val="1"/>
-      <w:numFmt w:val="bullet"/>
-      <w:lvlText w:val="o"/>
-      <w:lvlJc w:val="left"/>
-      <w:pPr>
-        <w:ind w:left="3960" w:hanging="360"/>
-      </w:pPr>
-      <w:rPr>
-        <w:rFonts w:ascii="Courier New" w:hAnsi="Courier New" w:cs="Courier New" w:hint="default"/>
-      </w:rPr>
-    </w:lvl>
-    <w:lvl w:ilvl="5" w:tplc="FFFFFFFF" w:tentative="1">
-      <w:start w:val="1"/>
-      <w:numFmt w:val="bullet"/>
-      <w:lvlText w:val=""/>
-      <w:lvlJc w:val="left"/>
-      <w:pPr>
-        <w:ind w:left="4680" w:hanging="360"/>
-      </w:pPr>
-      <w:rPr>
-        <w:rFonts w:ascii="Wingdings" w:hAnsi="Wingdings" w:hint="default"/>
-      </w:rPr>
-    </w:lvl>
-    <w:lvl w:ilvl="6" w:tplc="FFFFFFFF" w:tentative="1">
-      <w:start w:val="1"/>
-      <w:numFmt w:val="bullet"/>
-      <w:lvlText w:val=""/>
-      <w:lvlJc w:val="left"/>
-      <w:pPr>
-        <w:ind w:left="5400" w:hanging="360"/>
-      </w:pPr>
-      <w:rPr>
-        <w:rFonts w:ascii="Symbol" w:hAnsi="Symbol" w:hint="default"/>
-      </w:rPr>
-    </w:lvl>
-    <w:lvl w:ilvl="7" w:tplc="FFFFFFFF" w:tentative="1">
-      <w:start w:val="1"/>
-      <w:numFmt w:val="bullet"/>
-      <w:lvlText w:val="o"/>
-      <w:lvlJc w:val="left"/>
-      <w:pPr>
-        <w:ind w:left="6120" w:hanging="360"/>
-      </w:pPr>
-      <w:rPr>
-        <w:rFonts w:ascii="Courier New" w:hAnsi="Courier New" w:cs="Courier New" w:hint="default"/>
-      </w:rPr>
-    </w:lvl>
-    <w:lvl w:ilvl="8" w:tplc="FFFFFFFF" w:tentative="1">
-      <w:start w:val="1"/>
-      <w:numFmt w:val="bullet"/>
-      <w:lvlText w:val=""/>
-      <w:lvlJc w:val="left"/>
-      <w:pPr>
-        <w:ind w:left="6840" w:hanging="360"/>
-      </w:pPr>
-      <w:rPr>
-        <w:rFonts w:ascii="Wingdings" w:hAnsi="Wingdings" w:hint="default"/>
-      </w:rPr>
-    </w:lvl>
-  </w:abstractNum>
-  <w:abstractNum w:abstractNumId="29" w15:restartNumberingAfterBreak="0">
-    <w:nsid w:val="3A1025F8"/>
-    <w:multiLevelType w:val="hybridMultilevel"/>
-    <w:tmpl w:val="9F0ADD6E"/>
-    <w:lvl w:ilvl="0" w:tplc="0409000F">
-      <w:start w:val="1"/>
-      <w:numFmt w:val="decimal"/>
-      <w:lvlText w:val="%1."/>
-      <w:lvlJc w:val="left"/>
-      <w:pPr>
-        <w:tabs>
-          <w:tab w:val="num" w:pos="720"/>
-        </w:tabs>
-        <w:ind w:left="720" w:hanging="360"/>
-      </w:pPr>
-      <w:rPr>
-        <w:rFonts w:hint="default"/>
-      </w:rPr>
-    </w:lvl>
-    <w:lvl w:ilvl="1" w:tplc="530A0EFE">
-      <w:start w:val="1"/>
-      <w:numFmt w:val="bullet"/>
-      <w:lvlText w:val="-"/>
-      <w:lvlJc w:val="left"/>
-      <w:pPr>
-        <w:tabs>
-          <w:tab w:val="num" w:pos="1440"/>
-        </w:tabs>
-        <w:ind w:left="1440" w:hanging="360"/>
-      </w:pPr>
-      <w:rPr>
-        <w:rFonts w:ascii="Times New Roman" w:eastAsia="Times New Roman" w:hAnsi="Times New Roman" w:cs="Times New Roman" w:hint="default"/>
-      </w:rPr>
-    </w:lvl>
-    <w:lvl w:ilvl="2" w:tplc="0409001B">
-      <w:start w:val="1"/>
-      <w:numFmt w:val="lowerRoman"/>
-      <w:lvlText w:val="%3."/>
-      <w:lvlJc w:val="right"/>
-      <w:pPr>
-        <w:tabs>
-          <w:tab w:val="num" w:pos="2160"/>
-        </w:tabs>
-        <w:ind w:left="2160" w:hanging="180"/>
-      </w:pPr>
-    </w:lvl>
-    <w:lvl w:ilvl="3" w:tplc="0409000F" w:tentative="1">
-      <w:start w:val="1"/>
-      <w:numFmt w:val="decimal"/>
-      <w:lvlText w:val="%4."/>
-      <w:lvlJc w:val="left"/>
-      <w:pPr>
-        <w:tabs>
-          <w:tab w:val="num" w:pos="2880"/>
-        </w:tabs>
-        <w:ind w:left="2880" w:hanging="360"/>
-      </w:pPr>
-    </w:lvl>
-    <w:lvl w:ilvl="4" w:tplc="04090019" w:tentative="1">
-      <w:start w:val="1"/>
-      <w:numFmt w:val="lowerLetter"/>
-      <w:lvlText w:val="%5."/>
-      <w:lvlJc w:val="left"/>
-      <w:pPr>
-        <w:tabs>
-          <w:tab w:val="num" w:pos="3600"/>
-        </w:tabs>
-        <w:ind w:left="3600" w:hanging="360"/>
-      </w:pPr>
-    </w:lvl>
-    <w:lvl w:ilvl="5" w:tplc="0409001B" w:tentative="1">
-      <w:start w:val="1"/>
-      <w:numFmt w:val="lowerRoman"/>
-      <w:lvlText w:val="%6."/>
-      <w:lvlJc w:val="right"/>
-      <w:pPr>
-        <w:tabs>
-          <w:tab w:val="num" w:pos="4320"/>
-        </w:tabs>
-        <w:ind w:left="4320" w:hanging="180"/>
-      </w:pPr>
-    </w:lvl>
-    <w:lvl w:ilvl="6" w:tplc="0409000F" w:tentative="1">
-      <w:start w:val="1"/>
-      <w:numFmt w:val="decimal"/>
-      <w:lvlText w:val="%7."/>
-      <w:lvlJc w:val="left"/>
-      <w:pPr>
-        <w:tabs>
-          <w:tab w:val="num" w:pos="5040"/>
-        </w:tabs>
-        <w:ind w:left="5040" w:hanging="360"/>
-      </w:pPr>
-    </w:lvl>
-    <w:lvl w:ilvl="7" w:tplc="04090019" w:tentative="1">
-      <w:start w:val="1"/>
-      <w:numFmt w:val="lowerLetter"/>
-      <w:lvlText w:val="%8."/>
-      <w:lvlJc w:val="left"/>
-      <w:pPr>
-        <w:tabs>
-          <w:tab w:val="num" w:pos="5760"/>
-        </w:tabs>
-        <w:ind w:left="5760" w:hanging="360"/>
-      </w:pPr>
-    </w:lvl>
-    <w:lvl w:ilvl="8" w:tplc="0409001B" w:tentative="1">
-      <w:start w:val="1"/>
-      <w:numFmt w:val="lowerRoman"/>
-      <w:lvlText w:val="%9."/>
-      <w:lvlJc w:val="right"/>
-      <w:pPr>
-        <w:tabs>
-          <w:tab w:val="num" w:pos="6480"/>
-        </w:tabs>
-        <w:ind w:left="6480" w:hanging="180"/>
-      </w:pPr>
-    </w:lvl>
-  </w:abstractNum>
-  <w:abstractNum w:abstractNumId="30" w15:restartNumberingAfterBreak="0">
-    <w:nsid w:val="3B64312C"/>
-    <w:multiLevelType w:val="multilevel"/>
-    <w:tmpl w:val="3BEE9B52"/>
-    <w:lvl w:ilvl="0">
-      <w:start w:val="1"/>
-      <w:numFmt w:val="decimal"/>
-      <w:lvlText w:val="%1."/>
-      <w:lvlJc w:val="left"/>
-      <w:pPr>
-        <w:ind w:left="450" w:hanging="450"/>
-      </w:pPr>
-      <w:rPr>
-        <w:rFonts w:hint="default"/>
-      </w:rPr>
-    </w:lvl>
-    <w:lvl w:ilvl="1">
-      <w:start w:val="1"/>
-      <w:numFmt w:val="decimal"/>
-      <w:lvlText w:val="%1.%2."/>
-      <w:lvlJc w:val="left"/>
-      <w:pPr>
-        <w:ind w:left="720" w:hanging="720"/>
-      </w:pPr>
-      <w:rPr>
-        <w:rFonts w:hint="default"/>
-      </w:rPr>
-    </w:lvl>
-    <w:lvl w:ilvl="2">
-      <w:start w:val="1"/>
-      <w:numFmt w:val="decimal"/>
-      <w:lvlText w:val="%1.%2.%3."/>
-      <w:lvlJc w:val="left"/>
-      <w:pPr>
-        <w:ind w:left="720" w:hanging="720"/>
-      </w:pPr>
-      <w:rPr>
-        <w:rFonts w:hint="default"/>
-      </w:rPr>
-    </w:lvl>
-    <w:lvl w:ilvl="3">
-      <w:start w:val="1"/>
-      <w:numFmt w:val="decimal"/>
-      <w:lvlText w:val="%1.%2.%3.%4."/>
-      <w:lvlJc w:val="left"/>
-      <w:pPr>
-        <w:ind w:left="1080" w:hanging="1080"/>
-      </w:pPr>
-      <w:rPr>
-        <w:rFonts w:hint="default"/>
-      </w:rPr>
-    </w:lvl>
-    <w:lvl w:ilvl="4">
-      <w:start w:val="1"/>
-      <w:numFmt w:val="decimal"/>
-      <w:lvlText w:val="%1.%2.%3.%4.%5."/>
-      <w:lvlJc w:val="left"/>
-      <w:pPr>
-        <w:ind w:left="1080" w:hanging="1080"/>
-      </w:pPr>
-      <w:rPr>
-        <w:rFonts w:hint="default"/>
-      </w:rPr>
-    </w:lvl>
-    <w:lvl w:ilvl="5">
-      <w:start w:val="1"/>
-      <w:numFmt w:val="decimal"/>
-      <w:lvlText w:val="%1.%2.%3.%4.%5.%6."/>
-      <w:lvlJc w:val="left"/>
-      <w:pPr>
-        <w:ind w:left="1440" w:hanging="1440"/>
-      </w:pPr>
-      <w:rPr>
-        <w:rFonts w:hint="default"/>
-      </w:rPr>
-    </w:lvl>
-    <w:lvl w:ilvl="6">
-      <w:start w:val="1"/>
-      <w:numFmt w:val="decimal"/>
-      <w:lvlText w:val="%1.%2.%3.%4.%5.%6.%7."/>
-      <w:lvlJc w:val="left"/>
-      <w:pPr>
-        <w:ind w:left="1800" w:hanging="1800"/>
-      </w:pPr>
-      <w:rPr>
-        <w:rFonts w:hint="default"/>
-      </w:rPr>
-    </w:lvl>
-    <w:lvl w:ilvl="7">
-      <w:start w:val="1"/>
-      <w:numFmt w:val="decimal"/>
-      <w:lvlText w:val="%1.%2.%3.%4.%5.%6.%7.%8."/>
-      <w:lvlJc w:val="left"/>
-      <w:pPr>
-        <w:ind w:left="1800" w:hanging="1800"/>
-      </w:pPr>
-      <w:rPr>
-        <w:rFonts w:hint="default"/>
-      </w:rPr>
-    </w:lvl>
-    <w:lvl w:ilvl="8">
-      <w:start w:val="1"/>
-      <w:numFmt w:val="decimal"/>
-      <w:lvlText w:val="%1.%2.%3.%4.%5.%6.%7.%8.%9."/>
-      <w:lvlJc w:val="left"/>
-      <w:pPr>
-        <w:ind w:left="2160" w:hanging="2160"/>
-      </w:pPr>
-      <w:rPr>
-        <w:rFonts w:hint="default"/>
-      </w:rPr>
-    </w:lvl>
-  </w:abstractNum>
-  <w:abstractNum w:abstractNumId="31" w15:restartNumberingAfterBreak="0">
-    <w:nsid w:val="3D7500D8"/>
-    <w:multiLevelType w:val="hybridMultilevel"/>
-    <w:tmpl w:val="37ECA328"/>
-    <w:lvl w:ilvl="0" w:tplc="270430FE">
-      <w:start w:val="1"/>
-      <w:numFmt w:val="decimal"/>
-      <w:lvlText w:val="[%1]."/>
-      <w:lvlJc w:val="left"/>
-      <w:pPr>
-        <w:ind w:left="720" w:hanging="360"/>
-      </w:pPr>
-      <w:rPr>
-        <w:rFonts w:hint="default"/>
-      </w:rPr>
-    </w:lvl>
-    <w:lvl w:ilvl="1" w:tplc="04090019" w:tentative="1">
-      <w:start w:val="1"/>
-      <w:numFmt w:val="lowerLetter"/>
-      <w:lvlText w:val="%2."/>
-      <w:lvlJc w:val="left"/>
-      <w:pPr>
-        <w:ind w:left="1440" w:hanging="360"/>
-      </w:pPr>
-    </w:lvl>
-    <w:lvl w:ilvl="2" w:tplc="0409001B" w:tentative="1">
-      <w:start w:val="1"/>
-      <w:numFmt w:val="lowerRoman"/>
-      <w:lvlText w:val="%3."/>
-      <w:lvlJc w:val="right"/>
-      <w:pPr>
-        <w:ind w:left="2160" w:hanging="180"/>
-      </w:pPr>
-    </w:lvl>
-    <w:lvl w:ilvl="3" w:tplc="0409000F" w:tentative="1">
-      <w:start w:val="1"/>
-      <w:numFmt w:val="decimal"/>
-      <w:lvlText w:val="%4."/>
-      <w:lvlJc w:val="left"/>
-      <w:pPr>
-        <w:ind w:left="2880" w:hanging="360"/>
-      </w:pPr>
-    </w:lvl>
-    <w:lvl w:ilvl="4" w:tplc="04090019" w:tentative="1">
-      <w:start w:val="1"/>
-      <w:numFmt w:val="lowerLetter"/>
-      <w:lvlText w:val="%5."/>
-      <w:lvlJc w:val="left"/>
-      <w:pPr>
-        <w:ind w:left="3600" w:hanging="360"/>
-      </w:pPr>
-    </w:lvl>
-    <w:lvl w:ilvl="5" w:tplc="0409001B" w:tentative="1">
-      <w:start w:val="1"/>
-      <w:numFmt w:val="lowerRoman"/>
-      <w:lvlText w:val="%6."/>
-      <w:lvlJc w:val="right"/>
-      <w:pPr>
-        <w:ind w:left="4320" w:hanging="180"/>
-      </w:pPr>
-    </w:lvl>
-    <w:lvl w:ilvl="6" w:tplc="0409000F" w:tentative="1">
-      <w:start w:val="1"/>
-      <w:numFmt w:val="decimal"/>
-      <w:lvlText w:val="%7."/>
-      <w:lvlJc w:val="left"/>
-      <w:pPr>
-        <w:ind w:left="5040" w:hanging="360"/>
-      </w:pPr>
-    </w:lvl>
-    <w:lvl w:ilvl="7" w:tplc="04090019" w:tentative="1">
-      <w:start w:val="1"/>
-      <w:numFmt w:val="lowerLetter"/>
-      <w:lvlText w:val="%8."/>
-      <w:lvlJc w:val="left"/>
-      <w:pPr>
-        <w:ind w:left="5760" w:hanging="360"/>
-      </w:pPr>
-    </w:lvl>
-    <w:lvl w:ilvl="8" w:tplc="0409001B" w:tentative="1">
-      <w:start w:val="1"/>
-      <w:numFmt w:val="lowerRoman"/>
-      <w:lvlText w:val="%9."/>
-      <w:lvlJc w:val="right"/>
-      <w:pPr>
-        <w:ind w:left="6480" w:hanging="180"/>
-      </w:pPr>
-    </w:lvl>
-  </w:abstractNum>
-  <w:abstractNum w:abstractNumId="32" w15:restartNumberingAfterBreak="0">
-    <w:nsid w:val="42172DA8"/>
-    <w:multiLevelType w:val="multilevel"/>
-    <w:tmpl w:val="89DC60A2"/>
-    <w:lvl w:ilvl="0">
-      <w:start w:val="1"/>
-      <w:numFmt w:val="bullet"/>
-      <w:lvlText w:val=""/>
-      <w:lvlJc w:val="left"/>
-      <w:pPr>
-        <w:tabs>
-          <w:tab w:val="num" w:pos="720"/>
-        </w:tabs>
-        <w:ind w:left="720" w:hanging="360"/>
-      </w:pPr>
-      <w:rPr>
-        <w:rFonts w:ascii="Symbol" w:hAnsi="Symbol" w:hint="default"/>
-        <w:sz w:val="20"/>
-      </w:rPr>
-    </w:lvl>
-    <w:lvl w:ilvl="1" w:tentative="1">
-      <w:start w:val="1"/>
-      <w:numFmt w:val="bullet"/>
-      <w:lvlText w:val="o"/>
-      <w:lvlJc w:val="left"/>
-      <w:pPr>
-        <w:tabs>
-          <w:tab w:val="num" w:pos="1440"/>
-        </w:tabs>
-        <w:ind w:left="1440" w:hanging="360"/>
-      </w:pPr>
-      <w:rPr>
-        <w:rFonts w:ascii="Courier New" w:hAnsi="Courier New" w:hint="default"/>
-        <w:sz w:val="20"/>
-      </w:rPr>
-    </w:lvl>
-    <w:lvl w:ilvl="2" w:tentative="1">
-      <w:start w:val="1"/>
-      <w:numFmt w:val="bullet"/>
-      <w:lvlText w:val=""/>
-      <w:lvlJc w:val="left"/>
-      <w:pPr>
-        <w:tabs>
-          <w:tab w:val="num" w:pos="2160"/>
-        </w:tabs>
-        <w:ind w:left="2160" w:hanging="360"/>
-      </w:pPr>
-      <w:rPr>
-        <w:rFonts w:ascii="Wingdings" w:hAnsi="Wingdings" w:hint="default"/>
-        <w:sz w:val="20"/>
-      </w:rPr>
-    </w:lvl>
-    <w:lvl w:ilvl="3" w:tentative="1">
-      <w:start w:val="1"/>
-      <w:numFmt w:val="bullet"/>
-      <w:lvlText w:val=""/>
-      <w:lvlJc w:val="left"/>
-      <w:pPr>
-        <w:tabs>
-          <w:tab w:val="num" w:pos="2880"/>
-        </w:tabs>
-        <w:ind w:left="2880" w:hanging="360"/>
-      </w:pPr>
-      <w:rPr>
-        <w:rFonts w:ascii="Wingdings" w:hAnsi="Wingdings" w:hint="default"/>
-        <w:sz w:val="20"/>
-      </w:rPr>
-    </w:lvl>
-    <w:lvl w:ilvl="4" w:tentative="1">
-      <w:start w:val="1"/>
-      <w:numFmt w:val="bullet"/>
-      <w:lvlText w:val=""/>
-      <w:lvlJc w:val="left"/>
-      <w:pPr>
-        <w:tabs>
-          <w:tab w:val="num" w:pos="3600"/>
-        </w:tabs>
-        <w:ind w:left="3600" w:hanging="360"/>
-      </w:pPr>
-      <w:rPr>
-        <w:rFonts w:ascii="Wingdings" w:hAnsi="Wingdings" w:hint="default"/>
-        <w:sz w:val="20"/>
-      </w:rPr>
-    </w:lvl>
-    <w:lvl w:ilvl="5" w:tentative="1">
-      <w:start w:val="1"/>
-      <w:numFmt w:val="bullet"/>
-      <w:lvlText w:val=""/>
-      <w:lvlJc w:val="left"/>
-      <w:pPr>
-        <w:tabs>
-          <w:tab w:val="num" w:pos="4320"/>
-        </w:tabs>
-        <w:ind w:left="4320" w:hanging="360"/>
-      </w:pPr>
-      <w:rPr>
-        <w:rFonts w:ascii="Wingdings" w:hAnsi="Wingdings" w:hint="default"/>
-        <w:sz w:val="20"/>
-      </w:rPr>
-    </w:lvl>
-    <w:lvl w:ilvl="6" w:tentative="1">
-      <w:start w:val="1"/>
-      <w:numFmt w:val="bullet"/>
-      <w:lvlText w:val=""/>
-      <w:lvlJc w:val="left"/>
-      <w:pPr>
-        <w:tabs>
-          <w:tab w:val="num" w:pos="5040"/>
-        </w:tabs>
-        <w:ind w:left="5040" w:hanging="360"/>
-      </w:pPr>
-      <w:rPr>
-        <w:rFonts w:ascii="Wingdings" w:hAnsi="Wingdings" w:hint="default"/>
-        <w:sz w:val="20"/>
-      </w:rPr>
-    </w:lvl>
-    <w:lvl w:ilvl="7" w:tentative="1">
-      <w:start w:val="1"/>
-      <w:numFmt w:val="bullet"/>
-      <w:lvlText w:val=""/>
-      <w:lvlJc w:val="left"/>
-      <w:pPr>
-        <w:tabs>
-          <w:tab w:val="num" w:pos="5760"/>
-        </w:tabs>
-        <w:ind w:left="5760" w:hanging="360"/>
-      </w:pPr>
-      <w:rPr>
-        <w:rFonts w:ascii="Wingdings" w:hAnsi="Wingdings" w:hint="default"/>
-        <w:sz w:val="20"/>
-      </w:rPr>
-    </w:lvl>
-    <w:lvl w:ilvl="8" w:tentative="1">
-      <w:start w:val="1"/>
-      <w:numFmt w:val="bullet"/>
-      <w:lvlText w:val=""/>
-      <w:lvlJc w:val="left"/>
-      <w:pPr>
-        <w:tabs>
-          <w:tab w:val="num" w:pos="6480"/>
-        </w:tabs>
-        <w:ind w:left="6480" w:hanging="360"/>
-      </w:pPr>
-      <w:rPr>
-        <w:rFonts w:ascii="Wingdings" w:hAnsi="Wingdings" w:hint="default"/>
-        <w:sz w:val="20"/>
-      </w:rPr>
-    </w:lvl>
-  </w:abstractNum>
-  <w:abstractNum w:abstractNumId="33" w15:restartNumberingAfterBreak="0">
-    <w:nsid w:val="434162F3"/>
-    <w:multiLevelType w:val="hybridMultilevel"/>
-    <w:tmpl w:val="BC4AE168"/>
-    <w:lvl w:ilvl="0" w:tplc="0409000F">
-      <w:start w:val="1"/>
-      <w:numFmt w:val="decimal"/>
-      <w:lvlText w:val="%1."/>
-      <w:lvlJc w:val="left"/>
-      <w:pPr>
-        <w:tabs>
-          <w:tab w:val="num" w:pos="1440"/>
-        </w:tabs>
-        <w:ind w:left="1440" w:hanging="360"/>
-      </w:pPr>
-    </w:lvl>
-    <w:lvl w:ilvl="1" w:tplc="04090019" w:tentative="1">
-      <w:start w:val="1"/>
-      <w:numFmt w:val="lowerLetter"/>
-      <w:lvlText w:val="%2."/>
-      <w:lvlJc w:val="left"/>
-      <w:pPr>
-        <w:tabs>
-          <w:tab w:val="num" w:pos="2160"/>
-        </w:tabs>
-        <w:ind w:left="2160" w:hanging="360"/>
-      </w:pPr>
-    </w:lvl>
-    <w:lvl w:ilvl="2" w:tplc="0409001B" w:tentative="1">
-      <w:start w:val="1"/>
-      <w:numFmt w:val="lowerRoman"/>
-      <w:lvlText w:val="%3."/>
-      <w:lvlJc w:val="right"/>
-      <w:pPr>
-        <w:tabs>
-          <w:tab w:val="num" w:pos="2880"/>
-        </w:tabs>
-        <w:ind w:left="2880" w:hanging="180"/>
-      </w:pPr>
-    </w:lvl>
-    <w:lvl w:ilvl="3" w:tplc="0409000F" w:tentative="1">
-      <w:start w:val="1"/>
-      <w:numFmt w:val="decimal"/>
-      <w:lvlText w:val="%4."/>
-      <w:lvlJc w:val="left"/>
-      <w:pPr>
-        <w:tabs>
-          <w:tab w:val="num" w:pos="3600"/>
-        </w:tabs>
-        <w:ind w:left="3600" w:hanging="360"/>
-      </w:pPr>
-    </w:lvl>
-    <w:lvl w:ilvl="4" w:tplc="04090019" w:tentative="1">
-      <w:start w:val="1"/>
-      <w:numFmt w:val="lowerLetter"/>
-      <w:lvlText w:val="%5."/>
-      <w:lvlJc w:val="left"/>
-      <w:pPr>
-        <w:tabs>
-          <w:tab w:val="num" w:pos="4320"/>
-        </w:tabs>
-        <w:ind w:left="4320" w:hanging="360"/>
-      </w:pPr>
-    </w:lvl>
-    <w:lvl w:ilvl="5" w:tplc="0409001B" w:tentative="1">
-      <w:start w:val="1"/>
-      <w:numFmt w:val="lowerRoman"/>
-      <w:lvlText w:val="%6."/>
-      <w:lvlJc w:val="right"/>
-      <w:pPr>
-        <w:tabs>
-          <w:tab w:val="num" w:pos="5040"/>
-        </w:tabs>
-        <w:ind w:left="5040" w:hanging="180"/>
-      </w:pPr>
-    </w:lvl>
-    <w:lvl w:ilvl="6" w:tplc="0409000F" w:tentative="1">
-      <w:start w:val="1"/>
-      <w:numFmt w:val="decimal"/>
-      <w:lvlText w:val="%7."/>
-      <w:lvlJc w:val="left"/>
-      <w:pPr>
-        <w:tabs>
-          <w:tab w:val="num" w:pos="5760"/>
-        </w:tabs>
-        <w:ind w:left="5760" w:hanging="360"/>
-      </w:pPr>
-    </w:lvl>
-    <w:lvl w:ilvl="7" w:tplc="04090019" w:tentative="1">
-      <w:start w:val="1"/>
-      <w:numFmt w:val="lowerLetter"/>
-      <w:lvlText w:val="%8."/>
-      <w:lvlJc w:val="left"/>
-      <w:pPr>
-        <w:tabs>
-          <w:tab w:val="num" w:pos="6480"/>
-        </w:tabs>
-        <w:ind w:left="6480" w:hanging="360"/>
-      </w:pPr>
-    </w:lvl>
-    <w:lvl w:ilvl="8" w:tplc="0409001B" w:tentative="1">
-      <w:start w:val="1"/>
-      <w:numFmt w:val="lowerRoman"/>
-      <w:lvlText w:val="%9."/>
-      <w:lvlJc w:val="right"/>
-      <w:pPr>
-        <w:tabs>
-          <w:tab w:val="num" w:pos="7200"/>
-        </w:tabs>
-        <w:ind w:left="7200" w:hanging="180"/>
-      </w:pPr>
-    </w:lvl>
-  </w:abstractNum>
-  <w:abstractNum w:abstractNumId="34" w15:restartNumberingAfterBreak="0">
-    <w:nsid w:val="489139BD"/>
-    <w:multiLevelType w:val="hybridMultilevel"/>
-    <w:tmpl w:val="088059AA"/>
-    <w:lvl w:ilvl="0" w:tplc="04090001">
-      <w:start w:val="1"/>
-      <w:numFmt w:val="bullet"/>
-      <w:lvlText w:val=""/>
-      <w:lvlJc w:val="left"/>
-      <w:pPr>
-        <w:tabs>
-          <w:tab w:val="num" w:pos="360"/>
-        </w:tabs>
-        <w:ind w:left="360" w:hanging="360"/>
-      </w:pPr>
-      <w:rPr>
-        <w:rFonts w:ascii="Symbol" w:hAnsi="Symbol" w:hint="default"/>
-      </w:rPr>
-    </w:lvl>
-    <w:lvl w:ilvl="1" w:tplc="04090003">
-      <w:start w:val="1"/>
-      <w:numFmt w:val="bullet"/>
-      <w:lvlText w:val="o"/>
-      <w:lvlJc w:val="left"/>
-      <w:pPr>
-        <w:tabs>
-          <w:tab w:val="num" w:pos="1080"/>
-        </w:tabs>
-        <w:ind w:left="1080" w:hanging="360"/>
-      </w:pPr>
-      <w:rPr>
-        <w:rFonts w:ascii="Courier New" w:hAnsi="Courier New" w:cs="Courier New" w:hint="default"/>
-      </w:rPr>
-    </w:lvl>
-    <w:lvl w:ilvl="2" w:tplc="04090001">
-      <w:start w:val="1"/>
-      <w:numFmt w:val="bullet"/>
-      <w:lvlText w:val=""/>
-      <w:lvlJc w:val="left"/>
-      <w:pPr>
-        <w:tabs>
-          <w:tab w:val="num" w:pos="1800"/>
-        </w:tabs>
-        <w:ind w:left="1800" w:hanging="360"/>
-      </w:pPr>
-      <w:rPr>
-        <w:rFonts w:ascii="Symbol" w:hAnsi="Symbol" w:hint="default"/>
-      </w:rPr>
-    </w:lvl>
-    <w:lvl w:ilvl="3" w:tplc="04090001" w:tentative="1">
-      <w:start w:val="1"/>
-      <w:numFmt w:val="bullet"/>
-      <w:lvlText w:val=""/>
-      <w:lvlJc w:val="left"/>
-      <w:pPr>
-        <w:tabs>
-          <w:tab w:val="num" w:pos="2520"/>
-        </w:tabs>
-        <w:ind w:left="2520" w:hanging="360"/>
-      </w:pPr>
-      <w:rPr>
-        <w:rFonts w:ascii="Symbol" w:hAnsi="Symbol" w:hint="default"/>
-      </w:rPr>
-    </w:lvl>
-    <w:lvl w:ilvl="4" w:tplc="04090003" w:tentative="1">
-      <w:start w:val="1"/>
-      <w:numFmt w:val="bullet"/>
-      <w:lvlText w:val="o"/>
-      <w:lvlJc w:val="left"/>
-      <w:pPr>
-        <w:tabs>
-          <w:tab w:val="num" w:pos="3240"/>
-        </w:tabs>
-        <w:ind w:left="3240" w:hanging="360"/>
-      </w:pPr>
-      <w:rPr>
-        <w:rFonts w:ascii="Courier New" w:hAnsi="Courier New" w:cs="Courier New" w:hint="default"/>
-      </w:rPr>
-    </w:lvl>
-    <w:lvl w:ilvl="5" w:tplc="04090005" w:tentative="1">
-      <w:start w:val="1"/>
-      <w:numFmt w:val="bullet"/>
-      <w:lvlText w:val=""/>
-      <w:lvlJc w:val="left"/>
-      <w:pPr>
-        <w:tabs>
-          <w:tab w:val="num" w:pos="3960"/>
-        </w:tabs>
-        <w:ind w:left="3960" w:hanging="360"/>
-      </w:pPr>
-      <w:rPr>
-        <w:rFonts w:ascii="Wingdings" w:hAnsi="Wingdings" w:hint="default"/>
-      </w:rPr>
-    </w:lvl>
-    <w:lvl w:ilvl="6" w:tplc="04090001" w:tentative="1">
-      <w:start w:val="1"/>
-      <w:numFmt w:val="bullet"/>
-      <w:lvlText w:val=""/>
-      <w:lvlJc w:val="left"/>
-      <w:pPr>
-        <w:tabs>
-          <w:tab w:val="num" w:pos="4680"/>
-        </w:tabs>
-        <w:ind w:left="4680" w:hanging="360"/>
-      </w:pPr>
-      <w:rPr>
-        <w:rFonts w:ascii="Symbol" w:hAnsi="Symbol" w:hint="default"/>
-      </w:rPr>
-    </w:lvl>
-    <w:lvl w:ilvl="7" w:tplc="04090003" w:tentative="1">
-      <w:start w:val="1"/>
-      <w:numFmt w:val="bullet"/>
-      <w:lvlText w:val="o"/>
-      <w:lvlJc w:val="left"/>
-      <w:pPr>
-        <w:tabs>
-          <w:tab w:val="num" w:pos="5400"/>
-        </w:tabs>
-        <w:ind w:left="5400" w:hanging="360"/>
-      </w:pPr>
-      <w:rPr>
-        <w:rFonts w:ascii="Courier New" w:hAnsi="Courier New" w:cs="Courier New" w:hint="default"/>
-      </w:rPr>
-    </w:lvl>
-    <w:lvl w:ilvl="8" w:tplc="04090005" w:tentative="1">
-      <w:start w:val="1"/>
-      <w:numFmt w:val="bullet"/>
-      <w:lvlText w:val=""/>
-      <w:lvlJc w:val="left"/>
-      <w:pPr>
-        <w:tabs>
-          <w:tab w:val="num" w:pos="6120"/>
-        </w:tabs>
-        <w:ind w:left="6120" w:hanging="360"/>
-      </w:pPr>
-      <w:rPr>
-        <w:rFonts w:ascii="Wingdings" w:hAnsi="Wingdings" w:hint="default"/>
-      </w:rPr>
-    </w:lvl>
-  </w:abstractNum>
-  <w:abstractNum w:abstractNumId="35" w15:restartNumberingAfterBreak="0">
-    <w:nsid w:val="4C0051D6"/>
-    <w:multiLevelType w:val="hybridMultilevel"/>
-    <w:tmpl w:val="848A1310"/>
-    <w:lvl w:ilvl="0" w:tplc="05F28958">
-      <w:start w:val="1"/>
-      <w:numFmt w:val="bullet"/>
-      <w:lvlText w:val=""/>
-      <w:lvlJc w:val="left"/>
-      <w:pPr>
-        <w:tabs>
-          <w:tab w:val="num" w:pos="720"/>
-        </w:tabs>
-        <w:ind w:left="720" w:hanging="360"/>
-      </w:pPr>
-      <w:rPr>
-        <w:rFonts w:ascii="Symbol" w:hAnsi="Symbol" w:hint="default"/>
-      </w:rPr>
-    </w:lvl>
-    <w:lvl w:ilvl="1" w:tplc="04090003">
-      <w:start w:val="1"/>
-      <w:numFmt w:val="bullet"/>
-      <w:lvlText w:val="o"/>
-      <w:lvlJc w:val="left"/>
-      <w:pPr>
-        <w:tabs>
-          <w:tab w:val="num" w:pos="1440"/>
-        </w:tabs>
-        <w:ind w:left="1440" w:hanging="360"/>
-      </w:pPr>
-      <w:rPr>
-        <w:rFonts w:ascii="Courier New" w:hAnsi="Courier New" w:cs="Courier New" w:hint="default"/>
-      </w:rPr>
-    </w:lvl>
-    <w:lvl w:ilvl="2" w:tplc="04090005" w:tentative="1">
-      <w:start w:val="1"/>
-      <w:numFmt w:val="bullet"/>
-      <w:lvlText w:val=""/>
-      <w:lvlJc w:val="left"/>
-      <w:pPr>
-        <w:tabs>
-          <w:tab w:val="num" w:pos="2160"/>
-        </w:tabs>
-        <w:ind w:left="2160" w:hanging="360"/>
-      </w:pPr>
-      <w:rPr>
-        <w:rFonts w:ascii="Wingdings" w:hAnsi="Wingdings" w:hint="default"/>
-      </w:rPr>
-    </w:lvl>
-    <w:lvl w:ilvl="3" w:tplc="04090001" w:tentative="1">
-      <w:start w:val="1"/>
-      <w:numFmt w:val="bullet"/>
-      <w:lvlText w:val=""/>
-      <w:lvlJc w:val="left"/>
-      <w:pPr>
-        <w:tabs>
-          <w:tab w:val="num" w:pos="2880"/>
-        </w:tabs>
-        <w:ind w:left="2880" w:hanging="360"/>
-      </w:pPr>
-      <w:rPr>
-        <w:rFonts w:ascii="Symbol" w:hAnsi="Symbol" w:hint="default"/>
-      </w:rPr>
-    </w:lvl>
-    <w:lvl w:ilvl="4" w:tplc="04090003" w:tentative="1">
-      <w:start w:val="1"/>
-      <w:numFmt w:val="bullet"/>
-      <w:lvlText w:val="o"/>
-      <w:lvlJc w:val="left"/>
-      <w:pPr>
-        <w:tabs>
-          <w:tab w:val="num" w:pos="3600"/>
-        </w:tabs>
-        <w:ind w:left="3600" w:hanging="360"/>
-      </w:pPr>
-      <w:rPr>
-        <w:rFonts w:ascii="Courier New" w:hAnsi="Courier New" w:cs="Courier New" w:hint="default"/>
-      </w:rPr>
-    </w:lvl>
-    <w:lvl w:ilvl="5" w:tplc="04090005" w:tentative="1">
-      <w:start w:val="1"/>
-      <w:numFmt w:val="bullet"/>
-      <w:lvlText w:val=""/>
-      <w:lvlJc w:val="left"/>
-      <w:pPr>
-        <w:tabs>
-          <w:tab w:val="num" w:pos="4320"/>
-        </w:tabs>
-        <w:ind w:left="4320" w:hanging="360"/>
-      </w:pPr>
-      <w:rPr>
-        <w:rFonts w:ascii="Wingdings" w:hAnsi="Wingdings" w:hint="default"/>
-      </w:rPr>
-    </w:lvl>
-    <w:lvl w:ilvl="6" w:tplc="04090001" w:tentative="1">
-      <w:start w:val="1"/>
-      <w:numFmt w:val="bullet"/>
-      <w:lvlText w:val=""/>
-      <w:lvlJc w:val="left"/>
-      <w:pPr>
-        <w:tabs>
-          <w:tab w:val="num" w:pos="5040"/>
-        </w:tabs>
-        <w:ind w:left="5040" w:hanging="360"/>
-      </w:pPr>
-      <w:rPr>
-        <w:rFonts w:ascii="Symbol" w:hAnsi="Symbol" w:hint="default"/>
-      </w:rPr>
-    </w:lvl>
-    <w:lvl w:ilvl="7" w:tplc="04090003" w:tentative="1">
-      <w:start w:val="1"/>
-      <w:numFmt w:val="bullet"/>
-      <w:lvlText w:val="o"/>
-      <w:lvlJc w:val="left"/>
-      <w:pPr>
-        <w:tabs>
-          <w:tab w:val="num" w:pos="5760"/>
-        </w:tabs>
-        <w:ind w:left="5760" w:hanging="360"/>
-      </w:pPr>
-      <w:rPr>
-        <w:rFonts w:ascii="Courier New" w:hAnsi="Courier New" w:cs="Courier New" w:hint="default"/>
-      </w:rPr>
-    </w:lvl>
-    <w:lvl w:ilvl="8" w:tplc="04090005" w:tentative="1">
-      <w:start w:val="1"/>
-      <w:numFmt w:val="bullet"/>
-      <w:lvlText w:val=""/>
-      <w:lvlJc w:val="left"/>
-      <w:pPr>
-        <w:tabs>
-          <w:tab w:val="num" w:pos="6480"/>
-        </w:tabs>
-        <w:ind w:left="6480" w:hanging="360"/>
-      </w:pPr>
-      <w:rPr>
-        <w:rFonts w:ascii="Wingdings" w:hAnsi="Wingdings" w:hint="default"/>
-      </w:rPr>
-    </w:lvl>
-  </w:abstractNum>
-  <w:abstractNum w:abstractNumId="36" w15:restartNumberingAfterBreak="0">
-    <w:nsid w:val="4C3B3865"/>
-    <w:multiLevelType w:val="hybridMultilevel"/>
-    <w:tmpl w:val="84D20428"/>
-    <w:lvl w:ilvl="0" w:tplc="103C38A2">
-      <w:start w:val="1"/>
-      <w:numFmt w:val="bullet"/>
-      <w:lvlText w:val=""/>
-      <w:lvlJc w:val="left"/>
-      <w:pPr>
-        <w:tabs>
-          <w:tab w:val="num" w:pos="3420"/>
-        </w:tabs>
-        <w:ind w:left="3420" w:hanging="360"/>
-      </w:pPr>
-      <w:rPr>
-        <w:rFonts w:ascii="Symbol" w:hAnsi="Symbol" w:hint="default"/>
-      </w:rPr>
-    </w:lvl>
-    <w:lvl w:ilvl="1" w:tplc="04090003" w:tentative="1">
-      <w:start w:val="1"/>
-      <w:numFmt w:val="bullet"/>
-      <w:lvlText w:val="o"/>
-      <w:lvlJc w:val="left"/>
-      <w:pPr>
-        <w:tabs>
-          <w:tab w:val="num" w:pos="4140"/>
-        </w:tabs>
-        <w:ind w:left="4140" w:hanging="360"/>
-      </w:pPr>
-      <w:rPr>
-        <w:rFonts w:ascii="Courier New" w:hAnsi="Courier New" w:cs="Courier New" w:hint="default"/>
-      </w:rPr>
-    </w:lvl>
-    <w:lvl w:ilvl="2" w:tplc="04090005" w:tentative="1">
-      <w:start w:val="1"/>
-      <w:numFmt w:val="bullet"/>
-      <w:lvlText w:val=""/>
-      <w:lvlJc w:val="left"/>
-      <w:pPr>
-        <w:tabs>
-          <w:tab w:val="num" w:pos="4860"/>
-        </w:tabs>
-        <w:ind w:left="4860" w:hanging="360"/>
-      </w:pPr>
-      <w:rPr>
-        <w:rFonts w:ascii="Wingdings" w:hAnsi="Wingdings" w:hint="default"/>
-      </w:rPr>
-    </w:lvl>
-    <w:lvl w:ilvl="3" w:tplc="04090001" w:tentative="1">
-      <w:start w:val="1"/>
-      <w:numFmt w:val="bullet"/>
-      <w:lvlText w:val=""/>
-      <w:lvlJc w:val="left"/>
-      <w:pPr>
-        <w:tabs>
-          <w:tab w:val="num" w:pos="5580"/>
-        </w:tabs>
-        <w:ind w:left="5580" w:hanging="360"/>
-      </w:pPr>
-      <w:rPr>
-        <w:rFonts w:ascii="Symbol" w:hAnsi="Symbol" w:hint="default"/>
-      </w:rPr>
-    </w:lvl>
-    <w:lvl w:ilvl="4" w:tplc="04090003" w:tentative="1">
-      <w:start w:val="1"/>
-      <w:numFmt w:val="bullet"/>
-      <w:lvlText w:val="o"/>
-      <w:lvlJc w:val="left"/>
-      <w:pPr>
-        <w:tabs>
-          <w:tab w:val="num" w:pos="6300"/>
-        </w:tabs>
-        <w:ind w:left="6300" w:hanging="360"/>
-      </w:pPr>
-      <w:rPr>
-        <w:rFonts w:ascii="Courier New" w:hAnsi="Courier New" w:cs="Courier New" w:hint="default"/>
-      </w:rPr>
-    </w:lvl>
-    <w:lvl w:ilvl="5" w:tplc="04090005" w:tentative="1">
-      <w:start w:val="1"/>
-      <w:numFmt w:val="bullet"/>
-      <w:lvlText w:val=""/>
-      <w:lvlJc w:val="left"/>
-      <w:pPr>
-        <w:tabs>
-          <w:tab w:val="num" w:pos="7020"/>
-        </w:tabs>
-        <w:ind w:left="7020" w:hanging="360"/>
-      </w:pPr>
-      <w:rPr>
-        <w:rFonts w:ascii="Wingdings" w:hAnsi="Wingdings" w:hint="default"/>
-      </w:rPr>
-    </w:lvl>
-    <w:lvl w:ilvl="6" w:tplc="04090001" w:tentative="1">
-      <w:start w:val="1"/>
-      <w:numFmt w:val="bullet"/>
-      <w:lvlText w:val=""/>
-      <w:lvlJc w:val="left"/>
-      <w:pPr>
-        <w:tabs>
-          <w:tab w:val="num" w:pos="7740"/>
-        </w:tabs>
-        <w:ind w:left="7740" w:hanging="360"/>
-      </w:pPr>
-      <w:rPr>
-        <w:rFonts w:ascii="Symbol" w:hAnsi="Symbol" w:hint="default"/>
-      </w:rPr>
-    </w:lvl>
-    <w:lvl w:ilvl="7" w:tplc="04090003" w:tentative="1">
-      <w:start w:val="1"/>
-      <w:numFmt w:val="bullet"/>
-      <w:lvlText w:val="o"/>
-      <w:lvlJc w:val="left"/>
-      <w:pPr>
-        <w:tabs>
-          <w:tab w:val="num" w:pos="8460"/>
-        </w:tabs>
-        <w:ind w:left="8460" w:hanging="360"/>
-      </w:pPr>
-      <w:rPr>
-        <w:rFonts w:ascii="Courier New" w:hAnsi="Courier New" w:cs="Courier New" w:hint="default"/>
-      </w:rPr>
-    </w:lvl>
-    <w:lvl w:ilvl="8" w:tplc="04090005" w:tentative="1">
-      <w:start w:val="1"/>
-      <w:numFmt w:val="bullet"/>
-      <w:lvlText w:val=""/>
-      <w:lvlJc w:val="left"/>
-      <w:pPr>
-        <w:tabs>
-          <w:tab w:val="num" w:pos="9180"/>
-        </w:tabs>
-        <w:ind w:left="9180" w:hanging="360"/>
-      </w:pPr>
-      <w:rPr>
-        <w:rFonts w:ascii="Wingdings" w:hAnsi="Wingdings" w:hint="default"/>
-      </w:rPr>
-    </w:lvl>
-  </w:abstractNum>
-  <w:abstractNum w:abstractNumId="37" w15:restartNumberingAfterBreak="0">
-    <w:nsid w:val="4CC32039"/>
-    <w:multiLevelType w:val="hybridMultilevel"/>
-    <w:tmpl w:val="202EC7D2"/>
-    <w:lvl w:ilvl="0" w:tplc="04090003">
-      <w:start w:val="1"/>
-      <w:numFmt w:val="bullet"/>
-      <w:lvlText w:val="o"/>
-      <w:lvlJc w:val="left"/>
-      <w:pPr>
-        <w:ind w:left="720" w:hanging="360"/>
-      </w:pPr>
-      <w:rPr>
-        <w:rFonts w:ascii="Courier New" w:hAnsi="Courier New" w:cs="Courier New" w:hint="default"/>
-      </w:rPr>
-    </w:lvl>
-    <w:lvl w:ilvl="1" w:tplc="FFFFFFFF" w:tentative="1">
-      <w:start w:val="1"/>
-      <w:numFmt w:val="bullet"/>
-      <w:lvlText w:val="o"/>
-      <w:lvlJc w:val="left"/>
-      <w:pPr>
-        <w:ind w:left="1440" w:hanging="360"/>
-      </w:pPr>
-      <w:rPr>
-        <w:rFonts w:ascii="Courier New" w:hAnsi="Courier New" w:cs="Courier New" w:hint="default"/>
-      </w:rPr>
-    </w:lvl>
-    <w:lvl w:ilvl="2" w:tplc="FFFFFFFF" w:tentative="1">
-      <w:start w:val="1"/>
-      <w:numFmt w:val="bullet"/>
-      <w:lvlText w:val=""/>
-      <w:lvlJc w:val="left"/>
-      <w:pPr>
-        <w:ind w:left="2160" w:hanging="360"/>
-      </w:pPr>
-      <w:rPr>
-        <w:rFonts w:ascii="Wingdings" w:hAnsi="Wingdings" w:hint="default"/>
-      </w:rPr>
-    </w:lvl>
-    <w:lvl w:ilvl="3" w:tplc="FFFFFFFF" w:tentative="1">
-      <w:start w:val="1"/>
-      <w:numFmt w:val="bullet"/>
-      <w:lvlText w:val=""/>
-      <w:lvlJc w:val="left"/>
-      <w:pPr>
-        <w:ind w:left="2880" w:hanging="360"/>
-      </w:pPr>
-      <w:rPr>
-        <w:rFonts w:ascii="Symbol" w:hAnsi="Symbol" w:hint="default"/>
-      </w:rPr>
-    </w:lvl>
-    <w:lvl w:ilvl="4" w:tplc="FFFFFFFF" w:tentative="1">
-      <w:start w:val="1"/>
-      <w:numFmt w:val="bullet"/>
-      <w:lvlText w:val="o"/>
-      <w:lvlJc w:val="left"/>
-      <w:pPr>
-        <w:ind w:left="3600" w:hanging="360"/>
-      </w:pPr>
-      <w:rPr>
-        <w:rFonts w:ascii="Courier New" w:hAnsi="Courier New" w:cs="Courier New" w:hint="default"/>
-      </w:rPr>
-    </w:lvl>
-    <w:lvl w:ilvl="5" w:tplc="FFFFFFFF" w:tentative="1">
-      <w:start w:val="1"/>
-      <w:numFmt w:val="bullet"/>
-      <w:lvlText w:val=""/>
-      <w:lvlJc w:val="left"/>
-      <w:pPr>
-        <w:ind w:left="4320" w:hanging="360"/>
-      </w:pPr>
-      <w:rPr>
-        <w:rFonts w:ascii="Wingdings" w:hAnsi="Wingdings" w:hint="default"/>
-      </w:rPr>
-    </w:lvl>
-    <w:lvl w:ilvl="6" w:tplc="FFFFFFFF" w:tentative="1">
-      <w:start w:val="1"/>
-      <w:numFmt w:val="bullet"/>
-      <w:lvlText w:val=""/>
-      <w:lvlJc w:val="left"/>
-      <w:pPr>
-        <w:ind w:left="5040" w:hanging="360"/>
-      </w:pPr>
-      <w:rPr>
-        <w:rFonts w:ascii="Symbol" w:hAnsi="Symbol" w:hint="default"/>
-      </w:rPr>
-    </w:lvl>
-    <w:lvl w:ilvl="7" w:tplc="FFFFFFFF" w:tentative="1">
-      <w:start w:val="1"/>
-      <w:numFmt w:val="bullet"/>
-      <w:lvlText w:val="o"/>
-      <w:lvlJc w:val="left"/>
-      <w:pPr>
-        <w:ind w:left="5760" w:hanging="360"/>
-      </w:pPr>
-      <w:rPr>
-        <w:rFonts w:ascii="Courier New" w:hAnsi="Courier New" w:cs="Courier New" w:hint="default"/>
-      </w:rPr>
-    </w:lvl>
-    <w:lvl w:ilvl="8" w:tplc="FFFFFFFF" w:tentative="1">
-      <w:start w:val="1"/>
-      <w:numFmt w:val="bullet"/>
-      <w:lvlText w:val=""/>
-      <w:lvlJc w:val="left"/>
-      <w:pPr>
-        <w:ind w:left="6480" w:hanging="360"/>
-      </w:pPr>
-      <w:rPr>
-        <w:rFonts w:ascii="Wingdings" w:hAnsi="Wingdings" w:hint="default"/>
-      </w:rPr>
-    </w:lvl>
-  </w:abstractNum>
-  <w:abstractNum w:abstractNumId="38" w15:restartNumberingAfterBreak="0">
-    <w:nsid w:val="4D0151CB"/>
-    <w:multiLevelType w:val="hybridMultilevel"/>
-    <w:tmpl w:val="196A437C"/>
-    <w:lvl w:ilvl="0" w:tplc="B204C57E">
-      <w:start w:val="1"/>
-      <w:numFmt w:val="bullet"/>
-      <w:lvlText w:val=""/>
-      <w:lvlJc w:val="left"/>
-      <w:pPr>
-        <w:ind w:left="720" w:hanging="360"/>
-      </w:pPr>
-      <w:rPr>
-        <w:rFonts w:ascii="Symbol" w:hAnsi="Symbol" w:hint="default"/>
-        <w:color w:val="auto"/>
-      </w:rPr>
-    </w:lvl>
-    <w:lvl w:ilvl="1" w:tplc="FFFFFFFF" w:tentative="1">
-      <w:start w:val="1"/>
-      <w:numFmt w:val="bullet"/>
-      <w:lvlText w:val="o"/>
-      <w:lvlJc w:val="left"/>
-      <w:pPr>
-        <w:ind w:left="1440" w:hanging="360"/>
-      </w:pPr>
-      <w:rPr>
-        <w:rFonts w:ascii="Courier New" w:hAnsi="Courier New" w:cs="Courier New" w:hint="default"/>
-      </w:rPr>
-    </w:lvl>
-    <w:lvl w:ilvl="2" w:tplc="FFFFFFFF" w:tentative="1">
-      <w:start w:val="1"/>
-      <w:numFmt w:val="bullet"/>
-      <w:lvlText w:val=""/>
-      <w:lvlJc w:val="left"/>
-      <w:pPr>
-        <w:ind w:left="2160" w:hanging="360"/>
-      </w:pPr>
-      <w:rPr>
-        <w:rFonts w:ascii="Wingdings" w:hAnsi="Wingdings" w:hint="default"/>
-      </w:rPr>
-    </w:lvl>
-    <w:lvl w:ilvl="3" w:tplc="FFFFFFFF" w:tentative="1">
-      <w:start w:val="1"/>
-      <w:numFmt w:val="bullet"/>
-      <w:lvlText w:val=""/>
-      <w:lvlJc w:val="left"/>
-      <w:pPr>
-        <w:ind w:left="2880" w:hanging="360"/>
-      </w:pPr>
-      <w:rPr>
-        <w:rFonts w:ascii="Symbol" w:hAnsi="Symbol" w:hint="default"/>
-      </w:rPr>
-    </w:lvl>
-    <w:lvl w:ilvl="4" w:tplc="FFFFFFFF" w:tentative="1">
-      <w:start w:val="1"/>
-      <w:numFmt w:val="bullet"/>
-      <w:lvlText w:val="o"/>
-      <w:lvlJc w:val="left"/>
-      <w:pPr>
-        <w:ind w:left="3600" w:hanging="360"/>
-      </w:pPr>
-      <w:rPr>
-        <w:rFonts w:ascii="Courier New" w:hAnsi="Courier New" w:cs="Courier New" w:hint="default"/>
-      </w:rPr>
-    </w:lvl>
-    <w:lvl w:ilvl="5" w:tplc="FFFFFFFF" w:tentative="1">
-      <w:start w:val="1"/>
-      <w:numFmt w:val="bullet"/>
-      <w:lvlText w:val=""/>
-      <w:lvlJc w:val="left"/>
-      <w:pPr>
-        <w:ind w:left="4320" w:hanging="360"/>
-      </w:pPr>
-      <w:rPr>
-        <w:rFonts w:ascii="Wingdings" w:hAnsi="Wingdings" w:hint="default"/>
-      </w:rPr>
-    </w:lvl>
-    <w:lvl w:ilvl="6" w:tplc="FFFFFFFF" w:tentative="1">
-      <w:start w:val="1"/>
-      <w:numFmt w:val="bullet"/>
-      <w:lvlText w:val=""/>
-      <w:lvlJc w:val="left"/>
-      <w:pPr>
-        <w:ind w:left="5040" w:hanging="360"/>
-      </w:pPr>
-      <w:rPr>
-        <w:rFonts w:ascii="Symbol" w:hAnsi="Symbol" w:hint="default"/>
-      </w:rPr>
-    </w:lvl>
-    <w:lvl w:ilvl="7" w:tplc="FFFFFFFF" w:tentative="1">
-      <w:start w:val="1"/>
-      <w:numFmt w:val="bullet"/>
-      <w:lvlText w:val="o"/>
-      <w:lvlJc w:val="left"/>
-      <w:pPr>
-        <w:ind w:left="5760" w:hanging="360"/>
-      </w:pPr>
-      <w:rPr>
-        <w:rFonts w:ascii="Courier New" w:hAnsi="Courier New" w:cs="Courier New" w:hint="default"/>
-      </w:rPr>
-    </w:lvl>
-    <w:lvl w:ilvl="8" w:tplc="FFFFFFFF" w:tentative="1">
-      <w:start w:val="1"/>
-      <w:numFmt w:val="bullet"/>
-      <w:lvlText w:val=""/>
-      <w:lvlJc w:val="left"/>
-      <w:pPr>
-        <w:ind w:left="6480" w:hanging="360"/>
-      </w:pPr>
-      <w:rPr>
-        <w:rFonts w:ascii="Wingdings" w:hAnsi="Wingdings" w:hint="default"/>
-      </w:rPr>
-    </w:lvl>
-  </w:abstractNum>
-  <w:abstractNum w:abstractNumId="39" w15:restartNumberingAfterBreak="0">
-    <w:nsid w:val="4E5F57D7"/>
-    <w:multiLevelType w:val="hybridMultilevel"/>
-    <w:tmpl w:val="58844C16"/>
-    <w:lvl w:ilvl="0" w:tplc="04090001">
-      <w:start w:val="1"/>
-      <w:numFmt w:val="bullet"/>
-      <w:lvlText w:val=""/>
-      <w:lvlJc w:val="left"/>
-      <w:pPr>
-        <w:tabs>
-          <w:tab w:val="num" w:pos="720"/>
-        </w:tabs>
-        <w:ind w:left="720" w:hanging="360"/>
-      </w:pPr>
-      <w:rPr>
-        <w:rFonts w:ascii="Symbol" w:hAnsi="Symbol" w:hint="default"/>
-      </w:rPr>
-    </w:lvl>
-    <w:lvl w:ilvl="1" w:tplc="04090003" w:tentative="1">
-      <w:start w:val="1"/>
-      <w:numFmt w:val="bullet"/>
-      <w:lvlText w:val="o"/>
-      <w:lvlJc w:val="left"/>
-      <w:pPr>
-        <w:tabs>
-          <w:tab w:val="num" w:pos="1440"/>
-        </w:tabs>
-        <w:ind w:left="1440" w:hanging="360"/>
-      </w:pPr>
-      <w:rPr>
-        <w:rFonts w:ascii="Courier New" w:hAnsi="Courier New" w:cs="Courier New" w:hint="default"/>
-      </w:rPr>
-    </w:lvl>
-    <w:lvl w:ilvl="2" w:tplc="04090005" w:tentative="1">
-      <w:start w:val="1"/>
-      <w:numFmt w:val="bullet"/>
-      <w:lvlText w:val=""/>
-      <w:lvlJc w:val="left"/>
-      <w:pPr>
-        <w:tabs>
-          <w:tab w:val="num" w:pos="2160"/>
-        </w:tabs>
-        <w:ind w:left="2160" w:hanging="360"/>
-      </w:pPr>
-      <w:rPr>
-        <w:rFonts w:ascii="Wingdings" w:hAnsi="Wingdings" w:hint="default"/>
-      </w:rPr>
-    </w:lvl>
-    <w:lvl w:ilvl="3" w:tplc="04090001" w:tentative="1">
-      <w:start w:val="1"/>
-      <w:numFmt w:val="bullet"/>
-      <w:lvlText w:val=""/>
-      <w:lvlJc w:val="left"/>
-      <w:pPr>
-        <w:tabs>
-          <w:tab w:val="num" w:pos="2880"/>
-        </w:tabs>
-        <w:ind w:left="2880" w:hanging="360"/>
-      </w:pPr>
-      <w:rPr>
-        <w:rFonts w:ascii="Symbol" w:hAnsi="Symbol" w:hint="default"/>
-      </w:rPr>
-    </w:lvl>
-    <w:lvl w:ilvl="4" w:tplc="04090003" w:tentative="1">
-      <w:start w:val="1"/>
-      <w:numFmt w:val="bullet"/>
-      <w:lvlText w:val="o"/>
-      <w:lvlJc w:val="left"/>
-      <w:pPr>
-        <w:tabs>
-          <w:tab w:val="num" w:pos="3600"/>
-        </w:tabs>
-        <w:ind w:left="3600" w:hanging="360"/>
-      </w:pPr>
-      <w:rPr>
-        <w:rFonts w:ascii="Courier New" w:hAnsi="Courier New" w:cs="Courier New" w:hint="default"/>
-      </w:rPr>
-    </w:lvl>
-    <w:lvl w:ilvl="5" w:tplc="04090005" w:tentative="1">
-      <w:start w:val="1"/>
-      <w:numFmt w:val="bullet"/>
-      <w:lvlText w:val=""/>
-      <w:lvlJc w:val="left"/>
-      <w:pPr>
-        <w:tabs>
-          <w:tab w:val="num" w:pos="4320"/>
-        </w:tabs>
-        <w:ind w:left="4320" w:hanging="360"/>
-      </w:pPr>
-      <w:rPr>
-        <w:rFonts w:ascii="Wingdings" w:hAnsi="Wingdings" w:hint="default"/>
-      </w:rPr>
-    </w:lvl>
-    <w:lvl w:ilvl="6" w:tplc="04090001" w:tentative="1">
-      <w:start w:val="1"/>
-      <w:numFmt w:val="bullet"/>
-      <w:lvlText w:val=""/>
-      <w:lvlJc w:val="left"/>
-      <w:pPr>
-        <w:tabs>
-          <w:tab w:val="num" w:pos="5040"/>
-        </w:tabs>
-        <w:ind w:left="5040" w:hanging="360"/>
-      </w:pPr>
-      <w:rPr>
-        <w:rFonts w:ascii="Symbol" w:hAnsi="Symbol" w:hint="default"/>
-      </w:rPr>
-    </w:lvl>
-    <w:lvl w:ilvl="7" w:tplc="04090003" w:tentative="1">
-      <w:start w:val="1"/>
-      <w:numFmt w:val="bullet"/>
-      <w:lvlText w:val="o"/>
-      <w:lvlJc w:val="left"/>
-      <w:pPr>
-        <w:tabs>
-          <w:tab w:val="num" w:pos="5760"/>
-        </w:tabs>
-        <w:ind w:left="5760" w:hanging="360"/>
-      </w:pPr>
-      <w:rPr>
-        <w:rFonts w:ascii="Courier New" w:hAnsi="Courier New" w:cs="Courier New" w:hint="default"/>
-      </w:rPr>
-    </w:lvl>
-    <w:lvl w:ilvl="8" w:tplc="04090005" w:tentative="1">
-      <w:start w:val="1"/>
-      <w:numFmt w:val="bullet"/>
-      <w:lvlText w:val=""/>
-      <w:lvlJc w:val="left"/>
-      <w:pPr>
-        <w:tabs>
-          <w:tab w:val="num" w:pos="6480"/>
-        </w:tabs>
-        <w:ind w:left="6480" w:hanging="360"/>
-      </w:pPr>
-      <w:rPr>
-        <w:rFonts w:ascii="Wingdings" w:hAnsi="Wingdings" w:hint="default"/>
-      </w:rPr>
-    </w:lvl>
-  </w:abstractNum>
-  <w:abstractNum w:abstractNumId="40" w15:restartNumberingAfterBreak="0">
-    <w:nsid w:val="572E5A13"/>
-    <w:multiLevelType w:val="hybridMultilevel"/>
-    <w:tmpl w:val="CE4492F8"/>
-    <w:lvl w:ilvl="0" w:tplc="04090001">
-      <w:start w:val="1"/>
-      <w:numFmt w:val="bullet"/>
-      <w:lvlText w:val=""/>
-      <w:lvlJc w:val="left"/>
-      <w:pPr>
-        <w:ind w:left="720" w:hanging="360"/>
-      </w:pPr>
-      <w:rPr>
-        <w:rFonts w:ascii="Symbol" w:hAnsi="Symbol" w:hint="default"/>
-      </w:rPr>
-    </w:lvl>
-    <w:lvl w:ilvl="1" w:tplc="04090003" w:tentative="1">
-      <w:start w:val="1"/>
-      <w:numFmt w:val="bullet"/>
-      <w:lvlText w:val="o"/>
-      <w:lvlJc w:val="left"/>
-      <w:pPr>
-        <w:ind w:left="1440" w:hanging="360"/>
-      </w:pPr>
-      <w:rPr>
-        <w:rFonts w:ascii="Courier New" w:hAnsi="Courier New" w:cs="Courier New" w:hint="default"/>
-      </w:rPr>
-    </w:lvl>
-    <w:lvl w:ilvl="2" w:tplc="04090005" w:tentative="1">
-      <w:start w:val="1"/>
-      <w:numFmt w:val="bullet"/>
-      <w:lvlText w:val=""/>
-      <w:lvlJc w:val="left"/>
-      <w:pPr>
-        <w:ind w:left="2160" w:hanging="360"/>
-      </w:pPr>
-      <w:rPr>
-        <w:rFonts w:ascii="Wingdings" w:hAnsi="Wingdings" w:hint="default"/>
-      </w:rPr>
-    </w:lvl>
-    <w:lvl w:ilvl="3" w:tplc="04090001" w:tentative="1">
-      <w:start w:val="1"/>
-      <w:numFmt w:val="bullet"/>
-      <w:lvlText w:val=""/>
-      <w:lvlJc w:val="left"/>
-      <w:pPr>
-        <w:ind w:left="2880" w:hanging="360"/>
-      </w:pPr>
-      <w:rPr>
-        <w:rFonts w:ascii="Symbol" w:hAnsi="Symbol" w:hint="default"/>
-      </w:rPr>
-    </w:lvl>
-    <w:lvl w:ilvl="4" w:tplc="04090003" w:tentative="1">
-      <w:start w:val="1"/>
-      <w:numFmt w:val="bullet"/>
-      <w:lvlText w:val="o"/>
-      <w:lvlJc w:val="left"/>
-      <w:pPr>
-        <w:ind w:left="3600" w:hanging="360"/>
-      </w:pPr>
-      <w:rPr>
-        <w:rFonts w:ascii="Courier New" w:hAnsi="Courier New" w:cs="Courier New" w:hint="default"/>
-      </w:rPr>
-    </w:lvl>
-    <w:lvl w:ilvl="5" w:tplc="04090005" w:tentative="1">
-      <w:start w:val="1"/>
-      <w:numFmt w:val="bullet"/>
-      <w:lvlText w:val=""/>
-      <w:lvlJc w:val="left"/>
-      <w:pPr>
-        <w:ind w:left="4320" w:hanging="360"/>
-      </w:pPr>
-      <w:rPr>
-        <w:rFonts w:ascii="Wingdings" w:hAnsi="Wingdings" w:hint="default"/>
-      </w:rPr>
-    </w:lvl>
-    <w:lvl w:ilvl="6" w:tplc="04090001" w:tentative="1">
-      <w:start w:val="1"/>
-      <w:numFmt w:val="bullet"/>
-      <w:lvlText w:val=""/>
-      <w:lvlJc w:val="left"/>
-      <w:pPr>
-        <w:ind w:left="5040" w:hanging="360"/>
-      </w:pPr>
-      <w:rPr>
-        <w:rFonts w:ascii="Symbol" w:hAnsi="Symbol" w:hint="default"/>
-      </w:rPr>
-    </w:lvl>
-    <w:lvl w:ilvl="7" w:tplc="04090003" w:tentative="1">
-      <w:start w:val="1"/>
-      <w:numFmt w:val="bullet"/>
-      <w:lvlText w:val="o"/>
-      <w:lvlJc w:val="left"/>
-      <w:pPr>
-        <w:ind w:left="5760" w:hanging="360"/>
-      </w:pPr>
-      <w:rPr>
-        <w:rFonts w:ascii="Courier New" w:hAnsi="Courier New" w:cs="Courier New" w:hint="default"/>
-      </w:rPr>
-    </w:lvl>
-    <w:lvl w:ilvl="8" w:tplc="04090005" w:tentative="1">
-      <w:start w:val="1"/>
-      <w:numFmt w:val="bullet"/>
-      <w:lvlText w:val=""/>
-      <w:lvlJc w:val="left"/>
-      <w:pPr>
-        <w:ind w:left="6480" w:hanging="360"/>
-      </w:pPr>
-      <w:rPr>
-        <w:rFonts w:ascii="Wingdings" w:hAnsi="Wingdings" w:hint="default"/>
-      </w:rPr>
-    </w:lvl>
-  </w:abstractNum>
-  <w:abstractNum w:abstractNumId="41" w15:restartNumberingAfterBreak="0">
-    <w:nsid w:val="57841D0A"/>
-    <w:multiLevelType w:val="hybridMultilevel"/>
-    <w:tmpl w:val="F30A5DEA"/>
-    <w:lvl w:ilvl="0" w:tplc="04090001">
-      <w:start w:val="1"/>
-      <w:numFmt w:val="bullet"/>
-      <w:lvlText w:val=""/>
-      <w:lvlJc w:val="left"/>
-      <w:pPr>
-        <w:ind w:left="720" w:hanging="360"/>
-      </w:pPr>
-      <w:rPr>
-        <w:rFonts w:ascii="Symbol" w:hAnsi="Symbol" w:hint="default"/>
-      </w:rPr>
-    </w:lvl>
-    <w:lvl w:ilvl="1" w:tplc="FFFFFFFF" w:tentative="1">
-      <w:start w:val="1"/>
-      <w:numFmt w:val="bullet"/>
-      <w:lvlText w:val="o"/>
-      <w:lvlJc w:val="left"/>
-      <w:pPr>
-        <w:ind w:left="1440" w:hanging="360"/>
-      </w:pPr>
-      <w:rPr>
-        <w:rFonts w:ascii="Courier New" w:hAnsi="Courier New" w:cs="Courier New" w:hint="default"/>
-      </w:rPr>
-    </w:lvl>
-    <w:lvl w:ilvl="2" w:tplc="FFFFFFFF" w:tentative="1">
-      <w:start w:val="1"/>
-      <w:numFmt w:val="bullet"/>
-      <w:lvlText w:val=""/>
-      <w:lvlJc w:val="left"/>
-      <w:pPr>
-        <w:ind w:left="2160" w:hanging="360"/>
-      </w:pPr>
-      <w:rPr>
-        <w:rFonts w:ascii="Wingdings" w:hAnsi="Wingdings" w:hint="default"/>
-      </w:rPr>
-    </w:lvl>
-    <w:lvl w:ilvl="3" w:tplc="FFFFFFFF" w:tentative="1">
-      <w:start w:val="1"/>
-      <w:numFmt w:val="bullet"/>
-      <w:lvlText w:val=""/>
-      <w:lvlJc w:val="left"/>
-      <w:pPr>
-        <w:ind w:left="2880" w:hanging="360"/>
-      </w:pPr>
-      <w:rPr>
-        <w:rFonts w:ascii="Symbol" w:hAnsi="Symbol" w:hint="default"/>
-      </w:rPr>
-    </w:lvl>
-    <w:lvl w:ilvl="4" w:tplc="FFFFFFFF" w:tentative="1">
-      <w:start w:val="1"/>
-      <w:numFmt w:val="bullet"/>
-      <w:lvlText w:val="o"/>
-      <w:lvlJc w:val="left"/>
-      <w:pPr>
-        <w:ind w:left="3600" w:hanging="360"/>
-      </w:pPr>
-      <w:rPr>
-        <w:rFonts w:ascii="Courier New" w:hAnsi="Courier New" w:cs="Courier New" w:hint="default"/>
-      </w:rPr>
-    </w:lvl>
-    <w:lvl w:ilvl="5" w:tplc="FFFFFFFF" w:tentative="1">
-      <w:start w:val="1"/>
-      <w:numFmt w:val="bullet"/>
-      <w:lvlText w:val=""/>
-      <w:lvlJc w:val="left"/>
-      <w:pPr>
-        <w:ind w:left="4320" w:hanging="360"/>
-      </w:pPr>
-      <w:rPr>
-        <w:rFonts w:ascii="Wingdings" w:hAnsi="Wingdings" w:hint="default"/>
-      </w:rPr>
-    </w:lvl>
-    <w:lvl w:ilvl="6" w:tplc="FFFFFFFF" w:tentative="1">
-      <w:start w:val="1"/>
-      <w:numFmt w:val="bullet"/>
-      <w:lvlText w:val=""/>
-      <w:lvlJc w:val="left"/>
-      <w:pPr>
-        <w:ind w:left="5040" w:hanging="360"/>
-      </w:pPr>
-      <w:rPr>
-        <w:rFonts w:ascii="Symbol" w:hAnsi="Symbol" w:hint="default"/>
-      </w:rPr>
-    </w:lvl>
-    <w:lvl w:ilvl="7" w:tplc="FFFFFFFF" w:tentative="1">
-      <w:start w:val="1"/>
-      <w:numFmt w:val="bullet"/>
-      <w:lvlText w:val="o"/>
-      <w:lvlJc w:val="left"/>
-      <w:pPr>
-        <w:ind w:left="5760" w:hanging="360"/>
-      </w:pPr>
-      <w:rPr>
-        <w:rFonts w:ascii="Courier New" w:hAnsi="Courier New" w:cs="Courier New" w:hint="default"/>
-      </w:rPr>
-    </w:lvl>
-    <w:lvl w:ilvl="8" w:tplc="FFFFFFFF" w:tentative="1">
-      <w:start w:val="1"/>
-      <w:numFmt w:val="bullet"/>
-      <w:lvlText w:val=""/>
-      <w:lvlJc w:val="left"/>
-      <w:pPr>
-        <w:ind w:left="6480" w:hanging="360"/>
-      </w:pPr>
-      <w:rPr>
-        <w:rFonts w:ascii="Wingdings" w:hAnsi="Wingdings" w:hint="default"/>
-      </w:rPr>
-    </w:lvl>
-  </w:abstractNum>
-  <w:abstractNum w:abstractNumId="42" w15:restartNumberingAfterBreak="0">
-    <w:nsid w:val="5BB14BED"/>
-    <w:multiLevelType w:val="hybridMultilevel"/>
-    <w:tmpl w:val="FB6878DC"/>
-    <w:lvl w:ilvl="0" w:tplc="04090001">
-      <w:start w:val="1"/>
-      <w:numFmt w:val="bullet"/>
-      <w:lvlText w:val=""/>
-      <w:lvlJc w:val="left"/>
-      <w:pPr>
-        <w:ind w:left="720" w:hanging="360"/>
-      </w:pPr>
-      <w:rPr>
-        <w:rFonts w:ascii="Symbol" w:hAnsi="Symbol" w:hint="default"/>
-      </w:rPr>
-    </w:lvl>
-    <w:lvl w:ilvl="1" w:tplc="04090003" w:tentative="1">
-      <w:start w:val="1"/>
-      <w:numFmt w:val="bullet"/>
-      <w:lvlText w:val="o"/>
-      <w:lvlJc w:val="left"/>
-      <w:pPr>
-        <w:ind w:left="1440" w:hanging="360"/>
-      </w:pPr>
-      <w:rPr>
-        <w:rFonts w:ascii="Courier New" w:hAnsi="Courier New" w:cs="Courier New" w:hint="default"/>
-      </w:rPr>
-    </w:lvl>
-    <w:lvl w:ilvl="2" w:tplc="04090005" w:tentative="1">
-      <w:start w:val="1"/>
-      <w:numFmt w:val="bullet"/>
-      <w:lvlText w:val=""/>
-      <w:lvlJc w:val="left"/>
-      <w:pPr>
-        <w:ind w:left="2160" w:hanging="360"/>
-      </w:pPr>
-      <w:rPr>
-        <w:rFonts w:ascii="Wingdings" w:hAnsi="Wingdings" w:hint="default"/>
-      </w:rPr>
-    </w:lvl>
-    <w:lvl w:ilvl="3" w:tplc="04090001" w:tentative="1">
-      <w:start w:val="1"/>
-      <w:numFmt w:val="bullet"/>
-      <w:lvlText w:val=""/>
-      <w:lvlJc w:val="left"/>
-      <w:pPr>
-        <w:ind w:left="2880" w:hanging="360"/>
-      </w:pPr>
-      <w:rPr>
-        <w:rFonts w:ascii="Symbol" w:hAnsi="Symbol" w:hint="default"/>
-      </w:rPr>
-    </w:lvl>
-    <w:lvl w:ilvl="4" w:tplc="04090003" w:tentative="1">
-      <w:start w:val="1"/>
-      <w:numFmt w:val="bullet"/>
-      <w:lvlText w:val="o"/>
-      <w:lvlJc w:val="left"/>
-      <w:pPr>
-        <w:ind w:left="3600" w:hanging="360"/>
-      </w:pPr>
-      <w:rPr>
-        <w:rFonts w:ascii="Courier New" w:hAnsi="Courier New" w:cs="Courier New" w:hint="default"/>
-      </w:rPr>
-    </w:lvl>
-    <w:lvl w:ilvl="5" w:tplc="04090005" w:tentative="1">
-      <w:start w:val="1"/>
-      <w:numFmt w:val="bullet"/>
-      <w:lvlText w:val=""/>
-      <w:lvlJc w:val="left"/>
-      <w:pPr>
-        <w:ind w:left="4320" w:hanging="360"/>
-      </w:pPr>
-      <w:rPr>
-        <w:rFonts w:ascii="Wingdings" w:hAnsi="Wingdings" w:hint="default"/>
-      </w:rPr>
-    </w:lvl>
-    <w:lvl w:ilvl="6" w:tplc="04090001" w:tentative="1">
-      <w:start w:val="1"/>
-      <w:numFmt w:val="bullet"/>
-      <w:lvlText w:val=""/>
-      <w:lvlJc w:val="left"/>
-      <w:pPr>
-        <w:ind w:left="5040" w:hanging="360"/>
-      </w:pPr>
-      <w:rPr>
-        <w:rFonts w:ascii="Symbol" w:hAnsi="Symbol" w:hint="default"/>
-      </w:rPr>
-    </w:lvl>
-    <w:lvl w:ilvl="7" w:tplc="04090003" w:tentative="1">
-      <w:start w:val="1"/>
-      <w:numFmt w:val="bullet"/>
-      <w:lvlText w:val="o"/>
-      <w:lvlJc w:val="left"/>
-      <w:pPr>
-        <w:ind w:left="5760" w:hanging="360"/>
-      </w:pPr>
-      <w:rPr>
-        <w:rFonts w:ascii="Courier New" w:hAnsi="Courier New" w:cs="Courier New" w:hint="default"/>
-      </w:rPr>
-    </w:lvl>
-    <w:lvl w:ilvl="8" w:tplc="04090005" w:tentative="1">
-      <w:start w:val="1"/>
-      <w:numFmt w:val="bullet"/>
-      <w:lvlText w:val=""/>
-      <w:lvlJc w:val="left"/>
-      <w:pPr>
-        <w:ind w:left="6480" w:hanging="360"/>
-      </w:pPr>
-      <w:rPr>
-        <w:rFonts w:ascii="Wingdings" w:hAnsi="Wingdings" w:hint="default"/>
-      </w:rPr>
-    </w:lvl>
-  </w:abstractNum>
-  <w:abstractNum w:abstractNumId="43" w15:restartNumberingAfterBreak="0">
-    <w:nsid w:val="61292533"/>
-    <w:multiLevelType w:val="hybridMultilevel"/>
-    <w:tmpl w:val="B518E3A8"/>
-    <w:lvl w:ilvl="0" w:tplc="04090001">
-      <w:start w:val="1"/>
-      <w:numFmt w:val="bullet"/>
-      <w:lvlText w:val=""/>
-      <w:lvlJc w:val="left"/>
-      <w:pPr>
-        <w:ind w:left="720" w:hanging="360"/>
-      </w:pPr>
-      <w:rPr>
-        <w:rFonts w:ascii="Symbol" w:hAnsi="Symbol" w:hint="default"/>
-      </w:rPr>
-    </w:lvl>
-    <w:lvl w:ilvl="1" w:tplc="04090003" w:tentative="1">
-      <w:start w:val="1"/>
-      <w:numFmt w:val="bullet"/>
-      <w:lvlText w:val="o"/>
-      <w:lvlJc w:val="left"/>
-      <w:pPr>
-        <w:ind w:left="1440" w:hanging="360"/>
-      </w:pPr>
-      <w:rPr>
-        <w:rFonts w:ascii="Courier New" w:hAnsi="Courier New" w:cs="Courier New" w:hint="default"/>
-      </w:rPr>
-    </w:lvl>
-    <w:lvl w:ilvl="2" w:tplc="04090005" w:tentative="1">
-      <w:start w:val="1"/>
-      <w:numFmt w:val="bullet"/>
-      <w:lvlText w:val=""/>
-      <w:lvlJc w:val="left"/>
-      <w:pPr>
-        <w:ind w:left="2160" w:hanging="360"/>
-      </w:pPr>
-      <w:rPr>
-        <w:rFonts w:ascii="Wingdings" w:hAnsi="Wingdings" w:hint="default"/>
-      </w:rPr>
-    </w:lvl>
-    <w:lvl w:ilvl="3" w:tplc="04090001" w:tentative="1">
-      <w:start w:val="1"/>
-      <w:numFmt w:val="bullet"/>
-      <w:lvlText w:val=""/>
-      <w:lvlJc w:val="left"/>
-      <w:pPr>
-        <w:ind w:left="2880" w:hanging="360"/>
-      </w:pPr>
-      <w:rPr>
-        <w:rFonts w:ascii="Symbol" w:hAnsi="Symbol" w:hint="default"/>
-      </w:rPr>
-    </w:lvl>
-    <w:lvl w:ilvl="4" w:tplc="04090003" w:tentative="1">
-      <w:start w:val="1"/>
-      <w:numFmt w:val="bullet"/>
-      <w:lvlText w:val="o"/>
-      <w:lvlJc w:val="left"/>
-      <w:pPr>
-        <w:ind w:left="3600" w:hanging="360"/>
-      </w:pPr>
-      <w:rPr>
-        <w:rFonts w:ascii="Courier New" w:hAnsi="Courier New" w:cs="Courier New" w:hint="default"/>
-      </w:rPr>
-    </w:lvl>
-    <w:lvl w:ilvl="5" w:tplc="04090005" w:tentative="1">
-      <w:start w:val="1"/>
-      <w:numFmt w:val="bullet"/>
-      <w:lvlText w:val=""/>
-      <w:lvlJc w:val="left"/>
-      <w:pPr>
-        <w:ind w:left="4320" w:hanging="360"/>
-      </w:pPr>
-      <w:rPr>
-        <w:rFonts w:ascii="Wingdings" w:hAnsi="Wingdings" w:hint="default"/>
-      </w:rPr>
-    </w:lvl>
-    <w:lvl w:ilvl="6" w:tplc="04090001" w:tentative="1">
-      <w:start w:val="1"/>
-      <w:numFmt w:val="bullet"/>
-      <w:lvlText w:val=""/>
-      <w:lvlJc w:val="left"/>
-      <w:pPr>
-        <w:ind w:left="5040" w:hanging="360"/>
-      </w:pPr>
-      <w:rPr>
-        <w:rFonts w:ascii="Symbol" w:hAnsi="Symbol" w:hint="default"/>
-      </w:rPr>
-    </w:lvl>
-    <w:lvl w:ilvl="7" w:tplc="04090003" w:tentative="1">
-      <w:start w:val="1"/>
-      <w:numFmt w:val="bullet"/>
-      <w:lvlText w:val="o"/>
-      <w:lvlJc w:val="left"/>
-      <w:pPr>
-        <w:ind w:left="5760" w:hanging="360"/>
-      </w:pPr>
-      <w:rPr>
-        <w:rFonts w:ascii="Courier New" w:hAnsi="Courier New" w:cs="Courier New" w:hint="default"/>
-      </w:rPr>
-    </w:lvl>
-    <w:lvl w:ilvl="8" w:tplc="04090005" w:tentative="1">
-      <w:start w:val="1"/>
-      <w:numFmt w:val="bullet"/>
-      <w:lvlText w:val=""/>
-      <w:lvlJc w:val="left"/>
-      <w:pPr>
-        <w:ind w:left="6480" w:hanging="360"/>
-      </w:pPr>
-      <w:rPr>
-        <w:rFonts w:ascii="Wingdings" w:hAnsi="Wingdings" w:hint="default"/>
-      </w:rPr>
-    </w:lvl>
-  </w:abstractNum>
-  <w:abstractNum w:abstractNumId="44" w15:restartNumberingAfterBreak="0">
-    <w:nsid w:val="67711996"/>
-    <w:multiLevelType w:val="hybridMultilevel"/>
-    <w:tmpl w:val="69DCA75A"/>
-    <w:lvl w:ilvl="0" w:tplc="04090001">
-      <w:start w:val="1"/>
-      <w:numFmt w:val="bullet"/>
-      <w:lvlText w:val=""/>
-      <w:lvlJc w:val="left"/>
-      <w:pPr>
-        <w:tabs>
-          <w:tab w:val="num" w:pos="644"/>
-        </w:tabs>
-        <w:ind w:left="644" w:hanging="360"/>
-      </w:pPr>
-      <w:rPr>
-        <w:rFonts w:ascii="Symbol" w:hAnsi="Symbol" w:hint="default"/>
-      </w:rPr>
-    </w:lvl>
-    <w:lvl w:ilvl="1" w:tplc="CA4A1A62">
-      <w:numFmt w:val="bullet"/>
-      <w:lvlText w:val="-"/>
-      <w:lvlJc w:val="left"/>
-      <w:pPr>
-        <w:tabs>
-          <w:tab w:val="num" w:pos="1364"/>
-        </w:tabs>
-        <w:ind w:left="1364" w:hanging="360"/>
-      </w:pPr>
-      <w:rPr>
-        <w:rFonts w:ascii="VNI-Times" w:eastAsia="Times New Roman" w:hAnsi="VNI-Times" w:cs="Times New Roman" w:hint="default"/>
-      </w:rPr>
-    </w:lvl>
-    <w:lvl w:ilvl="2" w:tplc="04090005" w:tentative="1">
-      <w:start w:val="1"/>
-      <w:numFmt w:val="bullet"/>
-      <w:lvlText w:val=""/>
-      <w:lvlJc w:val="left"/>
-      <w:pPr>
-        <w:tabs>
-          <w:tab w:val="num" w:pos="2084"/>
-        </w:tabs>
-        <w:ind w:left="2084" w:hanging="360"/>
-      </w:pPr>
-      <w:rPr>
-        <w:rFonts w:ascii="Wingdings" w:hAnsi="Wingdings" w:hint="default"/>
-      </w:rPr>
-    </w:lvl>
-    <w:lvl w:ilvl="3" w:tplc="04090001" w:tentative="1">
-      <w:start w:val="1"/>
-      <w:numFmt w:val="bullet"/>
-      <w:lvlText w:val=""/>
-      <w:lvlJc w:val="left"/>
-      <w:pPr>
-        <w:tabs>
-          <w:tab w:val="num" w:pos="2804"/>
-        </w:tabs>
-        <w:ind w:left="2804" w:hanging="360"/>
-      </w:pPr>
-      <w:rPr>
-        <w:rFonts w:ascii="Symbol" w:hAnsi="Symbol" w:hint="default"/>
-      </w:rPr>
-    </w:lvl>
-    <w:lvl w:ilvl="4" w:tplc="04090003" w:tentative="1">
-      <w:start w:val="1"/>
-      <w:numFmt w:val="bullet"/>
-      <w:lvlText w:val="o"/>
-      <w:lvlJc w:val="left"/>
-      <w:pPr>
-        <w:tabs>
-          <w:tab w:val="num" w:pos="3524"/>
-        </w:tabs>
-        <w:ind w:left="3524" w:hanging="360"/>
-      </w:pPr>
-      <w:rPr>
-        <w:rFonts w:ascii="Courier New" w:hAnsi="Courier New" w:hint="default"/>
-      </w:rPr>
-    </w:lvl>
-    <w:lvl w:ilvl="5" w:tplc="04090005" w:tentative="1">
-      <w:start w:val="1"/>
-      <w:numFmt w:val="bullet"/>
-      <w:lvlText w:val=""/>
-      <w:lvlJc w:val="left"/>
-      <w:pPr>
-        <w:tabs>
-          <w:tab w:val="num" w:pos="4244"/>
-        </w:tabs>
-        <w:ind w:left="4244" w:hanging="360"/>
-      </w:pPr>
-      <w:rPr>
-        <w:rFonts w:ascii="Wingdings" w:hAnsi="Wingdings" w:hint="default"/>
-      </w:rPr>
-    </w:lvl>
-    <w:lvl w:ilvl="6" w:tplc="04090001" w:tentative="1">
-      <w:start w:val="1"/>
-      <w:numFmt w:val="bullet"/>
-      <w:lvlText w:val=""/>
-      <w:lvlJc w:val="left"/>
-      <w:pPr>
-        <w:tabs>
-          <w:tab w:val="num" w:pos="4964"/>
-        </w:tabs>
-        <w:ind w:left="4964" w:hanging="360"/>
-      </w:pPr>
-      <w:rPr>
-        <w:rFonts w:ascii="Symbol" w:hAnsi="Symbol" w:hint="default"/>
-      </w:rPr>
-    </w:lvl>
-    <w:lvl w:ilvl="7" w:tplc="04090003" w:tentative="1">
-      <w:start w:val="1"/>
-      <w:numFmt w:val="bullet"/>
-      <w:lvlText w:val="o"/>
-      <w:lvlJc w:val="left"/>
-      <w:pPr>
-        <w:tabs>
-          <w:tab w:val="num" w:pos="5684"/>
-        </w:tabs>
-        <w:ind w:left="5684" w:hanging="360"/>
-      </w:pPr>
-      <w:rPr>
-        <w:rFonts w:ascii="Courier New" w:hAnsi="Courier New" w:hint="default"/>
-      </w:rPr>
-    </w:lvl>
-    <w:lvl w:ilvl="8" w:tplc="04090005" w:tentative="1">
-      <w:start w:val="1"/>
-      <w:numFmt w:val="bullet"/>
-      <w:lvlText w:val=""/>
-      <w:lvlJc w:val="left"/>
-      <w:pPr>
-        <w:tabs>
-          <w:tab w:val="num" w:pos="6404"/>
-        </w:tabs>
-        <w:ind w:left="6404" w:hanging="360"/>
-      </w:pPr>
-      <w:rPr>
-        <w:rFonts w:ascii="Wingdings" w:hAnsi="Wingdings" w:hint="default"/>
-      </w:rPr>
-    </w:lvl>
-  </w:abstractNum>
-  <w:abstractNum w:abstractNumId="45" w15:restartNumberingAfterBreak="0">
-    <w:nsid w:val="6A2E476D"/>
-    <w:multiLevelType w:val="hybridMultilevel"/>
-    <w:tmpl w:val="C834F708"/>
-    <w:lvl w:ilvl="0" w:tplc="0409000F">
-      <w:start w:val="1"/>
-      <w:numFmt w:val="decimal"/>
-      <w:lvlText w:val="%1."/>
-      <w:lvlJc w:val="left"/>
-      <w:pPr>
-        <w:ind w:left="720" w:hanging="360"/>
-      </w:pPr>
-    </w:lvl>
-    <w:lvl w:ilvl="1" w:tplc="04090019">
-      <w:start w:val="1"/>
-      <w:numFmt w:val="lowerLetter"/>
-      <w:lvlText w:val="%2."/>
-      <w:lvlJc w:val="left"/>
-      <w:pPr>
-        <w:ind w:left="1440" w:hanging="360"/>
-      </w:pPr>
-    </w:lvl>
-    <w:lvl w:ilvl="2" w:tplc="0409001B" w:tentative="1">
-      <w:start w:val="1"/>
-      <w:numFmt w:val="lowerRoman"/>
-      <w:lvlText w:val="%3."/>
-      <w:lvlJc w:val="right"/>
-      <w:pPr>
-        <w:ind w:left="2160" w:hanging="180"/>
-      </w:pPr>
-    </w:lvl>
-    <w:lvl w:ilvl="3" w:tplc="0409000F" w:tentative="1">
-      <w:start w:val="1"/>
-      <w:numFmt w:val="decimal"/>
-      <w:lvlText w:val="%4."/>
-      <w:lvlJc w:val="left"/>
-      <w:pPr>
-        <w:ind w:left="2880" w:hanging="360"/>
-      </w:pPr>
-    </w:lvl>
-    <w:lvl w:ilvl="4" w:tplc="04090019" w:tentative="1">
-      <w:start w:val="1"/>
-      <w:numFmt w:val="lowerLetter"/>
-      <w:lvlText w:val="%5."/>
-      <w:lvlJc w:val="left"/>
-      <w:pPr>
-        <w:ind w:left="3600" w:hanging="360"/>
-      </w:pPr>
-    </w:lvl>
-    <w:lvl w:ilvl="5" w:tplc="0409001B" w:tentative="1">
-      <w:start w:val="1"/>
-      <w:numFmt w:val="lowerRoman"/>
-      <w:lvlText w:val="%6."/>
-      <w:lvlJc w:val="right"/>
-      <w:pPr>
-        <w:ind w:left="4320" w:hanging="180"/>
-      </w:pPr>
-    </w:lvl>
-    <w:lvl w:ilvl="6" w:tplc="0409000F" w:tentative="1">
-      <w:start w:val="1"/>
-      <w:numFmt w:val="decimal"/>
-      <w:lvlText w:val="%7."/>
-      <w:lvlJc w:val="left"/>
-      <w:pPr>
-        <w:ind w:left="5040" w:hanging="360"/>
-      </w:pPr>
-    </w:lvl>
-    <w:lvl w:ilvl="7" w:tplc="04090019" w:tentative="1">
-      <w:start w:val="1"/>
-      <w:numFmt w:val="lowerLetter"/>
-      <w:lvlText w:val="%8."/>
-      <w:lvlJc w:val="left"/>
-      <w:pPr>
-        <w:ind w:left="5760" w:hanging="360"/>
-      </w:pPr>
-    </w:lvl>
-    <w:lvl w:ilvl="8" w:tplc="0409001B" w:tentative="1">
-      <w:start w:val="1"/>
-      <w:numFmt w:val="lowerRoman"/>
-      <w:lvlText w:val="%9."/>
-      <w:lvlJc w:val="right"/>
-      <w:pPr>
-        <w:ind w:left="6480" w:hanging="180"/>
-      </w:pPr>
-    </w:lvl>
-  </w:abstractNum>
-  <w:abstractNum w:abstractNumId="46" w15:restartNumberingAfterBreak="0">
-    <w:nsid w:val="719F204C"/>
-    <w:multiLevelType w:val="hybridMultilevel"/>
-    <w:tmpl w:val="7EAC0D28"/>
-    <w:lvl w:ilvl="0" w:tplc="04090001">
-      <w:start w:val="1"/>
-      <w:numFmt w:val="bullet"/>
-      <w:lvlText w:val=""/>
-      <w:lvlJc w:val="left"/>
-      <w:pPr>
-        <w:ind w:left="720" w:hanging="360"/>
-      </w:pPr>
-      <w:rPr>
-        <w:rFonts w:ascii="Symbol" w:hAnsi="Symbol" w:hint="default"/>
-      </w:rPr>
-    </w:lvl>
-    <w:lvl w:ilvl="1" w:tplc="04090003" w:tentative="1">
-      <w:start w:val="1"/>
-      <w:numFmt w:val="bullet"/>
-      <w:lvlText w:val="o"/>
-      <w:lvlJc w:val="left"/>
-      <w:pPr>
-        <w:ind w:left="1440" w:hanging="360"/>
-      </w:pPr>
-      <w:rPr>
-        <w:rFonts w:ascii="Courier New" w:hAnsi="Courier New" w:cs="Courier New" w:hint="default"/>
-      </w:rPr>
-    </w:lvl>
-    <w:lvl w:ilvl="2" w:tplc="04090005" w:tentative="1">
-      <w:start w:val="1"/>
-      <w:numFmt w:val="bullet"/>
-      <w:lvlText w:val=""/>
-      <w:lvlJc w:val="left"/>
-      <w:pPr>
-        <w:ind w:left="2160" w:hanging="360"/>
-      </w:pPr>
-      <w:rPr>
-        <w:rFonts w:ascii="Wingdings" w:hAnsi="Wingdings" w:hint="default"/>
-      </w:rPr>
-    </w:lvl>
-    <w:lvl w:ilvl="3" w:tplc="04090001" w:tentative="1">
-      <w:start w:val="1"/>
-      <w:numFmt w:val="bullet"/>
-      <w:lvlText w:val=""/>
-      <w:lvlJc w:val="left"/>
-      <w:pPr>
-        <w:ind w:left="2880" w:hanging="360"/>
-      </w:pPr>
-      <w:rPr>
-        <w:rFonts w:ascii="Symbol" w:hAnsi="Symbol" w:hint="default"/>
-      </w:rPr>
-    </w:lvl>
-    <w:lvl w:ilvl="4" w:tplc="04090003" w:tentative="1">
-      <w:start w:val="1"/>
-      <w:numFmt w:val="bullet"/>
-      <w:lvlText w:val="o"/>
-      <w:lvlJc w:val="left"/>
-      <w:pPr>
-        <w:ind w:left="3600" w:hanging="360"/>
-      </w:pPr>
-      <w:rPr>
-        <w:rFonts w:ascii="Courier New" w:hAnsi="Courier New" w:cs="Courier New" w:hint="default"/>
-      </w:rPr>
-    </w:lvl>
-    <w:lvl w:ilvl="5" w:tplc="04090005" w:tentative="1">
-      <w:start w:val="1"/>
-      <w:numFmt w:val="bullet"/>
-      <w:lvlText w:val=""/>
-      <w:lvlJc w:val="left"/>
-      <w:pPr>
-        <w:ind w:left="4320" w:hanging="360"/>
-      </w:pPr>
-      <w:rPr>
-        <w:rFonts w:ascii="Wingdings" w:hAnsi="Wingdings" w:hint="default"/>
-      </w:rPr>
-    </w:lvl>
-    <w:lvl w:ilvl="6" w:tplc="04090001" w:tentative="1">
-      <w:start w:val="1"/>
-      <w:numFmt w:val="bullet"/>
-      <w:lvlText w:val=""/>
-      <w:lvlJc w:val="left"/>
-      <w:pPr>
-        <w:ind w:left="5040" w:hanging="360"/>
-      </w:pPr>
-      <w:rPr>
-        <w:rFonts w:ascii="Symbol" w:hAnsi="Symbol" w:hint="default"/>
-      </w:rPr>
-    </w:lvl>
-    <w:lvl w:ilvl="7" w:tplc="04090003" w:tentative="1">
-      <w:start w:val="1"/>
-      <w:numFmt w:val="bullet"/>
-      <w:lvlText w:val="o"/>
-      <w:lvlJc w:val="left"/>
-      <w:pPr>
-        <w:ind w:left="5760" w:hanging="360"/>
-      </w:pPr>
-      <w:rPr>
-        <w:rFonts w:ascii="Courier New" w:hAnsi="Courier New" w:cs="Courier New" w:hint="default"/>
-      </w:rPr>
-    </w:lvl>
-    <w:lvl w:ilvl="8" w:tplc="04090005" w:tentative="1">
-      <w:start w:val="1"/>
-      <w:numFmt w:val="bullet"/>
-      <w:lvlText w:val=""/>
-      <w:lvlJc w:val="left"/>
-      <w:pPr>
-        <w:ind w:left="6480" w:hanging="360"/>
-      </w:pPr>
-      <w:rPr>
-        <w:rFonts w:ascii="Wingdings" w:hAnsi="Wingdings" w:hint="default"/>
-      </w:rPr>
-    </w:lvl>
-  </w:abstractNum>
-  <w:abstractNum w:abstractNumId="47" w15:restartNumberingAfterBreak="0">
-    <w:nsid w:val="71E22CD1"/>
-    <w:multiLevelType w:val="hybridMultilevel"/>
-    <w:tmpl w:val="02BC4B82"/>
-    <w:lvl w:ilvl="0" w:tplc="04090001">
-      <w:start w:val="1"/>
-      <w:numFmt w:val="bullet"/>
-      <w:lvlText w:val=""/>
-      <w:lvlJc w:val="left"/>
-      <w:pPr>
-        <w:tabs>
-          <w:tab w:val="num" w:pos="1080"/>
-        </w:tabs>
-        <w:ind w:left="1080" w:hanging="360"/>
-      </w:pPr>
-      <w:rPr>
-        <w:rFonts w:ascii="Symbol" w:hAnsi="Symbol" w:hint="default"/>
-      </w:rPr>
-    </w:lvl>
-    <w:lvl w:ilvl="1" w:tplc="04090003" w:tentative="1">
-      <w:start w:val="1"/>
-      <w:numFmt w:val="bullet"/>
-      <w:lvlText w:val="o"/>
-      <w:lvlJc w:val="left"/>
-      <w:pPr>
-        <w:tabs>
-          <w:tab w:val="num" w:pos="1800"/>
-        </w:tabs>
-        <w:ind w:left="1800" w:hanging="360"/>
-      </w:pPr>
-      <w:rPr>
-        <w:rFonts w:ascii="Courier New" w:hAnsi="Courier New" w:cs="Courier New" w:hint="default"/>
-      </w:rPr>
-    </w:lvl>
-    <w:lvl w:ilvl="2" w:tplc="04090005" w:tentative="1">
-      <w:start w:val="1"/>
-      <w:numFmt w:val="bullet"/>
-      <w:lvlText w:val=""/>
-      <w:lvlJc w:val="left"/>
-      <w:pPr>
-        <w:tabs>
-          <w:tab w:val="num" w:pos="2520"/>
-        </w:tabs>
-        <w:ind w:left="2520" w:hanging="360"/>
-      </w:pPr>
-      <w:rPr>
-        <w:rFonts w:ascii="Wingdings" w:hAnsi="Wingdings" w:hint="default"/>
-      </w:rPr>
-    </w:lvl>
-    <w:lvl w:ilvl="3" w:tplc="04090001" w:tentative="1">
-      <w:start w:val="1"/>
-      <w:numFmt w:val="bullet"/>
-      <w:lvlText w:val=""/>
-      <w:lvlJc w:val="left"/>
-      <w:pPr>
-        <w:tabs>
-          <w:tab w:val="num" w:pos="3240"/>
-        </w:tabs>
-        <w:ind w:left="3240" w:hanging="360"/>
-      </w:pPr>
-      <w:rPr>
-        <w:rFonts w:ascii="Symbol" w:hAnsi="Symbol" w:hint="default"/>
-      </w:rPr>
-    </w:lvl>
-    <w:lvl w:ilvl="4" w:tplc="04090003" w:tentative="1">
-      <w:start w:val="1"/>
-      <w:numFmt w:val="bullet"/>
-      <w:lvlText w:val="o"/>
-      <w:lvlJc w:val="left"/>
-      <w:pPr>
-        <w:tabs>
-          <w:tab w:val="num" w:pos="3960"/>
-        </w:tabs>
-        <w:ind w:left="3960" w:hanging="360"/>
-      </w:pPr>
-      <w:rPr>
-        <w:rFonts w:ascii="Courier New" w:hAnsi="Courier New" w:cs="Courier New" w:hint="default"/>
-      </w:rPr>
-    </w:lvl>
-    <w:lvl w:ilvl="5" w:tplc="04090005" w:tentative="1">
-      <w:start w:val="1"/>
-      <w:numFmt w:val="bullet"/>
-      <w:lvlText w:val=""/>
-      <w:lvlJc w:val="left"/>
-      <w:pPr>
-        <w:tabs>
-          <w:tab w:val="num" w:pos="4680"/>
-        </w:tabs>
-        <w:ind w:left="4680" w:hanging="360"/>
-      </w:pPr>
-      <w:rPr>
-        <w:rFonts w:ascii="Wingdings" w:hAnsi="Wingdings" w:hint="default"/>
-      </w:rPr>
-    </w:lvl>
-    <w:lvl w:ilvl="6" w:tplc="04090001" w:tentative="1">
-      <w:start w:val="1"/>
-      <w:numFmt w:val="bullet"/>
-      <w:lvlText w:val=""/>
-      <w:lvlJc w:val="left"/>
-      <w:pPr>
-        <w:tabs>
-          <w:tab w:val="num" w:pos="5400"/>
-        </w:tabs>
-        <w:ind w:left="5400" w:hanging="360"/>
-      </w:pPr>
-      <w:rPr>
-        <w:rFonts w:ascii="Symbol" w:hAnsi="Symbol" w:hint="default"/>
-      </w:rPr>
-    </w:lvl>
-    <w:lvl w:ilvl="7" w:tplc="04090003" w:tentative="1">
-      <w:start w:val="1"/>
-      <w:numFmt w:val="bullet"/>
-      <w:lvlText w:val="o"/>
-      <w:lvlJc w:val="left"/>
-      <w:pPr>
-        <w:tabs>
-          <w:tab w:val="num" w:pos="6120"/>
-        </w:tabs>
-        <w:ind w:left="6120" w:hanging="360"/>
-      </w:pPr>
-      <w:rPr>
-        <w:rFonts w:ascii="Courier New" w:hAnsi="Courier New" w:cs="Courier New" w:hint="default"/>
-      </w:rPr>
-    </w:lvl>
-    <w:lvl w:ilvl="8" w:tplc="04090005" w:tentative="1">
-      <w:start w:val="1"/>
-      <w:numFmt w:val="bullet"/>
-      <w:lvlText w:val=""/>
-      <w:lvlJc w:val="left"/>
-      <w:pPr>
-        <w:tabs>
-          <w:tab w:val="num" w:pos="6840"/>
-        </w:tabs>
-        <w:ind w:left="6840" w:hanging="360"/>
-      </w:pPr>
-      <w:rPr>
-        <w:rFonts w:ascii="Wingdings" w:hAnsi="Wingdings" w:hint="default"/>
-      </w:rPr>
-    </w:lvl>
-  </w:abstractNum>
-  <w:abstractNum w:abstractNumId="48" w15:restartNumberingAfterBreak="0">
-    <w:nsid w:val="71EA6DDB"/>
-    <w:multiLevelType w:val="multilevel"/>
-    <w:tmpl w:val="6786E4B2"/>
-    <w:lvl w:ilvl="0">
-      <w:start w:val="2"/>
-      <w:numFmt w:val="decimal"/>
-      <w:lvlText w:val="%1"/>
-      <w:lvlJc w:val="left"/>
-      <w:pPr>
-        <w:tabs>
-          <w:tab w:val="num" w:pos="360"/>
-        </w:tabs>
-        <w:ind w:left="360" w:hanging="360"/>
-      </w:pPr>
-      <w:rPr>
-        <w:rFonts w:hint="default"/>
-      </w:rPr>
-    </w:lvl>
-    <w:lvl w:ilvl="1">
-      <w:start w:val="1"/>
-      <w:numFmt w:val="decimal"/>
-      <w:lvlText w:val="%1.%2"/>
-      <w:lvlJc w:val="left"/>
-      <w:pPr>
-        <w:tabs>
-          <w:tab w:val="num" w:pos="1080"/>
-        </w:tabs>
-        <w:ind w:left="1080" w:hanging="360"/>
-      </w:pPr>
-      <w:rPr>
-        <w:rFonts w:hint="default"/>
-      </w:rPr>
-    </w:lvl>
-    <w:lvl w:ilvl="2">
-      <w:start w:val="1"/>
-      <w:numFmt w:val="decimal"/>
-      <w:lvlText w:val="%1.%2.%3"/>
-      <w:lvlJc w:val="left"/>
-      <w:pPr>
-        <w:tabs>
-          <w:tab w:val="num" w:pos="2160"/>
-        </w:tabs>
-        <w:ind w:left="2160" w:hanging="720"/>
-      </w:pPr>
-      <w:rPr>
-        <w:rFonts w:hint="default"/>
-      </w:rPr>
-    </w:lvl>
-    <w:lvl w:ilvl="3">
-      <w:start w:val="1"/>
-      <w:numFmt w:val="decimal"/>
-      <w:lvlText w:val="%1.%2.%3.%4"/>
-      <w:lvlJc w:val="left"/>
-      <w:pPr>
-        <w:tabs>
-          <w:tab w:val="num" w:pos="3240"/>
-        </w:tabs>
-        <w:ind w:left="3240" w:hanging="1080"/>
-      </w:pPr>
-      <w:rPr>
-        <w:rFonts w:hint="default"/>
-      </w:rPr>
-    </w:lvl>
-    <w:lvl w:ilvl="4">
-      <w:numFmt w:val="none"/>
-      <w:lvlText w:val=""/>
-      <w:lvlJc w:val="left"/>
-      <w:pPr>
-        <w:tabs>
-          <w:tab w:val="num" w:pos="360"/>
-        </w:tabs>
-      </w:pPr>
-    </w:lvl>
-    <w:lvl w:ilvl="5">
-      <w:start w:val="1"/>
-      <w:numFmt w:val="decimal"/>
-      <w:lvlText w:val="%1.%2.%3.%4.%5.%6"/>
-      <w:lvlJc w:val="left"/>
-      <w:pPr>
-        <w:tabs>
-          <w:tab w:val="num" w:pos="5040"/>
-        </w:tabs>
-        <w:ind w:left="5040" w:hanging="1440"/>
-      </w:pPr>
-      <w:rPr>
-        <w:rFonts w:hint="default"/>
-      </w:rPr>
-    </w:lvl>
-    <w:lvl w:ilvl="6">
-      <w:numFmt w:val="none"/>
-      <w:lvlText w:val=""/>
-      <w:lvlJc w:val="left"/>
-      <w:pPr>
-        <w:tabs>
-          <w:tab w:val="num" w:pos="360"/>
-        </w:tabs>
-      </w:pPr>
-    </w:lvl>
-    <w:lvl w:ilvl="7">
-      <w:start w:val="1"/>
-      <w:numFmt w:val="decimal"/>
-      <w:lvlText w:val="%1.%2.%3.%4.%5.%6.%7.%8"/>
-      <w:lvlJc w:val="left"/>
-      <w:pPr>
-        <w:tabs>
-          <w:tab w:val="num" w:pos="6840"/>
-        </w:tabs>
-        <w:ind w:left="6840" w:hanging="1800"/>
-      </w:pPr>
-      <w:rPr>
-        <w:rFonts w:hint="default"/>
-      </w:rPr>
-    </w:lvl>
-    <w:lvl w:ilvl="8">
-      <w:start w:val="1"/>
-      <w:numFmt w:val="decimal"/>
-      <w:lvlText w:val="%1.%2.%3.%4.%5.%6.%7.%8.%9"/>
-      <w:lvlJc w:val="left"/>
-      <w:pPr>
-        <w:tabs>
-          <w:tab w:val="num" w:pos="7920"/>
-        </w:tabs>
-        <w:ind w:left="7920" w:hanging="2160"/>
-      </w:pPr>
-      <w:rPr>
-        <w:rFonts w:hint="default"/>
-      </w:rPr>
-    </w:lvl>
-  </w:abstractNum>
-  <w:abstractNum w:abstractNumId="49" w15:restartNumberingAfterBreak="0">
-    <w:nsid w:val="773B5F31"/>
-    <w:multiLevelType w:val="hybridMultilevel"/>
-    <w:tmpl w:val="E13A2B78"/>
-    <w:lvl w:ilvl="0" w:tplc="B204C57E">
-      <w:start w:val="1"/>
-      <w:numFmt w:val="bullet"/>
-      <w:lvlText w:val=""/>
-      <w:lvlJc w:val="left"/>
-      <w:pPr>
-        <w:ind w:left="1440" w:hanging="360"/>
-      </w:pPr>
-      <w:rPr>
-        <w:rFonts w:ascii="Symbol" w:hAnsi="Symbol" w:hint="default"/>
-        <w:color w:val="auto"/>
-      </w:rPr>
-    </w:lvl>
-    <w:lvl w:ilvl="1" w:tplc="04090003" w:tentative="1">
-      <w:start w:val="1"/>
-      <w:numFmt w:val="bullet"/>
-      <w:lvlText w:val="o"/>
-      <w:lvlJc w:val="left"/>
-      <w:pPr>
-        <w:ind w:left="2160" w:hanging="360"/>
-      </w:pPr>
-      <w:rPr>
-        <w:rFonts w:ascii="Courier New" w:hAnsi="Courier New" w:cs="Courier New" w:hint="default"/>
-      </w:rPr>
-    </w:lvl>
-    <w:lvl w:ilvl="2" w:tplc="04090005" w:tentative="1">
-      <w:start w:val="1"/>
-      <w:numFmt w:val="bullet"/>
-      <w:lvlText w:val=""/>
-      <w:lvlJc w:val="left"/>
-      <w:pPr>
-        <w:ind w:left="2880" w:hanging="360"/>
-      </w:pPr>
-      <w:rPr>
-        <w:rFonts w:ascii="Wingdings" w:hAnsi="Wingdings" w:hint="default"/>
-      </w:rPr>
-    </w:lvl>
-    <w:lvl w:ilvl="3" w:tplc="04090001" w:tentative="1">
-      <w:start w:val="1"/>
-      <w:numFmt w:val="bullet"/>
-      <w:lvlText w:val=""/>
-      <w:lvlJc w:val="left"/>
-      <w:pPr>
-        <w:ind w:left="3600" w:hanging="360"/>
-      </w:pPr>
-      <w:rPr>
-        <w:rFonts w:ascii="Symbol" w:hAnsi="Symbol" w:hint="default"/>
-      </w:rPr>
-    </w:lvl>
-    <w:lvl w:ilvl="4" w:tplc="04090003" w:tentative="1">
-      <w:start w:val="1"/>
-      <w:numFmt w:val="bullet"/>
-      <w:lvlText w:val="o"/>
-      <w:lvlJc w:val="left"/>
-      <w:pPr>
-        <w:ind w:left="4320" w:hanging="360"/>
-      </w:pPr>
-      <w:rPr>
-        <w:rFonts w:ascii="Courier New" w:hAnsi="Courier New" w:cs="Courier New" w:hint="default"/>
-      </w:rPr>
-    </w:lvl>
-    <w:lvl w:ilvl="5" w:tplc="04090005" w:tentative="1">
-      <w:start w:val="1"/>
-      <w:numFmt w:val="bullet"/>
-      <w:lvlText w:val=""/>
-      <w:lvlJc w:val="left"/>
-      <w:pPr>
-        <w:ind w:left="5040" w:hanging="360"/>
-      </w:pPr>
-      <w:rPr>
-        <w:rFonts w:ascii="Wingdings" w:hAnsi="Wingdings" w:hint="default"/>
-      </w:rPr>
-    </w:lvl>
-    <w:lvl w:ilvl="6" w:tplc="04090001" w:tentative="1">
-      <w:start w:val="1"/>
-      <w:numFmt w:val="bullet"/>
-      <w:lvlText w:val=""/>
-      <w:lvlJc w:val="left"/>
-      <w:pPr>
-        <w:ind w:left="5760" w:hanging="360"/>
-      </w:pPr>
-      <w:rPr>
-        <w:rFonts w:ascii="Symbol" w:hAnsi="Symbol" w:hint="default"/>
-      </w:rPr>
-    </w:lvl>
-    <w:lvl w:ilvl="7" w:tplc="04090003" w:tentative="1">
-      <w:start w:val="1"/>
-      <w:numFmt w:val="bullet"/>
-      <w:lvlText w:val="o"/>
-      <w:lvlJc w:val="left"/>
-      <w:pPr>
-        <w:ind w:left="6480" w:hanging="360"/>
-      </w:pPr>
-      <w:rPr>
-        <w:rFonts w:ascii="Courier New" w:hAnsi="Courier New" w:cs="Courier New" w:hint="default"/>
-      </w:rPr>
-    </w:lvl>
-    <w:lvl w:ilvl="8" w:tplc="04090005" w:tentative="1">
-      <w:start w:val="1"/>
-      <w:numFmt w:val="bullet"/>
-      <w:lvlText w:val=""/>
-      <w:lvlJc w:val="left"/>
-      <w:pPr>
-        <w:ind w:left="7200" w:hanging="360"/>
-      </w:pPr>
-      <w:rPr>
-        <w:rFonts w:ascii="Wingdings" w:hAnsi="Wingdings" w:hint="default"/>
-      </w:rPr>
-    </w:lvl>
-  </w:abstractNum>
-  <w:abstractNum w:abstractNumId="50" w15:restartNumberingAfterBreak="0">
-    <w:nsid w:val="7C547DD1"/>
-    <w:multiLevelType w:val="hybridMultilevel"/>
-    <w:tmpl w:val="1A1ACDE8"/>
-    <w:lvl w:ilvl="0" w:tplc="0409000F">
-      <w:start w:val="1"/>
-      <w:numFmt w:val="decimal"/>
-      <w:lvlText w:val="%1."/>
-      <w:lvlJc w:val="left"/>
-      <w:pPr>
-        <w:ind w:left="720" w:hanging="360"/>
-      </w:pPr>
-    </w:lvl>
-    <w:lvl w:ilvl="1" w:tplc="04090001">
-      <w:start w:val="1"/>
-      <w:numFmt w:val="bullet"/>
-      <w:lvlText w:val=""/>
-      <w:lvlJc w:val="left"/>
-      <w:pPr>
-        <w:ind w:left="1440" w:hanging="360"/>
-      </w:pPr>
-      <w:rPr>
-        <w:rFonts w:ascii="Symbol" w:hAnsi="Symbol" w:hint="default"/>
-      </w:rPr>
-    </w:lvl>
-    <w:lvl w:ilvl="2" w:tplc="0409001B" w:tentative="1">
-      <w:start w:val="1"/>
-      <w:numFmt w:val="lowerRoman"/>
-      <w:lvlText w:val="%3."/>
-      <w:lvlJc w:val="right"/>
-      <w:pPr>
-        <w:ind w:left="2160" w:hanging="180"/>
-      </w:pPr>
-    </w:lvl>
-    <w:lvl w:ilvl="3" w:tplc="0409000F" w:tentative="1">
-      <w:start w:val="1"/>
-      <w:numFmt w:val="decimal"/>
-      <w:lvlText w:val="%4."/>
-      <w:lvlJc w:val="left"/>
-      <w:pPr>
-        <w:ind w:left="2880" w:hanging="360"/>
-      </w:pPr>
-    </w:lvl>
-    <w:lvl w:ilvl="4" w:tplc="04090019" w:tentative="1">
-      <w:start w:val="1"/>
-      <w:numFmt w:val="lowerLetter"/>
-      <w:lvlText w:val="%5."/>
-      <w:lvlJc w:val="left"/>
-      <w:pPr>
-        <w:ind w:left="3600" w:hanging="360"/>
-      </w:pPr>
-    </w:lvl>
-    <w:lvl w:ilvl="5" w:tplc="0409001B" w:tentative="1">
-      <w:start w:val="1"/>
-      <w:numFmt w:val="lowerRoman"/>
-      <w:lvlText w:val="%6."/>
-      <w:lvlJc w:val="right"/>
-      <w:pPr>
-        <w:ind w:left="4320" w:hanging="180"/>
-      </w:pPr>
-    </w:lvl>
-    <w:lvl w:ilvl="6" w:tplc="0409000F" w:tentative="1">
-      <w:start w:val="1"/>
-      <w:numFmt w:val="decimal"/>
-      <w:lvlText w:val="%7."/>
-      <w:lvlJc w:val="left"/>
-      <w:pPr>
-        <w:ind w:left="5040" w:hanging="360"/>
-      </w:pPr>
-    </w:lvl>
-    <w:lvl w:ilvl="7" w:tplc="04090019" w:tentative="1">
-      <w:start w:val="1"/>
-      <w:numFmt w:val="lowerLetter"/>
-      <w:lvlText w:val="%8."/>
-      <w:lvlJc w:val="left"/>
-      <w:pPr>
-        <w:ind w:left="5760" w:hanging="360"/>
-      </w:pPr>
-    </w:lvl>
-    <w:lvl w:ilvl="8" w:tplc="0409001B" w:tentative="1">
-      <w:start w:val="1"/>
-      <w:numFmt w:val="lowerRoman"/>
-      <w:lvlText w:val="%9."/>
-      <w:lvlJc w:val="right"/>
-      <w:pPr>
-        <w:ind w:left="6480" w:hanging="180"/>
-      </w:pPr>
-    </w:lvl>
-  </w:abstractNum>
-  <w:abstractNum w:abstractNumId="51" w15:restartNumberingAfterBreak="0">
-    <w:nsid w:val="7D15621B"/>
-    <w:multiLevelType w:val="hybridMultilevel"/>
-    <w:tmpl w:val="CDD4E904"/>
-    <w:lvl w:ilvl="0" w:tplc="04090001">
-      <w:start w:val="1"/>
-      <w:numFmt w:val="bullet"/>
-      <w:lvlText w:val=""/>
-      <w:lvlJc w:val="left"/>
-      <w:pPr>
-        <w:ind w:left="1080" w:hanging="360"/>
-      </w:pPr>
-      <w:rPr>
-        <w:rFonts w:ascii="Symbol" w:hAnsi="Symbol" w:hint="default"/>
-      </w:rPr>
-    </w:lvl>
-    <w:lvl w:ilvl="1" w:tplc="04090003" w:tentative="1">
-      <w:start w:val="1"/>
-      <w:numFmt w:val="bullet"/>
-      <w:lvlText w:val="o"/>
-      <w:lvlJc w:val="left"/>
-      <w:pPr>
-        <w:ind w:left="1800" w:hanging="360"/>
-      </w:pPr>
-      <w:rPr>
-        <w:rFonts w:ascii="Courier New" w:hAnsi="Courier New" w:cs="Courier New" w:hint="default"/>
-      </w:rPr>
-    </w:lvl>
-    <w:lvl w:ilvl="2" w:tplc="04090005" w:tentative="1">
-      <w:start w:val="1"/>
-      <w:numFmt w:val="bullet"/>
-      <w:lvlText w:val=""/>
-      <w:lvlJc w:val="left"/>
-      <w:pPr>
-        <w:ind w:left="2520" w:hanging="360"/>
-      </w:pPr>
-      <w:rPr>
-        <w:rFonts w:ascii="Wingdings" w:hAnsi="Wingdings" w:hint="default"/>
-      </w:rPr>
-    </w:lvl>
-    <w:lvl w:ilvl="3" w:tplc="04090001" w:tentative="1">
-      <w:start w:val="1"/>
-      <w:numFmt w:val="bullet"/>
-      <w:lvlText w:val=""/>
-      <w:lvlJc w:val="left"/>
-      <w:pPr>
-        <w:ind w:left="3240" w:hanging="360"/>
-      </w:pPr>
-      <w:rPr>
-        <w:rFonts w:ascii="Symbol" w:hAnsi="Symbol" w:hint="default"/>
-      </w:rPr>
-    </w:lvl>
-    <w:lvl w:ilvl="4" w:tplc="04090003" w:tentative="1">
-      <w:start w:val="1"/>
-      <w:numFmt w:val="bullet"/>
-      <w:lvlText w:val="o"/>
-      <w:lvlJc w:val="left"/>
-      <w:pPr>
-        <w:ind w:left="3960" w:hanging="360"/>
-      </w:pPr>
-      <w:rPr>
-        <w:rFonts w:ascii="Courier New" w:hAnsi="Courier New" w:cs="Courier New" w:hint="default"/>
-      </w:rPr>
-    </w:lvl>
-    <w:lvl w:ilvl="5" w:tplc="04090005" w:tentative="1">
-      <w:start w:val="1"/>
-      <w:numFmt w:val="bullet"/>
-      <w:lvlText w:val=""/>
-      <w:lvlJc w:val="left"/>
-      <w:pPr>
-        <w:ind w:left="4680" w:hanging="360"/>
-      </w:pPr>
-      <w:rPr>
-        <w:rFonts w:ascii="Wingdings" w:hAnsi="Wingdings" w:hint="default"/>
-      </w:rPr>
-    </w:lvl>
-    <w:lvl w:ilvl="6" w:tplc="04090001" w:tentative="1">
-      <w:start w:val="1"/>
-      <w:numFmt w:val="bullet"/>
-      <w:lvlText w:val=""/>
-      <w:lvlJc w:val="left"/>
-      <w:pPr>
-        <w:ind w:left="5400" w:hanging="360"/>
-      </w:pPr>
-      <w:rPr>
-        <w:rFonts w:ascii="Symbol" w:hAnsi="Symbol" w:hint="default"/>
-      </w:rPr>
-    </w:lvl>
-    <w:lvl w:ilvl="7" w:tplc="04090003" w:tentative="1">
-      <w:start w:val="1"/>
-      <w:numFmt w:val="bullet"/>
-      <w:lvlText w:val="o"/>
-      <w:lvlJc w:val="left"/>
-      <w:pPr>
-        <w:ind w:left="6120" w:hanging="360"/>
-      </w:pPr>
-      <w:rPr>
-        <w:rFonts w:ascii="Courier New" w:hAnsi="Courier New" w:cs="Courier New" w:hint="default"/>
-      </w:rPr>
-    </w:lvl>
-    <w:lvl w:ilvl="8" w:tplc="04090005" w:tentative="1">
-      <w:start w:val="1"/>
-      <w:numFmt w:val="bullet"/>
-      <w:lvlText w:val=""/>
-      <w:lvlJc w:val="left"/>
-      <w:pPr>
-        <w:ind w:left="6840" w:hanging="360"/>
-      </w:pPr>
-      <w:rPr>
-        <w:rFonts w:ascii="Wingdings" w:hAnsi="Wingdings" w:hint="default"/>
-      </w:rPr>
-    </w:lvl>
-  </w:abstractNum>
-  <w:abstractNum w:abstractNumId="52" w15:restartNumberingAfterBreak="0">
-    <w:nsid w:val="7D9B03F5"/>
-    <w:multiLevelType w:val="multilevel"/>
-    <w:tmpl w:val="EF1E06BC"/>
-    <w:lvl w:ilvl="0">
-      <w:start w:val="1"/>
-      <w:numFmt w:val="decimal"/>
-      <w:lvlText w:val="%1."/>
-      <w:lvlJc w:val="left"/>
-      <w:pPr>
-        <w:ind w:left="420" w:hanging="420"/>
-      </w:pPr>
-      <w:rPr>
-        <w:rFonts w:hint="default"/>
-      </w:rPr>
-    </w:lvl>
-    <w:lvl w:ilvl="1">
-      <w:start w:val="1"/>
-      <w:numFmt w:val="decimal"/>
-      <w:lvlText w:val="%1.%2."/>
-      <w:lvlJc w:val="left"/>
-      <w:pPr>
-        <w:ind w:left="939" w:hanging="420"/>
-      </w:pPr>
-      <w:rPr>
-        <w:rFonts w:hint="default"/>
-      </w:rPr>
-    </w:lvl>
-    <w:lvl w:ilvl="2">
-      <w:start w:val="1"/>
-      <w:numFmt w:val="decimal"/>
-      <w:lvlText w:val="%1.%2.%3."/>
-      <w:lvlJc w:val="left"/>
-      <w:pPr>
-        <w:ind w:left="1758" w:hanging="720"/>
-      </w:pPr>
-      <w:rPr>
-        <w:rFonts w:hint="default"/>
-      </w:rPr>
-    </w:lvl>
-    <w:lvl w:ilvl="3">
-      <w:start w:val="1"/>
-      <w:numFmt w:val="decimal"/>
-      <w:lvlText w:val="%1.%2.%3.%4."/>
-      <w:lvlJc w:val="left"/>
-      <w:pPr>
-        <w:ind w:left="2277" w:hanging="720"/>
-      </w:pPr>
-      <w:rPr>
-        <w:rFonts w:hint="default"/>
-      </w:rPr>
-    </w:lvl>
-    <w:lvl w:ilvl="4">
-      <w:start w:val="1"/>
-      <w:numFmt w:val="decimal"/>
-      <w:lvlText w:val="%1.%2.%3.%4.%5."/>
-      <w:lvlJc w:val="left"/>
-      <w:pPr>
-        <w:ind w:left="3156" w:hanging="1080"/>
-      </w:pPr>
-      <w:rPr>
-        <w:rFonts w:hint="default"/>
-      </w:rPr>
-    </w:lvl>
-    <w:lvl w:ilvl="5">
-      <w:start w:val="1"/>
-      <w:numFmt w:val="decimal"/>
-      <w:lvlText w:val="%1.%2.%3.%4.%5.%6."/>
-      <w:lvlJc w:val="left"/>
-      <w:pPr>
-        <w:ind w:left="3675" w:hanging="1080"/>
-      </w:pPr>
-      <w:rPr>
-        <w:rFonts w:hint="default"/>
-      </w:rPr>
-    </w:lvl>
-    <w:lvl w:ilvl="6">
-      <w:start w:val="1"/>
-      <w:numFmt w:val="decimal"/>
-      <w:lvlText w:val="%1.%2.%3.%4.%5.%6.%7."/>
-      <w:lvlJc w:val="left"/>
-      <w:pPr>
-        <w:ind w:left="4554" w:hanging="1440"/>
-      </w:pPr>
-      <w:rPr>
-        <w:rFonts w:hint="default"/>
-      </w:rPr>
-    </w:lvl>
-    <w:lvl w:ilvl="7">
-      <w:start w:val="1"/>
-      <w:numFmt w:val="decimal"/>
-      <w:lvlText w:val="%1.%2.%3.%4.%5.%6.%7.%8."/>
-      <w:lvlJc w:val="left"/>
-      <w:pPr>
-        <w:ind w:left="5073" w:hanging="1440"/>
-      </w:pPr>
-      <w:rPr>
-        <w:rFonts w:hint="default"/>
-      </w:rPr>
-    </w:lvl>
-    <w:lvl w:ilvl="8">
-      <w:start w:val="1"/>
-      <w:numFmt w:val="decimal"/>
-      <w:lvlText w:val="%1.%2.%3.%4.%5.%6.%7.%8.%9."/>
-      <w:lvlJc w:val="left"/>
-      <w:pPr>
-        <w:ind w:left="5952" w:hanging="1800"/>
-      </w:pPr>
-      <w:rPr>
-        <w:rFonts w:hint="default"/>
-      </w:rPr>
-    </w:lvl>
-  </w:abstractNum>
-  <w:num w:numId="1" w16cid:durableId="1919944682">
-    <w:abstractNumId w:val="29"/>
+  <w:num w:numId="1" w16cid:durableId="881206500">
+    <w:abstractNumId w:val="7"/>
   </w:num>
-  <w:num w:numId="2" w16cid:durableId="1829246953">
-    <w:abstractNumId w:val="33"/>
+  <w:num w:numId="2" w16cid:durableId="1887526165">
+    <w:abstractNumId w:val="5"/>
   </w:num>
-  <w:num w:numId="3" w16cid:durableId="1768305597">
-    <w:abstractNumId w:val="36"/>
+  <w:num w:numId="3" w16cid:durableId="1773163505">
+    <w:abstractNumId w:val="0"/>
   </w:num>
-  <w:num w:numId="4" w16cid:durableId="621421132">
-    <w:abstractNumId w:val="39"/>
+  <w:num w:numId="4" w16cid:durableId="665279919">
+    <w:abstractNumId w:val="6"/>
   </w:num>
-  <w:num w:numId="5" w16cid:durableId="288323346">
-    <w:abstractNumId w:val="22"/>
-  </w:num>
-  <w:num w:numId="6" w16cid:durableId="712003762">
-    <w:abstractNumId w:val="35"/>
-  </w:num>
-  <w:num w:numId="7" w16cid:durableId="610552255">
-    <w:abstractNumId w:val="44"/>
-  </w:num>
-  <w:num w:numId="8" w16cid:durableId="1692562138">
-    <w:abstractNumId w:val="34"/>
-  </w:num>
-  <w:num w:numId="9" w16cid:durableId="679435511">
-    <w:abstractNumId w:val="45"/>
-  </w:num>
-  <w:num w:numId="10" w16cid:durableId="1911497758">
+  <w:num w:numId="5" w16cid:durableId="1502353631">
     <w:abstractNumId w:val="8"/>
   </w:num>
-  <w:num w:numId="11" w16cid:durableId="1334915283">
-    <w:abstractNumId w:val="19"/>
+  <w:num w:numId="6" w16cid:durableId="1385829083">
+    <w:abstractNumId w:val="2"/>
   </w:num>
-  <w:num w:numId="12" w16cid:durableId="1216814301">
-    <w:abstractNumId w:val="47"/>
+  <w:num w:numId="7" w16cid:durableId="1337073371">
+    <w:abstractNumId w:val="9"/>
   </w:num>
-  <w:num w:numId="13" w16cid:durableId="951520968">
-    <w:abstractNumId w:val="20"/>
+  <w:num w:numId="8" w16cid:durableId="100689030">
+    <w:abstractNumId w:val="4"/>
   </w:num>
-  <w:num w:numId="14" w16cid:durableId="1001086175">
-    <w:abstractNumId w:val="48"/>
-  </w:num>
-  <w:num w:numId="15" w16cid:durableId="211120779">
-    <w:abstractNumId w:val="50"/>
-  </w:num>
-  <w:num w:numId="16" w16cid:durableId="1101950895">
-    <w:abstractNumId w:val="6"/>
-  </w:num>
-  <w:num w:numId="17" w16cid:durableId="1556700882">
-    <w:abstractNumId w:val="31"/>
-  </w:num>
-  <w:num w:numId="18" w16cid:durableId="47994242">
-    <w:abstractNumId w:val="30"/>
-  </w:num>
-  <w:num w:numId="19" w16cid:durableId="1776246225">
-    <w:abstractNumId w:val="5"/>
-  </w:num>
-  <w:num w:numId="20" w16cid:durableId="1382363838">
-    <w:abstractNumId w:val="23"/>
-  </w:num>
-  <w:num w:numId="21" w16cid:durableId="1365520300">
-    <w:abstractNumId w:val="32"/>
-  </w:num>
-  <w:num w:numId="22" w16cid:durableId="871839385">
-    <w:abstractNumId w:val="0"/>
-  </w:num>
-  <w:num w:numId="23" w16cid:durableId="1798446866">
-    <w:abstractNumId w:val="51"/>
-  </w:num>
-  <w:num w:numId="24" w16cid:durableId="832994389">
-    <w:abstractNumId w:val="38"/>
-  </w:num>
-  <w:num w:numId="25" w16cid:durableId="1858032855">
-    <w:abstractNumId w:val="25"/>
-  </w:num>
-  <w:num w:numId="26" w16cid:durableId="1197349613">
+  <w:num w:numId="9" w16cid:durableId="519510050">
     <w:abstractNumId w:val="1"/>
   </w:num>
-  <w:num w:numId="27" w16cid:durableId="728963980">
-    <w:abstractNumId w:val="13"/>
-  </w:num>
-  <w:num w:numId="28" w16cid:durableId="524683499">
-    <w:abstractNumId w:val="28"/>
-  </w:num>
-  <w:num w:numId="29" w16cid:durableId="2041589459">
-    <w:abstractNumId w:val="17"/>
-  </w:num>
-  <w:num w:numId="30" w16cid:durableId="2033454407">
-    <w:abstractNumId w:val="2"/>
-  </w:num>
-  <w:num w:numId="31" w16cid:durableId="1208183937">
-    <w:abstractNumId w:val="49"/>
-  </w:num>
-  <w:num w:numId="32" w16cid:durableId="134228047">
+  <w:num w:numId="10" w16cid:durableId="2055352812">
     <w:abstractNumId w:val="10"/>
   </w:num>
-  <w:num w:numId="33" w16cid:durableId="206450062">
-    <w:abstractNumId w:val="52"/>
-  </w:num>
-  <w:num w:numId="34" w16cid:durableId="2009676889">
-    <w:abstractNumId w:val="21"/>
-  </w:num>
-  <w:num w:numId="35" w16cid:durableId="1916546227">
-    <w:abstractNumId w:val="26"/>
-  </w:num>
-  <w:num w:numId="36" w16cid:durableId="500002467">
-    <w:abstractNumId w:val="27"/>
-  </w:num>
-  <w:num w:numId="37" w16cid:durableId="546180202">
-    <w:abstractNumId w:val="11"/>
-  </w:num>
-  <w:num w:numId="38" w16cid:durableId="48579982">
+  <w:num w:numId="11" w16cid:durableId="502670478">
     <w:abstractNumId w:val="3"/>
   </w:num>
-  <w:num w:numId="39" w16cid:durableId="1705985739">
-    <w:abstractNumId w:val="16"/>
-  </w:num>
-  <w:num w:numId="40" w16cid:durableId="1495146231">
-    <w:abstractNumId w:val="37"/>
-  </w:num>
-  <w:num w:numId="41" w16cid:durableId="586841967">
-    <w:abstractNumId w:val="15"/>
-  </w:num>
-  <w:num w:numId="42" w16cid:durableId="881206500">
-    <w:abstractNumId w:val="41"/>
-  </w:num>
-  <w:num w:numId="43" w16cid:durableId="1887526165">
-    <w:abstractNumId w:val="24"/>
-  </w:num>
-  <w:num w:numId="44" w16cid:durableId="1773163505">
-    <w:abstractNumId w:val="4"/>
-  </w:num>
-  <w:num w:numId="45" w16cid:durableId="665279919">
-    <w:abstractNumId w:val="40"/>
-  </w:num>
-  <w:num w:numId="46" w16cid:durableId="1502353631">
-    <w:abstractNumId w:val="42"/>
-  </w:num>
-  <w:num w:numId="47" w16cid:durableId="1385829083">
-    <w:abstractNumId w:val="12"/>
-  </w:num>
-  <w:num w:numId="48" w16cid:durableId="1337073371">
-    <w:abstractNumId w:val="43"/>
-  </w:num>
-  <w:num w:numId="49" w16cid:durableId="100689030">
-    <w:abstractNumId w:val="18"/>
-  </w:num>
-  <w:num w:numId="50" w16cid:durableId="519510050">
-    <w:abstractNumId w:val="7"/>
-  </w:num>
-  <w:num w:numId="51" w16cid:durableId="2055352812">
-    <w:abstractNumId w:val="46"/>
-  </w:num>
-  <w:num w:numId="52" w16cid:durableId="502670478">
-    <w:abstractNumId w:val="14"/>
-  </w:num>
-  <w:num w:numId="53" w16cid:durableId="149105390">
-    <w:abstractNumId w:val="9"/>
-  </w:num>
+  <w:numIdMacAtCleanup w:val="11"/>
 </w:numbering>
 </file>
 
 <file path=word/styles.xml><?xml version="1.0" encoding="utf-8"?>
-<w:styles xmlns:mc="http://schemas.openxmlformats.org/markup-compatibility/2006" xmlns:r="http://schemas.openxmlformats.org/officeDocument/2006/relationships" xmlns:w="http://schemas.openxmlformats.org/wordprocessingml/2006/main" xmlns:w14="http://schemas.microsoft.com/office/word/2010/wordml" xmlns:w15="http://schemas.microsoft.com/office/word/2012/wordml" xmlns:w16cex="http://schemas.microsoft.com/office/word/2018/wordml/cex" xmlns:w16cid="http://schemas.microsoft.com/office/word/2016/wordml/cid" xmlns:w16="http://schemas.microsoft.com/office/word/2018/wordml" xmlns:w16sdtdh="http://schemas.microsoft.com/office/word/2020/wordml/sdtdatahash" xmlns:w16se="http://schemas.microsoft.com/office/word/2015/wordml/symex" mc:Ignorable="w14 w15 w16se w16cid w16 w16cex w16sdtdh">
+<w:styles xmlns:mc="http://schemas.openxmlformats.org/markup-compatibility/2006" xmlns:r="http://schemas.openxmlformats.org/officeDocument/2006/relationships" xmlns:w="http://schemas.openxmlformats.org/wordprocessingml/2006/main" xmlns:w14="http://schemas.microsoft.com/office/word/2010/wordml" xmlns:w15="http://schemas.microsoft.com/office/word/2012/wordml" xmlns:w16cex="http://schemas.microsoft.com/office/word/2018/wordml/cex" xmlns:w16cid="http://schemas.microsoft.com/office/word/2016/wordml/cid" xmlns:w16="http://schemas.microsoft.com/office/word/2018/wordml" xmlns:w16du="http://schemas.microsoft.com/office/word/2023/wordml/word16du" xmlns:w16sdtdh="http://schemas.microsoft.com/office/word/2020/wordml/sdtdatahash" xmlns:w16sdtfl="http://schemas.microsoft.com/office/word/2024/wordml/sdtformatlock" xmlns:w16se="http://schemas.microsoft.com/office/word/2015/wordml/symex" mc:Ignorable="w14 w15 w16se w16cid w16 w16cex w16sdtdh w16sdtfl w16du">
   <w:docDefaults>
     <w:rPrDefault>
       <w:rPr>
@@ -18712,7 +13670,6 @@
   <w:style w:type="character" w:default="1" w:styleId="DefaultParagraphFont">
     <w:name w:val="Default Paragraph Font"/>
     <w:uiPriority w:val="1"/>
-    <w:semiHidden/>
     <w:unhideWhenUsed/>
   </w:style>
   <w:style w:type="table" w:default="1" w:styleId="TableNormal">

--- a/docs/Báo cáo Seminar 1.docx
+++ b/docs/Báo cáo Seminar 1.docx
@@ -5811,22 +5811,216 @@
     </w:p>
     <w:p>
       <w:pPr>
+        <w:pStyle w:val="Heading2"/>
+        <w:jc w:val="both"/>
+        <w:rPr>
+          <w:bCs/>
+          <w:i w:val="0"/>
+          <w:iCs w:val="0"/>
+          <w:sz w:val="26"/>
+          <w:szCs w:val="26"/>
+        </w:rPr>
+      </w:pPr>
+      <w:bookmarkStart w:id="7" w:name="_Toc228965968"/>
+      <w:r>
+        <w:rPr>
+          <w:bCs/>
+          <w:i w:val="0"/>
+          <w:iCs w:val="0"/>
+          <w:sz w:val="26"/>
+          <w:szCs w:val="26"/>
+        </w:rPr>
+        <w:t>Mục tiêu chính của đề tài là nghiên cứu và xây dựng quy trình phát triển phần mềm theo hướng Vibe Engineering với sự hỗ trợ của Gen AI. Đề tài tập trung đánh giá khả năng ứng dụng AI trong các giai đoạn phân tích yêu cầu, thiết kế hệ thống, sinh mã nguồn, kiểm thử và tối ưu quy trình phát triển phần mềm.</w:t>
+      </w:r>
+    </w:p>
+    <w:p>
+      <w:pPr>
+        <w:pStyle w:val="Heading2"/>
+        <w:jc w:val="both"/>
+        <w:rPr>
+          <w:bCs/>
+          <w:i w:val="0"/>
+          <w:iCs w:val="0"/>
+          <w:sz w:val="26"/>
+          <w:szCs w:val="26"/>
+        </w:rPr>
+      </w:pPr>
+      <w:r>
+        <w:rPr>
+          <w:bCs/>
+          <w:i w:val="0"/>
+          <w:iCs w:val="0"/>
+          <w:sz w:val="26"/>
+          <w:szCs w:val="26"/>
+        </w:rPr>
+        <w:t xml:space="preserve">Để phục vụ quá trình nghiên cứu, đề tài triển khai một hệ thống quản lý chế độ ăn uống làm bài toán thực nghiệm. Hệ thống được xây dựng nhằm hỗ trợ người dùng theo dõi các chỉ số sức khỏe cơ bản như BMI, </w:t>
+      </w:r>
+      <w:r>
+        <w:rPr>
+          <w:bCs/>
+          <w:i w:val="0"/>
+          <w:iCs w:val="0"/>
+          <w:sz w:val="26"/>
+          <w:szCs w:val="26"/>
+        </w:rPr>
+        <w:t>lượng calo nạp vào</w:t>
+      </w:r>
+      <w:r>
+        <w:rPr>
+          <w:bCs/>
+          <w:i w:val="0"/>
+          <w:iCs w:val="0"/>
+          <w:sz w:val="26"/>
+          <w:szCs w:val="26"/>
+        </w:rPr>
+        <w:t xml:space="preserve"> và kế hoạch dinh dưỡng cá nhân hóa dựa trên thông tin nhân </w:t>
+      </w:r>
+      <w:r>
+        <w:rPr>
+          <w:bCs/>
+          <w:i w:val="0"/>
+          <w:iCs w:val="0"/>
+          <w:sz w:val="26"/>
+          <w:szCs w:val="26"/>
+        </w:rPr>
+        <w:t xml:space="preserve">cân nặng, độ tuổi, giới tính, chiều cao </w:t>
+      </w:r>
+      <w:r>
+        <w:rPr>
+          <w:bCs/>
+          <w:i w:val="0"/>
+          <w:iCs w:val="0"/>
+          <w:sz w:val="26"/>
+          <w:szCs w:val="26"/>
+        </w:rPr>
+        <w:t>của từng người dùng.</w:t>
+      </w:r>
+    </w:p>
+    <w:p>
+      <w:pPr>
+        <w:pStyle w:val="Heading2"/>
+        <w:jc w:val="both"/>
+        <w:rPr>
+          <w:bCs/>
+          <w:i w:val="0"/>
+          <w:iCs w:val="0"/>
+          <w:sz w:val="26"/>
+          <w:szCs w:val="26"/>
+        </w:rPr>
+      </w:pPr>
+      <w:r>
+        <w:rPr>
+          <w:bCs/>
+          <w:i w:val="0"/>
+          <w:iCs w:val="0"/>
+          <w:sz w:val="26"/>
+          <w:szCs w:val="26"/>
+        </w:rPr>
+        <w:t xml:space="preserve">Bên cạnh đó, đề tài hướng tới việc tích hợp các công nghệ AI vào hệ thống nhằm hỗ trợ nhận diện thực phẩm qua hình ảnh và phân tích thành phần dinh dưỡng tự động. Thông qua quá trình triển khai, nghiên cứu đánh giá khả năng hỗ trợ của AI trong việc giảm </w:t>
+      </w:r>
+      <w:r>
+        <w:rPr>
+          <w:bCs/>
+          <w:i w:val="0"/>
+          <w:iCs w:val="0"/>
+          <w:sz w:val="26"/>
+          <w:szCs w:val="26"/>
+        </w:rPr>
+        <w:lastRenderedPageBreak/>
+        <w:t>khối lượng công việc thủ công, tăng tốc độ phát triển hệ thống và nâng cao hiệu quả xây dựng phần mềm.</w:t>
+      </w:r>
+    </w:p>
+    <w:p>
+      <w:pPr>
+        <w:pStyle w:val="Heading2"/>
+        <w:jc w:val="both"/>
+        <w:rPr>
+          <w:bCs/>
+          <w:i w:val="0"/>
+          <w:iCs w:val="0"/>
+          <w:sz w:val="26"/>
+          <w:szCs w:val="26"/>
+        </w:rPr>
+      </w:pPr>
+      <w:r>
+        <w:rPr>
+          <w:bCs/>
+          <w:i w:val="0"/>
+          <w:iCs w:val="0"/>
+          <w:sz w:val="26"/>
+          <w:szCs w:val="26"/>
+        </w:rPr>
+        <w:t>Ngoài việc xây dựng ứng dụng, đề tài còn tập trung đánh giá tính khả thi của mô hình kết hợp giữa kỹ sư phần mềm và AI trong quy trình phát triển hiện đại. Kết quả nghiên cứu hướng tới việc đề xuất một quy trình phát triển phần mềm có kiểm soát, tận dụng được khả năng hỗ trợ của AI nhưng vẫn đảm bảo chất lượng hệ thống, tính ổn định và khả năng bảo trì trong thực tế.</w:t>
+      </w:r>
+    </w:p>
+    <w:p>
+      <w:pPr>
+        <w:pStyle w:val="Heading2"/>
+        <w:jc w:val="both"/>
+        <w:rPr>
+          <w:b/>
+          <w:bCs/>
+          <w:i w:val="0"/>
+          <w:iCs w:val="0"/>
+          <w:color w:val="000000" w:themeColor="text1"/>
+          <w:sz w:val="28"/>
+          <w:szCs w:val="28"/>
+        </w:rPr>
+      </w:pPr>
+      <w:r>
+        <w:rPr>
+          <w:b/>
+          <w:bCs/>
+          <w:i w:val="0"/>
+          <w:iCs w:val="0"/>
+          <w:color w:val="000000" w:themeColor="text1"/>
+          <w:sz w:val="28"/>
+          <w:szCs w:val="28"/>
+        </w:rPr>
+        <w:t>1.</w:t>
+      </w:r>
+      <w:r>
+        <w:rPr>
+          <w:b/>
+          <w:bCs/>
+          <w:i w:val="0"/>
+          <w:iCs w:val="0"/>
+          <w:color w:val="000000" w:themeColor="text1"/>
+          <w:sz w:val="28"/>
+          <w:szCs w:val="28"/>
+        </w:rPr>
+        <w:t xml:space="preserve">3. </w:t>
+      </w:r>
+      <w:r>
+        <w:rPr>
+          <w:b/>
+          <w:bCs/>
+          <w:i w:val="0"/>
+          <w:iCs w:val="0"/>
+          <w:color w:val="000000" w:themeColor="text1"/>
+          <w:sz w:val="28"/>
+          <w:szCs w:val="28"/>
+        </w:rPr>
+        <w:t>Đối tượng và phạm vi của đề tài</w:t>
+      </w:r>
+      <w:bookmarkEnd w:id="7"/>
+    </w:p>
+    <w:p>
+      <w:pPr>
         <w:spacing w:after="60" w:line="360" w:lineRule="auto"/>
         <w:contextualSpacing/>
         <w:jc w:val="both"/>
         <w:rPr>
-          <w:bCs/>
-          <w:sz w:val="26"/>
-          <w:szCs w:val="26"/>
-        </w:rPr>
-      </w:pPr>
-      <w:r>
-        <w:rPr>
-          <w:bCs/>
-          <w:sz w:val="26"/>
-          <w:szCs w:val="26"/>
-        </w:rPr>
-        <w:t xml:space="preserve">Mục tiêu cốt lõi của đề tài là nghiên cứu và xây dựng một hệ thống hỗ trợ quản lý dinh dưỡng thông minh, giúp cá nhân hóa lộ trình sức khỏe dựa trên các cơ sở khoa học về y học và dinh dưỡng. Nghiên cứu tập trung vào việc thiết lập một quy trình thu thập và xử lý dữ liệu nhân trắc học chính xác, từ đó chuyển hóa các thông tin về chỉ số khối cơ thể (BMI), tuổi tác và mức độ vận động thành những kế hoạch ăn uống cụ thể, phù hợp với mục tiêu sinh lý của từng cá nhân. </w:t>
+          <w:sz w:val="26"/>
+          <w:szCs w:val="26"/>
+        </w:rPr>
+      </w:pPr>
+      <w:r>
+        <w:rPr>
+          <w:sz w:val="26"/>
+          <w:szCs w:val="26"/>
+        </w:rPr>
+        <w:t xml:space="preserve">Về phạm vi triển khai, nghiên cứu tập trung vào nhóm người dùng đang sinh sống và làm việc tại khu vực Việt Nam, đặc biệt là những cá nhân trong độ tuổi trưởng thành có nhu cầu quản lý sức khỏe chủ động tại các đô thị lớn. Việc lựa chọn phạm vi này cho phép nghiên cứu tiếp cận với nhóm đối tượng có thói quen sử dụng thiết bị di động cao, đồng thời có sự quan tâm lớn đến việc kiểm soát cân nặng và tối ưu hóa dinh dưỡng trong bối cảnh nhịp sống hiện đại bận rộn. </w:t>
       </w:r>
     </w:p>
     <w:p>
@@ -5835,28 +6029,71 @@
         <w:contextualSpacing/>
         <w:jc w:val="both"/>
         <w:rPr>
-          <w:bCs/>
-          <w:sz w:val="26"/>
-          <w:szCs w:val="26"/>
-        </w:rPr>
-      </w:pPr>
-      <w:r>
-        <w:rPr>
-          <w:bCs/>
-          <w:sz w:val="26"/>
-          <w:szCs w:val="26"/>
-        </w:rPr>
-        <w:t xml:space="preserve">Song song với đó, đề tài hướng đến việc ứng dụng công nghệ trí tuệ nhân tạo để giải quyết bài toán định lượng calo – một trong những trở ngại lớn nhất trong việc duy trì chế độ ăn. Mục tiêu cụ thể là phát triển khả năng nhận diện thực phẩm qua hình ảnh và phân tích thành phần dinh dưỡng tự động, giúp tối ưu hóa độ chính xác so với phương </w:t>
-      </w:r>
-      <w:r>
-        <w:rPr>
-          <w:bCs/>
-          <w:sz w:val="26"/>
-          <w:szCs w:val="26"/>
-        </w:rPr>
-        <w:lastRenderedPageBreak/>
-        <w:t xml:space="preserve">pháp nhập liệu thủ công truyền thống. Qua đó, nghiên cứu kỳ vọng sẽ chứng minh được hiệu quả của việc kết hợp giữa công nghệ thị giác máy tính và các thuật toán tính toán năng lượng trong việc kiểm soát hàm lượng calo nạp vào hàng ngày. </w:t>
-      </w:r>
+          <w:b/>
+          <w:sz w:val="26"/>
+          <w:szCs w:val="26"/>
+        </w:rPr>
+      </w:pPr>
+      <w:r>
+        <w:rPr>
+          <w:sz w:val="26"/>
+          <w:szCs w:val="26"/>
+        </w:rPr>
+        <w:t>Về đối tượng và nội dung nghiên cứu, nghiên cứu tập trung vào các giải pháp cá nhân hóa dinh dưỡng dựa trên chỉ số khối cơ thể (BMI) và nhu cầu năng lượng (Calo). Nội dung trọng tâm bao gồm việc thiết lập hồ sơ sức khỏe (chiều cao, cân nặng, cường độ vận động), xây dựng thực đơn gợi ý có khả năng tùy biến linh hoạt, và ứng dụng công nghệ nhận diện hình ảnh để phân tích hàm lượng dinh dưỡng. Thông qua hệ thống Dashboard trực quan, nghiên cứu đi sâu vào phân tích mối liên hệ giữa lượng calo tiêu thụ thực tế và sự thay đổi trọng lượng, giúp người dùng giám sát và điều chỉnh lối sống một cách khoa học nhất.</w:t>
+      </w:r>
+    </w:p>
+    <w:p>
+      <w:pPr>
+        <w:pStyle w:val="Heading2"/>
+        <w:jc w:val="both"/>
+        <w:rPr>
+          <w:b/>
+          <w:bCs/>
+          <w:i w:val="0"/>
+          <w:iCs w:val="0"/>
+          <w:color w:val="000000" w:themeColor="text1"/>
+          <w:sz w:val="28"/>
+          <w:szCs w:val="28"/>
+        </w:rPr>
+      </w:pPr>
+      <w:bookmarkStart w:id="8" w:name="_Toc228965969"/>
+      <w:r>
+        <w:rPr>
+          <w:b/>
+          <w:bCs/>
+          <w:i w:val="0"/>
+          <w:iCs w:val="0"/>
+          <w:color w:val="000000" w:themeColor="text1"/>
+          <w:sz w:val="28"/>
+          <w:szCs w:val="28"/>
+        </w:rPr>
+        <w:t>1.</w:t>
+      </w:r>
+      <w:r>
+        <w:rPr>
+          <w:b/>
+          <w:bCs/>
+          <w:i w:val="0"/>
+          <w:iCs w:val="0"/>
+          <w:color w:val="000000" w:themeColor="text1"/>
+          <w:sz w:val="28"/>
+          <w:szCs w:val="28"/>
+        </w:rPr>
+        <w:t xml:space="preserve">4. </w:t>
+      </w:r>
+      <w:r>
+        <w:rPr>
+          <w:b/>
+          <w:bCs/>
+          <w:i w:val="0"/>
+          <w:iCs w:val="0"/>
+          <w:color w:val="000000" w:themeColor="text1"/>
+          <w:sz w:val="28"/>
+          <w:szCs w:val="28"/>
+        </w:rPr>
+        <w:t>Phương pháp nghiên cứu</w:t>
+      </w:r>
+      <w:bookmarkEnd w:id="8"/>
     </w:p>
     <w:p>
       <w:pPr>
@@ -5864,72 +6101,17 @@
         <w:contextualSpacing/>
         <w:jc w:val="both"/>
         <w:rPr>
-          <w:bCs/>
-          <w:sz w:val="26"/>
-          <w:szCs w:val="26"/>
-        </w:rPr>
-      </w:pPr>
-      <w:r>
-        <w:rPr>
-          <w:bCs/>
-          <w:sz w:val="26"/>
-          <w:szCs w:val="26"/>
-        </w:rPr>
-        <w:t>Cuối cùng, đề tài hướng tới việc đánh giá khả năng tương tác và hỗ trợ người dùng trong suốt quá trình thay đổi lối sống. Nghiên cứu tập trung vào việc xây dựng hệ thống theo dõi biến động cân nặng liên tục thông qua Dashboard trực quan, giúp người dùng nhận diện được mối liên hệ chặt chẽ giữa hành vi ăn uống và kết quả sức khỏe thực tế. Kết quả của nghiên cứu không chỉ dừng lại ở một sản phẩm phần mềm, mà còn là minh chứng thực tiễn về một giải pháp công nghệ hỗ trợ con người làm chủ chế độ dinh dưỡng, góp phần nâng cao sức khỏe cộng đồng một cách khoa học và bền vững.</w:t>
-      </w:r>
-    </w:p>
-    <w:p>
-      <w:pPr>
-        <w:pStyle w:val="Heading2"/>
-        <w:jc w:val="both"/>
-        <w:rPr>
-          <w:b/>
-          <w:bCs/>
-          <w:i w:val="0"/>
-          <w:iCs w:val="0"/>
-          <w:color w:val="000000" w:themeColor="text1"/>
-          <w:sz w:val="28"/>
-          <w:szCs w:val="28"/>
-        </w:rPr>
-      </w:pPr>
-      <w:bookmarkStart w:id="7" w:name="_Toc228965968"/>
-      <w:r>
-        <w:rPr>
-          <w:b/>
-          <w:bCs/>
-          <w:i w:val="0"/>
-          <w:iCs w:val="0"/>
-          <w:color w:val="000000" w:themeColor="text1"/>
-          <w:sz w:val="28"/>
-          <w:szCs w:val="28"/>
-        </w:rPr>
-        <w:t>1.</w:t>
-      </w:r>
-      <w:r>
-        <w:rPr>
-          <w:b/>
-          <w:bCs/>
-          <w:i w:val="0"/>
-          <w:iCs w:val="0"/>
-          <w:color w:val="000000" w:themeColor="text1"/>
-          <w:sz w:val="28"/>
-          <w:szCs w:val="28"/>
-        </w:rPr>
-        <w:t xml:space="preserve">3. </w:t>
-      </w:r>
-      <w:r>
-        <w:rPr>
-          <w:b/>
-          <w:bCs/>
-          <w:i w:val="0"/>
-          <w:iCs w:val="0"/>
-          <w:color w:val="000000" w:themeColor="text1"/>
-          <w:sz w:val="28"/>
-          <w:szCs w:val="28"/>
-        </w:rPr>
-        <w:t>Đối tượng và phạm vi của đề tài</w:t>
-      </w:r>
-      <w:bookmarkEnd w:id="7"/>
+          <w:sz w:val="26"/>
+          <w:szCs w:val="26"/>
+        </w:rPr>
+      </w:pPr>
+      <w:r>
+        <w:rPr>
+          <w:sz w:val="26"/>
+          <w:szCs w:val="26"/>
+        </w:rPr>
+        <w:t xml:space="preserve">Để đạt được các mục tiêu đã đề ra, nghiên cứu sử dụng kết hợp các nhóm phương pháp sau: </w:t>
+      </w:r>
     </w:p>
     <w:p>
       <w:pPr>
@@ -5946,7 +6128,7 @@
           <w:sz w:val="26"/>
           <w:szCs w:val="26"/>
         </w:rPr>
-        <w:t xml:space="preserve">Về phạm vi triển khai, nghiên cứu tập trung vào nhóm người dùng đang sinh sống và làm việc tại khu vực Việt Nam, đặc biệt là những cá nhân trong độ tuổi trưởng thành có nhu cầu quản lý sức khỏe chủ động tại các đô thị lớn. Việc lựa chọn phạm vi này cho phép nghiên cứu tiếp cận với nhóm đối tượng có thói quen sử dụng thiết bị di động cao, đồng thời có sự quan tâm lớn đến việc kiểm soát cân nặng và tối ưu hóa dinh dưỡng trong bối cảnh nhịp sống hiện đại bận rộn. </w:t>
+        <w:t xml:space="preserve">Về phương pháp thu thập và xử lý dữ liệu, nghiên cứu tiến hành xây dựng cơ sở dữ liệu dinh dưỡng từ các nguồn uy tín, bao gồm thông tin về hàm lượng Calo và thành phần dinh dưỡng của đa dạng các loại thực phẩm. Dữ liệu đầu vào từ người dùng như các chỉ số nhân trắc học (chiều cao, cân nặng, tuổi, giới tính) và cường độ vận động được chuẩn hóa để làm cơ sở cho các thuật toán tính toán chỉ số BMI và nhu cầu năng lượng hàng ngày (TDEE). Phương pháp này đảm bảo tính chính xác và khoa học cho các gợi ý lộ trình dinh dưỡng phía sau. </w:t>
       </w:r>
     </w:p>
     <w:p>
@@ -5955,131 +6137,16 @@
         <w:contextualSpacing/>
         <w:jc w:val="both"/>
         <w:rPr>
-          <w:b/>
-          <w:sz w:val="26"/>
-          <w:szCs w:val="26"/>
-        </w:rPr>
-      </w:pPr>
-      <w:r>
-        <w:rPr>
-          <w:sz w:val="26"/>
-          <w:szCs w:val="26"/>
-        </w:rPr>
-        <w:t>Về đối tượng và nội dung nghiên cứu, nghiên cứu tập trung vào các giải pháp cá nhân hóa dinh dưỡng dựa trên chỉ số khối cơ thể (BMI) và nhu cầu năng lượng (Calo). Nội dung trọng tâm bao gồm việc thiết lập hồ sơ sức khỏe (chiều cao, cân nặng, cường độ vận động), xây dựng thực đơn gợi ý có khả năng tùy biến linh hoạt, và ứng dụng công nghệ nhận diện hình ảnh để phân tích hàm lượng dinh dưỡng. Thông qua hệ thống Dashboard trực quan, nghiên cứu đi sâu vào phân tích mối liên hệ giữa lượng calo tiêu thụ thực tế và sự thay đổi trọng lượng, giúp người dùng giám sát và điều chỉnh lối sống một cách khoa học nhất.</w:t>
-      </w:r>
-    </w:p>
-    <w:p>
-      <w:pPr>
-        <w:pStyle w:val="Heading2"/>
-        <w:jc w:val="both"/>
-        <w:rPr>
-          <w:b/>
-          <w:bCs/>
-          <w:i w:val="0"/>
-          <w:iCs w:val="0"/>
-          <w:color w:val="000000" w:themeColor="text1"/>
-          <w:sz w:val="28"/>
-          <w:szCs w:val="28"/>
-        </w:rPr>
-      </w:pPr>
-      <w:bookmarkStart w:id="8" w:name="_Toc228965969"/>
-      <w:r>
-        <w:rPr>
-          <w:b/>
-          <w:bCs/>
-          <w:i w:val="0"/>
-          <w:iCs w:val="0"/>
-          <w:color w:val="000000" w:themeColor="text1"/>
-          <w:sz w:val="28"/>
-          <w:szCs w:val="28"/>
-        </w:rPr>
-        <w:t>1.</w:t>
-      </w:r>
-      <w:r>
-        <w:rPr>
-          <w:b/>
-          <w:bCs/>
-          <w:i w:val="0"/>
-          <w:iCs w:val="0"/>
-          <w:color w:val="000000" w:themeColor="text1"/>
-          <w:sz w:val="28"/>
-          <w:szCs w:val="28"/>
-        </w:rPr>
-        <w:t xml:space="preserve">4. </w:t>
-      </w:r>
-      <w:r>
-        <w:rPr>
-          <w:b/>
-          <w:bCs/>
-          <w:i w:val="0"/>
-          <w:iCs w:val="0"/>
-          <w:color w:val="000000" w:themeColor="text1"/>
-          <w:sz w:val="28"/>
-          <w:szCs w:val="28"/>
-        </w:rPr>
-        <w:t>Phương pháp nghiên cứu</w:t>
-      </w:r>
-      <w:bookmarkEnd w:id="8"/>
-    </w:p>
-    <w:p>
-      <w:pPr>
-        <w:spacing w:after="60" w:line="360" w:lineRule="auto"/>
-        <w:contextualSpacing/>
-        <w:jc w:val="both"/>
-        <w:rPr>
-          <w:sz w:val="26"/>
-          <w:szCs w:val="26"/>
-        </w:rPr>
-      </w:pPr>
-      <w:r>
-        <w:rPr>
-          <w:sz w:val="26"/>
-          <w:szCs w:val="26"/>
-        </w:rPr>
-        <w:t xml:space="preserve">Để đạt được các mục tiêu đã đề ra, nghiên cứu sử dụng kết hợp các nhóm phương pháp sau: </w:t>
-      </w:r>
-    </w:p>
-    <w:p>
-      <w:pPr>
-        <w:spacing w:after="60" w:line="360" w:lineRule="auto"/>
-        <w:contextualSpacing/>
-        <w:jc w:val="both"/>
-        <w:rPr>
-          <w:sz w:val="26"/>
-          <w:szCs w:val="26"/>
-        </w:rPr>
-      </w:pPr>
-      <w:r>
-        <w:rPr>
-          <w:sz w:val="26"/>
-          <w:szCs w:val="26"/>
-        </w:rPr>
-        <w:t xml:space="preserve">Về phương pháp thu thập và xử lý dữ liệu, nghiên cứu tiến hành xây dựng cơ sở dữ liệu dinh dưỡng từ các nguồn uy tín, bao gồm thông tin về hàm lượng Calo và thành phần dinh dưỡng của đa dạng các loại thực phẩm. Dữ liệu đầu vào từ người dùng như các chỉ số nhân trắc học (chiều cao, cân nặng, tuổi, giới tính) và cường độ vận động được chuẩn </w:t>
-      </w:r>
+          <w:sz w:val="26"/>
+          <w:szCs w:val="26"/>
+        </w:rPr>
+      </w:pPr>
       <w:r>
         <w:rPr>
           <w:sz w:val="26"/>
           <w:szCs w:val="26"/>
         </w:rPr>
         <w:lastRenderedPageBreak/>
-        <w:t xml:space="preserve">hóa để làm cơ sở cho các thuật toán tính toán chỉ số BMI và nhu cầu năng lượng hàng ngày (TDEE). Phương pháp này đảm bảo tính chính xác và khoa học cho các gợi ý lộ trình dinh dưỡng phía sau. </w:t>
-      </w:r>
-    </w:p>
-    <w:p>
-      <w:pPr>
-        <w:spacing w:after="60" w:line="360" w:lineRule="auto"/>
-        <w:contextualSpacing/>
-        <w:jc w:val="both"/>
-        <w:rPr>
-          <w:sz w:val="26"/>
-          <w:szCs w:val="26"/>
-        </w:rPr>
-      </w:pPr>
-      <w:r>
-        <w:rPr>
-          <w:sz w:val="26"/>
-          <w:szCs w:val="26"/>
-        </w:rPr>
         <w:t xml:space="preserve">Về phương pháp nghiên cứu kỹ thuật, đề tài tập trung xây dựng hệ thống theo kiến trúc hiện đại, kết hợp giữa sức mạnh xử lý phía server và trải nghiệm người dùng đa nền tảng. Nghiên cứu  phát triển hệ thống Backend, đóng vai trò quản lý logic nghiệp vụ dinh dưỡng phức tạp, xử lý dữ liệu sinh trắc học và cung cấp các API tính toán Calo hiệu năng cao. Phía giao diện người dùng, nghiên cứu xây dựng ứng dụng di động, giúp tối ưu hóa trải nghiệm tương tác, đảm bảo tính mượt mà khi người dùng chụp ảnh thực phẩm hoặc theo dõi biểu đồ Dashboard. Đồng thời, các mô hình thị giác máy tính (Computer Vision) được tích hợp để giải quyết bài toán nhận diện thực phẩm qua hình ảnh, từ đó tự động hóa quy trình ước tính hàm lượng dinh dưỡng nạp vào. </w:t>
       </w:r>
     </w:p>
@@ -6265,7 +6332,6 @@
           <w:sz w:val="26"/>
           <w:szCs w:val="26"/>
         </w:rPr>
-        <w:lastRenderedPageBreak/>
         <w:t xml:space="preserve">Feature Agents: Thực thi các module riêng lẻ như nhận diện thực phẩm, gợi ý thực đơn và quản lý nhật ký ăn uống. </w:t>
       </w:r>
     </w:p>
@@ -6290,6 +6356,7 @@
           <w:sz w:val="26"/>
           <w:szCs w:val="26"/>
         </w:rPr>
+        <w:lastRenderedPageBreak/>
         <w:t xml:space="preserve">Quality &amp; Guardrails Agent: Đóng vai trò giám sát, sử dụng các Rào chắn kỹ thuật (Guardrails) và bộ kiểm thử TDD để đảm bảo mọi mã nguồn và nội dung dinh dưỡng luôn đạt độ chính xác cao, </w:t>
       </w:r>
       <w:proofErr w:type="gramStart"/>
@@ -6651,7 +6718,6 @@
           <w:sz w:val="26"/>
           <w:szCs w:val="26"/>
         </w:rPr>
-        <w:lastRenderedPageBreak/>
         <w:t xml:space="preserve">Chương 3. Phương pháp thực hiện đê tài </w:t>
       </w:r>
     </w:p>
@@ -6692,6 +6758,7 @@
           <w:sz w:val="26"/>
           <w:szCs w:val="26"/>
         </w:rPr>
+        <w:lastRenderedPageBreak/>
         <w:t>Chương 5. Kết luận</w:t>
       </w:r>
     </w:p>
@@ -7034,15 +7101,7 @@
           <w:sz w:val="26"/>
           <w:szCs w:val="26"/>
         </w:rPr>
-        <w:t xml:space="preserve">Chỉ số khối cơ thể (Body Mass Index - BMI) là một chỉ số nhân trắc học được sử dụng phổ biến trên toàn thế giới để đánh giá tình trạng thể trọng của một người trưởng thành dựa trên mối tương quan giữa chiều cao và cân nặng. Chỉ số này được nhà khoa học người Bỉ Adolphe Quetelet đưa ra vào năm 1832 và hiện nay được Tổ chức Y tế Thế </w:t>
-      </w:r>
-      <w:r>
-        <w:rPr>
-          <w:sz w:val="26"/>
-          <w:szCs w:val="26"/>
-        </w:rPr>
-        <w:lastRenderedPageBreak/>
-        <w:t>giới (WHO) công nhận là công cụ sàng lọc tiêu chuẩn để xác định các trạng thái thiếu cân, thừa cân hoặc béo phì.</w:t>
+        <w:t>Chỉ số khối cơ thể (Body Mass Index - BMI) là một chỉ số nhân trắc học được sử dụng phổ biến trên toàn thế giới để đánh giá tình trạng thể trọng của một người trưởng thành dựa trên mối tương quan giữa chiều cao và cân nặng. Chỉ số này được nhà khoa học người Bỉ Adolphe Quetelet đưa ra vào năm 1832 và hiện nay được Tổ chức Y tế Thế giới (WHO) công nhận là công cụ sàng lọc tiêu chuẩn để xác định các trạng thái thiếu cân, thừa cân hoặc béo phì.</w:t>
       </w:r>
     </w:p>
     <w:p>
@@ -7069,6 +7128,7 @@
           <w:sz w:val="28"/>
           <w:szCs w:val="28"/>
         </w:rPr>
+        <w:lastRenderedPageBreak/>
         <w:t>2.1.</w:t>
       </w:r>
       <w:r>
@@ -8081,8 +8141,15 @@
           <w:sz w:val="26"/>
           <w:szCs w:val="26"/>
         </w:rPr>
+        <w:t xml:space="preserve">Đánh giá rủi ro bệnh lý: Chỉ số BMI cao thường có mối liên hệ mật thiết với các bệnh lý mãn tính không lây như cao huyết áp, tiểu đường tuýp 2, và các bệnh về </w:t>
+      </w:r>
+      <w:r>
+        <w:rPr>
+          <w:sz w:val="26"/>
+          <w:szCs w:val="26"/>
+        </w:rPr>
         <w:lastRenderedPageBreak/>
-        <w:t xml:space="preserve">Đánh giá rủi ro bệnh lý: Chỉ số BMI cao thường có mối liên hệ mật thiết với các bệnh lý mãn tính không lây như cao huyết áp, tiểu đường tuýp 2, và các bệnh về tim mạch. Ngược lại, BMI quá thấp có thể là dấu hiệu của tình trạng thiếu hụt dưỡng chất hoặc suy giảm hệ miễn dịch. </w:t>
+        <w:t xml:space="preserve">tim mạch. Ngược lại, BMI quá thấp có thể là dấu hiệu của tình trạng thiếu hụt dưỡng chất hoặc suy giảm hệ miễn dịch. </w:t>
       </w:r>
     </w:p>
     <w:p>
@@ -8456,7 +8523,6 @@
           <w:sz w:val="26"/>
           <w:szCs w:val="26"/>
         </w:rPr>
-        <w:lastRenderedPageBreak/>
         <w:t xml:space="preserve">Hệ số PAL được phân loại định lượng dựa trên cường độ vận động đặc trưng của người dùng: </w:t>
       </w:r>
     </w:p>
@@ -8479,6 +8545,7 @@
           <w:sz w:val="26"/>
           <w:szCs w:val="26"/>
         </w:rPr>
+        <w:lastRenderedPageBreak/>
         <w:t xml:space="preserve">Nhóm tĩnh tại (Ít vận động): PAL=1.2 </w:t>
       </w:r>
     </w:p>
@@ -9005,7 +9072,6 @@
           <w:sz w:val="26"/>
           <w:szCs w:val="26"/>
         </w:rPr>
-        <w:lastRenderedPageBreak/>
         <w:t xml:space="preserve">Trạng thái Cân bằng (Maintenance): Khi mức năng lượng nạp vào tương đương với giá trị TDEE. Ở trạng thái này, trọng lượng cơ thể được duy trì ở mức ổn định. </w:t>
       </w:r>
     </w:p>
@@ -9028,6 +9094,7 @@
           <w:sz w:val="26"/>
           <w:szCs w:val="26"/>
         </w:rPr>
+        <w:lastRenderedPageBreak/>
         <w:t xml:space="preserve">Trạng thái Thâm hụt (Caloric Deficit): Xảy ra khi năng lượng nạp vào thấp hơn TDEE. Cơ thể kích hoạt cơ chế huy động năng lượng từ các mô dự trữ (mô mỡ). Để đảm bảo an toàn sinh học, mức thâm hụt khuyến nghị thường không vượt quá 20% - 25% tổng mức TDEE nhằm tránh các phản ứng tiêu cực của hệ chuyển hóa. </w:t>
       </w:r>
     </w:p>

--- a/docs/Báo cáo Seminar 1.docx
+++ b/docs/Báo cáo Seminar 1.docx
@@ -6007,6 +6007,304 @@
     </w:p>
     <w:p>
       <w:pPr>
+        <w:pStyle w:val="Heading2"/>
+        <w:jc w:val="both"/>
+        <w:rPr>
+          <w:i w:val="0"/>
+          <w:iCs w:val="0"/>
+          <w:sz w:val="26"/>
+          <w:szCs w:val="26"/>
+        </w:rPr>
+      </w:pPr>
+      <w:bookmarkStart w:id="8" w:name="_Toc228965969"/>
+      <w:r>
+        <w:rPr>
+          <w:i w:val="0"/>
+          <w:iCs w:val="0"/>
+          <w:sz w:val="26"/>
+          <w:szCs w:val="26"/>
+        </w:rPr>
+        <w:t>Đối tượng nghiên cứu của đề tài là quy trình phát triển phần mềm có sự hỗ trợ của trí tuệ nhân tạo theo hướng Vibe Engineering, đồng thời áp dụng quy trình này vào việc xây dựng hệ thống quản lý chế độ ăn uống cá nhân.</w:t>
+      </w:r>
+    </w:p>
+    <w:p>
+      <w:pPr>
+        <w:pStyle w:val="Heading2"/>
+        <w:jc w:val="both"/>
+        <w:rPr>
+          <w:i w:val="0"/>
+          <w:iCs w:val="0"/>
+          <w:sz w:val="26"/>
+          <w:szCs w:val="26"/>
+        </w:rPr>
+      </w:pPr>
+      <w:r>
+        <w:rPr>
+          <w:i w:val="0"/>
+          <w:iCs w:val="0"/>
+          <w:sz w:val="26"/>
+          <w:szCs w:val="26"/>
+        </w:rPr>
+        <w:t>Về nội dung nghiên cứu, đề tài tập trung vào các chức năng chính gồm:</w:t>
+      </w:r>
+    </w:p>
+    <w:p>
+      <w:pPr>
+        <w:pStyle w:val="Heading2"/>
+        <w:numPr>
+          <w:ilvl w:val="0"/>
+          <w:numId w:val="12"/>
+        </w:numPr>
+        <w:jc w:val="both"/>
+        <w:rPr>
+          <w:i w:val="0"/>
+          <w:iCs w:val="0"/>
+          <w:sz w:val="26"/>
+          <w:szCs w:val="26"/>
+        </w:rPr>
+      </w:pPr>
+      <w:r>
+        <w:rPr>
+          <w:i w:val="0"/>
+          <w:iCs w:val="0"/>
+          <w:sz w:val="26"/>
+          <w:szCs w:val="26"/>
+        </w:rPr>
+        <w:t>Đổi món thông minh</w:t>
+      </w:r>
+    </w:p>
+    <w:p>
+      <w:pPr>
+        <w:pStyle w:val="Heading2"/>
+        <w:numPr>
+          <w:ilvl w:val="0"/>
+          <w:numId w:val="12"/>
+        </w:numPr>
+        <w:jc w:val="both"/>
+        <w:rPr>
+          <w:i w:val="0"/>
+          <w:iCs w:val="0"/>
+          <w:sz w:val="26"/>
+          <w:szCs w:val="26"/>
+        </w:rPr>
+      </w:pPr>
+      <w:r>
+        <w:rPr>
+          <w:i w:val="0"/>
+          <w:iCs w:val="0"/>
+          <w:sz w:val="26"/>
+          <w:szCs w:val="26"/>
+        </w:rPr>
+        <w:t xml:space="preserve">Tính toán chỉ số BMI </w:t>
+      </w:r>
+    </w:p>
+    <w:p>
+      <w:pPr>
+        <w:pStyle w:val="Heading2"/>
+        <w:numPr>
+          <w:ilvl w:val="0"/>
+          <w:numId w:val="12"/>
+        </w:numPr>
+        <w:jc w:val="both"/>
+        <w:rPr>
+          <w:i w:val="0"/>
+          <w:iCs w:val="0"/>
+          <w:sz w:val="26"/>
+          <w:szCs w:val="26"/>
+        </w:rPr>
+      </w:pPr>
+      <w:r>
+        <w:rPr>
+          <w:i w:val="0"/>
+          <w:iCs w:val="0"/>
+          <w:sz w:val="26"/>
+          <w:szCs w:val="26"/>
+        </w:rPr>
+        <w:t xml:space="preserve">Xây dựng </w:t>
+      </w:r>
+      <w:r>
+        <w:rPr>
+          <w:i w:val="0"/>
+          <w:iCs w:val="0"/>
+          <w:sz w:val="26"/>
+          <w:szCs w:val="26"/>
+        </w:rPr>
+        <w:t>lộ trình</w:t>
+      </w:r>
+      <w:r>
+        <w:rPr>
+          <w:i w:val="0"/>
+          <w:iCs w:val="0"/>
+          <w:sz w:val="26"/>
+          <w:szCs w:val="26"/>
+        </w:rPr>
+        <w:t xml:space="preserve"> </w:t>
+      </w:r>
+      <w:r>
+        <w:rPr>
+          <w:i w:val="0"/>
+          <w:iCs w:val="0"/>
+          <w:sz w:val="26"/>
+          <w:szCs w:val="26"/>
+        </w:rPr>
+        <w:t xml:space="preserve">cá nhân </w:t>
+      </w:r>
+      <w:r>
+        <w:rPr>
+          <w:i w:val="0"/>
+          <w:iCs w:val="0"/>
+          <w:sz w:val="26"/>
+          <w:szCs w:val="26"/>
+        </w:rPr>
+        <w:t xml:space="preserve">theo mục tiêu tăng hoặc giảm cân </w:t>
+      </w:r>
+    </w:p>
+    <w:p>
+      <w:pPr>
+        <w:pStyle w:val="Heading2"/>
+        <w:numPr>
+          <w:ilvl w:val="0"/>
+          <w:numId w:val="12"/>
+        </w:numPr>
+        <w:jc w:val="both"/>
+        <w:rPr>
+          <w:i w:val="0"/>
+          <w:iCs w:val="0"/>
+          <w:sz w:val="26"/>
+          <w:szCs w:val="26"/>
+        </w:rPr>
+      </w:pPr>
+      <w:r>
+        <w:rPr>
+          <w:i w:val="0"/>
+          <w:iCs w:val="0"/>
+          <w:sz w:val="26"/>
+          <w:szCs w:val="26"/>
+        </w:rPr>
+        <w:t xml:space="preserve">Trực quan hóa dữ liệu sức khỏe bằng Dashboard </w:t>
+      </w:r>
+    </w:p>
+    <w:p>
+      <w:pPr>
+        <w:pStyle w:val="Heading2"/>
+        <w:numPr>
+          <w:ilvl w:val="0"/>
+          <w:numId w:val="12"/>
+        </w:numPr>
+        <w:jc w:val="both"/>
+        <w:rPr>
+          <w:i w:val="0"/>
+          <w:iCs w:val="0"/>
+          <w:sz w:val="26"/>
+          <w:szCs w:val="26"/>
+        </w:rPr>
+      </w:pPr>
+      <w:r>
+        <w:rPr>
+          <w:i w:val="0"/>
+          <w:iCs w:val="0"/>
+          <w:sz w:val="26"/>
+          <w:szCs w:val="26"/>
+        </w:rPr>
+        <w:t xml:space="preserve">Hỗ trợ nhận diện thực phẩm thông qua hình ảnh để phân tích thông tin dinh dưỡng </w:t>
+      </w:r>
+    </w:p>
+    <w:p>
+      <w:pPr>
+        <w:pStyle w:val="Heading2"/>
+        <w:jc w:val="both"/>
+        <w:rPr>
+          <w:i w:val="0"/>
+          <w:iCs w:val="0"/>
+          <w:sz w:val="26"/>
+          <w:szCs w:val="26"/>
+        </w:rPr>
+      </w:pPr>
+      <w:r>
+        <w:rPr>
+          <w:i w:val="0"/>
+          <w:iCs w:val="0"/>
+          <w:sz w:val="26"/>
+          <w:szCs w:val="26"/>
+        </w:rPr>
+        <w:t>Bên cạnh việc xây dựng hệ thống, đề tài tập trung nghiên cứu khả năng ứng dụng AI trong các giai đoạn phát triển phần mềm như phân tích yêu cầu, hỗ trợ sinh mã nguồn, thiết kế giao diện và tối ưu quy trình triển khai hệ thống.</w:t>
+      </w:r>
+    </w:p>
+    <w:p>
+      <w:pPr>
+        <w:pStyle w:val="Heading2"/>
+        <w:jc w:val="both"/>
+        <w:rPr>
+          <w:i w:val="0"/>
+          <w:iCs w:val="0"/>
+          <w:sz w:val="26"/>
+          <w:szCs w:val="26"/>
+        </w:rPr>
+      </w:pPr>
+      <w:r>
+        <w:rPr>
+          <w:i w:val="0"/>
+          <w:iCs w:val="0"/>
+          <w:sz w:val="26"/>
+          <w:szCs w:val="26"/>
+        </w:rPr>
+        <w:t>Về phạm vi triển khai, hệ thống hướng đến nhóm người dùng cá nhân có nhu cầu quản lý chế độ dinh dưỡng và theo dõi sức khỏe cơ bản. Đề tài không đi sâu vào các chức năng y khoa chuyên sâu như chẩn đoán bệnh, tư vấn điều trị hoặc huấn luyện mô hình AI ở mức nghiên cứu học thuật.</w:t>
+      </w:r>
+    </w:p>
+    <w:p>
+      <w:pPr>
+        <w:pStyle w:val="Heading2"/>
+        <w:jc w:val="both"/>
+        <w:rPr>
+          <w:b/>
+          <w:bCs/>
+          <w:i w:val="0"/>
+          <w:iCs w:val="0"/>
+          <w:color w:val="000000" w:themeColor="text1"/>
+          <w:sz w:val="28"/>
+          <w:szCs w:val="28"/>
+        </w:rPr>
+      </w:pPr>
+      <w:r>
+        <w:rPr>
+          <w:b/>
+          <w:bCs/>
+          <w:i w:val="0"/>
+          <w:iCs w:val="0"/>
+          <w:color w:val="000000" w:themeColor="text1"/>
+          <w:sz w:val="28"/>
+          <w:szCs w:val="28"/>
+        </w:rPr>
+        <w:t>1.</w:t>
+      </w:r>
+      <w:r>
+        <w:rPr>
+          <w:b/>
+          <w:bCs/>
+          <w:i w:val="0"/>
+          <w:iCs w:val="0"/>
+          <w:color w:val="000000" w:themeColor="text1"/>
+          <w:sz w:val="28"/>
+          <w:szCs w:val="28"/>
+        </w:rPr>
+        <w:t xml:space="preserve">4. </w:t>
+      </w:r>
+      <w:r>
+        <w:rPr>
+          <w:b/>
+          <w:bCs/>
+          <w:i w:val="0"/>
+          <w:iCs w:val="0"/>
+          <w:color w:val="000000" w:themeColor="text1"/>
+          <w:sz w:val="28"/>
+          <w:szCs w:val="28"/>
+        </w:rPr>
+        <w:t>Phương pháp nghiên cứu</w:t>
+      </w:r>
+      <w:bookmarkEnd w:id="8"/>
+    </w:p>
+    <w:p>
+      <w:pPr>
         <w:spacing w:after="60" w:line="360" w:lineRule="auto"/>
         <w:contextualSpacing/>
         <w:jc w:val="both"/>
@@ -6020,7 +6318,7 @@
           <w:sz w:val="26"/>
           <w:szCs w:val="26"/>
         </w:rPr>
-        <w:t xml:space="preserve">Về phạm vi triển khai, nghiên cứu tập trung vào nhóm người dùng đang sinh sống và làm việc tại khu vực Việt Nam, đặc biệt là những cá nhân trong độ tuổi trưởng thành có nhu cầu quản lý sức khỏe chủ động tại các đô thị lớn. Việc lựa chọn phạm vi này cho phép nghiên cứu tiếp cận với nhóm đối tượng có thói quen sử dụng thiết bị di động cao, đồng thời có sự quan tâm lớn đến việc kiểm soát cân nặng và tối ưu hóa dinh dưỡng trong bối cảnh nhịp sống hiện đại bận rộn. </w:t>
+        <w:t xml:space="preserve">Để đạt được các mục tiêu đã đề ra, nghiên cứu sử dụng kết hợp các nhóm phương pháp sau: </w:t>
       </w:r>
     </w:p>
     <w:p>
@@ -6029,71 +6327,17 @@
         <w:contextualSpacing/>
         <w:jc w:val="both"/>
         <w:rPr>
-          <w:b/>
-          <w:sz w:val="26"/>
-          <w:szCs w:val="26"/>
-        </w:rPr>
-      </w:pPr>
-      <w:r>
-        <w:rPr>
-          <w:sz w:val="26"/>
-          <w:szCs w:val="26"/>
-        </w:rPr>
-        <w:t>Về đối tượng và nội dung nghiên cứu, nghiên cứu tập trung vào các giải pháp cá nhân hóa dinh dưỡng dựa trên chỉ số khối cơ thể (BMI) và nhu cầu năng lượng (Calo). Nội dung trọng tâm bao gồm việc thiết lập hồ sơ sức khỏe (chiều cao, cân nặng, cường độ vận động), xây dựng thực đơn gợi ý có khả năng tùy biến linh hoạt, và ứng dụng công nghệ nhận diện hình ảnh để phân tích hàm lượng dinh dưỡng. Thông qua hệ thống Dashboard trực quan, nghiên cứu đi sâu vào phân tích mối liên hệ giữa lượng calo tiêu thụ thực tế và sự thay đổi trọng lượng, giúp người dùng giám sát và điều chỉnh lối sống một cách khoa học nhất.</w:t>
-      </w:r>
-    </w:p>
-    <w:p>
-      <w:pPr>
-        <w:pStyle w:val="Heading2"/>
-        <w:jc w:val="both"/>
-        <w:rPr>
-          <w:b/>
-          <w:bCs/>
-          <w:i w:val="0"/>
-          <w:iCs w:val="0"/>
-          <w:color w:val="000000" w:themeColor="text1"/>
-          <w:sz w:val="28"/>
-          <w:szCs w:val="28"/>
-        </w:rPr>
-      </w:pPr>
-      <w:bookmarkStart w:id="8" w:name="_Toc228965969"/>
-      <w:r>
-        <w:rPr>
-          <w:b/>
-          <w:bCs/>
-          <w:i w:val="0"/>
-          <w:iCs w:val="0"/>
-          <w:color w:val="000000" w:themeColor="text1"/>
-          <w:sz w:val="28"/>
-          <w:szCs w:val="28"/>
-        </w:rPr>
-        <w:t>1.</w:t>
-      </w:r>
-      <w:r>
-        <w:rPr>
-          <w:b/>
-          <w:bCs/>
-          <w:i w:val="0"/>
-          <w:iCs w:val="0"/>
-          <w:color w:val="000000" w:themeColor="text1"/>
-          <w:sz w:val="28"/>
-          <w:szCs w:val="28"/>
-        </w:rPr>
-        <w:t xml:space="preserve">4. </w:t>
-      </w:r>
-      <w:r>
-        <w:rPr>
-          <w:b/>
-          <w:bCs/>
-          <w:i w:val="0"/>
-          <w:iCs w:val="0"/>
-          <w:color w:val="000000" w:themeColor="text1"/>
-          <w:sz w:val="28"/>
-          <w:szCs w:val="28"/>
-        </w:rPr>
-        <w:t>Phương pháp nghiên cứu</w:t>
-      </w:r>
-      <w:bookmarkEnd w:id="8"/>
+          <w:sz w:val="26"/>
+          <w:szCs w:val="26"/>
+        </w:rPr>
+      </w:pPr>
+      <w:r>
+        <w:rPr>
+          <w:sz w:val="26"/>
+          <w:szCs w:val="26"/>
+        </w:rPr>
+        <w:t xml:space="preserve">Về phương pháp thu thập và xử lý dữ liệu, nghiên cứu tiến hành xây dựng cơ sở dữ liệu dinh dưỡng từ các nguồn uy tín, bao gồm thông tin về hàm lượng Calo và thành phần dinh dưỡng của đa dạng các loại thực phẩm. Dữ liệu đầu vào từ người dùng như các chỉ số nhân trắc học (chiều cao, cân nặng, tuổi, giới tính) và cường độ vận động được chuẩn hóa để làm cơ sở cho các thuật toán tính toán chỉ số BMI và nhu cầu năng lượng hàng ngày (TDEE). Phương pháp này đảm bảo tính chính xác và khoa học cho các gợi ý lộ trình dinh dưỡng phía sau. </w:t>
+      </w:r>
     </w:p>
     <w:p>
       <w:pPr>
@@ -6110,44 +6354,15 @@
           <w:sz w:val="26"/>
           <w:szCs w:val="26"/>
         </w:rPr>
-        <w:t xml:space="preserve">Để đạt được các mục tiêu đã đề ra, nghiên cứu sử dụng kết hợp các nhóm phương pháp sau: </w:t>
-      </w:r>
-    </w:p>
-    <w:p>
-      <w:pPr>
-        <w:spacing w:after="60" w:line="360" w:lineRule="auto"/>
-        <w:contextualSpacing/>
-        <w:jc w:val="both"/>
-        <w:rPr>
-          <w:sz w:val="26"/>
-          <w:szCs w:val="26"/>
-        </w:rPr>
-      </w:pPr>
-      <w:r>
-        <w:rPr>
-          <w:sz w:val="26"/>
-          <w:szCs w:val="26"/>
-        </w:rPr>
-        <w:t xml:space="preserve">Về phương pháp thu thập và xử lý dữ liệu, nghiên cứu tiến hành xây dựng cơ sở dữ liệu dinh dưỡng từ các nguồn uy tín, bao gồm thông tin về hàm lượng Calo và thành phần dinh dưỡng của đa dạng các loại thực phẩm. Dữ liệu đầu vào từ người dùng như các chỉ số nhân trắc học (chiều cao, cân nặng, tuổi, giới tính) và cường độ vận động được chuẩn hóa để làm cơ sở cho các thuật toán tính toán chỉ số BMI và nhu cầu năng lượng hàng ngày (TDEE). Phương pháp này đảm bảo tính chính xác và khoa học cho các gợi ý lộ trình dinh dưỡng phía sau. </w:t>
-      </w:r>
-    </w:p>
-    <w:p>
-      <w:pPr>
-        <w:spacing w:after="60" w:line="360" w:lineRule="auto"/>
-        <w:contextualSpacing/>
-        <w:jc w:val="both"/>
-        <w:rPr>
-          <w:sz w:val="26"/>
-          <w:szCs w:val="26"/>
-        </w:rPr>
-      </w:pPr>
+        <w:t xml:space="preserve">Về phương pháp nghiên cứu kỹ thuật, đề tài tập trung xây dựng hệ thống theo kiến trúc hiện đại, kết hợp giữa sức mạnh xử lý phía server và trải nghiệm người dùng đa nền tảng. Nghiên cứu  phát triển hệ thống Backend, đóng vai trò quản lý logic nghiệp vụ </w:t>
+      </w:r>
       <w:r>
         <w:rPr>
           <w:sz w:val="26"/>
           <w:szCs w:val="26"/>
         </w:rPr>
         <w:lastRenderedPageBreak/>
-        <w:t xml:space="preserve">Về phương pháp nghiên cứu kỹ thuật, đề tài tập trung xây dựng hệ thống theo kiến trúc hiện đại, kết hợp giữa sức mạnh xử lý phía server và trải nghiệm người dùng đa nền tảng. Nghiên cứu  phát triển hệ thống Backend, đóng vai trò quản lý logic nghiệp vụ dinh dưỡng phức tạp, xử lý dữ liệu sinh trắc học và cung cấp các API tính toán Calo hiệu năng cao. Phía giao diện người dùng, nghiên cứu xây dựng ứng dụng di động, giúp tối ưu hóa trải nghiệm tương tác, đảm bảo tính mượt mà khi người dùng chụp ảnh thực phẩm hoặc theo dõi biểu đồ Dashboard. Đồng thời, các mô hình thị giác máy tính (Computer Vision) được tích hợp để giải quyết bài toán nhận diện thực phẩm qua hình ảnh, từ đó tự động hóa quy trình ước tính hàm lượng dinh dưỡng nạp vào. </w:t>
+        <w:t xml:space="preserve">dinh dưỡng phức tạp, xử lý dữ liệu sinh trắc học và cung cấp các API tính toán Calo hiệu năng cao. Phía giao diện người dùng, nghiên cứu xây dựng ứng dụng di động, giúp tối ưu hóa trải nghiệm tương tác, đảm bảo tính mượt mà khi người dùng chụp ảnh thực phẩm hoặc theo dõi biểu đồ Dashboard. Đồng thời, các mô hình thị giác máy tính (Computer Vision) được tích hợp để giải quyết bài toán nhận diện thực phẩm qua hình ảnh, từ đó tự động hóa quy trình ước tính hàm lượng dinh dưỡng nạp vào. </w:t>
       </w:r>
     </w:p>
     <w:p>
@@ -6356,7 +6571,6 @@
           <w:sz w:val="26"/>
           <w:szCs w:val="26"/>
         </w:rPr>
-        <w:lastRenderedPageBreak/>
         <w:t xml:space="preserve">Quality &amp; Guardrails Agent: Đóng vai trò giám sát, sử dụng các Rào chắn kỹ thuật (Guardrails) và bộ kiểm thử TDD để đảm bảo mọi mã nguồn và nội dung dinh dưỡng luôn đạt độ chính xác cao, </w:t>
       </w:r>
       <w:proofErr w:type="gramStart"/>
@@ -6395,6 +6609,7 @@
           <w:sz w:val="26"/>
           <w:szCs w:val="26"/>
         </w:rPr>
+        <w:lastRenderedPageBreak/>
         <w:t>Framework phát triển (Frontend &amp; Backend):</w:t>
       </w:r>
       <w:r>
@@ -6758,7 +6973,6 @@
           <w:sz w:val="26"/>
           <w:szCs w:val="26"/>
         </w:rPr>
-        <w:lastRenderedPageBreak/>
         <w:t>Chương 5. Kết luận</w:t>
       </w:r>
     </w:p>
@@ -7128,7 +7342,6 @@
           <w:sz w:val="28"/>
           <w:szCs w:val="28"/>
         </w:rPr>
-        <w:lastRenderedPageBreak/>
         <w:t>2.1.</w:t>
       </w:r>
       <w:r>
@@ -7246,6 +7459,7 @@
           <w:sz w:val="26"/>
           <w:szCs w:val="26"/>
         </w:rPr>
+        <w:lastRenderedPageBreak/>
         <w:t xml:space="preserve">Trong đó: </w:t>
       </w:r>
     </w:p>
@@ -8141,15 +8355,7 @@
           <w:sz w:val="26"/>
           <w:szCs w:val="26"/>
         </w:rPr>
-        <w:t xml:space="preserve">Đánh giá rủi ro bệnh lý: Chỉ số BMI cao thường có mối liên hệ mật thiết với các bệnh lý mãn tính không lây như cao huyết áp, tiểu đường tuýp 2, và các bệnh về </w:t>
-      </w:r>
-      <w:r>
-        <w:rPr>
-          <w:sz w:val="26"/>
-          <w:szCs w:val="26"/>
-        </w:rPr>
-        <w:lastRenderedPageBreak/>
-        <w:t xml:space="preserve">tim mạch. Ngược lại, BMI quá thấp có thể là dấu hiệu của tình trạng thiếu hụt dưỡng chất hoặc suy giảm hệ miễn dịch. </w:t>
+        <w:t xml:space="preserve">Đánh giá rủi ro bệnh lý: Chỉ số BMI cao thường có mối liên hệ mật thiết với các bệnh lý mãn tính không lây như cao huyết áp, tiểu đường tuýp 2, và các bệnh về tim mạch. Ngược lại, BMI quá thấp có thể là dấu hiệu của tình trạng thiếu hụt dưỡng chất hoặc suy giảm hệ miễn dịch. </w:t>
       </w:r>
     </w:p>
     <w:p>
@@ -8171,6 +8377,7 @@
           <w:sz w:val="26"/>
           <w:szCs w:val="26"/>
         </w:rPr>
+        <w:lastRenderedPageBreak/>
         <w:t>Cơ sở cho lộ trình năng lượng: Kết quả phân loại BMI là căn cứ quan trọng để tính toán Tổng mức tiêu thụ năng lượng hàng ngày (TDEE), giúp người dùng thiết lập chế độ ăn thặng dư hoặc thâm hụt Calo một cách hợp lý.</w:t>
       </w:r>
     </w:p>
@@ -8545,7 +8752,6 @@
           <w:sz w:val="26"/>
           <w:szCs w:val="26"/>
         </w:rPr>
-        <w:lastRenderedPageBreak/>
         <w:t xml:space="preserve">Nhóm tĩnh tại (Ít vận động): PAL=1.2 </w:t>
       </w:r>
     </w:p>
@@ -8590,6 +8796,7 @@
           <w:sz w:val="26"/>
           <w:szCs w:val="26"/>
         </w:rPr>
+        <w:lastRenderedPageBreak/>
         <w:t xml:space="preserve">Nhóm vận động trung bình (Tần suất 3-5 buổi/tuần): PAL=1.55 </w:t>
       </w:r>
     </w:p>
@@ -9094,8 +9301,15 @@
           <w:sz w:val="26"/>
           <w:szCs w:val="26"/>
         </w:rPr>
+        <w:t xml:space="preserve">Trạng thái Thâm hụt (Caloric Deficit): Xảy ra khi năng lượng nạp vào thấp hơn TDEE. Cơ thể kích hoạt cơ chế huy động năng lượng từ các mô dự trữ (mô mỡ). Để đảm bảo an toàn sinh học, mức thâm hụt khuyến nghị thường không vượt quá </w:t>
+      </w:r>
+      <w:r>
+        <w:rPr>
+          <w:sz w:val="26"/>
+          <w:szCs w:val="26"/>
+        </w:rPr>
         <w:lastRenderedPageBreak/>
-        <w:t xml:space="preserve">Trạng thái Thâm hụt (Caloric Deficit): Xảy ra khi năng lượng nạp vào thấp hơn TDEE. Cơ thể kích hoạt cơ chế huy động năng lượng từ các mô dự trữ (mô mỡ). Để đảm bảo an toàn sinh học, mức thâm hụt khuyến nghị thường không vượt quá 20% - 25% tổng mức TDEE nhằm tránh các phản ứng tiêu cực của hệ chuyển hóa. </w:t>
+        <w:t xml:space="preserve">20% - 25% tổng mức TDEE nhằm tránh các phản ứng tiêu cực của hệ chuyển hóa. </w:t>
       </w:r>
     </w:p>
     <w:p>
@@ -9211,7 +9425,6 @@
           <w:sz w:val="28"/>
           <w:szCs w:val="28"/>
         </w:rPr>
-        <w:lastRenderedPageBreak/>
         <w:drawing>
           <wp:inline distT="114300" distB="114300" distL="114300" distR="114300" wp14:anchorId="5FFC6EBC" wp14:editId="72310A85">
             <wp:extent cx="5731200" cy="3124200"/>
@@ -9365,6 +9578,7 @@
           <w:sz w:val="26"/>
           <w:szCs w:val="26"/>
         </w:rPr>
+        <w:lastRenderedPageBreak/>
         <w:t>Sự trỗi dậy của Vibe Coding đánh dấu kỷ nguyên "ngôn ngữ lập trình mới nóng nhất hiện nay là ngôn ngữ tự nhiên", cho phép cả những người không chuyên có thể xây dựng các công cụ cá nhân hóa phức tạp.</w:t>
       </w:r>
     </w:p>
@@ -9494,8 +9708,78 @@
           <w:sz w:val="26"/>
           <w:szCs w:val="26"/>
         </w:rPr>
+        <w:t xml:space="preserve">Đánh giá rủi ro nghiêm ngặt (Rigorous Risk Assessment): Trước khi triển khai, mọi thành phần AI tạo ra phải trải qua quy trình kiểm tra bảo mật và hiệu năng nhằm tránh các lỗ hổng hoặc lỗi logic tiềm ẩn. </w:t>
+      </w:r>
+    </w:p>
+    <w:p>
+      <w:pPr>
+        <w:spacing w:line="360" w:lineRule="auto"/>
+        <w:jc w:val="both"/>
+        <w:rPr>
+          <w:sz w:val="26"/>
+          <w:szCs w:val="26"/>
+        </w:rPr>
+      </w:pPr>
+      <w:r>
+        <w:rPr>
+          <w:sz w:val="26"/>
+          <w:szCs w:val="26"/>
+        </w:rPr>
+        <w:t xml:space="preserve">Về bản chất, Vibe Engineering là việc áp dụng các nguyên tắc kỹ thuật nghiêm ngặt vào quá trình tương tác với AI, thay thế sự tin tưởng mù quáng bằng việc tiêm bối cảnh chính xác. </w:t>
+      </w:r>
+    </w:p>
+    <w:p>
+      <w:pPr>
+        <w:pStyle w:val="Heading2"/>
+        <w:jc w:val="both"/>
+        <w:rPr>
+          <w:b/>
+          <w:bCs/>
+          <w:i w:val="0"/>
+          <w:iCs w:val="0"/>
+          <w:color w:val="000000" w:themeColor="text1"/>
+          <w:sz w:val="28"/>
+          <w:szCs w:val="28"/>
+        </w:rPr>
+      </w:pPr>
+      <w:bookmarkStart w:id="31" w:name="_Toc228965987"/>
+      <w:r>
+        <w:rPr>
+          <w:b/>
+          <w:bCs/>
+          <w:i w:val="0"/>
+          <w:iCs w:val="0"/>
+          <w:color w:val="000000" w:themeColor="text1"/>
+          <w:sz w:val="28"/>
+          <w:szCs w:val="28"/>
+        </w:rPr>
+        <w:t>2.7. Định nghĩa về Promp Engineering</w:t>
+      </w:r>
+      <w:bookmarkEnd w:id="31"/>
+    </w:p>
+    <w:p>
+      <w:pPr>
+        <w:spacing w:line="360" w:lineRule="auto"/>
+        <w:jc w:val="both"/>
+        <w:rPr>
+          <w:sz w:val="26"/>
+          <w:szCs w:val="26"/>
+        </w:rPr>
+      </w:pPr>
+      <w:r>
+        <w:rPr>
+          <w:sz w:val="26"/>
+          <w:szCs w:val="26"/>
+        </w:rPr>
+        <w:t xml:space="preserve">Prompt Engineering là kỷ luật thiết kế, tối ưu hóa và tinh chỉnh các đầu vào văn bản (prompts) để hướng dẫn các mô hình ngôn ngữ lớn (LLM) thực hiện các tác vụ cụ thể và sản xuất các đầu ra chính xác, đáng tin cậy. Về bản chất, đây là nghệ thuật giao tiếp với máy tính thông qua ngôn ngữ tự nhiên, đóng vai trò như một "lớp trừu tượng lập trình" mới (Software 3.0). Kỹ thuật này không chỉ đơn thuần là việc tìm kiếm từ ngữ </w:t>
+      </w:r>
+      <w:r>
+        <w:rPr>
+          <w:sz w:val="26"/>
+          <w:szCs w:val="26"/>
+        </w:rPr>
         <w:lastRenderedPageBreak/>
-        <w:t xml:space="preserve">Đánh giá rủi ro nghiêm ngặt (Rigorous Risk Assessment): Trước khi triển khai, mọi thành phần AI tạo ra phải trải qua quy trình kiểm tra bảo mật và hiệu năng nhằm tránh các lỗ hổng hoặc lỗi logic tiềm ẩn. </w:t>
+        <w:t xml:space="preserve">phù hợp mà còn là việc cấu trúc hóa chỉ thị sao cho mô hình có thể diễn giải đúng ý định người dùng. </w:t>
       </w:r>
     </w:p>
     <w:p>
@@ -9512,7 +9796,23 @@
           <w:sz w:val="26"/>
           <w:szCs w:val="26"/>
         </w:rPr>
-        <w:t xml:space="preserve">Về bản chất, Vibe Engineering là việc áp dụng các nguyên tắc kỹ thuật nghiêm ngặt vào quá trình tương tác với AI, thay thế sự tin tưởng mù quáng bằng việc tiêm bối cảnh chính xác. </w:t>
+        <w:t>Các kỹ thuật phổ biến trong Prompt Engineering bao gồm: Phân bổ vai trò (Role prompting), Lập luận từng bước (Chain-of-Thought), và Cung cấp ví dụ mẫu (Few-shot learning). Mặc dù quan trọng, Prompt Engineering thường chỉ tập trung vào các tương tác đơn lẻ hoặc ngắn hạn (</w:t>
+      </w:r>
+      <w:proofErr w:type="gramStart"/>
+      <w:r>
+        <w:rPr>
+          <w:sz w:val="26"/>
+          <w:szCs w:val="26"/>
+        </w:rPr>
+        <w:t>single-turn</w:t>
+      </w:r>
+      <w:proofErr w:type="gramEnd"/>
+      <w:r>
+        <w:rPr>
+          <w:sz w:val="26"/>
+          <w:szCs w:val="26"/>
+        </w:rPr>
+        <w:t xml:space="preserve">) và phụ thuộc nhiều vào khả năng ngôn ngữ của người vận hành. </w:t>
       </w:r>
     </w:p>
     <w:p>
@@ -9529,20 +9829,20 @@
           <w:szCs w:val="28"/>
         </w:rPr>
       </w:pPr>
-      <w:bookmarkStart w:id="31" w:name="_Toc228965987"/>
-      <w:r>
-        <w:rPr>
-          <w:b/>
-          <w:bCs/>
-          <w:i w:val="0"/>
-          <w:iCs w:val="0"/>
-          <w:color w:val="000000" w:themeColor="text1"/>
-          <w:sz w:val="28"/>
-          <w:szCs w:val="28"/>
-        </w:rPr>
-        <w:t>2.7. Định nghĩa về Promp Engineering</w:t>
-      </w:r>
-      <w:bookmarkEnd w:id="31"/>
+      <w:bookmarkStart w:id="32" w:name="_Toc228965988"/>
+      <w:r>
+        <w:rPr>
+          <w:b/>
+          <w:bCs/>
+          <w:i w:val="0"/>
+          <w:iCs w:val="0"/>
+          <w:color w:val="000000" w:themeColor="text1"/>
+          <w:sz w:val="28"/>
+          <w:szCs w:val="28"/>
+        </w:rPr>
+        <w:t>2.8. Định nghĩa về Context Engineering</w:t>
+      </w:r>
+      <w:bookmarkEnd w:id="32"/>
     </w:p>
     <w:p>
       <w:pPr>
@@ -9558,7 +9858,7 @@
           <w:sz w:val="26"/>
           <w:szCs w:val="26"/>
         </w:rPr>
-        <w:t xml:space="preserve">Prompt Engineering là kỷ luật thiết kế, tối ưu hóa và tinh chỉnh các đầu vào văn bản (prompts) để hướng dẫn các mô hình ngôn ngữ lớn (LLM) thực hiện các tác vụ cụ thể và sản xuất các đầu ra chính xác, đáng tin cậy. Về bản chất, đây là nghệ thuật giao tiếp với máy tính thông qua ngôn ngữ tự nhiên, đóng vai trò như một "lớp trừu tượng lập trình" mới (Software 3.0). Kỹ thuật này không chỉ đơn thuần là việc tìm kiếm từ ngữ phù hợp mà còn là việc cấu trúc hóa chỉ thị sao cho mô hình có thể diễn giải đúng ý định người dùng. </w:t>
+        <w:t xml:space="preserve">Context Engineering là một kỷ luật cao hơn, mang tính hệ thống hơn, tập trung vào việc thiết kế, cấu trúc và quản trị toàn bộ môi trường thông tin mà trí tuệ nhân tạo truy cập trong suốt quá trình suy luận. Trong khi Prompt Engineering hỏi "Tôi nên diễn đạt yêu cầu này như thế nào?", Context Engineering giải quyết bài toán "Mô hình cần biết những thông tin gì ngay bây giờ để đưa ra phản hồi đúng nhất?". Xuất hiện như một sự tiến hóa tất yếu từ giữa năm 2025, kỷ luật này xử lý các thách thức của hệ thống thực tế mà phương pháp gợi ý đơn thuần không thể đáp ứng, như duy trì bộ nhớ dài hạn, quản trị dữ liệu quy mô lớn và đảm bảo tính tuân thủ. </w:t>
       </w:r>
     </w:p>
     <w:p>
@@ -9575,23 +9875,7 @@
           <w:sz w:val="26"/>
           <w:szCs w:val="26"/>
         </w:rPr>
-        <w:t>Các kỹ thuật phổ biến trong Prompt Engineering bao gồm: Phân bổ vai trò (Role prompting), Lập luận từng bước (Chain-of-Thought), và Cung cấp ví dụ mẫu (Few-shot learning). Mặc dù quan trọng, Prompt Engineering thường chỉ tập trung vào các tương tác đơn lẻ hoặc ngắn hạn (</w:t>
-      </w:r>
-      <w:proofErr w:type="gramStart"/>
-      <w:r>
-        <w:rPr>
-          <w:sz w:val="26"/>
-          <w:szCs w:val="26"/>
-        </w:rPr>
-        <w:t>single-turn</w:t>
-      </w:r>
-      <w:proofErr w:type="gramEnd"/>
-      <w:r>
-        <w:rPr>
-          <w:sz w:val="26"/>
-          <w:szCs w:val="26"/>
-        </w:rPr>
-        <w:t xml:space="preserve">) và phụ thuộc nhiều vào khả năng ngôn ngữ của người vận hành. </w:t>
+        <w:t>Context Engineering coi ngữ cảnh là một tài nguyên hữu hạn và quý giá, bao gồm 5 lớp cốt lõi: Lệnh hệ thống (Persona &amp; Constraints), Công cụ (Function calling/MCP), Bộ nhớ (Memory), Truy xuất (RAG) và Trạng thái (Task progress). Việc làm chủ Context Engineering giúp hệ thống tránh khỏi hiện tượng "Context Poisoning" (nhiễm độc thông tin) hoặc "Context Confusion" (nhầm lẫn công cụ), từ đó biến trí tuệ nhân tạo từ một chatbot đơn thuần thành một cộng sự đắc lực có khả năng thấu hiểu sâu sắc bối cảnh doanh nghiệp và dự án.</w:t>
       </w:r>
     </w:p>
     <w:p>
@@ -9608,20 +9892,32 @@
           <w:szCs w:val="28"/>
         </w:rPr>
       </w:pPr>
-      <w:bookmarkStart w:id="32" w:name="_Toc228965988"/>
-      <w:r>
-        <w:rPr>
-          <w:b/>
-          <w:bCs/>
-          <w:i w:val="0"/>
-          <w:iCs w:val="0"/>
-          <w:color w:val="000000" w:themeColor="text1"/>
-          <w:sz w:val="28"/>
-          <w:szCs w:val="28"/>
-        </w:rPr>
-        <w:t>2.8. Định nghĩa về Context Engineering</w:t>
-      </w:r>
-      <w:bookmarkEnd w:id="32"/>
+      <w:bookmarkStart w:id="33" w:name="_Toc228965989"/>
+      <w:r>
+        <w:rPr>
+          <w:b/>
+          <w:bCs/>
+          <w:i w:val="0"/>
+          <w:iCs w:val="0"/>
+          <w:color w:val="000000" w:themeColor="text1"/>
+          <w:sz w:val="28"/>
+          <w:szCs w:val="28"/>
+        </w:rPr>
+        <w:t xml:space="preserve">2.9. </w:t>
+      </w:r>
+      <w:r>
+        <w:rPr>
+          <w:b/>
+          <w:bCs/>
+          <w:i w:val="0"/>
+          <w:iCs w:val="0"/>
+          <w:color w:val="000000" w:themeColor="text1"/>
+          <w:sz w:val="28"/>
+          <w:szCs w:val="28"/>
+        </w:rPr>
+        <w:t>Kiến trúc điều phối và thực thi đa tầng</w:t>
+      </w:r>
+      <w:bookmarkEnd w:id="33"/>
     </w:p>
     <w:p>
       <w:pPr>
@@ -9637,7 +9933,7 @@
           <w:sz w:val="26"/>
           <w:szCs w:val="26"/>
         </w:rPr>
-        <w:t xml:space="preserve">Context Engineering là một kỷ luật cao hơn, mang tính hệ thống hơn, tập trung vào việc thiết kế, cấu trúc và quản trị toàn bộ môi trường thông tin mà trí tuệ nhân tạo truy cập trong suốt quá trình suy luận. Trong khi Prompt Engineering hỏi "Tôi nên diễn đạt yêu cầu này như thế nào?", Context Engineering giải quyết bài toán "Mô hình cần biết những thông tin gì ngay bây giờ để đưa ra phản hồi đúng nhất?". Xuất hiện như một sự tiến hóa tất yếu từ giữa năm 2025, kỷ luật này xử lý các thách thức của hệ thống thực tế mà phương pháp gợi ý đơn thuần không thể đáp ứng, như duy trì bộ nhớ dài hạn, quản trị dữ liệu quy mô lớn và đảm bảo tính tuân thủ. </w:t>
+        <w:t xml:space="preserve">Kỷ nguyên Vibe Engineering năm 2026 đánh dấu cuộc đại tu trong cách con người kiến tạo phần mềm: chuyển từ việc gõ mã nguồn thủ công sang điều phối "cảm quan" kỹ thuật hệ thống. Trọng tâm của phương thức này là Context Engineering (Làm chủ bối cảnh), nơi kỹ sư đóng vai trò kiến trúc sư trưởng, chuyển hóa ý niệm thành các đặc tả chiến lược để dẫn dắt trí tuệ nhân tạo. Với sự hỗ trợ từ các IDE thế hệ mới có khả năng thấu hiểu toàn bộ biểu đồ dự án, mọi thay đổi quy mô lớn giờ đây có thể thực hiện qua ngôn ngữ tự nhiên, vận hành trong vòng lặp phản hồi tức thì để tối ưu hóa hiệu suất và giải phóng con người khỏi các tác vụ lặp lại. </w:t>
       </w:r>
     </w:p>
     <w:p>
@@ -9654,15 +9950,25 @@
           <w:sz w:val="26"/>
           <w:szCs w:val="26"/>
         </w:rPr>
-        <w:t xml:space="preserve">Context Engineering coi ngữ cảnh là một tài nguyên hữu hạn và quý giá, bao gồm 5 lớp cốt lõi: Lệnh hệ thống (Persona &amp; Constraints), Công cụ (Function calling/MCP), Bộ nhớ (Memory), Truy xuất (RAG) và Trạng thái (Task progress). Việc làm chủ Context Engineering giúp hệ thống tránh khỏi hiện tượng "Context Poisoning" (nhiễm độc thông </w:t>
-      </w:r>
-      <w:r>
-        <w:rPr>
-          <w:sz w:val="26"/>
-          <w:szCs w:val="26"/>
-        </w:rPr>
         <w:lastRenderedPageBreak/>
-        <w:t>tin) hoặc "Context Confusion" (nhầm lẫn công cụ), từ đó biến trí tuệ nhân tạo từ một chatbot đơn thuần thành một cộng sự đắc lực có khả năng thấu hiểu sâu sắc bối cảnh doanh nghiệp và dự án.</w:t>
+        <w:t xml:space="preserve">Trong dự án App Nutrition, mô hình này được cụ thể hóa bằng một "nhạc trưởng" điều phối song song các đơn vị chuyên môn về dịch vụ nền, giao diện đa nền tảng và thuật toán AI. Thay vì làm việc cô lập, các bộ phận này tương tác qua hệ thống "hộp thư bối cảnh", giúp tự động cập nhật và phản biện kiến trúc để duy trì sự liền mạch cho toàn bộ mã nguồn. Để đảm bảo tính tin cậy, một "hiến pháp" kỹ thuật nghiêm ngặt cùng quy trình kiểm thử tự động (TDD) được thiết lập, buộc mọi logic từ tính toán BMI đến gợi ý thực đơn phải đạt độ chính xác tuyệt đối, đồng thời ngăn chặn triệt để rủi ro "quên bối cảnh" của AI. </w:t>
+      </w:r>
+    </w:p>
+    <w:p>
+      <w:pPr>
+        <w:spacing w:line="360" w:lineRule="auto"/>
+        <w:jc w:val="both"/>
+        <w:rPr>
+          <w:sz w:val="26"/>
+          <w:szCs w:val="26"/>
+        </w:rPr>
+      </w:pPr>
+      <w:r>
+        <w:rPr>
+          <w:sz w:val="26"/>
+          <w:szCs w:val="26"/>
+        </w:rPr>
+        <w:t>Cuối cùng, Vibe Engineering định nghĩa lại bản sắc của lập trình viên: giá trị không còn nằm ở việc thuộc lòng cú pháp ngôn ngữ mà ở tư duy hệ thống và năng lực thẩm định. Người kỹ sư trở thành người điều hướng, sử dụng năng lực thực thi vô hạn của máy móc để hiện thực hóa các ý tưởng phức tạp. Kết quả không chỉ là một ứng dụng App Nutrition hoàn thiện, bảo mật mà còn là minh chứng cho một phương thức sản xuất tương lai, nơi máy móc đảm nhiệm kỹ thuật và con người tập trung vào sự sáng tạo và logic bậc cao.</w:t>
       </w:r>
     </w:p>
     <w:p>
@@ -9679,98 +9985,6 @@
           <w:szCs w:val="28"/>
         </w:rPr>
       </w:pPr>
-      <w:bookmarkStart w:id="33" w:name="_Toc228965989"/>
-      <w:r>
-        <w:rPr>
-          <w:b/>
-          <w:bCs/>
-          <w:i w:val="0"/>
-          <w:iCs w:val="0"/>
-          <w:color w:val="000000" w:themeColor="text1"/>
-          <w:sz w:val="28"/>
-          <w:szCs w:val="28"/>
-        </w:rPr>
-        <w:t xml:space="preserve">2.9. </w:t>
-      </w:r>
-      <w:r>
-        <w:rPr>
-          <w:b/>
-          <w:bCs/>
-          <w:i w:val="0"/>
-          <w:iCs w:val="0"/>
-          <w:color w:val="000000" w:themeColor="text1"/>
-          <w:sz w:val="28"/>
-          <w:szCs w:val="28"/>
-        </w:rPr>
-        <w:t>Kiến trúc điều phối và thực thi đa tầng</w:t>
-      </w:r>
-      <w:bookmarkEnd w:id="33"/>
-    </w:p>
-    <w:p>
-      <w:pPr>
-        <w:spacing w:line="360" w:lineRule="auto"/>
-        <w:jc w:val="both"/>
-        <w:rPr>
-          <w:sz w:val="26"/>
-          <w:szCs w:val="26"/>
-        </w:rPr>
-      </w:pPr>
-      <w:r>
-        <w:rPr>
-          <w:sz w:val="26"/>
-          <w:szCs w:val="26"/>
-        </w:rPr>
-        <w:t xml:space="preserve">Kỷ nguyên Vibe Engineering năm 2026 đánh dấu cuộc đại tu trong cách con người kiến tạo phần mềm: chuyển từ việc gõ mã nguồn thủ công sang điều phối "cảm quan" kỹ thuật hệ thống. Trọng tâm của phương thức này là Context Engineering (Làm chủ bối cảnh), nơi kỹ sư đóng vai trò kiến trúc sư trưởng, chuyển hóa ý niệm thành các đặc tả chiến lược để dẫn dắt trí tuệ nhân tạo. Với sự hỗ trợ từ các IDE thế hệ mới có khả năng thấu hiểu toàn bộ biểu đồ dự án, mọi thay đổi quy mô lớn giờ đây có thể thực hiện qua ngôn ngữ tự nhiên, vận hành trong vòng lặp phản hồi tức thì để tối ưu hóa hiệu suất và giải phóng con người khỏi các tác vụ lặp lại. </w:t>
-      </w:r>
-    </w:p>
-    <w:p>
-      <w:pPr>
-        <w:spacing w:line="360" w:lineRule="auto"/>
-        <w:jc w:val="both"/>
-        <w:rPr>
-          <w:sz w:val="26"/>
-          <w:szCs w:val="26"/>
-        </w:rPr>
-      </w:pPr>
-      <w:r>
-        <w:rPr>
-          <w:sz w:val="26"/>
-          <w:szCs w:val="26"/>
-        </w:rPr>
-        <w:t xml:space="preserve">Trong dự án App Nutrition, mô hình này được cụ thể hóa bằng một "nhạc trưởng" điều phối song song các đơn vị chuyên môn về dịch vụ nền, giao diện đa nền tảng và thuật toán AI. Thay vì làm việc cô lập, các bộ phận này tương tác qua hệ thống "hộp thư bối cảnh", giúp tự động cập nhật và phản biện kiến trúc để duy trì sự liền mạch cho toàn bộ mã nguồn. Để đảm bảo tính tin cậy, một "hiến pháp" kỹ thuật nghiêm ngặt cùng quy trình kiểm thử tự động (TDD) được thiết lập, buộc mọi logic từ tính toán BMI đến gợi ý thực đơn phải đạt độ chính xác tuyệt đối, đồng thời ngăn chặn triệt để rủi ro "quên bối cảnh" của AI. </w:t>
-      </w:r>
-    </w:p>
-    <w:p>
-      <w:pPr>
-        <w:spacing w:line="360" w:lineRule="auto"/>
-        <w:jc w:val="both"/>
-        <w:rPr>
-          <w:sz w:val="26"/>
-          <w:szCs w:val="26"/>
-        </w:rPr>
-      </w:pPr>
-      <w:r>
-        <w:rPr>
-          <w:sz w:val="26"/>
-          <w:szCs w:val="26"/>
-        </w:rPr>
-        <w:t>Cuối cùng, Vibe Engineering định nghĩa lại bản sắc của lập trình viên: giá trị không còn nằm ở việc thuộc lòng cú pháp ngôn ngữ mà ở tư duy hệ thống và năng lực thẩm định. Người kỹ sư trở thành người điều hướng, sử dụng năng lực thực thi vô hạn của máy móc để hiện thực hóa các ý tưởng phức tạp. Kết quả không chỉ là một ứng dụng App Nutrition hoàn thiện, bảo mật mà còn là minh chứng cho một phương thức sản xuất tương lai, nơi máy móc đảm nhiệm kỹ thuật và con người tập trung vào sự sáng tạo và logic bậc cao.</w:t>
-      </w:r>
-    </w:p>
-    <w:p>
-      <w:pPr>
-        <w:pStyle w:val="Heading2"/>
-        <w:jc w:val="both"/>
-        <w:rPr>
-          <w:b/>
-          <w:bCs/>
-          <w:i w:val="0"/>
-          <w:iCs w:val="0"/>
-          <w:color w:val="000000" w:themeColor="text1"/>
-          <w:sz w:val="28"/>
-          <w:szCs w:val="28"/>
-        </w:rPr>
-      </w:pPr>
       <w:bookmarkStart w:id="34" w:name="_Toc228965990"/>
       <w:r>
         <w:rPr>
@@ -9782,7 +9996,6 @@
           <w:sz w:val="28"/>
           <w:szCs w:val="28"/>
         </w:rPr>
-        <w:lastRenderedPageBreak/>
         <w:t xml:space="preserve">2.10. </w:t>
       </w:r>
       <w:r>
@@ -10097,7 +10310,15 @@
           <w:sz w:val="26"/>
           <w:szCs w:val="26"/>
         </w:rPr>
-        <w:t xml:space="preserve">Chatbot for SWEs &amp; AI Auto-triage: Ở các giai đoạn Design, Analyze và Plan, AI hỗ trợ kỹ sư phần mềm tóm tắt yêu cầu, phân loại vấn đề tự động và đề xuất kiến trúc hệ thống. Điều này giúp giảm thiểu sai sót từ bước lập kế hoạch và tối ưu hóa tài liệu thiết kế. </w:t>
+        <w:t xml:space="preserve">Chatbot for SWEs &amp; AI Auto-triage: Ở các giai đoạn Design, Analyze và Plan, AI hỗ trợ kỹ sư phần mềm tóm tắt yêu cầu, phân loại vấn đề tự động và đề xuất </w:t>
+      </w:r>
+      <w:r>
+        <w:rPr>
+          <w:sz w:val="26"/>
+          <w:szCs w:val="26"/>
+        </w:rPr>
+        <w:lastRenderedPageBreak/>
+        <w:t xml:space="preserve">kiến trúc hệ thống. Điều này giúp giảm thiểu sai sót từ bước lập kế hoạch và tối ưu hóa tài liệu thiết kế. </w:t>
       </w:r>
     </w:p>
     <w:p>
@@ -10251,15 +10472,7 @@
           <w:sz w:val="26"/>
           <w:szCs w:val="26"/>
         </w:rPr>
-        <w:t>Automated Testing &amp; AI-assisted Debug: Trong giai đoạn Test và Build, AI tự động hóa việc tạo các bộ kiểm thử (Unit tests) và phát hiện các lỗi tiềm ẩn (Error-</w:t>
-      </w:r>
-      <w:r>
-        <w:rPr>
-          <w:sz w:val="26"/>
-          <w:szCs w:val="26"/>
-        </w:rPr>
-        <w:lastRenderedPageBreak/>
-        <w:t xml:space="preserve">fixes). Khả năng tự động vá lỗi (auto-error-fixes) giúp giảm thiểu thời gian chờ đợi giữa việc phát hiện lỗi và xử lý lỗi. </w:t>
+        <w:t xml:space="preserve">Automated Testing &amp; AI-assisted Debug: Trong giai đoạn Test và Build, AI tự động hóa việc tạo các bộ kiểm thử (Unit tests) và phát hiện các lỗi tiềm ẩn (Error-fixes). Khả năng tự động vá lỗi (auto-error-fixes) giúp giảm thiểu thời gian chờ đợi giữa việc phát hiện lỗi và xử lý lỗi. </w:t>
       </w:r>
     </w:p>
     <w:p>
@@ -10533,6 +10746,7 @@
           <w:sz w:val="26"/>
           <w:szCs w:val="26"/>
         </w:rPr>
+        <w:lastRenderedPageBreak/>
         <w:t>Ngay khi bắt đầu sử dụng, người dùng được yêu cầu cung cấp các thông tin cơ bản như cân nặng, chiều cao, mục tiêu (giảm cân, tăng cân hoặc duy trì), từ đó hệ thống thiết lập mức calories mục tiêu mỗi ngày. Giao diện chính của ứng dụng thường xoay quanh một “nhật ký ăn uống” (food diary), nơi người dùng có thể ghi lại các bữa ăn theo từng thời điểm trong ngày như bữa sáng, trưa, tối và các bữa phụ. Đây là trung tâm của toàn bộ trải nghiệm sản phẩm.</w:t>
       </w:r>
     </w:p>
@@ -10547,7 +10761,6 @@
           <w:sz w:val="28"/>
           <w:szCs w:val="28"/>
         </w:rPr>
-        <w:lastRenderedPageBreak/>
         <w:drawing>
           <wp:inline distT="114300" distB="114300" distL="114300" distR="114300" wp14:anchorId="70B70A7F" wp14:editId="391A9E80">
             <wp:extent cx="5731200" cy="3238500"/>
@@ -10789,7 +11002,15 @@
           <w:sz w:val="26"/>
           <w:szCs w:val="26"/>
         </w:rPr>
-        <w:t>Từ góc độ khảo sát, MyFitnessPal mang lại một trải nghiệm có tính hệ thống cao nhưng không tối ưu về tốc độ. Người dùng cần thực hiện nhiều bước để hoàn thành một thao tác đơn giản như ghi lại một bữa ăn. Điều này tạo ra một mức “ma sát” nhất định, đặc biệt đối với những người mới bắt đầu hoặc những người không có nhiều thời gian. Tuy vậy, chính sự “rườm rà” này lại là yếu tố giúp ứng dụng đạt được độ chính xác cao. Người dùng có thể kiểm soát chi tiết từng thành phần dinh dưỡng, từ đó phù hợp với những mục tiêu cụ thể như giảm cân khoa học hoặc xây dựng chế độ ăn nghiêm ngặt.</w:t>
+        <w:t xml:space="preserve">Từ góc độ khảo sát, MyFitnessPal mang lại một trải nghiệm có tính hệ thống cao nhưng không tối ưu về tốc độ. Người dùng cần thực hiện nhiều bước để hoàn thành một thao tác đơn giản như ghi lại một bữa ăn. Điều này tạo ra một mức “ma sát” nhất định, đặc </w:t>
+      </w:r>
+      <w:r>
+        <w:rPr>
+          <w:sz w:val="26"/>
+          <w:szCs w:val="26"/>
+        </w:rPr>
+        <w:lastRenderedPageBreak/>
+        <w:t>biệt đối với những người mới bắt đầu hoặc những người không có nhiều thời gian. Tuy vậy, chính sự “rườm rà” này lại là yếu tố giúp ứng dụng đạt được độ chính xác cao. Người dùng có thể kiểm soát chi tiết từng thành phần dinh dưỡng, từ đó phù hợp với những mục tiêu cụ thể như giảm cân khoa học hoặc xây dựng chế độ ăn nghiêm ngặt.</w:t>
       </w:r>
     </w:p>
     <w:p>
@@ -10815,7 +11036,6 @@
           <w:sz w:val="28"/>
           <w:szCs w:val="28"/>
         </w:rPr>
-        <w:lastRenderedPageBreak/>
         <w:t>2.</w:t>
       </w:r>
       <w:r>
@@ -11104,15 +11324,8 @@
           <w:sz w:val="26"/>
           <w:szCs w:val="26"/>
         </w:rPr>
-        <w:t xml:space="preserve">Cơ chế vận hành của SnapCalorie dựa hoàn toàn vào một pipeline xử lý bằng trí tuệ nhân tạo. Khi người dùng chụp ảnh, hệ thống sẽ sử dụng các mô hình thị giác máy tính để nhận diện món ăn trong ảnh. Sau đó, một bước xử lý tiếp theo sẽ ước lượng khẩu </w:t>
-      </w:r>
-      <w:r>
-        <w:rPr>
-          <w:sz w:val="26"/>
-          <w:szCs w:val="26"/>
-        </w:rPr>
         <w:lastRenderedPageBreak/>
-        <w:t>phần dựa trên kích thước và bố cục của món ăn. Cuối cùng, hệ thống kết hợp các thông tin này để đưa ra một giá trị calories ước tính.</w:t>
+        <w:t>Cơ chế vận hành của SnapCalorie dựa hoàn toàn vào một pipeline xử lý bằng trí tuệ nhân tạo. Khi người dùng chụp ảnh, hệ thống sẽ sử dụng các mô hình thị giác máy tính để nhận diện món ăn trong ảnh. Sau đó, một bước xử lý tiếp theo sẽ ước lượng khẩu phần dựa trên kích thước và bố cục của món ăn. Cuối cùng, hệ thống kết hợp các thông tin này để đưa ra một giá trị calories ước tính.</w:t>
       </w:r>
     </w:p>
     <w:p>
@@ -11336,15 +11549,8 @@
           <w:sz w:val="26"/>
           <w:szCs w:val="26"/>
         </w:rPr>
-        <w:t xml:space="preserve">Từ góc độ khảo sát, SnapCalorie mang lại một trải nghiệm nhanh, trực quan và gần như không có ma sát. Người dùng chỉ cần thực hiện một thao tác duy nhất là chụp ảnh, sau </w:t>
-      </w:r>
-      <w:r>
-        <w:rPr>
-          <w:sz w:val="26"/>
-          <w:szCs w:val="26"/>
-        </w:rPr>
         <w:lastRenderedPageBreak/>
-        <w:t xml:space="preserve">đó nhận kết quả gần như ngay lập tức. Điều này đặc biệt phù hợp với những người bận rộn hoặc không muốn dành nhiều thời gian cho việc nhập liệu. </w:t>
+        <w:t xml:space="preserve">Từ góc độ khảo sát, SnapCalorie mang lại một trải nghiệm nhanh, trực quan và gần như không có ma sát. Người dùng chỉ cần thực hiện một thao tác duy nhất là chụp ảnh, sau đó nhận kết quả gần như ngay lập tức. Điều này đặc biệt phù hợp với những người bận rộn hoặc không muốn dành nhiều thời gian cho việc nhập liệu. </w:t>
       </w:r>
     </w:p>
     <w:p>
@@ -12198,6 +12404,155 @@
     </w:lvl>
   </w:abstractNum>
   <w:abstractNum w:abstractNumId="3" w15:restartNumberingAfterBreak="0">
+    <w:nsid w:val="216A226D"/>
+    <w:multiLevelType w:val="multilevel"/>
+    <w:tmpl w:val="EBD87C54"/>
+    <w:lvl w:ilvl="0">
+      <w:start w:val="1"/>
+      <w:numFmt w:val="bullet"/>
+      <w:lvlText w:val=""/>
+      <w:lvlJc w:val="left"/>
+      <w:pPr>
+        <w:tabs>
+          <w:tab w:val="num" w:pos="720"/>
+        </w:tabs>
+        <w:ind w:left="720" w:hanging="360"/>
+      </w:pPr>
+      <w:rPr>
+        <w:rFonts w:ascii="Symbol" w:hAnsi="Symbol" w:hint="default"/>
+        <w:sz w:val="20"/>
+      </w:rPr>
+    </w:lvl>
+    <w:lvl w:ilvl="1" w:tentative="1">
+      <w:start w:val="1"/>
+      <w:numFmt w:val="bullet"/>
+      <w:lvlText w:val="o"/>
+      <w:lvlJc w:val="left"/>
+      <w:pPr>
+        <w:tabs>
+          <w:tab w:val="num" w:pos="1440"/>
+        </w:tabs>
+        <w:ind w:left="1440" w:hanging="360"/>
+      </w:pPr>
+      <w:rPr>
+        <w:rFonts w:ascii="Courier New" w:hAnsi="Courier New" w:hint="default"/>
+        <w:sz w:val="20"/>
+      </w:rPr>
+    </w:lvl>
+    <w:lvl w:ilvl="2" w:tentative="1">
+      <w:start w:val="1"/>
+      <w:numFmt w:val="bullet"/>
+      <w:lvlText w:val=""/>
+      <w:lvlJc w:val="left"/>
+      <w:pPr>
+        <w:tabs>
+          <w:tab w:val="num" w:pos="2160"/>
+        </w:tabs>
+        <w:ind w:left="2160" w:hanging="360"/>
+      </w:pPr>
+      <w:rPr>
+        <w:rFonts w:ascii="Wingdings" w:hAnsi="Wingdings" w:hint="default"/>
+        <w:sz w:val="20"/>
+      </w:rPr>
+    </w:lvl>
+    <w:lvl w:ilvl="3" w:tentative="1">
+      <w:start w:val="1"/>
+      <w:numFmt w:val="bullet"/>
+      <w:lvlText w:val=""/>
+      <w:lvlJc w:val="left"/>
+      <w:pPr>
+        <w:tabs>
+          <w:tab w:val="num" w:pos="2880"/>
+        </w:tabs>
+        <w:ind w:left="2880" w:hanging="360"/>
+      </w:pPr>
+      <w:rPr>
+        <w:rFonts w:ascii="Wingdings" w:hAnsi="Wingdings" w:hint="default"/>
+        <w:sz w:val="20"/>
+      </w:rPr>
+    </w:lvl>
+    <w:lvl w:ilvl="4" w:tentative="1">
+      <w:start w:val="1"/>
+      <w:numFmt w:val="bullet"/>
+      <w:lvlText w:val=""/>
+      <w:lvlJc w:val="left"/>
+      <w:pPr>
+        <w:tabs>
+          <w:tab w:val="num" w:pos="3600"/>
+        </w:tabs>
+        <w:ind w:left="3600" w:hanging="360"/>
+      </w:pPr>
+      <w:rPr>
+        <w:rFonts w:ascii="Wingdings" w:hAnsi="Wingdings" w:hint="default"/>
+        <w:sz w:val="20"/>
+      </w:rPr>
+    </w:lvl>
+    <w:lvl w:ilvl="5" w:tentative="1">
+      <w:start w:val="1"/>
+      <w:numFmt w:val="bullet"/>
+      <w:lvlText w:val=""/>
+      <w:lvlJc w:val="left"/>
+      <w:pPr>
+        <w:tabs>
+          <w:tab w:val="num" w:pos="4320"/>
+        </w:tabs>
+        <w:ind w:left="4320" w:hanging="360"/>
+      </w:pPr>
+      <w:rPr>
+        <w:rFonts w:ascii="Wingdings" w:hAnsi="Wingdings" w:hint="default"/>
+        <w:sz w:val="20"/>
+      </w:rPr>
+    </w:lvl>
+    <w:lvl w:ilvl="6" w:tentative="1">
+      <w:start w:val="1"/>
+      <w:numFmt w:val="bullet"/>
+      <w:lvlText w:val=""/>
+      <w:lvlJc w:val="left"/>
+      <w:pPr>
+        <w:tabs>
+          <w:tab w:val="num" w:pos="5040"/>
+        </w:tabs>
+        <w:ind w:left="5040" w:hanging="360"/>
+      </w:pPr>
+      <w:rPr>
+        <w:rFonts w:ascii="Wingdings" w:hAnsi="Wingdings" w:hint="default"/>
+        <w:sz w:val="20"/>
+      </w:rPr>
+    </w:lvl>
+    <w:lvl w:ilvl="7" w:tentative="1">
+      <w:start w:val="1"/>
+      <w:numFmt w:val="bullet"/>
+      <w:lvlText w:val=""/>
+      <w:lvlJc w:val="left"/>
+      <w:pPr>
+        <w:tabs>
+          <w:tab w:val="num" w:pos="5760"/>
+        </w:tabs>
+        <w:ind w:left="5760" w:hanging="360"/>
+      </w:pPr>
+      <w:rPr>
+        <w:rFonts w:ascii="Wingdings" w:hAnsi="Wingdings" w:hint="default"/>
+        <w:sz w:val="20"/>
+      </w:rPr>
+    </w:lvl>
+    <w:lvl w:ilvl="8" w:tentative="1">
+      <w:start w:val="1"/>
+      <w:numFmt w:val="bullet"/>
+      <w:lvlText w:val=""/>
+      <w:lvlJc w:val="left"/>
+      <w:pPr>
+        <w:tabs>
+          <w:tab w:val="num" w:pos="6480"/>
+        </w:tabs>
+        <w:ind w:left="6480" w:hanging="360"/>
+      </w:pPr>
+      <w:rPr>
+        <w:rFonts w:ascii="Wingdings" w:hAnsi="Wingdings" w:hint="default"/>
+        <w:sz w:val="20"/>
+      </w:rPr>
+    </w:lvl>
+  </w:abstractNum>
+  <w:abstractNum w:abstractNumId="4" w15:restartNumberingAfterBreak="0">
     <w:nsid w:val="252946AF"/>
     <w:multiLevelType w:val="hybridMultilevel"/>
     <w:tmpl w:val="FAA8C966"/>
@@ -12310,7 +12665,7 @@
       </w:rPr>
     </w:lvl>
   </w:abstractNum>
-  <w:abstractNum w:abstractNumId="4" w15:restartNumberingAfterBreak="0">
+  <w:abstractNum w:abstractNumId="5" w15:restartNumberingAfterBreak="0">
     <w:nsid w:val="28B27704"/>
     <w:multiLevelType w:val="hybridMultilevel"/>
     <w:tmpl w:val="48902BE8"/>
@@ -12423,7 +12778,7 @@
       </w:rPr>
     </w:lvl>
   </w:abstractNum>
-  <w:abstractNum w:abstractNumId="5" w15:restartNumberingAfterBreak="0">
+  <w:abstractNum w:abstractNumId="6" w15:restartNumberingAfterBreak="0">
     <w:nsid w:val="35385ED5"/>
     <w:multiLevelType w:val="hybridMultilevel"/>
     <w:tmpl w:val="BC8E1972"/>
@@ -12536,7 +12891,7 @@
       </w:rPr>
     </w:lvl>
   </w:abstractNum>
-  <w:abstractNum w:abstractNumId="6" w15:restartNumberingAfterBreak="0">
+  <w:abstractNum w:abstractNumId="7" w15:restartNumberingAfterBreak="0">
     <w:nsid w:val="572E5A13"/>
     <w:multiLevelType w:val="hybridMultilevel"/>
     <w:tmpl w:val="CE4492F8"/>
@@ -12649,7 +13004,7 @@
       </w:rPr>
     </w:lvl>
   </w:abstractNum>
-  <w:abstractNum w:abstractNumId="7" w15:restartNumberingAfterBreak="0">
+  <w:abstractNum w:abstractNumId="8" w15:restartNumberingAfterBreak="0">
     <w:nsid w:val="57841D0A"/>
     <w:multiLevelType w:val="hybridMultilevel"/>
     <w:tmpl w:val="F30A5DEA"/>
@@ -12762,7 +13117,7 @@
       </w:rPr>
     </w:lvl>
   </w:abstractNum>
-  <w:abstractNum w:abstractNumId="8" w15:restartNumberingAfterBreak="0">
+  <w:abstractNum w:abstractNumId="9" w15:restartNumberingAfterBreak="0">
     <w:nsid w:val="5BB14BED"/>
     <w:multiLevelType w:val="hybridMultilevel"/>
     <w:tmpl w:val="FB6878DC"/>
@@ -12875,7 +13230,7 @@
       </w:rPr>
     </w:lvl>
   </w:abstractNum>
-  <w:abstractNum w:abstractNumId="9" w15:restartNumberingAfterBreak="0">
+  <w:abstractNum w:abstractNumId="10" w15:restartNumberingAfterBreak="0">
     <w:nsid w:val="61292533"/>
     <w:multiLevelType w:val="hybridMultilevel"/>
     <w:tmpl w:val="B518E3A8"/>
@@ -12988,7 +13343,7 @@
       </w:rPr>
     </w:lvl>
   </w:abstractNum>
-  <w:abstractNum w:abstractNumId="10" w15:restartNumberingAfterBreak="0">
+  <w:abstractNum w:abstractNumId="11" w15:restartNumberingAfterBreak="0">
     <w:nsid w:val="719F204C"/>
     <w:multiLevelType w:val="hybridMultilevel"/>
     <w:tmpl w:val="7EAC0D28"/>
@@ -13102,39 +13457,42 @@
     </w:lvl>
   </w:abstractNum>
   <w:num w:numId="1" w16cid:durableId="881206500">
-    <w:abstractNumId w:val="7"/>
+    <w:abstractNumId w:val="8"/>
   </w:num>
   <w:num w:numId="2" w16cid:durableId="1887526165">
-    <w:abstractNumId w:val="5"/>
+    <w:abstractNumId w:val="6"/>
   </w:num>
   <w:num w:numId="3" w16cid:durableId="1773163505">
     <w:abstractNumId w:val="0"/>
   </w:num>
   <w:num w:numId="4" w16cid:durableId="665279919">
-    <w:abstractNumId w:val="6"/>
+    <w:abstractNumId w:val="7"/>
   </w:num>
   <w:num w:numId="5" w16cid:durableId="1502353631">
-    <w:abstractNumId w:val="8"/>
+    <w:abstractNumId w:val="9"/>
   </w:num>
   <w:num w:numId="6" w16cid:durableId="1385829083">
     <w:abstractNumId w:val="2"/>
   </w:num>
   <w:num w:numId="7" w16cid:durableId="1337073371">
-    <w:abstractNumId w:val="9"/>
+    <w:abstractNumId w:val="10"/>
   </w:num>
   <w:num w:numId="8" w16cid:durableId="100689030">
-    <w:abstractNumId w:val="4"/>
+    <w:abstractNumId w:val="5"/>
   </w:num>
   <w:num w:numId="9" w16cid:durableId="519510050">
     <w:abstractNumId w:val="1"/>
   </w:num>
   <w:num w:numId="10" w16cid:durableId="2055352812">
-    <w:abstractNumId w:val="10"/>
+    <w:abstractNumId w:val="11"/>
   </w:num>
   <w:num w:numId="11" w16cid:durableId="502670478">
+    <w:abstractNumId w:val="4"/>
+  </w:num>
+  <w:num w:numId="12" w16cid:durableId="126776792">
     <w:abstractNumId w:val="3"/>
   </w:num>
-  <w:numIdMacAtCleanup w:val="11"/>
+  <w:numIdMacAtCleanup w:val="12"/>
 </w:numbering>
 </file>
 

--- a/docs/Báo cáo Seminar 1.docx
+++ b/docs/Báo cáo Seminar 1.docx
@@ -6305,83 +6305,112 @@
     </w:p>
     <w:p>
       <w:pPr>
-        <w:spacing w:after="60" w:line="360" w:lineRule="auto"/>
-        <w:contextualSpacing/>
-        <w:jc w:val="both"/>
-        <w:rPr>
-          <w:sz w:val="26"/>
-          <w:szCs w:val="26"/>
-        </w:rPr>
-      </w:pPr>
-      <w:r>
-        <w:rPr>
-          <w:sz w:val="26"/>
-          <w:szCs w:val="26"/>
-        </w:rPr>
-        <w:t xml:space="preserve">Để đạt được các mục tiêu đã đề ra, nghiên cứu sử dụng kết hợp các nhóm phương pháp sau: </w:t>
-      </w:r>
-    </w:p>
-    <w:p>
-      <w:pPr>
-        <w:spacing w:after="60" w:line="360" w:lineRule="auto"/>
-        <w:contextualSpacing/>
-        <w:jc w:val="both"/>
-        <w:rPr>
-          <w:sz w:val="26"/>
-          <w:szCs w:val="26"/>
-        </w:rPr>
-      </w:pPr>
-      <w:r>
-        <w:rPr>
-          <w:sz w:val="26"/>
-          <w:szCs w:val="26"/>
-        </w:rPr>
-        <w:t xml:space="preserve">Về phương pháp thu thập và xử lý dữ liệu, nghiên cứu tiến hành xây dựng cơ sở dữ liệu dinh dưỡng từ các nguồn uy tín, bao gồm thông tin về hàm lượng Calo và thành phần dinh dưỡng của đa dạng các loại thực phẩm. Dữ liệu đầu vào từ người dùng như các chỉ số nhân trắc học (chiều cao, cân nặng, tuổi, giới tính) và cường độ vận động được chuẩn hóa để làm cơ sở cho các thuật toán tính toán chỉ số BMI và nhu cầu năng lượng hàng ngày (TDEE). Phương pháp này đảm bảo tính chính xác và khoa học cho các gợi ý lộ trình dinh dưỡng phía sau. </w:t>
-      </w:r>
-    </w:p>
-    <w:p>
-      <w:pPr>
-        <w:spacing w:after="60" w:line="360" w:lineRule="auto"/>
-        <w:contextualSpacing/>
-        <w:jc w:val="both"/>
-        <w:rPr>
-          <w:sz w:val="26"/>
-          <w:szCs w:val="26"/>
-        </w:rPr>
-      </w:pPr>
-      <w:r>
-        <w:rPr>
-          <w:sz w:val="26"/>
-          <w:szCs w:val="26"/>
-        </w:rPr>
-        <w:t xml:space="preserve">Về phương pháp nghiên cứu kỹ thuật, đề tài tập trung xây dựng hệ thống theo kiến trúc hiện đại, kết hợp giữa sức mạnh xử lý phía server và trải nghiệm người dùng đa nền tảng. Nghiên cứu  phát triển hệ thống Backend, đóng vai trò quản lý logic nghiệp vụ </w:t>
-      </w:r>
-      <w:r>
-        <w:rPr>
+        <w:pStyle w:val="Heading2"/>
+        <w:jc w:val="both"/>
+        <w:rPr>
+          <w:i w:val="0"/>
+          <w:iCs w:val="0"/>
+          <w:sz w:val="26"/>
+          <w:szCs w:val="26"/>
+        </w:rPr>
+      </w:pPr>
+      <w:bookmarkStart w:id="9" w:name="_Toc228965970"/>
+      <w:r>
+        <w:rPr>
+          <w:i w:val="0"/>
+          <w:iCs w:val="0"/>
+          <w:sz w:val="26"/>
+          <w:szCs w:val="26"/>
+        </w:rPr>
+        <w:t>Để thực hiện đề tài, nhóm sử dụng kết hợp nhiều phương pháp nghiên cứu khác nhau nhằm xây dựng và đánh giá quy trình phát triển phần mềm theo hướng Vibe Engineering.</w:t>
+      </w:r>
+    </w:p>
+    <w:p>
+      <w:pPr>
+        <w:pStyle w:val="Heading2"/>
+        <w:jc w:val="both"/>
+        <w:rPr>
+          <w:i w:val="0"/>
+          <w:iCs w:val="0"/>
+          <w:sz w:val="26"/>
+          <w:szCs w:val="26"/>
+        </w:rPr>
+      </w:pPr>
+      <w:r>
+        <w:rPr>
+          <w:i w:val="0"/>
+          <w:iCs w:val="0"/>
+          <w:sz w:val="26"/>
+          <w:szCs w:val="26"/>
+        </w:rPr>
+        <w:t>Về phương pháp nghiên cứu tài liệu, đề tài tiến hành tìm hiểu các kiến thức liên quan đến dinh dưỡng, chỉ số BMI, TDEE, các phương pháp tính toán nhu cầu năng lượng, đồng thời nghiên cứu các mô hình phát triển phần mềm có sự hỗ trợ của trí tuệ nhân tạo. Ngoài ra, nhóm cũng tham khảo các công nghệ liên quan đến phát triển ứng dụng di động, kiến trúc Backend và các công cụ AI hỗ trợ sinh mã nguồn.</w:t>
+      </w:r>
+    </w:p>
+    <w:p>
+      <w:pPr>
+        <w:pStyle w:val="Heading2"/>
+        <w:jc w:val="both"/>
+        <w:rPr>
+          <w:i w:val="0"/>
+          <w:iCs w:val="0"/>
+          <w:sz w:val="26"/>
+          <w:szCs w:val="26"/>
+        </w:rPr>
+      </w:pPr>
+      <w:r>
+        <w:rPr>
+          <w:i w:val="0"/>
+          <w:iCs w:val="0"/>
+          <w:sz w:val="26"/>
+          <w:szCs w:val="26"/>
+        </w:rPr>
+        <w:t>Về phương pháp thiết kế và phát triển hệ thống, đề tài xây dựng hệ thống quản lý chế độ ăn uống</w:t>
+      </w:r>
+      <w:r>
+        <w:rPr>
+          <w:i w:val="0"/>
+          <w:iCs w:val="0"/>
+          <w:sz w:val="26"/>
+          <w:szCs w:val="26"/>
+        </w:rPr>
+        <w:t xml:space="preserve">. </w:t>
+      </w:r>
+      <w:r>
+        <w:rPr>
+          <w:i w:val="0"/>
+          <w:iCs w:val="0"/>
+          <w:sz w:val="26"/>
+          <w:szCs w:val="26"/>
+        </w:rPr>
+        <w:t>Phần Backend được phát triển nhằm xử lý logic nghiệp vụ, quản lý dữ liệu người dùng và cung cấp API cho ứng dụng. Phần giao diện người dùng được xây dựng trên nền tảng di động nhằm hỗ trợ nhập liệu, theo dõi dữ liệu sức khỏe và trực quan hóa thông tin bằng Dashboard</w:t>
+      </w:r>
+      <w:r>
+        <w:rPr>
+          <w:i w:val="0"/>
+          <w:iCs w:val="0"/>
+          <w:sz w:val="26"/>
+          <w:szCs w:val="26"/>
+        </w:rPr>
+        <w:t>, đổi món thông minh giúp hạn chế được việc người dùng không có đủ nguyên liệu để chế biến món ăn theo lộ trình được đặt ra hoặc muốn đổi món khác tránh nhàm chán giúp tăng người dùng dễ dàng đạt được mục tiêu mong muốn</w:t>
+      </w:r>
+      <w:r>
+        <w:rPr>
+          <w:i w:val="0"/>
+          <w:iCs w:val="0"/>
+          <w:sz w:val="26"/>
+          <w:szCs w:val="26"/>
+        </w:rPr>
+        <w:t xml:space="preserve">. </w:t>
+      </w:r>
+      <w:r>
+        <w:rPr>
+          <w:i w:val="0"/>
+          <w:iCs w:val="0"/>
           <w:sz w:val="26"/>
           <w:szCs w:val="26"/>
         </w:rPr>
         <w:lastRenderedPageBreak/>
-        <w:t xml:space="preserve">dinh dưỡng phức tạp, xử lý dữ liệu sinh trắc học và cung cấp các API tính toán Calo hiệu năng cao. Phía giao diện người dùng, nghiên cứu xây dựng ứng dụng di động, giúp tối ưu hóa trải nghiệm tương tác, đảm bảo tính mượt mà khi người dùng chụp ảnh thực phẩm hoặc theo dõi biểu đồ Dashboard. Đồng thời, các mô hình thị giác máy tính (Computer Vision) được tích hợp để giải quyết bài toán nhận diện thực phẩm qua hình ảnh, từ đó tự động hóa quy trình ước tính hàm lượng dinh dưỡng nạp vào. </w:t>
-      </w:r>
-    </w:p>
-    <w:p>
-      <w:pPr>
-        <w:spacing w:after="60" w:line="360" w:lineRule="auto"/>
-        <w:contextualSpacing/>
-        <w:jc w:val="both"/>
-        <w:rPr>
-          <w:b/>
-          <w:sz w:val="26"/>
-          <w:szCs w:val="26"/>
-        </w:rPr>
-      </w:pPr>
-      <w:r>
-        <w:rPr>
-          <w:sz w:val="26"/>
-          <w:szCs w:val="26"/>
-        </w:rPr>
-        <w:t>Về phương pháp thực nghiệm và đánh giá, nghiên cứu thực hiện quá trình kiểm thử định lượng dựa trên dữ liệu thực tế của người dùng để đánh giá độ chính xác của các dự báo biến động cân nặng. Thông qua việc trực quan hóa dữ liệu trên Dashboard được phát triển bằng Flutter, nghiên cứu tiến hành phân tích mối tương quan giữa lượng Calo tiêu thụ thực tế và sự thay đổi thể trọng theo thời gian. Phương pháp này giúp kiểm chứng tính hiệu quả của ứng dụng trong việc hỗ trợ người dùng đạt được mục tiêu sức khỏe, đồng thời là cơ sở để tối ưu hóa các thuật toán gợi ý thực đơn trên nền tảng Spring Boot trong tương lai.</w:t>
+        <w:t>Bên cạnh đó, hệ thống tích hợp AI hỗ trợ nhận diện thực phẩm thông qua hình ảnh để phân tích thông tin dinh dưỡng.</w:t>
       </w:r>
     </w:p>
     <w:p>
@@ -6389,16 +6418,36 @@
         <w:pStyle w:val="Heading2"/>
         <w:jc w:val="both"/>
         <w:rPr>
-          <w:b/>
-          <w:bCs/>
-          <w:i w:val="0"/>
-          <w:iCs w:val="0"/>
-          <w:color w:val="000000" w:themeColor="text1"/>
-          <w:sz w:val="28"/>
-          <w:szCs w:val="28"/>
-        </w:rPr>
-      </w:pPr>
-      <w:bookmarkStart w:id="9" w:name="_Toc228965970"/>
+          <w:i w:val="0"/>
+          <w:iCs w:val="0"/>
+          <w:sz w:val="26"/>
+          <w:szCs w:val="26"/>
+        </w:rPr>
+      </w:pPr>
+      <w:r>
+        <w:rPr>
+          <w:i w:val="0"/>
+          <w:iCs w:val="0"/>
+          <w:sz w:val="26"/>
+          <w:szCs w:val="26"/>
+        </w:rPr>
+        <w:t>Trong quá trình phát triển, đề tài áp dụng phương pháp Vibe Engineering bằng cách sử dụng AI hỗ trợ ở nhiều giai đoạn như phân tích yêu cầu, sinh mã nguồn, thiết kế giao diện và tối ưu quy trình phát triển phần mềm. Các kết quả sinh ra từ AI được kiểm tra, hiệu chỉnh và đánh giá lại nhằm đảm bảo tính chính xác và khả năng bảo trì của hệ thống.</w:t>
+      </w:r>
+    </w:p>
+    <w:p>
+      <w:pPr>
+        <w:pStyle w:val="Heading2"/>
+        <w:jc w:val="both"/>
+        <w:rPr>
+          <w:b/>
+          <w:bCs/>
+          <w:i w:val="0"/>
+          <w:iCs w:val="0"/>
+          <w:color w:val="000000" w:themeColor="text1"/>
+          <w:sz w:val="28"/>
+          <w:szCs w:val="28"/>
+        </w:rPr>
+      </w:pPr>
       <w:r>
         <w:rPr>
           <w:b/>
@@ -6609,7 +6658,6 @@
           <w:sz w:val="26"/>
           <w:szCs w:val="26"/>
         </w:rPr>
-        <w:lastRenderedPageBreak/>
         <w:t>Framework phát triển (Frontend &amp; Backend):</w:t>
       </w:r>
       <w:r>
@@ -6710,6 +6758,7 @@
           <w:sz w:val="26"/>
           <w:szCs w:val="26"/>
         </w:rPr>
+        <w:lastRenderedPageBreak/>
         <w:t xml:space="preserve">MongoDB (NoSQL): Cung cấp khả năng lưu trữ linh hoạt cho các tập dữ liệu dinh dưỡng phi cấu trúc. Cơ sở dữ liệu này cho phép các AI Agents dễ dàng truy xuất và mở rộng thuộc tính thực phẩm mà không cần can thiệp sâu vào sơ đồ dữ liệu truyền thống, tối ưu hóa việc quản lý lịch sử ăn uống và biến động cân nặng. </w:t>
       </w:r>
     </w:p>
@@ -7459,7 +7508,6 @@
           <w:sz w:val="26"/>
           <w:szCs w:val="26"/>
         </w:rPr>
-        <w:lastRenderedPageBreak/>
         <w:t xml:space="preserve">Trong đó: </w:t>
       </w:r>
     </w:p>
@@ -7611,7 +7659,15 @@
           <w:sz w:val="26"/>
           <w:szCs w:val="26"/>
         </w:rPr>
-        <w:t xml:space="preserve">Dựa trên giá trị BMI thu được, tình trạng sức khỏe của người dùng sẽ được phân loại vào các nhóm khác nhau. Tuy nhiên, do đặc điểm cấu trúc cơ thể và phân bổ mỡ nội tạng, các ngưỡng phân loại có sự điều chỉnh giữa tiêu chuẩn quốc tế và tiêu chuẩn dành riêng cho khu vực Châu Á (IDI &amp; WPRO): </w:t>
+        <w:t xml:space="preserve">Dựa trên giá trị BMI thu được, tình trạng sức khỏe của người dùng sẽ được phân loại vào các nhóm khác nhau. Tuy nhiên, do đặc điểm cấu trúc cơ thể và phân bổ mỡ nội </w:t>
+      </w:r>
+      <w:r>
+        <w:rPr>
+          <w:sz w:val="26"/>
+          <w:szCs w:val="26"/>
+        </w:rPr>
+        <w:lastRenderedPageBreak/>
+        <w:t xml:space="preserve">tạng, các ngưỡng phân loại có sự điều chỉnh giữa tiêu chuẩn quốc tế và tiêu chuẩn dành riêng cho khu vực Châu Á (IDI &amp; WPRO): </w:t>
       </w:r>
     </w:p>
     <w:tbl>
@@ -8377,154 +8433,161 @@
           <w:sz w:val="26"/>
           <w:szCs w:val="26"/>
         </w:rPr>
+        <w:t>Cơ sở cho lộ trình năng lượng: Kết quả phân loại BMI là căn cứ quan trọng để tính toán Tổng mức tiêu thụ năng lượng hàng ngày (TDEE), giúp người dùng thiết lập chế độ ăn thặng dư hoặc thâm hụt Calo một cách hợp lý.</w:t>
+      </w:r>
+    </w:p>
+    <w:p>
+      <w:pPr>
+        <w:pStyle w:val="Heading2"/>
+        <w:jc w:val="both"/>
+        <w:rPr>
+          <w:b/>
+          <w:bCs/>
+          <w:i w:val="0"/>
+          <w:iCs w:val="0"/>
+          <w:color w:val="000000" w:themeColor="text1"/>
+          <w:sz w:val="28"/>
+          <w:szCs w:val="28"/>
+        </w:rPr>
+      </w:pPr>
+      <w:bookmarkStart w:id="20" w:name="_Toc228965977"/>
+      <w:r>
+        <w:rPr>
+          <w:b/>
+          <w:bCs/>
+          <w:i w:val="0"/>
+          <w:iCs w:val="0"/>
+          <w:color w:val="000000" w:themeColor="text1"/>
+          <w:sz w:val="28"/>
+          <w:szCs w:val="28"/>
+        </w:rPr>
+        <w:t xml:space="preserve">2.2. </w:t>
+      </w:r>
+      <w:r>
+        <w:rPr>
+          <w:b/>
+          <w:bCs/>
+          <w:i w:val="0"/>
+          <w:iCs w:val="0"/>
+          <w:color w:val="000000" w:themeColor="text1"/>
+          <w:sz w:val="28"/>
+          <w:szCs w:val="28"/>
+        </w:rPr>
+        <w:t>Cơ sở lý thuyết về nhu cầu năng lượng hàng ngày</w:t>
+      </w:r>
+      <w:bookmarkEnd w:id="20"/>
+    </w:p>
+    <w:p>
+      <w:pPr>
+        <w:spacing w:line="360" w:lineRule="auto"/>
+        <w:jc w:val="both"/>
+        <w:rPr>
+          <w:sz w:val="26"/>
+          <w:szCs w:val="26"/>
+        </w:rPr>
+      </w:pPr>
+      <w:r>
+        <w:rPr>
+          <w:sz w:val="26"/>
+          <w:szCs w:val="26"/>
+        </w:rPr>
+        <w:t>Nền tảng của quản lý thể trọng trong khoa học dinh dưỡng hiện đại dựa trên nguyên lý cân bằng năng lượng (Energy Balance). Để xây dựng lộ trình cá nhân hóa, hệ thống tập trung phân tích hai chỉ số định lượng then chốt là BMR và TDEE.</w:t>
+      </w:r>
+    </w:p>
+    <w:p>
+      <w:pPr>
+        <w:pStyle w:val="Heading3"/>
+        <w:jc w:val="both"/>
+        <w:rPr>
+          <w:rFonts w:ascii="Times New Roman" w:hAnsi="Times New Roman" w:cs="Times New Roman"/>
+          <w:b/>
+          <w:bCs/>
+          <w:color w:val="000000" w:themeColor="text1"/>
+          <w:sz w:val="28"/>
+          <w:szCs w:val="28"/>
+        </w:rPr>
+      </w:pPr>
+      <w:bookmarkStart w:id="21" w:name="_Toc228965978"/>
+      <w:r>
+        <w:rPr>
+          <w:rFonts w:ascii="Times New Roman" w:hAnsi="Times New Roman" w:cs="Times New Roman"/>
+          <w:b/>
+          <w:bCs/>
+          <w:color w:val="000000" w:themeColor="text1"/>
+          <w:sz w:val="28"/>
+          <w:szCs w:val="28"/>
+        </w:rPr>
+        <w:t>2.</w:t>
+      </w:r>
+      <w:r>
+        <w:rPr>
+          <w:rFonts w:ascii="Times New Roman" w:hAnsi="Times New Roman" w:cs="Times New Roman"/>
+          <w:b/>
+          <w:bCs/>
+          <w:color w:val="000000" w:themeColor="text1"/>
+          <w:sz w:val="28"/>
+          <w:szCs w:val="28"/>
+        </w:rPr>
+        <w:t>2.1</w:t>
+      </w:r>
+      <w:r>
+        <w:rPr>
+          <w:rFonts w:ascii="Times New Roman" w:hAnsi="Times New Roman" w:cs="Times New Roman"/>
+          <w:b/>
+          <w:bCs/>
+          <w:color w:val="000000" w:themeColor="text1"/>
+          <w:sz w:val="28"/>
+          <w:szCs w:val="28"/>
+        </w:rPr>
+        <w:t>.</w:t>
+      </w:r>
+      <w:r>
+        <w:rPr>
+          <w:rFonts w:ascii="Times New Roman" w:hAnsi="Times New Roman" w:cs="Times New Roman"/>
+          <w:b/>
+          <w:bCs/>
+          <w:color w:val="000000" w:themeColor="text1"/>
+          <w:sz w:val="28"/>
+          <w:szCs w:val="28"/>
+        </w:rPr>
+        <w:t xml:space="preserve"> </w:t>
+      </w:r>
+      <w:r>
+        <w:rPr>
+          <w:rFonts w:ascii="Times New Roman" w:hAnsi="Times New Roman" w:cs="Times New Roman"/>
+          <w:b/>
+          <w:bCs/>
+          <w:color w:val="000000" w:themeColor="text1"/>
+          <w:sz w:val="28"/>
+          <w:szCs w:val="28"/>
+        </w:rPr>
+        <w:t>Vai trò của chỉ số BMI trong quản lý dinh dưỡng</w:t>
+      </w:r>
+      <w:bookmarkEnd w:id="21"/>
+    </w:p>
+    <w:p>
+      <w:pPr>
+        <w:spacing w:line="360" w:lineRule="auto"/>
+        <w:jc w:val="both"/>
+        <w:rPr>
+          <w:sz w:val="26"/>
+          <w:szCs w:val="26"/>
+        </w:rPr>
+      </w:pPr>
+      <w:r>
+        <w:rPr>
+          <w:sz w:val="26"/>
+          <w:szCs w:val="26"/>
+        </w:rPr>
+        <w:t xml:space="preserve">BMR được định nghĩa là mức tiêu hao năng lượng tối thiểu cần thiết để duy trì các chức năng sinh lý sống còn của cơ thể trong trạng thái nghỉ ngơi hoàn toàn, không tiêu hóa </w:t>
+      </w:r>
+      <w:r>
+        <w:rPr>
+          <w:sz w:val="26"/>
+          <w:szCs w:val="26"/>
+        </w:rPr>
         <w:lastRenderedPageBreak/>
-        <w:t>Cơ sở cho lộ trình năng lượng: Kết quả phân loại BMI là căn cứ quan trọng để tính toán Tổng mức tiêu thụ năng lượng hàng ngày (TDEE), giúp người dùng thiết lập chế độ ăn thặng dư hoặc thâm hụt Calo một cách hợp lý.</w:t>
-      </w:r>
-    </w:p>
-    <w:p>
-      <w:pPr>
-        <w:pStyle w:val="Heading2"/>
-        <w:jc w:val="both"/>
-        <w:rPr>
-          <w:b/>
-          <w:bCs/>
-          <w:i w:val="0"/>
-          <w:iCs w:val="0"/>
-          <w:color w:val="000000" w:themeColor="text1"/>
-          <w:sz w:val="28"/>
-          <w:szCs w:val="28"/>
-        </w:rPr>
-      </w:pPr>
-      <w:bookmarkStart w:id="20" w:name="_Toc228965977"/>
-      <w:r>
-        <w:rPr>
-          <w:b/>
-          <w:bCs/>
-          <w:i w:val="0"/>
-          <w:iCs w:val="0"/>
-          <w:color w:val="000000" w:themeColor="text1"/>
-          <w:sz w:val="28"/>
-          <w:szCs w:val="28"/>
-        </w:rPr>
-        <w:t xml:space="preserve">2.2. </w:t>
-      </w:r>
-      <w:r>
-        <w:rPr>
-          <w:b/>
-          <w:bCs/>
-          <w:i w:val="0"/>
-          <w:iCs w:val="0"/>
-          <w:color w:val="000000" w:themeColor="text1"/>
-          <w:sz w:val="28"/>
-          <w:szCs w:val="28"/>
-        </w:rPr>
-        <w:t>Cơ sở lý thuyết về nhu cầu năng lượng hàng ngày</w:t>
-      </w:r>
-      <w:bookmarkEnd w:id="20"/>
-    </w:p>
-    <w:p>
-      <w:pPr>
-        <w:spacing w:line="360" w:lineRule="auto"/>
-        <w:jc w:val="both"/>
-        <w:rPr>
-          <w:sz w:val="26"/>
-          <w:szCs w:val="26"/>
-        </w:rPr>
-      </w:pPr>
-      <w:r>
-        <w:rPr>
-          <w:sz w:val="26"/>
-          <w:szCs w:val="26"/>
-        </w:rPr>
-        <w:t>Nền tảng của quản lý thể trọng trong khoa học dinh dưỡng hiện đại dựa trên nguyên lý cân bằng năng lượng (Energy Balance). Để xây dựng lộ trình cá nhân hóa, hệ thống tập trung phân tích hai chỉ số định lượng then chốt là BMR và TDEE.</w:t>
-      </w:r>
-    </w:p>
-    <w:p>
-      <w:pPr>
-        <w:pStyle w:val="Heading3"/>
-        <w:jc w:val="both"/>
-        <w:rPr>
-          <w:rFonts w:ascii="Times New Roman" w:hAnsi="Times New Roman" w:cs="Times New Roman"/>
-          <w:b/>
-          <w:bCs/>
-          <w:color w:val="000000" w:themeColor="text1"/>
-          <w:sz w:val="28"/>
-          <w:szCs w:val="28"/>
-        </w:rPr>
-      </w:pPr>
-      <w:bookmarkStart w:id="21" w:name="_Toc228965978"/>
-      <w:r>
-        <w:rPr>
-          <w:rFonts w:ascii="Times New Roman" w:hAnsi="Times New Roman" w:cs="Times New Roman"/>
-          <w:b/>
-          <w:bCs/>
-          <w:color w:val="000000" w:themeColor="text1"/>
-          <w:sz w:val="28"/>
-          <w:szCs w:val="28"/>
-        </w:rPr>
-        <w:t>2.</w:t>
-      </w:r>
-      <w:r>
-        <w:rPr>
-          <w:rFonts w:ascii="Times New Roman" w:hAnsi="Times New Roman" w:cs="Times New Roman"/>
-          <w:b/>
-          <w:bCs/>
-          <w:color w:val="000000" w:themeColor="text1"/>
-          <w:sz w:val="28"/>
-          <w:szCs w:val="28"/>
-        </w:rPr>
-        <w:t>2.1</w:t>
-      </w:r>
-      <w:r>
-        <w:rPr>
-          <w:rFonts w:ascii="Times New Roman" w:hAnsi="Times New Roman" w:cs="Times New Roman"/>
-          <w:b/>
-          <w:bCs/>
-          <w:color w:val="000000" w:themeColor="text1"/>
-          <w:sz w:val="28"/>
-          <w:szCs w:val="28"/>
-        </w:rPr>
-        <w:t>.</w:t>
-      </w:r>
-      <w:r>
-        <w:rPr>
-          <w:rFonts w:ascii="Times New Roman" w:hAnsi="Times New Roman" w:cs="Times New Roman"/>
-          <w:b/>
-          <w:bCs/>
-          <w:color w:val="000000" w:themeColor="text1"/>
-          <w:sz w:val="28"/>
-          <w:szCs w:val="28"/>
-        </w:rPr>
-        <w:t xml:space="preserve"> </w:t>
-      </w:r>
-      <w:r>
-        <w:rPr>
-          <w:rFonts w:ascii="Times New Roman" w:hAnsi="Times New Roman" w:cs="Times New Roman"/>
-          <w:b/>
-          <w:bCs/>
-          <w:color w:val="000000" w:themeColor="text1"/>
-          <w:sz w:val="28"/>
-          <w:szCs w:val="28"/>
-        </w:rPr>
-        <w:t>Vai trò của chỉ số BMI trong quản lý dinh dưỡng</w:t>
-      </w:r>
-      <w:bookmarkEnd w:id="21"/>
-    </w:p>
-    <w:p>
-      <w:pPr>
-        <w:spacing w:line="360" w:lineRule="auto"/>
-        <w:jc w:val="both"/>
-        <w:rPr>
-          <w:sz w:val="26"/>
-          <w:szCs w:val="26"/>
-        </w:rPr>
-      </w:pPr>
-      <w:r>
-        <w:rPr>
-          <w:sz w:val="26"/>
-          <w:szCs w:val="26"/>
-        </w:rPr>
-        <w:t xml:space="preserve">BMR được định nghĩa là mức tiêu hao năng lượng tối thiểu cần thiết để duy trì các chức năng sinh lý sống còn của cơ thể trong trạng thái nghỉ ngơi hoàn toàn, không tiêu hóa và ở môi trường nhiệt độ trung hòa. Các chức năng này bao gồm hoạt động của hệ tuần hoàn, hệ hô hấp, duy trì thân nhiệt và hoạt động của các tế bào thần kinh. </w:t>
+        <w:t xml:space="preserve">và ở môi trường nhiệt độ trung hòa. Các chức năng này bao gồm hoạt động của hệ tuần hoàn, hệ hô hấp, duy trì thân nhiệt và hoạt động của các tế bào thần kinh. </w:t>
       </w:r>
     </w:p>
     <w:p>
@@ -8796,7 +8859,6 @@
           <w:sz w:val="26"/>
           <w:szCs w:val="26"/>
         </w:rPr>
-        <w:lastRenderedPageBreak/>
         <w:t xml:space="preserve">Nhóm vận động trung bình (Tần suất 3-5 buổi/tuần): PAL=1.55 </w:t>
       </w:r>
     </w:p>
@@ -8989,6 +9051,7 @@
           <w:sz w:val="26"/>
           <w:szCs w:val="26"/>
         </w:rPr>
+        <w:lastRenderedPageBreak/>
         <w:t xml:space="preserve">Giá trị năng lượng định chuẩn: 1g Protein giải phóng xấp xỉ 4 Calo. </w:t>
       </w:r>
     </w:p>
@@ -9301,15 +9364,7 @@
           <w:sz w:val="26"/>
           <w:szCs w:val="26"/>
         </w:rPr>
-        <w:t xml:space="preserve">Trạng thái Thâm hụt (Caloric Deficit): Xảy ra khi năng lượng nạp vào thấp hơn TDEE. Cơ thể kích hoạt cơ chế huy động năng lượng từ các mô dự trữ (mô mỡ). Để đảm bảo an toàn sinh học, mức thâm hụt khuyến nghị thường không vượt quá </w:t>
-      </w:r>
-      <w:r>
-        <w:rPr>
-          <w:sz w:val="26"/>
-          <w:szCs w:val="26"/>
-        </w:rPr>
-        <w:lastRenderedPageBreak/>
-        <w:t xml:space="preserve">20% - 25% tổng mức TDEE nhằm tránh các phản ứng tiêu cực của hệ chuyển hóa. </w:t>
+        <w:t xml:space="preserve">Trạng thái Thâm hụt (Caloric Deficit): Xảy ra khi năng lượng nạp vào thấp hơn TDEE. Cơ thể kích hoạt cơ chế huy động năng lượng từ các mô dự trữ (mô mỡ). Để đảm bảo an toàn sinh học, mức thâm hụt khuyến nghị thường không vượt quá 20% - 25% tổng mức TDEE nhằm tránh các phản ứng tiêu cực của hệ chuyển hóa. </w:t>
       </w:r>
     </w:p>
     <w:p>
@@ -9376,6 +9431,7 @@
           <w:sz w:val="28"/>
           <w:szCs w:val="28"/>
         </w:rPr>
+        <w:lastRenderedPageBreak/>
         <w:t>2.5. Định nghĩa về Vibe Coding</w:t>
       </w:r>
       <w:bookmarkEnd w:id="28"/>
@@ -9578,54 +9634,61 @@
           <w:sz w:val="26"/>
           <w:szCs w:val="26"/>
         </w:rPr>
+        <w:t>Sự trỗi dậy của Vibe Coding đánh dấu kỷ nguyên "ngôn ngữ lập trình mới nóng nhất hiện nay là ngôn ngữ tự nhiên", cho phép cả những người không chuyên có thể xây dựng các công cụ cá nhân hóa phức tạp.</w:t>
+      </w:r>
+    </w:p>
+    <w:p>
+      <w:pPr>
+        <w:pStyle w:val="Heading2"/>
+        <w:jc w:val="both"/>
+        <w:rPr>
+          <w:b/>
+          <w:bCs/>
+          <w:i w:val="0"/>
+          <w:iCs w:val="0"/>
+          <w:color w:val="000000" w:themeColor="text1"/>
+          <w:sz w:val="28"/>
+          <w:szCs w:val="28"/>
+        </w:rPr>
+      </w:pPr>
+      <w:bookmarkStart w:id="30" w:name="_Toc228965986"/>
+      <w:r>
+        <w:rPr>
+          <w:b/>
+          <w:bCs/>
+          <w:i w:val="0"/>
+          <w:iCs w:val="0"/>
+          <w:color w:val="000000" w:themeColor="text1"/>
+          <w:sz w:val="28"/>
+          <w:szCs w:val="28"/>
+        </w:rPr>
+        <w:t>2.6. Định nghĩa về Vibe Engineering</w:t>
+      </w:r>
+      <w:bookmarkEnd w:id="30"/>
+    </w:p>
+    <w:p>
+      <w:pPr>
+        <w:spacing w:line="360" w:lineRule="auto"/>
+        <w:jc w:val="both"/>
+        <w:rPr>
+          <w:sz w:val="26"/>
+          <w:szCs w:val="26"/>
+        </w:rPr>
+      </w:pPr>
+      <w:r>
+        <w:rPr>
+          <w:sz w:val="26"/>
+          <w:szCs w:val="26"/>
+        </w:rPr>
+        <w:t xml:space="preserve">Vibe Engineering (hay Kỹ thuật hóa cảm hứng) là bước tiến tất yếu từ Vibe Coding, chuyển dịch từ các thử nghiệm bản mẫu nhanh sang việc xây dựng các hệ thống sản xuất thực tế (production-ready). Trong Vibe Engineering, nhà phát triển sử dụng AI như một cộng sự đắc lực (collaborator) chứ không phải là sự thay thế cho năng lực phán đoán kỹ </w:t>
+      </w:r>
+      <w:r>
+        <w:rPr>
+          <w:sz w:val="26"/>
+          <w:szCs w:val="26"/>
+        </w:rPr>
         <w:lastRenderedPageBreak/>
-        <w:t>Sự trỗi dậy của Vibe Coding đánh dấu kỷ nguyên "ngôn ngữ lập trình mới nóng nhất hiện nay là ngôn ngữ tự nhiên", cho phép cả những người không chuyên có thể xây dựng các công cụ cá nhân hóa phức tạp.</w:t>
-      </w:r>
-    </w:p>
-    <w:p>
-      <w:pPr>
-        <w:pStyle w:val="Heading2"/>
-        <w:jc w:val="both"/>
-        <w:rPr>
-          <w:b/>
-          <w:bCs/>
-          <w:i w:val="0"/>
-          <w:iCs w:val="0"/>
-          <w:color w:val="000000" w:themeColor="text1"/>
-          <w:sz w:val="28"/>
-          <w:szCs w:val="28"/>
-        </w:rPr>
-      </w:pPr>
-      <w:bookmarkStart w:id="30" w:name="_Toc228965986"/>
-      <w:r>
-        <w:rPr>
-          <w:b/>
-          <w:bCs/>
-          <w:i w:val="0"/>
-          <w:iCs w:val="0"/>
-          <w:color w:val="000000" w:themeColor="text1"/>
-          <w:sz w:val="28"/>
-          <w:szCs w:val="28"/>
-        </w:rPr>
-        <w:t>2.6. Định nghĩa về Vibe Engineering</w:t>
-      </w:r>
-      <w:bookmarkEnd w:id="30"/>
-    </w:p>
-    <w:p>
-      <w:pPr>
-        <w:spacing w:line="360" w:lineRule="auto"/>
-        <w:jc w:val="both"/>
-        <w:rPr>
-          <w:sz w:val="26"/>
-          <w:szCs w:val="26"/>
-        </w:rPr>
-      </w:pPr>
-      <w:r>
-        <w:rPr>
-          <w:sz w:val="26"/>
-          <w:szCs w:val="26"/>
-        </w:rPr>
-        <w:t xml:space="preserve">Vibe Engineering (hay Kỹ thuật hóa cảm hứng) là bước tiến tất yếu từ Vibe Coding, chuyển dịch từ các thử nghiệm bản mẫu nhanh sang việc xây dựng các hệ thống sản xuất thực tế (production-ready). Trong Vibe Engineering, nhà phát triển sử dụng AI như một cộng sự đắc lực (collaborator) chứ không phải là sự thay thế cho năng lực phán đoán kỹ thuật. Vai trò của kỹ sư tiến hóa thành một kiến trúc sư cấp cao và người đánh giá, chịu trách nhiệm thiết kế hệ thống, đảm bảo chất lượng mã, kiểm thử và quản trị rủi ro. </w:t>
+        <w:t xml:space="preserve">thuật. Vai trò của kỹ sư tiến hóa thành một kiến trúc sư cấp cao và người đánh giá, chịu trách nhiệm thiết kế hệ thống, đảm bảo chất lượng mã, kiểm thử và quản trị rủi ro. </w:t>
       </w:r>
     </w:p>
     <w:p>
@@ -9771,16 +9834,71 @@
           <w:sz w:val="26"/>
           <w:szCs w:val="26"/>
         </w:rPr>
-        <w:t xml:space="preserve">Prompt Engineering là kỷ luật thiết kế, tối ưu hóa và tinh chỉnh các đầu vào văn bản (prompts) để hướng dẫn các mô hình ngôn ngữ lớn (LLM) thực hiện các tác vụ cụ thể và sản xuất các đầu ra chính xác, đáng tin cậy. Về bản chất, đây là nghệ thuật giao tiếp với máy tính thông qua ngôn ngữ tự nhiên, đóng vai trò như một "lớp trừu tượng lập trình" mới (Software 3.0). Kỹ thuật này không chỉ đơn thuần là việc tìm kiếm từ ngữ </w:t>
-      </w:r>
-      <w:r>
-        <w:rPr>
-          <w:sz w:val="26"/>
-          <w:szCs w:val="26"/>
+        <w:t xml:space="preserve">Prompt Engineering là kỷ luật thiết kế, tối ưu hóa và tinh chỉnh các đầu vào văn bản (prompts) để hướng dẫn các mô hình ngôn ngữ lớn (LLM) thực hiện các tác vụ cụ thể và sản xuất các đầu ra chính xác, đáng tin cậy. Về bản chất, đây là nghệ thuật giao tiếp với máy tính thông qua ngôn ngữ tự nhiên, đóng vai trò như một "lớp trừu tượng lập trình" mới (Software 3.0). Kỹ thuật này không chỉ đơn thuần là việc tìm kiếm từ ngữ phù hợp mà còn là việc cấu trúc hóa chỉ thị sao cho mô hình có thể diễn giải đúng ý định người dùng. </w:t>
+      </w:r>
+    </w:p>
+    <w:p>
+      <w:pPr>
+        <w:spacing w:line="360" w:lineRule="auto"/>
+        <w:jc w:val="both"/>
+        <w:rPr>
+          <w:sz w:val="26"/>
+          <w:szCs w:val="26"/>
+        </w:rPr>
+      </w:pPr>
+      <w:r>
+        <w:rPr>
+          <w:sz w:val="26"/>
+          <w:szCs w:val="26"/>
+        </w:rPr>
+        <w:t>Các kỹ thuật phổ biến trong Prompt Engineering bao gồm: Phân bổ vai trò (Role prompting), Lập luận từng bước (Chain-of-Thought), và Cung cấp ví dụ mẫu (Few-shot learning). Mặc dù quan trọng, Prompt Engineering thường chỉ tập trung vào các tương tác đơn lẻ hoặc ngắn hạn (</w:t>
+      </w:r>
+      <w:proofErr w:type="gramStart"/>
+      <w:r>
+        <w:rPr>
+          <w:sz w:val="26"/>
+          <w:szCs w:val="26"/>
+        </w:rPr>
+        <w:t>single-turn</w:t>
+      </w:r>
+      <w:proofErr w:type="gramEnd"/>
+      <w:r>
+        <w:rPr>
+          <w:sz w:val="26"/>
+          <w:szCs w:val="26"/>
+        </w:rPr>
+        <w:t xml:space="preserve">) và phụ thuộc nhiều vào khả năng ngôn ngữ của người vận hành. </w:t>
+      </w:r>
+    </w:p>
+    <w:p>
+      <w:pPr>
+        <w:pStyle w:val="Heading2"/>
+        <w:jc w:val="both"/>
+        <w:rPr>
+          <w:b/>
+          <w:bCs/>
+          <w:i w:val="0"/>
+          <w:iCs w:val="0"/>
+          <w:color w:val="000000" w:themeColor="text1"/>
+          <w:sz w:val="28"/>
+          <w:szCs w:val="28"/>
+        </w:rPr>
+      </w:pPr>
+      <w:bookmarkStart w:id="32" w:name="_Toc228965988"/>
+      <w:r>
+        <w:rPr>
+          <w:b/>
+          <w:bCs/>
+          <w:i w:val="0"/>
+          <w:iCs w:val="0"/>
+          <w:color w:val="000000" w:themeColor="text1"/>
+          <w:sz w:val="28"/>
+          <w:szCs w:val="28"/>
         </w:rPr>
         <w:lastRenderedPageBreak/>
-        <w:t xml:space="preserve">phù hợp mà còn là việc cấu trúc hóa chỉ thị sao cho mô hình có thể diễn giải đúng ý định người dùng. </w:t>
-      </w:r>
+        <w:t>2.8. Định nghĩa về Context Engineering</w:t>
+      </w:r>
+      <w:bookmarkEnd w:id="32"/>
     </w:p>
     <w:p>
       <w:pPr>
@@ -9796,23 +9914,24 @@
           <w:sz w:val="26"/>
           <w:szCs w:val="26"/>
         </w:rPr>
-        <w:t>Các kỹ thuật phổ biến trong Prompt Engineering bao gồm: Phân bổ vai trò (Role prompting), Lập luận từng bước (Chain-of-Thought), và Cung cấp ví dụ mẫu (Few-shot learning). Mặc dù quan trọng, Prompt Engineering thường chỉ tập trung vào các tương tác đơn lẻ hoặc ngắn hạn (</w:t>
-      </w:r>
-      <w:proofErr w:type="gramStart"/>
-      <w:r>
-        <w:rPr>
-          <w:sz w:val="26"/>
-          <w:szCs w:val="26"/>
-        </w:rPr>
-        <w:t>single-turn</w:t>
-      </w:r>
-      <w:proofErr w:type="gramEnd"/>
-      <w:r>
-        <w:rPr>
-          <w:sz w:val="26"/>
-          <w:szCs w:val="26"/>
-        </w:rPr>
-        <w:t xml:space="preserve">) và phụ thuộc nhiều vào khả năng ngôn ngữ của người vận hành. </w:t>
+        <w:t xml:space="preserve">Context Engineering là một kỷ luật cao hơn, mang tính hệ thống hơn, tập trung vào việc thiết kế, cấu trúc và quản trị toàn bộ môi trường thông tin mà trí tuệ nhân tạo truy cập trong suốt quá trình suy luận. Trong khi Prompt Engineering hỏi "Tôi nên diễn đạt yêu cầu này như thế nào?", Context Engineering giải quyết bài toán "Mô hình cần biết những thông tin gì ngay bây giờ để đưa ra phản hồi đúng nhất?". Xuất hiện như một sự tiến hóa tất yếu từ giữa năm 2025, kỷ luật này xử lý các thách thức của hệ thống thực tế mà phương pháp gợi ý đơn thuần không thể đáp ứng, như duy trì bộ nhớ dài hạn, quản trị dữ liệu quy mô lớn và đảm bảo tính tuân thủ. </w:t>
+      </w:r>
+    </w:p>
+    <w:p>
+      <w:pPr>
+        <w:spacing w:line="360" w:lineRule="auto"/>
+        <w:jc w:val="both"/>
+        <w:rPr>
+          <w:sz w:val="26"/>
+          <w:szCs w:val="26"/>
+        </w:rPr>
+      </w:pPr>
+      <w:r>
+        <w:rPr>
+          <w:sz w:val="26"/>
+          <w:szCs w:val="26"/>
+        </w:rPr>
+        <w:t>Context Engineering coi ngữ cảnh là một tài nguyên hữu hạn và quý giá, bao gồm 5 lớp cốt lõi: Lệnh hệ thống (Persona &amp; Constraints), Công cụ (Function calling/MCP), Bộ nhớ (Memory), Truy xuất (RAG) và Trạng thái (Task progress). Việc làm chủ Context Engineering giúp hệ thống tránh khỏi hiện tượng "Context Poisoning" (nhiễm độc thông tin) hoặc "Context Confusion" (nhầm lẫn công cụ), từ đó biến trí tuệ nhân tạo từ một chatbot đơn thuần thành một cộng sự đắc lực có khả năng thấu hiểu sâu sắc bối cảnh doanh nghiệp và dự án.</w:t>
       </w:r>
     </w:p>
     <w:p>
@@ -9829,20 +9948,32 @@
           <w:szCs w:val="28"/>
         </w:rPr>
       </w:pPr>
-      <w:bookmarkStart w:id="32" w:name="_Toc228965988"/>
-      <w:r>
-        <w:rPr>
-          <w:b/>
-          <w:bCs/>
-          <w:i w:val="0"/>
-          <w:iCs w:val="0"/>
-          <w:color w:val="000000" w:themeColor="text1"/>
-          <w:sz w:val="28"/>
-          <w:szCs w:val="28"/>
-        </w:rPr>
-        <w:t>2.8. Định nghĩa về Context Engineering</w:t>
-      </w:r>
-      <w:bookmarkEnd w:id="32"/>
+      <w:bookmarkStart w:id="33" w:name="_Toc228965989"/>
+      <w:r>
+        <w:rPr>
+          <w:b/>
+          <w:bCs/>
+          <w:i w:val="0"/>
+          <w:iCs w:val="0"/>
+          <w:color w:val="000000" w:themeColor="text1"/>
+          <w:sz w:val="28"/>
+          <w:szCs w:val="28"/>
+        </w:rPr>
+        <w:t xml:space="preserve">2.9. </w:t>
+      </w:r>
+      <w:r>
+        <w:rPr>
+          <w:b/>
+          <w:bCs/>
+          <w:i w:val="0"/>
+          <w:iCs w:val="0"/>
+          <w:color w:val="000000" w:themeColor="text1"/>
+          <w:sz w:val="28"/>
+          <w:szCs w:val="28"/>
+        </w:rPr>
+        <w:t>Kiến trúc điều phối và thực thi đa tầng</w:t>
+      </w:r>
+      <w:bookmarkEnd w:id="33"/>
     </w:p>
     <w:p>
       <w:pPr>
@@ -9858,7 +9989,7 @@
           <w:sz w:val="26"/>
           <w:szCs w:val="26"/>
         </w:rPr>
-        <w:t xml:space="preserve">Context Engineering là một kỷ luật cao hơn, mang tính hệ thống hơn, tập trung vào việc thiết kế, cấu trúc và quản trị toàn bộ môi trường thông tin mà trí tuệ nhân tạo truy cập trong suốt quá trình suy luận. Trong khi Prompt Engineering hỏi "Tôi nên diễn đạt yêu cầu này như thế nào?", Context Engineering giải quyết bài toán "Mô hình cần biết những thông tin gì ngay bây giờ để đưa ra phản hồi đúng nhất?". Xuất hiện như một sự tiến hóa tất yếu từ giữa năm 2025, kỷ luật này xử lý các thách thức của hệ thống thực tế mà phương pháp gợi ý đơn thuần không thể đáp ứng, như duy trì bộ nhớ dài hạn, quản trị dữ liệu quy mô lớn và đảm bảo tính tuân thủ. </w:t>
+        <w:t xml:space="preserve">Kỷ nguyên Vibe Engineering năm 2026 đánh dấu cuộc đại tu trong cách con người kiến tạo phần mềm: chuyển từ việc gõ mã nguồn thủ công sang điều phối "cảm quan" kỹ thuật hệ thống. Trọng tâm của phương thức này là Context Engineering (Làm chủ bối cảnh), nơi kỹ sư đóng vai trò kiến trúc sư trưởng, chuyển hóa ý niệm thành các đặc tả chiến lược để dẫn dắt trí tuệ nhân tạo. Với sự hỗ trợ từ các IDE thế hệ mới có khả năng thấu hiểu toàn bộ biểu đồ dự án, mọi thay đổi quy mô lớn giờ đây có thể thực hiện qua ngôn ngữ tự nhiên, vận hành trong vòng lặp phản hồi tức thì để tối ưu hóa hiệu suất và giải phóng con người khỏi các tác vụ lặp lại. </w:t>
       </w:r>
     </w:p>
     <w:p>
@@ -9875,83 +10006,15 @@
           <w:sz w:val="26"/>
           <w:szCs w:val="26"/>
         </w:rPr>
-        <w:t>Context Engineering coi ngữ cảnh là một tài nguyên hữu hạn và quý giá, bao gồm 5 lớp cốt lõi: Lệnh hệ thống (Persona &amp; Constraints), Công cụ (Function calling/MCP), Bộ nhớ (Memory), Truy xuất (RAG) và Trạng thái (Task progress). Việc làm chủ Context Engineering giúp hệ thống tránh khỏi hiện tượng "Context Poisoning" (nhiễm độc thông tin) hoặc "Context Confusion" (nhầm lẫn công cụ), từ đó biến trí tuệ nhân tạo từ một chatbot đơn thuần thành một cộng sự đắc lực có khả năng thấu hiểu sâu sắc bối cảnh doanh nghiệp và dự án.</w:t>
-      </w:r>
-    </w:p>
-    <w:p>
-      <w:pPr>
-        <w:pStyle w:val="Heading2"/>
-        <w:jc w:val="both"/>
-        <w:rPr>
-          <w:b/>
-          <w:bCs/>
-          <w:i w:val="0"/>
-          <w:iCs w:val="0"/>
-          <w:color w:val="000000" w:themeColor="text1"/>
-          <w:sz w:val="28"/>
-          <w:szCs w:val="28"/>
-        </w:rPr>
-      </w:pPr>
-      <w:bookmarkStart w:id="33" w:name="_Toc228965989"/>
-      <w:r>
-        <w:rPr>
-          <w:b/>
-          <w:bCs/>
-          <w:i w:val="0"/>
-          <w:iCs w:val="0"/>
-          <w:color w:val="000000" w:themeColor="text1"/>
-          <w:sz w:val="28"/>
-          <w:szCs w:val="28"/>
-        </w:rPr>
-        <w:t xml:space="preserve">2.9. </w:t>
-      </w:r>
-      <w:r>
-        <w:rPr>
-          <w:b/>
-          <w:bCs/>
-          <w:i w:val="0"/>
-          <w:iCs w:val="0"/>
-          <w:color w:val="000000" w:themeColor="text1"/>
-          <w:sz w:val="28"/>
-          <w:szCs w:val="28"/>
-        </w:rPr>
-        <w:t>Kiến trúc điều phối và thực thi đa tầng</w:t>
-      </w:r>
-      <w:bookmarkEnd w:id="33"/>
-    </w:p>
-    <w:p>
-      <w:pPr>
-        <w:spacing w:line="360" w:lineRule="auto"/>
-        <w:jc w:val="both"/>
-        <w:rPr>
-          <w:sz w:val="26"/>
-          <w:szCs w:val="26"/>
-        </w:rPr>
-      </w:pPr>
-      <w:r>
-        <w:rPr>
-          <w:sz w:val="26"/>
-          <w:szCs w:val="26"/>
-        </w:rPr>
-        <w:t xml:space="preserve">Kỷ nguyên Vibe Engineering năm 2026 đánh dấu cuộc đại tu trong cách con người kiến tạo phần mềm: chuyển từ việc gõ mã nguồn thủ công sang điều phối "cảm quan" kỹ thuật hệ thống. Trọng tâm của phương thức này là Context Engineering (Làm chủ bối cảnh), nơi kỹ sư đóng vai trò kiến trúc sư trưởng, chuyển hóa ý niệm thành các đặc tả chiến lược để dẫn dắt trí tuệ nhân tạo. Với sự hỗ trợ từ các IDE thế hệ mới có khả năng thấu hiểu toàn bộ biểu đồ dự án, mọi thay đổi quy mô lớn giờ đây có thể thực hiện qua ngôn ngữ tự nhiên, vận hành trong vòng lặp phản hồi tức thì để tối ưu hóa hiệu suất và giải phóng con người khỏi các tác vụ lặp lại. </w:t>
-      </w:r>
-    </w:p>
-    <w:p>
-      <w:pPr>
-        <w:spacing w:line="360" w:lineRule="auto"/>
-        <w:jc w:val="both"/>
-        <w:rPr>
-          <w:sz w:val="26"/>
-          <w:szCs w:val="26"/>
-        </w:rPr>
-      </w:pPr>
+        <w:t xml:space="preserve">Trong dự án App Nutrition, mô hình này được cụ thể hóa bằng một "nhạc trưởng" điều phối song song các đơn vị chuyên môn về dịch vụ nền, giao diện đa nền tảng và thuật toán AI. Thay vì làm việc cô lập, các bộ phận này tương tác qua hệ thống "hộp thư bối cảnh", giúp tự động cập nhật và phản biện kiến trúc để duy trì sự liền mạch cho toàn bộ mã nguồn. Để đảm bảo tính tin cậy, một "hiến pháp" kỹ thuật nghiêm ngặt cùng quy trình kiểm thử tự động (TDD) được thiết lập, buộc mọi logic từ tính toán BMI đến gợi </w:t>
+      </w:r>
       <w:r>
         <w:rPr>
           <w:sz w:val="26"/>
           <w:szCs w:val="26"/>
         </w:rPr>
         <w:lastRenderedPageBreak/>
-        <w:t xml:space="preserve">Trong dự án App Nutrition, mô hình này được cụ thể hóa bằng một "nhạc trưởng" điều phối song song các đơn vị chuyên môn về dịch vụ nền, giao diện đa nền tảng và thuật toán AI. Thay vì làm việc cô lập, các bộ phận này tương tác qua hệ thống "hộp thư bối cảnh", giúp tự động cập nhật và phản biện kiến trúc để duy trì sự liền mạch cho toàn bộ mã nguồn. Để đảm bảo tính tin cậy, một "hiến pháp" kỹ thuật nghiêm ngặt cùng quy trình kiểm thử tự động (TDD) được thiết lập, buộc mọi logic từ tính toán BMI đến gợi ý thực đơn phải đạt độ chính xác tuyệt đối, đồng thời ngăn chặn triệt để rủi ro "quên bối cảnh" của AI. </w:t>
+        <w:t xml:space="preserve">ý thực đơn phải đạt độ chính xác tuyệt đối, đồng thời ngăn chặn triệt để rủi ro "quên bối cảnh" của AI. </w:t>
       </w:r>
     </w:p>
     <w:p>
@@ -10310,15 +10373,7 @@
           <w:sz w:val="26"/>
           <w:szCs w:val="26"/>
         </w:rPr>
-        <w:t xml:space="preserve">Chatbot for SWEs &amp; AI Auto-triage: Ở các giai đoạn Design, Analyze và Plan, AI hỗ trợ kỹ sư phần mềm tóm tắt yêu cầu, phân loại vấn đề tự động và đề xuất </w:t>
-      </w:r>
-      <w:r>
-        <w:rPr>
-          <w:sz w:val="26"/>
-          <w:szCs w:val="26"/>
-        </w:rPr>
-        <w:lastRenderedPageBreak/>
-        <w:t xml:space="preserve">kiến trúc hệ thống. Điều này giúp giảm thiểu sai sót từ bước lập kế hoạch và tối ưu hóa tài liệu thiết kế. </w:t>
+        <w:t xml:space="preserve">Chatbot for SWEs &amp; AI Auto-triage: Ở các giai đoạn Design, Analyze và Plan, AI hỗ trợ kỹ sư phần mềm tóm tắt yêu cầu, phân loại vấn đề tự động và đề xuất kiến trúc hệ thống. Điều này giúp giảm thiểu sai sót từ bước lập kế hoạch và tối ưu hóa tài liệu thiết kế. </w:t>
       </w:r>
     </w:p>
     <w:p>
@@ -10366,6 +10421,7 @@
           <w:sz w:val="28"/>
           <w:szCs w:val="28"/>
         </w:rPr>
+        <w:lastRenderedPageBreak/>
         <w:t>2.</w:t>
       </w:r>
       <w:r>
@@ -10746,8 +10802,15 @@
           <w:sz w:val="26"/>
           <w:szCs w:val="26"/>
         </w:rPr>
+        <w:t xml:space="preserve">Ngay khi bắt đầu sử dụng, người dùng được yêu cầu cung cấp các thông tin cơ bản như cân nặng, chiều cao, mục tiêu (giảm cân, tăng cân hoặc duy trì), từ đó hệ thống thiết lập mức calories mục tiêu mỗi ngày. Giao diện chính của ứng dụng thường xoay quanh một “nhật ký ăn uống” (food diary), nơi người dùng có thể ghi lại các bữa ăn theo từng thời </w:t>
+      </w:r>
+      <w:r>
+        <w:rPr>
+          <w:sz w:val="26"/>
+          <w:szCs w:val="26"/>
+        </w:rPr>
         <w:lastRenderedPageBreak/>
-        <w:t>Ngay khi bắt đầu sử dụng, người dùng được yêu cầu cung cấp các thông tin cơ bản như cân nặng, chiều cao, mục tiêu (giảm cân, tăng cân hoặc duy trì), từ đó hệ thống thiết lập mức calories mục tiêu mỗi ngày. Giao diện chính của ứng dụng thường xoay quanh một “nhật ký ăn uống” (food diary), nơi người dùng có thể ghi lại các bữa ăn theo từng thời điểm trong ngày như bữa sáng, trưa, tối và các bữa phụ. Đây là trung tâm của toàn bộ trải nghiệm sản phẩm.</w:t>
+        <w:t>điểm trong ngày như bữa sáng, trưa, tối và các bữa phụ. Đây là trung tâm của toàn bộ trải nghiệm sản phẩm.</w:t>
       </w:r>
     </w:p>
     <w:p>
@@ -11002,40 +11065,33 @@
           <w:sz w:val="26"/>
           <w:szCs w:val="26"/>
         </w:rPr>
-        <w:t xml:space="preserve">Từ góc độ khảo sát, MyFitnessPal mang lại một trải nghiệm có tính hệ thống cao nhưng không tối ưu về tốc độ. Người dùng cần thực hiện nhiều bước để hoàn thành một thao tác đơn giản như ghi lại một bữa ăn. Điều này tạo ra một mức “ma sát” nhất định, đặc </w:t>
-      </w:r>
-      <w:r>
-        <w:rPr>
-          <w:sz w:val="26"/>
-          <w:szCs w:val="26"/>
+        <w:t>Từ góc độ khảo sát, MyFitnessPal mang lại một trải nghiệm có tính hệ thống cao nhưng không tối ưu về tốc độ. Người dùng cần thực hiện nhiều bước để hoàn thành một thao tác đơn giản như ghi lại một bữa ăn. Điều này tạo ra một mức “ma sát” nhất định, đặc biệt đối với những người mới bắt đầu hoặc những người không có nhiều thời gian. Tuy vậy, chính sự “rườm rà” này lại là yếu tố giúp ứng dụng đạt được độ chính xác cao. Người dùng có thể kiểm soát chi tiết từng thành phần dinh dưỡng, từ đó phù hợp với những mục tiêu cụ thể như giảm cân khoa học hoặc xây dựng chế độ ăn nghiêm ngặt.</w:t>
+      </w:r>
+    </w:p>
+    <w:p>
+      <w:pPr>
+        <w:pStyle w:val="Heading3"/>
+        <w:jc w:val="both"/>
+        <w:rPr>
+          <w:rFonts w:ascii="Times New Roman" w:hAnsi="Times New Roman" w:cs="Times New Roman"/>
+          <w:b/>
+          <w:bCs/>
+          <w:color w:val="000000" w:themeColor="text1"/>
+          <w:sz w:val="28"/>
+          <w:szCs w:val="28"/>
+        </w:rPr>
+      </w:pPr>
+      <w:bookmarkStart w:id="42" w:name="_Toc228965996"/>
+      <w:r>
+        <w:rPr>
+          <w:rFonts w:ascii="Times New Roman" w:hAnsi="Times New Roman" w:cs="Times New Roman"/>
+          <w:b/>
+          <w:bCs/>
+          <w:color w:val="000000" w:themeColor="text1"/>
+          <w:sz w:val="28"/>
+          <w:szCs w:val="28"/>
         </w:rPr>
         <w:lastRenderedPageBreak/>
-        <w:t>biệt đối với những người mới bắt đầu hoặc những người không có nhiều thời gian. Tuy vậy, chính sự “rườm rà” này lại là yếu tố giúp ứng dụng đạt được độ chính xác cao. Người dùng có thể kiểm soát chi tiết từng thành phần dinh dưỡng, từ đó phù hợp với những mục tiêu cụ thể như giảm cân khoa học hoặc xây dựng chế độ ăn nghiêm ngặt.</w:t>
-      </w:r>
-    </w:p>
-    <w:p>
-      <w:pPr>
-        <w:pStyle w:val="Heading3"/>
-        <w:jc w:val="both"/>
-        <w:rPr>
-          <w:rFonts w:ascii="Times New Roman" w:hAnsi="Times New Roman" w:cs="Times New Roman"/>
-          <w:b/>
-          <w:bCs/>
-          <w:color w:val="000000" w:themeColor="text1"/>
-          <w:sz w:val="28"/>
-          <w:szCs w:val="28"/>
-        </w:rPr>
-      </w:pPr>
-      <w:bookmarkStart w:id="42" w:name="_Toc228965996"/>
-      <w:r>
-        <w:rPr>
-          <w:rFonts w:ascii="Times New Roman" w:hAnsi="Times New Roman" w:cs="Times New Roman"/>
-          <w:b/>
-          <w:bCs/>
-          <w:color w:val="000000" w:themeColor="text1"/>
-          <w:sz w:val="28"/>
-          <w:szCs w:val="28"/>
-        </w:rPr>
         <w:t>2.</w:t>
       </w:r>
       <w:r>
@@ -11324,8 +11380,15 @@
           <w:sz w:val="26"/>
           <w:szCs w:val="26"/>
         </w:rPr>
+        <w:t xml:space="preserve">Cơ chế vận hành của SnapCalorie dựa hoàn toàn vào một pipeline xử lý bằng trí tuệ nhân tạo. Khi người dùng chụp ảnh, hệ thống sẽ sử dụng các mô hình thị giác máy tính để nhận diện món ăn trong ảnh. Sau đó, một bước xử lý tiếp theo sẽ ước lượng khẩu </w:t>
+      </w:r>
+      <w:r>
+        <w:rPr>
+          <w:sz w:val="26"/>
+          <w:szCs w:val="26"/>
+        </w:rPr>
         <w:lastRenderedPageBreak/>
-        <w:t>Cơ chế vận hành của SnapCalorie dựa hoàn toàn vào một pipeline xử lý bằng trí tuệ nhân tạo. Khi người dùng chụp ảnh, hệ thống sẽ sử dụng các mô hình thị giác máy tính để nhận diện món ăn trong ảnh. Sau đó, một bước xử lý tiếp theo sẽ ước lượng khẩu phần dựa trên kích thước và bố cục của món ăn. Cuối cùng, hệ thống kết hợp các thông tin này để đưa ra một giá trị calories ước tính.</w:t>
+        <w:t>phần dựa trên kích thước và bố cục của món ăn. Cuối cùng, hệ thống kết hợp các thông tin này để đưa ra một giá trị calories ước tính.</w:t>
       </w:r>
     </w:p>
     <w:p>
@@ -11549,8 +11612,15 @@
           <w:sz w:val="26"/>
           <w:szCs w:val="26"/>
         </w:rPr>
+        <w:t xml:space="preserve">Từ góc độ khảo sát, SnapCalorie mang lại một trải nghiệm nhanh, trực quan và gần như không có ma sát. Người dùng chỉ cần thực hiện một thao tác duy nhất là chụp ảnh, sau </w:t>
+      </w:r>
+      <w:r>
+        <w:rPr>
+          <w:sz w:val="26"/>
+          <w:szCs w:val="26"/>
+        </w:rPr>
         <w:lastRenderedPageBreak/>
-        <w:t xml:space="preserve">Từ góc độ khảo sát, SnapCalorie mang lại một trải nghiệm nhanh, trực quan và gần như không có ma sát. Người dùng chỉ cần thực hiện một thao tác duy nhất là chụp ảnh, sau đó nhận kết quả gần như ngay lập tức. Điều này đặc biệt phù hợp với những người bận rộn hoặc không muốn dành nhiều thời gian cho việc nhập liệu. </w:t>
+        <w:t xml:space="preserve">đó nhận kết quả gần như ngay lập tức. Điều này đặc biệt phù hợp với những người bận rộn hoặc không muốn dành nhiều thời gian cho việc nhập liệu. </w:t>
       </w:r>
     </w:p>
     <w:p>

--- a/docs/Báo cáo Seminar 1.docx
+++ b/docs/Báo cáo Seminar 1.docx
@@ -6522,25 +6522,7 @@
           <w:sz w:val="26"/>
           <w:szCs w:val="26"/>
         </w:rPr>
-        <w:t>Công nghệ điều phối Vibe Engineering &amp; Hệ sinh thái Tác tử (</w:t>
-      </w:r>
-      <w:proofErr w:type="gramStart"/>
-      <w:r>
-        <w:rPr>
-          <w:b/>
-          <w:sz w:val="26"/>
-          <w:szCs w:val="26"/>
-        </w:rPr>
-        <w:t>Multi-Agent</w:t>
-      </w:r>
-      <w:proofErr w:type="gramEnd"/>
-      <w:r>
-        <w:rPr>
-          <w:b/>
-          <w:sz w:val="26"/>
-          <w:szCs w:val="26"/>
-        </w:rPr>
-        <w:t>):</w:t>
+        <w:t>Công nghệ điều phối Vibe Engineering &amp; Hệ sinh thái Tác tử (Multi-Agent):</w:t>
       </w:r>
       <w:r>
         <w:rPr>
@@ -6620,25 +6602,7 @@
           <w:sz w:val="26"/>
           <w:szCs w:val="26"/>
         </w:rPr>
-        <w:t xml:space="preserve">Quality &amp; Guardrails Agent: Đóng vai trò giám sát, sử dụng các Rào chắn kỹ thuật (Guardrails) và bộ kiểm thử TDD để đảm bảo mọi mã nguồn và nội dung dinh dưỡng luôn đạt độ chính xác cao, </w:t>
-      </w:r>
-      <w:proofErr w:type="gramStart"/>
-      <w:r>
-        <w:rPr>
-          <w:bCs/>
-          <w:sz w:val="26"/>
-          <w:szCs w:val="26"/>
-        </w:rPr>
-        <w:t>an</w:t>
-      </w:r>
-      <w:proofErr w:type="gramEnd"/>
-      <w:r>
-        <w:rPr>
-          <w:bCs/>
-          <w:sz w:val="26"/>
-          <w:szCs w:val="26"/>
-        </w:rPr>
-        <w:t xml:space="preserve"> toàn y khoa và không vi phạm các tiêu chuẩn kỹ thuật. </w:t>
+        <w:t xml:space="preserve">Quality &amp; Guardrails Agent: Đóng vai trò giám sát, sử dụng các Rào chắn kỹ thuật (Guardrails) và bộ kiểm thử TDD để đảm bảo mọi mã nguồn và nội dung dinh dưỡng luôn đạt độ chính xác cao, an toàn y khoa và không vi phạm các tiêu chuẩn kỹ thuật. </w:t>
       </w:r>
     </w:p>
     <w:p>
@@ -6831,25 +6795,7 @@
           <w:sz w:val="26"/>
           <w:szCs w:val="26"/>
         </w:rPr>
-        <w:t xml:space="preserve"> Trong hệ sinh thái này, con người đóng vai trò là kiến trúc sư trưởng. Thông qua các báo cáo từ Dashboard, người điều phối sẽ đánh giá sự tương quan giữa dữ liệu thực tế và mục tiêu sức khỏe, từ đó tinh chỉnh bối cảnh và các lớp Prompt để hệ thống </w:t>
-      </w:r>
-      <w:proofErr w:type="gramStart"/>
-      <w:r>
-        <w:rPr>
-          <w:bCs/>
-          <w:sz w:val="26"/>
-          <w:szCs w:val="26"/>
-        </w:rPr>
-        <w:t>Multi-Agent</w:t>
-      </w:r>
-      <w:proofErr w:type="gramEnd"/>
-      <w:r>
-        <w:rPr>
-          <w:bCs/>
-          <w:sz w:val="26"/>
-          <w:szCs w:val="26"/>
-        </w:rPr>
-        <w:t xml:space="preserve"> tiếp tục tối ưu hóa hệ thống một cách liên tục.</w:t>
+        <w:t xml:space="preserve"> Trong hệ sinh thái này, con người đóng vai trò là kiến trúc sư trưởng. Thông qua các báo cáo từ Dashboard, người điều phối sẽ đánh giá sự tương quan giữa dữ liệu thực tế và mục tiêu sức khỏe, từ đó tinh chỉnh bối cảnh và các lớp Prompt để hệ thống Multi-Agent tiếp tục tối ưu hóa hệ thống một cách liên tục.</w:t>
       </w:r>
     </w:p>
     <w:p>
@@ -6889,21 +6835,33 @@
           <w:sz w:val="28"/>
           <w:szCs w:val="28"/>
         </w:rPr>
-        <w:t xml:space="preserve">5. </w:t>
-      </w:r>
-      <w:r>
-        <w:rPr>
-          <w:b/>
-          <w:bCs/>
-          <w:i w:val="0"/>
-          <w:iCs w:val="0"/>
-          <w:color w:val="000000" w:themeColor="text1"/>
-          <w:sz w:val="28"/>
-          <w:szCs w:val="28"/>
-        </w:rPr>
-        <w:t>Công nghệ sử dụng</w:t>
+        <w:t>6</w:t>
+      </w:r>
+      <w:r>
+        <w:rPr>
+          <w:b/>
+          <w:bCs/>
+          <w:i w:val="0"/>
+          <w:iCs w:val="0"/>
+          <w:color w:val="000000" w:themeColor="text1"/>
+          <w:sz w:val="28"/>
+          <w:szCs w:val="28"/>
+        </w:rPr>
+        <w:t xml:space="preserve">. </w:t>
       </w:r>
       <w:bookmarkEnd w:id="10"/>
+      <w:r>
+        <w:rPr>
+          <w:b/>
+          <w:bCs/>
+          <w:i w:val="0"/>
+          <w:iCs w:val="0"/>
+          <w:color w:val="000000" w:themeColor="text1"/>
+          <w:sz w:val="28"/>
+          <w:szCs w:val="28"/>
+        </w:rPr>
+        <w:t>Cấu trúc báo cáo</w:t>
+      </w:r>
     </w:p>
     <w:p>
       <w:pPr>
@@ -9851,23 +9809,7 @@
           <w:sz w:val="26"/>
           <w:szCs w:val="26"/>
         </w:rPr>
-        <w:t>Các kỹ thuật phổ biến trong Prompt Engineering bao gồm: Phân bổ vai trò (Role prompting), Lập luận từng bước (Chain-of-Thought), và Cung cấp ví dụ mẫu (Few-shot learning). Mặc dù quan trọng, Prompt Engineering thường chỉ tập trung vào các tương tác đơn lẻ hoặc ngắn hạn (</w:t>
-      </w:r>
-      <w:proofErr w:type="gramStart"/>
-      <w:r>
-        <w:rPr>
-          <w:sz w:val="26"/>
-          <w:szCs w:val="26"/>
-        </w:rPr>
-        <w:t>single-turn</w:t>
-      </w:r>
-      <w:proofErr w:type="gramEnd"/>
-      <w:r>
-        <w:rPr>
-          <w:sz w:val="26"/>
-          <w:szCs w:val="26"/>
-        </w:rPr>
-        <w:t xml:space="preserve">) và phụ thuộc nhiều vào khả năng ngôn ngữ của người vận hành. </w:t>
+        <w:t xml:space="preserve">Các kỹ thuật phổ biến trong Prompt Engineering bao gồm: Phân bổ vai trò (Role prompting), Lập luận từng bước (Chain-of-Thought), và Cung cấp ví dụ mẫu (Few-shot learning). Mặc dù quan trọng, Prompt Engineering thường chỉ tập trung vào các tương tác đơn lẻ hoặc ngắn hạn (single-turn) và phụ thuộc nhiều vào khả năng ngôn ngữ của người vận hành. </w:t>
       </w:r>
     </w:p>
     <w:p>
